--- a/docs/week-4/cen429-week-4-ders-notu.en.docx
+++ b/docs/week-4/cen429-week-4-ders-notu.en.docx
@@ -1204,6 +1204,254 @@
         <w:t xml:space="preserve">Birinci haftada uygulama korumasının yedi katmanını gördük. Bu hafta bunlardan üçünü, C ve C++ kodu özelinde açıyoruz:</w:t>
       </w:r>
     </w:p>
+    <w:p>
+      <w:pPr>
+        <w:pStyle w:val="BlockText"/>
+      </w:pPr>
+      <w:r>
+        <w:rPr>
+          <w:b/>
+          <w:bCs/>
+        </w:rPr>
+        <w:t xml:space="preserve">Kısa tarihçe: bellek hataları ve savunmaların yarışı</w:t>
+      </w:r>
+    </w:p>
+    <w:p>
+      <w:pPr>
+        <w:pStyle w:val="Compact"/>
+        <w:numPr>
+          <w:ilvl w:val="0"/>
+          <w:numId w:val="1002"/>
+        </w:numPr>
+      </w:pPr>
+      <w:r>
+        <w:rPr>
+          <w:b/>
+          <w:bCs/>
+        </w:rPr>
+        <w:t xml:space="preserve">1988</w:t>
+      </w:r>
+      <w:r>
+        <w:t xml:space="preserve"> </w:t>
+      </w:r>
+      <w:r>
+        <w:t xml:space="preserve">—</w:t>
+      </w:r>
+      <w:r>
+        <w:t xml:space="preserve"> </w:t>
+      </w:r>
+      <w:r>
+        <w:rPr>
+          <w:b/>
+          <w:bCs/>
+        </w:rPr>
+        <w:t xml:space="preserve">Morris Worm</w:t>
+      </w:r>
+      <w:r>
+        <w:t xml:space="preserve"> </w:t>
+      </w:r>
+      <w:r>
+        <w:t xml:space="preserve">tampon taşmasını dünyaya duyurur; saldırı sınıfı</w:t>
+      </w:r>
+      <w:r>
+        <w:t xml:space="preserve"> </w:t>
+      </w:r>
+      <w:r>
+        <w:t xml:space="preserve">“akademik”</w:t>
+      </w:r>
+      <w:r>
+        <w:t xml:space="preserve"> </w:t>
+      </w:r>
+      <w:r>
+        <w:t xml:space="preserve">olmaktan çıkar.</w:t>
+      </w:r>
+    </w:p>
+    <w:p>
+      <w:pPr>
+        <w:pStyle w:val="Compact"/>
+        <w:numPr>
+          <w:ilvl w:val="0"/>
+          <w:numId w:val="1002"/>
+        </w:numPr>
+      </w:pPr>
+      <w:r>
+        <w:rPr>
+          <w:b/>
+          <w:bCs/>
+        </w:rPr>
+        <w:t xml:space="preserve">1996</w:t>
+      </w:r>
+      <w:r>
+        <w:t xml:space="preserve"> </w:t>
+      </w:r>
+      <w:r>
+        <w:t xml:space="preserve">— Aleph One’ın</w:t>
+      </w:r>
+      <w:r>
+        <w:t xml:space="preserve"> </w:t>
+      </w:r>
+      <w:r>
+        <w:rPr>
+          <w:i/>
+          <w:iCs/>
+        </w:rPr>
+        <w:t xml:space="preserve">“Smashing the Stack for Fun and Profit”</w:t>
+      </w:r>
+      <w:r>
+        <w:t xml:space="preserve"> </w:t>
+      </w:r>
+      <w:r>
+        <w:t xml:space="preserve">yazısı sömürüyü herkese öğretir.</w:t>
+      </w:r>
+    </w:p>
+    <w:p>
+      <w:pPr>
+        <w:pStyle w:val="Compact"/>
+        <w:numPr>
+          <w:ilvl w:val="0"/>
+          <w:numId w:val="1002"/>
+        </w:numPr>
+      </w:pPr>
+      <w:r>
+        <w:rPr>
+          <w:b/>
+          <w:bCs/>
+        </w:rPr>
+        <w:t xml:space="preserve">1998 → 2004</w:t>
+      </w:r>
+      <w:r>
+        <w:t xml:space="preserve"> </w:t>
+      </w:r>
+      <w:r>
+        <w:t xml:space="preserve">— savunmalar sırayla gelir:</w:t>
+      </w:r>
+      <w:r>
+        <w:t xml:space="preserve"> </w:t>
+      </w:r>
+      <w:r>
+        <w:rPr>
+          <w:b/>
+          <w:bCs/>
+        </w:rPr>
+        <w:t xml:space="preserve">StackGuard/kanarya</w:t>
+      </w:r>
+      <w:r>
+        <w:t xml:space="preserve"> </w:t>
+      </w:r>
+      <w:r>
+        <w:t xml:space="preserve">(1998),</w:t>
+      </w:r>
+      <w:r>
+        <w:t xml:space="preserve"> </w:t>
+      </w:r>
+      <w:r>
+        <w:rPr>
+          <w:b/>
+          <w:bCs/>
+        </w:rPr>
+        <w:t xml:space="preserve">PaX/ASLR</w:t>
+      </w:r>
+      <w:r>
+        <w:t xml:space="preserve"> </w:t>
+      </w:r>
+      <w:r>
+        <w:t xml:space="preserve">(2001),</w:t>
+      </w:r>
+      <w:r>
+        <w:t xml:space="preserve"> </w:t>
+      </w:r>
+      <w:r>
+        <w:rPr>
+          <w:b/>
+          <w:bCs/>
+        </w:rPr>
+        <w:t xml:space="preserve">DEP/NX</w:t>
+      </w:r>
+      <w:r>
+        <w:t xml:space="preserve"> </w:t>
+      </w:r>
+      <w:r>
+        <w:t xml:space="preserve">(2004), FORTIFY.</w:t>
+      </w:r>
+    </w:p>
+    <w:p>
+      <w:pPr>
+        <w:pStyle w:val="Compact"/>
+        <w:numPr>
+          <w:ilvl w:val="0"/>
+          <w:numId w:val="1002"/>
+        </w:numPr>
+      </w:pPr>
+      <w:r>
+        <w:rPr>
+          <w:b/>
+          <w:bCs/>
+        </w:rPr>
+        <w:t xml:space="preserve">2012 → 2013</w:t>
+      </w:r>
+      <w:r>
+        <w:t xml:space="preserve"> </w:t>
+      </w:r>
+      <w:r>
+        <w:t xml:space="preserve">—</w:t>
+      </w:r>
+      <w:r>
+        <w:t xml:space="preserve"> </w:t>
+      </w:r>
+      <w:r>
+        <w:rPr>
+          <w:b/>
+          <w:bCs/>
+        </w:rPr>
+        <w:t xml:space="preserve">AddressSanitizer</w:t>
+      </w:r>
+      <w:r>
+        <w:t xml:space="preserve"> </w:t>
+      </w:r>
+      <w:r>
+        <w:t xml:space="preserve">ve</w:t>
+      </w:r>
+      <w:r>
+        <w:t xml:space="preserve"> </w:t>
+      </w:r>
+      <w:r>
+        <w:rPr>
+          <w:b/>
+          <w:bCs/>
+        </w:rPr>
+        <w:t xml:space="preserve">fuzzing</w:t>
+      </w:r>
+      <w:r>
+        <w:t xml:space="preserve"> </w:t>
+      </w:r>
+      <w:r>
+        <w:t xml:space="preserve">(AFL) hataları</w:t>
+      </w:r>
+      <w:r>
+        <w:t xml:space="preserve"> </w:t>
+      </w:r>
+      <w:r>
+        <w:rPr>
+          <w:b/>
+          <w:bCs/>
+        </w:rPr>
+        <w:t xml:space="preserve">otomatik</w:t>
+      </w:r>
+      <w:r>
+        <w:t xml:space="preserve"> </w:t>
+      </w:r>
+      <w:r>
+        <w:t xml:space="preserve">yakalamaya başlar.</w:t>
+      </w:r>
+    </w:p>
+    <w:p>
+      <w:pPr>
+        <w:pStyle w:val="BlockText"/>
+      </w:pPr>
+      <w:r>
+        <w:t xml:space="preserve">Ders bu yarışı sırayla izler: önce hatayı yaz, sonra aracın yakalamasını gör, sonra derleyici/OS korumasını ekle.</w:t>
+      </w:r>
+    </w:p>
     <w:tbl>
       <w:tblPr>
         <w:tblStyle w:val="Table"/>
@@ -3651,7 +3899,7 @@
         <w:pStyle w:val="Compact"/>
         <w:numPr>
           <w:ilvl w:val="0"/>
-          <w:numId w:val="1002"/>
+          <w:numId w:val="1003"/>
         </w:numPr>
       </w:pPr>
       <w:r>
@@ -3685,7 +3933,7 @@
         <w:pStyle w:val="Compact"/>
         <w:numPr>
           <w:ilvl w:val="0"/>
-          <w:numId w:val="1002"/>
+          <w:numId w:val="1003"/>
         </w:numPr>
       </w:pPr>
       <w:r>
@@ -3734,7 +3982,7 @@
         <w:pStyle w:val="Compact"/>
         <w:numPr>
           <w:ilvl w:val="0"/>
-          <w:numId w:val="1002"/>
+          <w:numId w:val="1003"/>
         </w:numPr>
       </w:pPr>
       <w:r>
@@ -3762,7 +4010,7 @@
         <w:pStyle w:val="Compact"/>
         <w:numPr>
           <w:ilvl w:val="0"/>
-          <w:numId w:val="1002"/>
+          <w:numId w:val="1003"/>
         </w:numPr>
       </w:pPr>
       <w:r>
@@ -3790,7 +4038,7 @@
         <w:pStyle w:val="Compact"/>
         <w:numPr>
           <w:ilvl w:val="0"/>
-          <w:numId w:val="1002"/>
+          <w:numId w:val="1003"/>
         </w:numPr>
       </w:pPr>
       <w:r>
@@ -9579,7 +9827,7 @@
         <w:pStyle w:val="Compact"/>
         <w:numPr>
           <w:ilvl w:val="0"/>
-          <w:numId w:val="1003"/>
+          <w:numId w:val="1004"/>
         </w:numPr>
       </w:pPr>
       <w:r>
@@ -9606,787 +9854,6 @@
       </w:r>
       <w:r>
         <w:t xml:space="preserve">.</w:t>
-      </w:r>
-    </w:p>
-    <w:p>
-      <w:pPr>
-        <w:pStyle w:val="Compact"/>
-        <w:numPr>
-          <w:ilvl w:val="0"/>
-          <w:numId w:val="1003"/>
-        </w:numPr>
-      </w:pPr>
-      <w:r>
-        <w:rPr>
-          <w:b/>
-          <w:bCs/>
-        </w:rPr>
-        <w:t xml:space="preserve">Derleyici uyarıları:</w:t>
-      </w:r>
-      <w:r>
-        <w:t xml:space="preserve"> </w:t>
-      </w:r>
-      <w:r>
-        <w:t xml:space="preserve">GCC/Clang’de</w:t>
-      </w:r>
-      <w:r>
-        <w:t xml:space="preserve"> </w:t>
-      </w:r>
-      <w:r>
-        <w:rPr>
-          <w:rStyle w:val="VerbatimChar"/>
-        </w:rPr>
-        <w:t xml:space="preserve">-Wformat -Wformat-security</w:t>
-      </w:r>
-      <w:r>
-        <w:t xml:space="preserve"> </w:t>
-      </w:r>
-      <w:r>
-        <w:t xml:space="preserve">(hatta</w:t>
-      </w:r>
-      <w:r>
-        <w:t xml:space="preserve"> </w:t>
-      </w:r>
-      <w:r>
-        <w:rPr>
-          <w:rStyle w:val="VerbatimChar"/>
-        </w:rPr>
-        <w:t xml:space="preserve">-Werror=format-security</w:t>
-      </w:r>
-      <w:r>
-        <w:t xml:space="preserve">); MSVC’de</w:t>
-      </w:r>
-      <w:r>
-        <w:t xml:space="preserve"> </w:t>
-      </w:r>
-      <w:r>
-        <w:rPr>
-          <w:rStyle w:val="VerbatimChar"/>
-        </w:rPr>
-        <w:t xml:space="preserve">/analyze</w:t>
-      </w:r>
-      <w:r>
-        <w:t xml:space="preserve">. Kendi yazdığınız</w:t>
-      </w:r>
-      <w:r>
-        <w:t xml:space="preserve"> </w:t>
-      </w:r>
-      <w:r>
-        <w:rPr>
-          <w:rStyle w:val="VerbatimChar"/>
-        </w:rPr>
-        <w:t xml:space="preserve">printf</w:t>
-      </w:r>
-      <w:r>
-        <w:t xml:space="preserve"> </w:t>
-      </w:r>
-      <w:r>
-        <w:t xml:space="preserve">benzeri fonksiyonlara</w:t>
-      </w:r>
-      <w:r>
-        <w:t xml:space="preserve"> </w:t>
-      </w:r>
-      <w:r>
-        <w:rPr>
-          <w:rStyle w:val="VerbatimChar"/>
-        </w:rPr>
-        <w:t xml:space="preserve">__attribute__((format(printf, 1, 2)))</w:t>
-      </w:r>
-      <w:r>
-        <w:t xml:space="preserve"> </w:t>
-      </w:r>
-      <w:r>
-        <w:t xml:space="preserve">ekleyin ki</w:t>
-      </w:r>
-      <w:r>
-        <w:t xml:space="preserve"> </w:t>
-      </w:r>
-      <w:r>
-        <w:t xml:space="preserve">derleyici onları da denetlesin.</w:t>
-      </w:r>
-    </w:p>
-    <w:p>
-      <w:pPr>
-        <w:pStyle w:val="Compact"/>
-        <w:numPr>
-          <w:ilvl w:val="0"/>
-          <w:numId w:val="1003"/>
-        </w:numPr>
-      </w:pPr>
-      <w:r>
-        <w:rPr>
-          <w:b/>
-          <w:bCs/>
-        </w:rPr>
-        <w:t xml:space="preserve">Çalışma zamanı koruması:</w:t>
-      </w:r>
-      <w:r>
-        <w:t xml:space="preserve"> </w:t>
-      </w:r>
-      <w:r>
-        <w:t xml:space="preserve">glibc’de</w:t>
-      </w:r>
-      <w:r>
-        <w:t xml:space="preserve"> </w:t>
-      </w:r>
-      <w:r>
-        <w:rPr>
-          <w:rStyle w:val="VerbatimChar"/>
-        </w:rPr>
-        <w:t xml:space="preserve">_FORTIFY_SOURCE=2</w:t>
-      </w:r>
-      <w:r>
-        <w:t xml:space="preserve">, yazılabilir bellekteki biçim dizgelerinde</w:t>
-      </w:r>
-      <w:r>
-        <w:t xml:space="preserve"> </w:t>
-      </w:r>
-      <w:r>
-        <w:rPr>
-          <w:rStyle w:val="VerbatimChar"/>
-        </w:rPr>
-        <w:t xml:space="preserve">%n</w:t>
-      </w:r>
-      <w:r>
-        <w:t xml:space="preserve">’i</w:t>
-      </w:r>
-      <w:r>
-        <w:t xml:space="preserve"> </w:t>
-      </w:r>
-      <w:r>
-        <w:t xml:space="preserve">reddeder; Microsoft’un C çalışma kitaplığı</w:t>
-      </w:r>
-      <w:r>
-        <w:t xml:space="preserve"> </w:t>
-      </w:r>
-      <w:r>
-        <w:rPr>
-          <w:rStyle w:val="VerbatimChar"/>
-        </w:rPr>
-        <w:t xml:space="preserve">%n</w:t>
-      </w:r>
-      <w:r>
-        <w:t xml:space="preserve">’i varsayılan olarak kapatır.</w:t>
-      </w:r>
-    </w:p>
-    <w:p>
-      <w:pPr>
-        <w:pStyle w:val="Compact"/>
-        <w:numPr>
-          <w:ilvl w:val="0"/>
-          <w:numId w:val="1003"/>
-        </w:numPr>
-      </w:pPr>
-      <w:r>
-        <w:rPr>
-          <w:b/>
-          <w:bCs/>
-        </w:rPr>
-        <w:t xml:space="preserve">Değişken argüman sayısını doğrulayın</w:t>
-      </w:r>
-      <w:r>
-        <w:t xml:space="preserve"> </w:t>
-      </w:r>
-      <w:r>
-        <w:t xml:space="preserve">(Tarif 13.4): kendi değişken argümanlı fonksiyonunuzu yazıyorsanız,</w:t>
-      </w:r>
-      <w:r>
-        <w:t xml:space="preserve"> </w:t>
-      </w:r>
-      <w:r>
-        <w:t xml:space="preserve">argüman sayısını ya da türünü biçim dizgesinden değil, açık bir parametreden alın.</w:t>
-      </w:r>
-    </w:p>
-    <w:p>
-      <w:pPr>
-        <w:pStyle w:val="FirstParagraph"/>
-      </w:pPr>
-      <w:r>
-        <w:rPr>
-          <w:b/>
-          <w:bCs/>
-        </w:rPr>
-        <w:t xml:space="preserve">Kendi günlük fonksiyonunuzu derleyiciye denetletin</w:t>
-      </w:r>
-    </w:p>
-    <w:p>
-      <w:pPr>
-        <w:pStyle w:val="SourceCode"/>
-      </w:pPr>
-      <w:r>
-        <w:rPr>
-          <w:rStyle w:val="PreprocessorTok"/>
-        </w:rPr>
-        <w:t xml:space="preserve">#if defined(__GNUC__)</w:t>
-      </w:r>
-      <w:r>
-        <w:br/>
-      </w:r>
-      <w:r>
-        <w:rPr>
-          <w:rStyle w:val="PreprocessorTok"/>
-        </w:rPr>
-        <w:t xml:space="preserve">#  define BICIM_DENETLE</w:t>
-      </w:r>
-      <w:r>
-        <w:rPr>
-          <w:rStyle w:val="OperatorTok"/>
-        </w:rPr>
-        <w:t xml:space="preserve">(</w:t>
-      </w:r>
-      <w:r>
-        <w:rPr>
-          <w:rStyle w:val="PreprocessorTok"/>
-        </w:rPr>
-        <w:t xml:space="preserve">a</w:t>
-      </w:r>
-      <w:r>
-        <w:rPr>
-          <w:rStyle w:val="OperatorTok"/>
-        </w:rPr>
-        <w:t xml:space="preserve">,</w:t>
-      </w:r>
-      <w:r>
-        <w:rPr>
-          <w:rStyle w:val="PreprocessorTok"/>
-        </w:rPr>
-        <w:t xml:space="preserve"> b</w:t>
-      </w:r>
-      <w:r>
-        <w:rPr>
-          <w:rStyle w:val="OperatorTok"/>
-        </w:rPr>
-        <w:t xml:space="preserve">)</w:t>
-      </w:r>
-      <w:r>
-        <w:rPr>
-          <w:rStyle w:val="PreprocessorTok"/>
-        </w:rPr>
-        <w:t xml:space="preserve"> __attribute__</w:t>
-      </w:r>
-      <w:r>
-        <w:rPr>
-          <w:rStyle w:val="OperatorTok"/>
-        </w:rPr>
-        <w:t xml:space="preserve">((</w:t>
-      </w:r>
-      <w:r>
-        <w:rPr>
-          <w:rStyle w:val="PreprocessorTok"/>
-        </w:rPr>
-        <w:t xml:space="preserve">format</w:t>
-      </w:r>
-      <w:r>
-        <w:rPr>
-          <w:rStyle w:val="OperatorTok"/>
-        </w:rPr>
-        <w:t xml:space="preserve">(</w:t>
-      </w:r>
-      <w:r>
-        <w:rPr>
-          <w:rStyle w:val="PreprocessorTok"/>
-        </w:rPr>
-        <w:t xml:space="preserve">printf</w:t>
-      </w:r>
-      <w:r>
-        <w:rPr>
-          <w:rStyle w:val="OperatorTok"/>
-        </w:rPr>
-        <w:t xml:space="preserve">,</w:t>
-      </w:r>
-      <w:r>
-        <w:rPr>
-          <w:rStyle w:val="PreprocessorTok"/>
-        </w:rPr>
-        <w:t xml:space="preserve"> a</w:t>
-      </w:r>
-      <w:r>
-        <w:rPr>
-          <w:rStyle w:val="OperatorTok"/>
-        </w:rPr>
-        <w:t xml:space="preserve">,</w:t>
-      </w:r>
-      <w:r>
-        <w:rPr>
-          <w:rStyle w:val="PreprocessorTok"/>
-        </w:rPr>
-        <w:t xml:space="preserve"> b</w:t>
-      </w:r>
-      <w:r>
-        <w:rPr>
-          <w:rStyle w:val="OperatorTok"/>
-        </w:rPr>
-        <w:t xml:space="preserve">)))</w:t>
-      </w:r>
-      <w:r>
-        <w:br/>
-      </w:r>
-      <w:r>
-        <w:rPr>
-          <w:rStyle w:val="PreprocessorTok"/>
-        </w:rPr>
-        <w:t xml:space="preserve">#else</w:t>
-      </w:r>
-      <w:r>
-        <w:br/>
-      </w:r>
-      <w:r>
-        <w:rPr>
-          <w:rStyle w:val="PreprocessorTok"/>
-        </w:rPr>
-        <w:t xml:space="preserve">#  define BICIM_DENETLE</w:t>
-      </w:r>
-      <w:r>
-        <w:rPr>
-          <w:rStyle w:val="OperatorTok"/>
-        </w:rPr>
-        <w:t xml:space="preserve">(</w:t>
-      </w:r>
-      <w:r>
-        <w:rPr>
-          <w:rStyle w:val="PreprocessorTok"/>
-        </w:rPr>
-        <w:t xml:space="preserve">a</w:t>
-      </w:r>
-      <w:r>
-        <w:rPr>
-          <w:rStyle w:val="OperatorTok"/>
-        </w:rPr>
-        <w:t xml:space="preserve">,</w:t>
-      </w:r>
-      <w:r>
-        <w:rPr>
-          <w:rStyle w:val="PreprocessorTok"/>
-        </w:rPr>
-        <w:t xml:space="preserve"> b</w:t>
-      </w:r>
-      <w:r>
-        <w:rPr>
-          <w:rStyle w:val="OperatorTok"/>
-        </w:rPr>
-        <w:t xml:space="preserve">)</w:t>
-      </w:r>
-      <w:r>
-        <w:br/>
-      </w:r>
-      <w:r>
-        <w:rPr>
-          <w:rStyle w:val="PreprocessorTok"/>
-        </w:rPr>
-        <w:t xml:space="preserve">#endif</w:t>
-      </w:r>
-      <w:r>
-        <w:br/>
-      </w:r>
-      <w:r>
-        <w:br/>
-      </w:r>
-      <w:r>
-        <w:rPr>
-          <w:rStyle w:val="DataTypeTok"/>
-        </w:rPr>
-        <w:t xml:space="preserve">void</w:t>
-      </w:r>
-      <w:r>
-        <w:rPr>
-          <w:rStyle w:val="NormalTok"/>
-        </w:rPr>
-        <w:t xml:space="preserve"> gunluk_yaz</w:t>
-      </w:r>
-      <w:r>
-        <w:rPr>
-          <w:rStyle w:val="OperatorTok"/>
-        </w:rPr>
-        <w:t xml:space="preserve">(</w:t>
-      </w:r>
-      <w:r>
-        <w:rPr>
-          <w:rStyle w:val="DataTypeTok"/>
-        </w:rPr>
-        <w:t xml:space="preserve">int</w:t>
-      </w:r>
-      <w:r>
-        <w:rPr>
-          <w:rStyle w:val="NormalTok"/>
-        </w:rPr>
-        <w:t xml:space="preserve"> duzey</w:t>
-      </w:r>
-      <w:r>
-        <w:rPr>
-          <w:rStyle w:val="OperatorTok"/>
-        </w:rPr>
-        <w:t xml:space="preserve">,</w:t>
-      </w:r>
-      <w:r>
-        <w:rPr>
-          <w:rStyle w:val="NormalTok"/>
-        </w:rPr>
-        <w:t xml:space="preserve"> </w:t>
-      </w:r>
-      <w:r>
-        <w:rPr>
-          <w:rStyle w:val="DataTypeTok"/>
-        </w:rPr>
-        <w:t xml:space="preserve">const</w:t>
-      </w:r>
-      <w:r>
-        <w:rPr>
-          <w:rStyle w:val="NormalTok"/>
-        </w:rPr>
-        <w:t xml:space="preserve"> </w:t>
-      </w:r>
-      <w:r>
-        <w:rPr>
-          <w:rStyle w:val="DataTypeTok"/>
-        </w:rPr>
-        <w:t xml:space="preserve">char</w:t>
-      </w:r>
-      <w:r>
-        <w:rPr>
-          <w:rStyle w:val="NormalTok"/>
-        </w:rPr>
-        <w:t xml:space="preserve"> </w:t>
-      </w:r>
-      <w:r>
-        <w:rPr>
-          <w:rStyle w:val="OperatorTok"/>
-        </w:rPr>
-        <w:t xml:space="preserve">*</w:t>
-      </w:r>
-      <w:r>
-        <w:rPr>
-          <w:rStyle w:val="NormalTok"/>
-        </w:rPr>
-        <w:t xml:space="preserve">bicim</w:t>
-      </w:r>
-      <w:r>
-        <w:rPr>
-          <w:rStyle w:val="OperatorTok"/>
-        </w:rPr>
-        <w:t xml:space="preserve">,</w:t>
-      </w:r>
-      <w:r>
-        <w:rPr>
-          <w:rStyle w:val="NormalTok"/>
-        </w:rPr>
-        <w:t xml:space="preserve"> </w:t>
-      </w:r>
-      <w:r>
-        <w:rPr>
-          <w:rStyle w:val="OperatorTok"/>
-        </w:rPr>
-        <w:t xml:space="preserve">...)</w:t>
-      </w:r>
-      <w:r>
-        <w:rPr>
-          <w:rStyle w:val="NormalTok"/>
-        </w:rPr>
-        <w:t xml:space="preserve"> BICIM_DENETLE</w:t>
-      </w:r>
-      <w:r>
-        <w:rPr>
-          <w:rStyle w:val="OperatorTok"/>
-        </w:rPr>
-        <w:t xml:space="preserve">(</w:t>
-      </w:r>
-      <w:r>
-        <w:rPr>
-          <w:rStyle w:val="DecValTok"/>
-        </w:rPr>
-        <w:t xml:space="preserve">2</w:t>
-      </w:r>
-      <w:r>
-        <w:rPr>
-          <w:rStyle w:val="OperatorTok"/>
-        </w:rPr>
-        <w:t xml:space="preserve">,</w:t>
-      </w:r>
-      <w:r>
-        <w:rPr>
-          <w:rStyle w:val="NormalTok"/>
-        </w:rPr>
-        <w:t xml:space="preserve"> </w:t>
-      </w:r>
-      <w:r>
-        <w:rPr>
-          <w:rStyle w:val="DecValTok"/>
-        </w:rPr>
-        <w:t xml:space="preserve">3</w:t>
-      </w:r>
-      <w:r>
-        <w:rPr>
-          <w:rStyle w:val="OperatorTok"/>
-        </w:rPr>
-        <w:t xml:space="preserve">);</w:t>
-      </w:r>
-      <w:r>
-        <w:br/>
-      </w:r>
-      <w:r>
-        <w:br/>
-      </w:r>
-      <w:r>
-        <w:rPr>
-          <w:rStyle w:val="NormalTok"/>
-        </w:rPr>
-        <w:t xml:space="preserve">gunluk_yaz</w:t>
-      </w:r>
-      <w:r>
-        <w:rPr>
-          <w:rStyle w:val="OperatorTok"/>
-        </w:rPr>
-        <w:t xml:space="preserve">(</w:t>
-      </w:r>
-      <w:r>
-        <w:rPr>
-          <w:rStyle w:val="DecValTok"/>
-        </w:rPr>
-        <w:t xml:space="preserve">1</w:t>
-      </w:r>
-      <w:r>
-        <w:rPr>
-          <w:rStyle w:val="OperatorTok"/>
-        </w:rPr>
-        <w:t xml:space="preserve">,</w:t>
-      </w:r>
-      <w:r>
-        <w:rPr>
-          <w:rStyle w:val="NormalTok"/>
-        </w:rPr>
-        <w:t xml:space="preserve"> kullanici</w:t>
-      </w:r>
-      <w:r>
-        <w:rPr>
-          <w:rStyle w:val="OperatorTok"/>
-        </w:rPr>
-        <w:t xml:space="preserve">);</w:t>
-      </w:r>
-      <w:r>
-        <w:rPr>
-          <w:rStyle w:val="NormalTok"/>
-        </w:rPr>
-        <w:t xml:space="preserve">          </w:t>
-      </w:r>
-      <w:r>
-        <w:rPr>
-          <w:rStyle w:val="CommentTok"/>
-        </w:rPr>
-        <w:t xml:space="preserve">/* derleyici artık burada uyarır */</w:t>
-      </w:r>
-      <w:r>
-        <w:br/>
-      </w:r>
-      <w:r>
-        <w:rPr>
-          <w:rStyle w:val="NormalTok"/>
-        </w:rPr>
-        <w:t xml:space="preserve">gunluk_yaz</w:t>
-      </w:r>
-      <w:r>
-        <w:rPr>
-          <w:rStyle w:val="OperatorTok"/>
-        </w:rPr>
-        <w:t xml:space="preserve">(</w:t>
-      </w:r>
-      <w:r>
-        <w:rPr>
-          <w:rStyle w:val="DecValTok"/>
-        </w:rPr>
-        <w:t xml:space="preserve">1</w:t>
-      </w:r>
-      <w:r>
-        <w:rPr>
-          <w:rStyle w:val="OperatorTok"/>
-        </w:rPr>
-        <w:t xml:space="preserve">,</w:t>
-      </w:r>
-      <w:r>
-        <w:rPr>
-          <w:rStyle w:val="NormalTok"/>
-        </w:rPr>
-        <w:t xml:space="preserve"> </w:t>
-      </w:r>
-      <w:r>
-        <w:rPr>
-          <w:rStyle w:val="StringTok"/>
-        </w:rPr>
-        <w:t xml:space="preserve">"</w:t>
-      </w:r>
-      <w:r>
-        <w:rPr>
-          <w:rStyle w:val="SpecialCharTok"/>
-        </w:rPr>
-        <w:t xml:space="preserve">%s</w:t>
-      </w:r>
-      <w:r>
-        <w:rPr>
-          <w:rStyle w:val="StringTok"/>
-        </w:rPr>
-        <w:t xml:space="preserve">"</w:t>
-      </w:r>
-      <w:r>
-        <w:rPr>
-          <w:rStyle w:val="OperatorTok"/>
-        </w:rPr>
-        <w:t xml:space="preserve">,</w:t>
-      </w:r>
-      <w:r>
-        <w:rPr>
-          <w:rStyle w:val="NormalTok"/>
-        </w:rPr>
-        <w:t xml:space="preserve"> kullanici</w:t>
-      </w:r>
-      <w:r>
-        <w:rPr>
-          <w:rStyle w:val="OperatorTok"/>
-        </w:rPr>
-        <w:t xml:space="preserve">);</w:t>
-      </w:r>
-      <w:r>
-        <w:rPr>
-          <w:rStyle w:val="NormalTok"/>
-        </w:rPr>
-        <w:t xml:space="preserve">    </w:t>
-      </w:r>
-      <w:r>
-        <w:rPr>
-          <w:rStyle w:val="CommentTok"/>
-        </w:rPr>
-        <w:t xml:space="preserve">/* doğru */</w:t>
-      </w:r>
-    </w:p>
-    <w:p>
-      <w:pPr>
-        <w:pStyle w:val="BlockText"/>
-      </w:pPr>
-      <w:r>
-        <w:rPr>
-          <w:b/>
-          <w:bCs/>
-        </w:rPr>
-        <w:t xml:space="preserve">Değerlendirici nasıl test eder?</w:t>
-      </w:r>
-    </w:p>
-    <w:p>
-      <w:pPr>
-        <w:pStyle w:val="BlockText"/>
-      </w:pPr>
-      <w:r>
-        <w:t xml:space="preserve">Kaynak kodda biçim dizgesi olarak bir değişken alan her çağrıyı arar (</w:t>
-      </w:r>
-      <w:r>
-        <w:rPr>
-          <w:rStyle w:val="VerbatimChar"/>
-        </w:rPr>
-        <w:t xml:space="preserve">printf(</w:t>
-      </w:r>
-      <w:r>
-        <w:t xml:space="preserve">,</w:t>
-      </w:r>
-      <w:r>
-        <w:t xml:space="preserve"> </w:t>
-      </w:r>
-      <w:r>
-        <w:rPr>
-          <w:rStyle w:val="VerbatimChar"/>
-        </w:rPr>
-        <w:t xml:space="preserve">syslog(</w:t>
-      </w:r>
-      <w:r>
-        <w:t xml:space="preserve">,</w:t>
-      </w:r>
-      <w:r>
-        <w:t xml:space="preserve"> </w:t>
-      </w:r>
-      <w:r>
-        <w:rPr>
-          <w:rStyle w:val="VerbatimChar"/>
-        </w:rPr>
-        <w:t xml:space="preserve">snprintf(buf, n,</w:t>
-      </w:r>
-      <w:r>
-        <w:t xml:space="preserve"> </w:t>
-      </w:r>
-      <w:r>
-        <w:t xml:space="preserve">ardından sabit olmayan bir argüman). Dinamik testte her metin alanına</w:t>
-      </w:r>
-      <w:r>
-        <w:t xml:space="preserve"> </w:t>
-      </w:r>
-      <w:r>
-        <w:rPr>
-          <w:rStyle w:val="VerbatimChar"/>
-        </w:rPr>
-        <w:t xml:space="preserve">%x%x%x%n</w:t>
-      </w:r>
-      <w:r>
-        <w:t xml:space="preserve"> </w:t>
-      </w:r>
-      <w:r>
-        <w:t xml:space="preserve">gibi girdiler verir ve</w:t>
-      </w:r>
-      <w:r>
-        <w:t xml:space="preserve"> </w:t>
-      </w:r>
-      <w:r>
-        <w:t xml:space="preserve">çıktıda onaltılık değerler, çökme ya da günlükte bozulma arar.</w:t>
-      </w:r>
-    </w:p>
-    <w:p>
-      <w:r>
-        <w:pict>
-          <v:rect style="width:0;height:1.5pt" o:hralign="center" o:hrstd="t" o:hr="t"/>
-        </w:pict>
-      </w:r>
-    </w:p>
-    <w:bookmarkEnd w:id="38"/>
-    <w:bookmarkEnd w:id="39"/>
-    <w:bookmarkStart w:id="44" w:name="X2166b4ddaec31aa456de407b8e23496b976fe19"/>
-    <w:p>
-      <w:pPr>
-        <w:pStyle w:val="Heading2"/>
-      </w:pPr>
-      <w:r>
-        <w:t xml:space="preserve">6. Serbest bırakılmış belleğin kullanımı ve çift serbest bırakma</w:t>
-      </w:r>
-    </w:p>
-    <w:p>
-      <w:pPr>
-        <w:pStyle w:val="FirstParagraph"/>
-      </w:pPr>
-      <w:r>
-        <w:t xml:space="preserve">Birinci haftada bellek yönetimi hatalarının kuramını ve sahiplik kuralını gördük. Bu bölümde aynı hatayı çalışan bir</w:t>
-      </w:r>
-      <w:r>
-        <w:t xml:space="preserve"> </w:t>
-      </w:r>
-      <w:r>
-        <w:t xml:space="preserve">programda izliyoruz ve C++’ın bu hataların çoğunu nasıl</w:t>
-      </w:r>
-      <w:r>
-        <w:t xml:space="preserve"> </w:t>
-      </w:r>
-      <w:r>
-        <w:rPr>
-          <w:b/>
-          <w:bCs/>
-        </w:rPr>
-        <w:t xml:space="preserve">tasarımla</w:t>
-      </w:r>
-      <w:r>
-        <w:t xml:space="preserve"> </w:t>
-      </w:r>
-      <w:r>
-        <w:t xml:space="preserve">ortadan kaldırdığını görüyoruz.</w:t>
-      </w:r>
-    </w:p>
-    <w:bookmarkStart w:id="40" w:name="hatanın-üç-adımı"/>
-    <w:p>
-      <w:pPr>
-        <w:pStyle w:val="Heading3"/>
-      </w:pPr>
-      <w:r>
-        <w:t xml:space="preserve">Hatanın üç adımı</w:t>
       </w:r>
     </w:p>
     <w:p>
@@ -10398,7 +9865,92 @@
         </w:numPr>
       </w:pPr>
       <w:r>
-        <w:t xml:space="preserve">Bir nesne öbekte ayrılır ve birden fazla işaretçi onu gösterir.</w:t>
+        <w:rPr>
+          <w:b/>
+          <w:bCs/>
+        </w:rPr>
+        <w:t xml:space="preserve">Derleyici uyarıları:</w:t>
+      </w:r>
+      <w:r>
+        <w:t xml:space="preserve"> </w:t>
+      </w:r>
+      <w:r>
+        <w:t xml:space="preserve">GCC/Clang’de</w:t>
+      </w:r>
+      <w:r>
+        <w:t xml:space="preserve"> </w:t>
+      </w:r>
+      <w:r>
+        <w:rPr>
+          <w:rStyle w:val="VerbatimChar"/>
+        </w:rPr>
+        <w:t xml:space="preserve">-Wformat -Wformat-security</w:t>
+      </w:r>
+      <w:r>
+        <w:t xml:space="preserve"> </w:t>
+      </w:r>
+      <w:r>
+        <w:t xml:space="preserve">(hatta</w:t>
+      </w:r>
+      <w:r>
+        <w:t xml:space="preserve"> </w:t>
+      </w:r>
+      <w:r>
+        <w:rPr>
+          <w:rStyle w:val="VerbatimChar"/>
+        </w:rPr>
+        <w:t xml:space="preserve">-Werror=format-security</w:t>
+      </w:r>
+      <w:r>
+        <w:t xml:space="preserve">); MSVC’de</w:t>
+      </w:r>
+      <w:r>
+        <w:t xml:space="preserve"> </w:t>
+      </w:r>
+      <w:r>
+        <w:rPr>
+          <w:rStyle w:val="VerbatimChar"/>
+        </w:rPr>
+        <w:t xml:space="preserve">/analyze</w:t>
+      </w:r>
+      <w:r>
+        <w:t xml:space="preserve">. Kendi yazdığınız</w:t>
+      </w:r>
+      <w:r>
+        <w:t xml:space="preserve"> </w:t>
+      </w:r>
+      <w:r>
+        <w:rPr>
+          <w:rStyle w:val="VerbatimChar"/>
+        </w:rPr>
+        <w:t xml:space="preserve">printf</w:t>
+      </w:r>
+      <w:r>
+        <w:t xml:space="preserve"> </w:t>
+      </w:r>
+      <w:r>
+        <w:t xml:space="preserve">benzeri fonksiyonlara</w:t>
+      </w:r>
+      <w:r>
+        <w:t xml:space="preserve"> </w:t>
+      </w:r>
+      <w:r>
+        <w:rPr>
+          <w:rStyle w:val="VerbatimChar"/>
+        </w:rPr>
+        <w:t xml:space="preserve">__attribute__((format(printf, 1, 2)))</w:t>
+      </w:r>
+      <w:r>
+        <w:t xml:space="preserve"> </w:t>
+      </w:r>
+      <w:r>
+        <w:t xml:space="preserve">ekleyin ki</w:t>
+      </w:r>
+      <w:r>
+        <w:t xml:space="preserve"> </w:t>
+      </w:r>
+      <w:r>
+        <w:t xml:space="preserve">derleyici onları da denetlesin.</w:t>
       </w:r>
     </w:p>
     <w:p>
@@ -10410,32 +9962,59 @@
         </w:numPr>
       </w:pPr>
       <w:r>
-        <w:t xml:space="preserve">Nesne bir yerde</w:t>
-      </w:r>
-      <w:r>
-        <w:t xml:space="preserve"> </w:t>
-      </w:r>
-      <w:r>
-        <w:rPr>
-          <w:rStyle w:val="VerbatimChar"/>
-        </w:rPr>
-        <w:t xml:space="preserve">free</w:t>
-      </w:r>
-      <w:r>
-        <w:t xml:space="preserve"> </w:t>
-      </w:r>
-      <w:r>
-        <w:t xml:space="preserve">edilir, ama işaretçilerden en az biri hâlâ eski adresi tutar (</w:t>
-      </w:r>
-      <w:r>
         <w:rPr>
           <w:b/>
           <w:bCs/>
         </w:rPr>
-        <w:t xml:space="preserve">askıdaki işaretçi</w:t>
-      </w:r>
-      <w:r>
-        <w:t xml:space="preserve">).</w:t>
+        <w:t xml:space="preserve">Çalışma zamanı koruması:</w:t>
+      </w:r>
+      <w:r>
+        <w:t xml:space="preserve"> </w:t>
+      </w:r>
+      <w:r>
+        <w:t xml:space="preserve">glibc’de</w:t>
+      </w:r>
+      <w:r>
+        <w:t xml:space="preserve"> </w:t>
+      </w:r>
+      <w:r>
+        <w:rPr>
+          <w:rStyle w:val="VerbatimChar"/>
+        </w:rPr>
+        <w:t xml:space="preserve">_FORTIFY_SOURCE=2</w:t>
+      </w:r>
+      <w:r>
+        <w:t xml:space="preserve">, yazılabilir bellekteki biçim dizgelerinde</w:t>
+      </w:r>
+      <w:r>
+        <w:t xml:space="preserve"> </w:t>
+      </w:r>
+      <w:r>
+        <w:rPr>
+          <w:rStyle w:val="VerbatimChar"/>
+        </w:rPr>
+        <w:t xml:space="preserve">%n</w:t>
+      </w:r>
+      <w:r>
+        <w:t xml:space="preserve">’i</w:t>
+      </w:r>
+      <w:r>
+        <w:t xml:space="preserve"> </w:t>
+      </w:r>
+      <w:r>
+        <w:t xml:space="preserve">reddeder; Microsoft’un C çalışma kitaplığı</w:t>
+      </w:r>
+      <w:r>
+        <w:t xml:space="preserve"> </w:t>
+      </w:r>
+      <w:r>
+        <w:rPr>
+          <w:rStyle w:val="VerbatimChar"/>
+        </w:rPr>
+        <w:t xml:space="preserve">%n</w:t>
+      </w:r>
+      <w:r>
+        <w:t xml:space="preserve">’i varsayılan olarak kapatır.</w:t>
       </w:r>
     </w:p>
     <w:p>
@@ -10444,6 +10023,675 @@
         <w:numPr>
           <w:ilvl w:val="0"/>
           <w:numId w:val="1004"/>
+        </w:numPr>
+      </w:pPr>
+      <w:r>
+        <w:rPr>
+          <w:b/>
+          <w:bCs/>
+        </w:rPr>
+        <w:t xml:space="preserve">Değişken argüman sayısını doğrulayın</w:t>
+      </w:r>
+      <w:r>
+        <w:t xml:space="preserve"> </w:t>
+      </w:r>
+      <w:r>
+        <w:t xml:space="preserve">(Tarif 13.4): kendi değişken argümanlı fonksiyonunuzu yazıyorsanız,</w:t>
+      </w:r>
+      <w:r>
+        <w:t xml:space="preserve"> </w:t>
+      </w:r>
+      <w:r>
+        <w:t xml:space="preserve">argüman sayısını ya da türünü biçim dizgesinden değil, açık bir parametreden alın.</w:t>
+      </w:r>
+    </w:p>
+    <w:p>
+      <w:pPr>
+        <w:pStyle w:val="FirstParagraph"/>
+      </w:pPr>
+      <w:r>
+        <w:rPr>
+          <w:b/>
+          <w:bCs/>
+        </w:rPr>
+        <w:t xml:space="preserve">Kendi günlük fonksiyonunuzu derleyiciye denetletin</w:t>
+      </w:r>
+    </w:p>
+    <w:p>
+      <w:pPr>
+        <w:pStyle w:val="SourceCode"/>
+      </w:pPr>
+      <w:r>
+        <w:rPr>
+          <w:rStyle w:val="PreprocessorTok"/>
+        </w:rPr>
+        <w:t xml:space="preserve">#if defined(__GNUC__)</w:t>
+      </w:r>
+      <w:r>
+        <w:br/>
+      </w:r>
+      <w:r>
+        <w:rPr>
+          <w:rStyle w:val="PreprocessorTok"/>
+        </w:rPr>
+        <w:t xml:space="preserve">#  define BICIM_DENETLE</w:t>
+      </w:r>
+      <w:r>
+        <w:rPr>
+          <w:rStyle w:val="OperatorTok"/>
+        </w:rPr>
+        <w:t xml:space="preserve">(</w:t>
+      </w:r>
+      <w:r>
+        <w:rPr>
+          <w:rStyle w:val="PreprocessorTok"/>
+        </w:rPr>
+        <w:t xml:space="preserve">a</w:t>
+      </w:r>
+      <w:r>
+        <w:rPr>
+          <w:rStyle w:val="OperatorTok"/>
+        </w:rPr>
+        <w:t xml:space="preserve">,</w:t>
+      </w:r>
+      <w:r>
+        <w:rPr>
+          <w:rStyle w:val="PreprocessorTok"/>
+        </w:rPr>
+        <w:t xml:space="preserve"> b</w:t>
+      </w:r>
+      <w:r>
+        <w:rPr>
+          <w:rStyle w:val="OperatorTok"/>
+        </w:rPr>
+        <w:t xml:space="preserve">)</w:t>
+      </w:r>
+      <w:r>
+        <w:rPr>
+          <w:rStyle w:val="PreprocessorTok"/>
+        </w:rPr>
+        <w:t xml:space="preserve"> __attribute__</w:t>
+      </w:r>
+      <w:r>
+        <w:rPr>
+          <w:rStyle w:val="OperatorTok"/>
+        </w:rPr>
+        <w:t xml:space="preserve">((</w:t>
+      </w:r>
+      <w:r>
+        <w:rPr>
+          <w:rStyle w:val="PreprocessorTok"/>
+        </w:rPr>
+        <w:t xml:space="preserve">format</w:t>
+      </w:r>
+      <w:r>
+        <w:rPr>
+          <w:rStyle w:val="OperatorTok"/>
+        </w:rPr>
+        <w:t xml:space="preserve">(</w:t>
+      </w:r>
+      <w:r>
+        <w:rPr>
+          <w:rStyle w:val="PreprocessorTok"/>
+        </w:rPr>
+        <w:t xml:space="preserve">printf</w:t>
+      </w:r>
+      <w:r>
+        <w:rPr>
+          <w:rStyle w:val="OperatorTok"/>
+        </w:rPr>
+        <w:t xml:space="preserve">,</w:t>
+      </w:r>
+      <w:r>
+        <w:rPr>
+          <w:rStyle w:val="PreprocessorTok"/>
+        </w:rPr>
+        <w:t xml:space="preserve"> a</w:t>
+      </w:r>
+      <w:r>
+        <w:rPr>
+          <w:rStyle w:val="OperatorTok"/>
+        </w:rPr>
+        <w:t xml:space="preserve">,</w:t>
+      </w:r>
+      <w:r>
+        <w:rPr>
+          <w:rStyle w:val="PreprocessorTok"/>
+        </w:rPr>
+        <w:t xml:space="preserve"> b</w:t>
+      </w:r>
+      <w:r>
+        <w:rPr>
+          <w:rStyle w:val="OperatorTok"/>
+        </w:rPr>
+        <w:t xml:space="preserve">)))</w:t>
+      </w:r>
+      <w:r>
+        <w:br/>
+      </w:r>
+      <w:r>
+        <w:rPr>
+          <w:rStyle w:val="PreprocessorTok"/>
+        </w:rPr>
+        <w:t xml:space="preserve">#else</w:t>
+      </w:r>
+      <w:r>
+        <w:br/>
+      </w:r>
+      <w:r>
+        <w:rPr>
+          <w:rStyle w:val="PreprocessorTok"/>
+        </w:rPr>
+        <w:t xml:space="preserve">#  define BICIM_DENETLE</w:t>
+      </w:r>
+      <w:r>
+        <w:rPr>
+          <w:rStyle w:val="OperatorTok"/>
+        </w:rPr>
+        <w:t xml:space="preserve">(</w:t>
+      </w:r>
+      <w:r>
+        <w:rPr>
+          <w:rStyle w:val="PreprocessorTok"/>
+        </w:rPr>
+        <w:t xml:space="preserve">a</w:t>
+      </w:r>
+      <w:r>
+        <w:rPr>
+          <w:rStyle w:val="OperatorTok"/>
+        </w:rPr>
+        <w:t xml:space="preserve">,</w:t>
+      </w:r>
+      <w:r>
+        <w:rPr>
+          <w:rStyle w:val="PreprocessorTok"/>
+        </w:rPr>
+        <w:t xml:space="preserve"> b</w:t>
+      </w:r>
+      <w:r>
+        <w:rPr>
+          <w:rStyle w:val="OperatorTok"/>
+        </w:rPr>
+        <w:t xml:space="preserve">)</w:t>
+      </w:r>
+      <w:r>
+        <w:br/>
+      </w:r>
+      <w:r>
+        <w:rPr>
+          <w:rStyle w:val="PreprocessorTok"/>
+        </w:rPr>
+        <w:t xml:space="preserve">#endif</w:t>
+      </w:r>
+      <w:r>
+        <w:br/>
+      </w:r>
+      <w:r>
+        <w:br/>
+      </w:r>
+      <w:r>
+        <w:rPr>
+          <w:rStyle w:val="DataTypeTok"/>
+        </w:rPr>
+        <w:t xml:space="preserve">void</w:t>
+      </w:r>
+      <w:r>
+        <w:rPr>
+          <w:rStyle w:val="NormalTok"/>
+        </w:rPr>
+        <w:t xml:space="preserve"> gunluk_yaz</w:t>
+      </w:r>
+      <w:r>
+        <w:rPr>
+          <w:rStyle w:val="OperatorTok"/>
+        </w:rPr>
+        <w:t xml:space="preserve">(</w:t>
+      </w:r>
+      <w:r>
+        <w:rPr>
+          <w:rStyle w:val="DataTypeTok"/>
+        </w:rPr>
+        <w:t xml:space="preserve">int</w:t>
+      </w:r>
+      <w:r>
+        <w:rPr>
+          <w:rStyle w:val="NormalTok"/>
+        </w:rPr>
+        <w:t xml:space="preserve"> duzey</w:t>
+      </w:r>
+      <w:r>
+        <w:rPr>
+          <w:rStyle w:val="OperatorTok"/>
+        </w:rPr>
+        <w:t xml:space="preserve">,</w:t>
+      </w:r>
+      <w:r>
+        <w:rPr>
+          <w:rStyle w:val="NormalTok"/>
+        </w:rPr>
+        <w:t xml:space="preserve"> </w:t>
+      </w:r>
+      <w:r>
+        <w:rPr>
+          <w:rStyle w:val="DataTypeTok"/>
+        </w:rPr>
+        <w:t xml:space="preserve">const</w:t>
+      </w:r>
+      <w:r>
+        <w:rPr>
+          <w:rStyle w:val="NormalTok"/>
+        </w:rPr>
+        <w:t xml:space="preserve"> </w:t>
+      </w:r>
+      <w:r>
+        <w:rPr>
+          <w:rStyle w:val="DataTypeTok"/>
+        </w:rPr>
+        <w:t xml:space="preserve">char</w:t>
+      </w:r>
+      <w:r>
+        <w:rPr>
+          <w:rStyle w:val="NormalTok"/>
+        </w:rPr>
+        <w:t xml:space="preserve"> </w:t>
+      </w:r>
+      <w:r>
+        <w:rPr>
+          <w:rStyle w:val="OperatorTok"/>
+        </w:rPr>
+        <w:t xml:space="preserve">*</w:t>
+      </w:r>
+      <w:r>
+        <w:rPr>
+          <w:rStyle w:val="NormalTok"/>
+        </w:rPr>
+        <w:t xml:space="preserve">bicim</w:t>
+      </w:r>
+      <w:r>
+        <w:rPr>
+          <w:rStyle w:val="OperatorTok"/>
+        </w:rPr>
+        <w:t xml:space="preserve">,</w:t>
+      </w:r>
+      <w:r>
+        <w:rPr>
+          <w:rStyle w:val="NormalTok"/>
+        </w:rPr>
+        <w:t xml:space="preserve"> </w:t>
+      </w:r>
+      <w:r>
+        <w:rPr>
+          <w:rStyle w:val="OperatorTok"/>
+        </w:rPr>
+        <w:t xml:space="preserve">...)</w:t>
+      </w:r>
+      <w:r>
+        <w:rPr>
+          <w:rStyle w:val="NormalTok"/>
+        </w:rPr>
+        <w:t xml:space="preserve"> BICIM_DENETLE</w:t>
+      </w:r>
+      <w:r>
+        <w:rPr>
+          <w:rStyle w:val="OperatorTok"/>
+        </w:rPr>
+        <w:t xml:space="preserve">(</w:t>
+      </w:r>
+      <w:r>
+        <w:rPr>
+          <w:rStyle w:val="DecValTok"/>
+        </w:rPr>
+        <w:t xml:space="preserve">2</w:t>
+      </w:r>
+      <w:r>
+        <w:rPr>
+          <w:rStyle w:val="OperatorTok"/>
+        </w:rPr>
+        <w:t xml:space="preserve">,</w:t>
+      </w:r>
+      <w:r>
+        <w:rPr>
+          <w:rStyle w:val="NormalTok"/>
+        </w:rPr>
+        <w:t xml:space="preserve"> </w:t>
+      </w:r>
+      <w:r>
+        <w:rPr>
+          <w:rStyle w:val="DecValTok"/>
+        </w:rPr>
+        <w:t xml:space="preserve">3</w:t>
+      </w:r>
+      <w:r>
+        <w:rPr>
+          <w:rStyle w:val="OperatorTok"/>
+        </w:rPr>
+        <w:t xml:space="preserve">);</w:t>
+      </w:r>
+      <w:r>
+        <w:br/>
+      </w:r>
+      <w:r>
+        <w:br/>
+      </w:r>
+      <w:r>
+        <w:rPr>
+          <w:rStyle w:val="NormalTok"/>
+        </w:rPr>
+        <w:t xml:space="preserve">gunluk_yaz</w:t>
+      </w:r>
+      <w:r>
+        <w:rPr>
+          <w:rStyle w:val="OperatorTok"/>
+        </w:rPr>
+        <w:t xml:space="preserve">(</w:t>
+      </w:r>
+      <w:r>
+        <w:rPr>
+          <w:rStyle w:val="DecValTok"/>
+        </w:rPr>
+        <w:t xml:space="preserve">1</w:t>
+      </w:r>
+      <w:r>
+        <w:rPr>
+          <w:rStyle w:val="OperatorTok"/>
+        </w:rPr>
+        <w:t xml:space="preserve">,</w:t>
+      </w:r>
+      <w:r>
+        <w:rPr>
+          <w:rStyle w:val="NormalTok"/>
+        </w:rPr>
+        <w:t xml:space="preserve"> kullanici</w:t>
+      </w:r>
+      <w:r>
+        <w:rPr>
+          <w:rStyle w:val="OperatorTok"/>
+        </w:rPr>
+        <w:t xml:space="preserve">);</w:t>
+      </w:r>
+      <w:r>
+        <w:rPr>
+          <w:rStyle w:val="NormalTok"/>
+        </w:rPr>
+        <w:t xml:space="preserve">          </w:t>
+      </w:r>
+      <w:r>
+        <w:rPr>
+          <w:rStyle w:val="CommentTok"/>
+        </w:rPr>
+        <w:t xml:space="preserve">/* derleyici artık burada uyarır */</w:t>
+      </w:r>
+      <w:r>
+        <w:br/>
+      </w:r>
+      <w:r>
+        <w:rPr>
+          <w:rStyle w:val="NormalTok"/>
+        </w:rPr>
+        <w:t xml:space="preserve">gunluk_yaz</w:t>
+      </w:r>
+      <w:r>
+        <w:rPr>
+          <w:rStyle w:val="OperatorTok"/>
+        </w:rPr>
+        <w:t xml:space="preserve">(</w:t>
+      </w:r>
+      <w:r>
+        <w:rPr>
+          <w:rStyle w:val="DecValTok"/>
+        </w:rPr>
+        <w:t xml:space="preserve">1</w:t>
+      </w:r>
+      <w:r>
+        <w:rPr>
+          <w:rStyle w:val="OperatorTok"/>
+        </w:rPr>
+        <w:t xml:space="preserve">,</w:t>
+      </w:r>
+      <w:r>
+        <w:rPr>
+          <w:rStyle w:val="NormalTok"/>
+        </w:rPr>
+        <w:t xml:space="preserve"> </w:t>
+      </w:r>
+      <w:r>
+        <w:rPr>
+          <w:rStyle w:val="StringTok"/>
+        </w:rPr>
+        <w:t xml:space="preserve">"</w:t>
+      </w:r>
+      <w:r>
+        <w:rPr>
+          <w:rStyle w:val="SpecialCharTok"/>
+        </w:rPr>
+        <w:t xml:space="preserve">%s</w:t>
+      </w:r>
+      <w:r>
+        <w:rPr>
+          <w:rStyle w:val="StringTok"/>
+        </w:rPr>
+        <w:t xml:space="preserve">"</w:t>
+      </w:r>
+      <w:r>
+        <w:rPr>
+          <w:rStyle w:val="OperatorTok"/>
+        </w:rPr>
+        <w:t xml:space="preserve">,</w:t>
+      </w:r>
+      <w:r>
+        <w:rPr>
+          <w:rStyle w:val="NormalTok"/>
+        </w:rPr>
+        <w:t xml:space="preserve"> kullanici</w:t>
+      </w:r>
+      <w:r>
+        <w:rPr>
+          <w:rStyle w:val="OperatorTok"/>
+        </w:rPr>
+        <w:t xml:space="preserve">);</w:t>
+      </w:r>
+      <w:r>
+        <w:rPr>
+          <w:rStyle w:val="NormalTok"/>
+        </w:rPr>
+        <w:t xml:space="preserve">    </w:t>
+      </w:r>
+      <w:r>
+        <w:rPr>
+          <w:rStyle w:val="CommentTok"/>
+        </w:rPr>
+        <w:t xml:space="preserve">/* doğru */</w:t>
+      </w:r>
+    </w:p>
+    <w:p>
+      <w:pPr>
+        <w:pStyle w:val="BlockText"/>
+      </w:pPr>
+      <w:r>
+        <w:rPr>
+          <w:b/>
+          <w:bCs/>
+        </w:rPr>
+        <w:t xml:space="preserve">Değerlendirici nasıl test eder?</w:t>
+      </w:r>
+    </w:p>
+    <w:p>
+      <w:pPr>
+        <w:pStyle w:val="BlockText"/>
+      </w:pPr>
+      <w:r>
+        <w:t xml:space="preserve">Kaynak kodda biçim dizgesi olarak bir değişken alan her çağrıyı arar (</w:t>
+      </w:r>
+      <w:r>
+        <w:rPr>
+          <w:rStyle w:val="VerbatimChar"/>
+        </w:rPr>
+        <w:t xml:space="preserve">printf(</w:t>
+      </w:r>
+      <w:r>
+        <w:t xml:space="preserve">,</w:t>
+      </w:r>
+      <w:r>
+        <w:t xml:space="preserve"> </w:t>
+      </w:r>
+      <w:r>
+        <w:rPr>
+          <w:rStyle w:val="VerbatimChar"/>
+        </w:rPr>
+        <w:t xml:space="preserve">syslog(</w:t>
+      </w:r>
+      <w:r>
+        <w:t xml:space="preserve">,</w:t>
+      </w:r>
+      <w:r>
+        <w:t xml:space="preserve"> </w:t>
+      </w:r>
+      <w:r>
+        <w:rPr>
+          <w:rStyle w:val="VerbatimChar"/>
+        </w:rPr>
+        <w:t xml:space="preserve">snprintf(buf, n,</w:t>
+      </w:r>
+      <w:r>
+        <w:t xml:space="preserve"> </w:t>
+      </w:r>
+      <w:r>
+        <w:t xml:space="preserve">ardından sabit olmayan bir argüman). Dinamik testte her metin alanına</w:t>
+      </w:r>
+      <w:r>
+        <w:t xml:space="preserve"> </w:t>
+      </w:r>
+      <w:r>
+        <w:rPr>
+          <w:rStyle w:val="VerbatimChar"/>
+        </w:rPr>
+        <w:t xml:space="preserve">%x%x%x%n</w:t>
+      </w:r>
+      <w:r>
+        <w:t xml:space="preserve"> </w:t>
+      </w:r>
+      <w:r>
+        <w:t xml:space="preserve">gibi girdiler verir ve</w:t>
+      </w:r>
+      <w:r>
+        <w:t xml:space="preserve"> </w:t>
+      </w:r>
+      <w:r>
+        <w:t xml:space="preserve">çıktıda onaltılık değerler, çökme ya da günlükte bozulma arar.</w:t>
+      </w:r>
+    </w:p>
+    <w:p>
+      <w:r>
+        <w:pict>
+          <v:rect style="width:0;height:1.5pt" o:hralign="center" o:hrstd="t" o:hr="t"/>
+        </w:pict>
+      </w:r>
+    </w:p>
+    <w:bookmarkEnd w:id="38"/>
+    <w:bookmarkEnd w:id="39"/>
+    <w:bookmarkStart w:id="44" w:name="X2166b4ddaec31aa456de407b8e23496b976fe19"/>
+    <w:p>
+      <w:pPr>
+        <w:pStyle w:val="Heading2"/>
+      </w:pPr>
+      <w:r>
+        <w:t xml:space="preserve">6. Serbest bırakılmış belleğin kullanımı ve çift serbest bırakma</w:t>
+      </w:r>
+    </w:p>
+    <w:p>
+      <w:pPr>
+        <w:pStyle w:val="FirstParagraph"/>
+      </w:pPr>
+      <w:r>
+        <w:t xml:space="preserve">Birinci haftada bellek yönetimi hatalarının kuramını ve sahiplik kuralını gördük. Bu bölümde aynı hatayı çalışan bir</w:t>
+      </w:r>
+      <w:r>
+        <w:t xml:space="preserve"> </w:t>
+      </w:r>
+      <w:r>
+        <w:t xml:space="preserve">programda izliyoruz ve C++’ın bu hataların çoğunu nasıl</w:t>
+      </w:r>
+      <w:r>
+        <w:t xml:space="preserve"> </w:t>
+      </w:r>
+      <w:r>
+        <w:rPr>
+          <w:b/>
+          <w:bCs/>
+        </w:rPr>
+        <w:t xml:space="preserve">tasarımla</w:t>
+      </w:r>
+      <w:r>
+        <w:t xml:space="preserve"> </w:t>
+      </w:r>
+      <w:r>
+        <w:t xml:space="preserve">ortadan kaldırdığını görüyoruz.</w:t>
+      </w:r>
+    </w:p>
+    <w:bookmarkStart w:id="40" w:name="hatanın-üç-adımı"/>
+    <w:p>
+      <w:pPr>
+        <w:pStyle w:val="Heading3"/>
+      </w:pPr>
+      <w:r>
+        <w:t xml:space="preserve">Hatanın üç adımı</w:t>
+      </w:r>
+    </w:p>
+    <w:p>
+      <w:pPr>
+        <w:pStyle w:val="Compact"/>
+        <w:numPr>
+          <w:ilvl w:val="0"/>
+          <w:numId w:val="1005"/>
+        </w:numPr>
+      </w:pPr>
+      <w:r>
+        <w:t xml:space="preserve">Bir nesne öbekte ayrılır ve birden fazla işaretçi onu gösterir.</w:t>
+      </w:r>
+    </w:p>
+    <w:p>
+      <w:pPr>
+        <w:pStyle w:val="Compact"/>
+        <w:numPr>
+          <w:ilvl w:val="0"/>
+          <w:numId w:val="1005"/>
+        </w:numPr>
+      </w:pPr>
+      <w:r>
+        <w:t xml:space="preserve">Nesne bir yerde</w:t>
+      </w:r>
+      <w:r>
+        <w:t xml:space="preserve"> </w:t>
+      </w:r>
+      <w:r>
+        <w:rPr>
+          <w:rStyle w:val="VerbatimChar"/>
+        </w:rPr>
+        <w:t xml:space="preserve">free</w:t>
+      </w:r>
+      <w:r>
+        <w:t xml:space="preserve"> </w:t>
+      </w:r>
+      <w:r>
+        <w:t xml:space="preserve">edilir, ama işaretçilerden en az biri hâlâ eski adresi tutar (</w:t>
+      </w:r>
+      <w:r>
+        <w:rPr>
+          <w:b/>
+          <w:bCs/>
+        </w:rPr>
+        <w:t xml:space="preserve">askıdaki işaretçi</w:t>
+      </w:r>
+      <w:r>
+        <w:t xml:space="preserve">).</w:t>
+      </w:r>
+    </w:p>
+    <w:p>
+      <w:pPr>
+        <w:pStyle w:val="Compact"/>
+        <w:numPr>
+          <w:ilvl w:val="0"/>
+          <w:numId w:val="1005"/>
         </w:numPr>
       </w:pPr>
       <w:r>
@@ -14589,7 +14837,7 @@
         <w:pStyle w:val="Compact"/>
         <w:numPr>
           <w:ilvl w:val="0"/>
-          <w:numId w:val="1005"/>
+          <w:numId w:val="1006"/>
         </w:numPr>
       </w:pPr>
       <w:r>
@@ -14640,7 +14888,7 @@
         <w:pStyle w:val="Compact"/>
         <w:numPr>
           <w:ilvl w:val="0"/>
-          <w:numId w:val="1005"/>
+          <w:numId w:val="1006"/>
         </w:numPr>
       </w:pPr>
       <w:r>
@@ -14658,7 +14906,7 @@
         <w:pStyle w:val="Compact"/>
         <w:numPr>
           <w:ilvl w:val="0"/>
-          <w:numId w:val="1005"/>
+          <w:numId w:val="1006"/>
         </w:numPr>
       </w:pPr>
       <w:r>
@@ -14695,7 +14943,7 @@
         <w:pStyle w:val="Compact"/>
         <w:numPr>
           <w:ilvl w:val="0"/>
-          <w:numId w:val="1005"/>
+          <w:numId w:val="1006"/>
         </w:numPr>
       </w:pPr>
       <w:r>
@@ -15177,7 +15425,7 @@
         <w:pStyle w:val="Compact"/>
         <w:numPr>
           <w:ilvl w:val="0"/>
-          <w:numId w:val="1006"/>
+          <w:numId w:val="1007"/>
         </w:numPr>
       </w:pPr>
       <w:r>
@@ -15253,7 +15501,7 @@
         <w:pStyle w:val="Compact"/>
         <w:numPr>
           <w:ilvl w:val="0"/>
-          <w:numId w:val="1006"/>
+          <w:numId w:val="1007"/>
         </w:numPr>
       </w:pPr>
       <w:r>
@@ -15290,7 +15538,7 @@
         <w:pStyle w:val="Compact"/>
         <w:numPr>
           <w:ilvl w:val="0"/>
-          <w:numId w:val="1006"/>
+          <w:numId w:val="1007"/>
         </w:numPr>
       </w:pPr>
       <w:r>
@@ -17441,7 +17689,7 @@
         <w:pStyle w:val="Compact"/>
         <w:numPr>
           <w:ilvl w:val="0"/>
-          <w:numId w:val="1007"/>
+          <w:numId w:val="1008"/>
         </w:numPr>
       </w:pPr>
       <w:r>
@@ -17463,7 +17711,7 @@
         <w:pStyle w:val="Compact"/>
         <w:numPr>
           <w:ilvl w:val="0"/>
-          <w:numId w:val="1007"/>
+          <w:numId w:val="1008"/>
         </w:numPr>
       </w:pPr>
       <w:r>
@@ -17494,7 +17742,7 @@
         <w:pStyle w:val="Compact"/>
         <w:numPr>
           <w:ilvl w:val="0"/>
-          <w:numId w:val="1007"/>
+          <w:numId w:val="1008"/>
         </w:numPr>
       </w:pPr>
       <w:r>
@@ -22473,191 +22721,11 @@
         <w:pStyle w:val="Compact"/>
         <w:numPr>
           <w:ilvl w:val="0"/>
-          <w:numId w:val="1008"/>
+          <w:numId w:val="1009"/>
         </w:numPr>
       </w:pPr>
       <w:r>
         <w:t xml:space="preserve">Derleme sunucusuna erişim sınırlı ve kayıt altında olmalı.</w:t>
-      </w:r>
-    </w:p>
-    <w:p>
-      <w:pPr>
-        <w:pStyle w:val="Compact"/>
-        <w:numPr>
-          <w:ilvl w:val="0"/>
-          <w:numId w:val="1008"/>
-        </w:numPr>
-      </w:pPr>
-      <w:r>
-        <w:t xml:space="preserve">Bağımlılıklar sürüm ve özet değeriyle sabitlenmeli (5. haftada SBOM).</w:t>
-      </w:r>
-    </w:p>
-    <w:p>
-      <w:pPr>
-        <w:pStyle w:val="Compact"/>
-        <w:numPr>
-          <w:ilvl w:val="0"/>
-          <w:numId w:val="1008"/>
-        </w:numPr>
-      </w:pPr>
-      <w:r>
-        <w:t xml:space="preserve">Sürüm ikilileri imzalanmalı ve özet değerleri yayımlanmalı (1. haftada benzersiz sürüm kimliği).</w:t>
-      </w:r>
-    </w:p>
-    <w:p>
-      <w:pPr>
-        <w:pStyle w:val="Compact"/>
-        <w:numPr>
-          <w:ilvl w:val="0"/>
-          <w:numId w:val="1008"/>
-        </w:numPr>
-      </w:pPr>
-      <w:r>
-        <w:t xml:space="preserve">Mümkünse</w:t>
-      </w:r>
-      <w:r>
-        <w:t xml:space="preserve"> </w:t>
-      </w:r>
-      <w:r>
-        <w:rPr>
-          <w:b/>
-          <w:bCs/>
-        </w:rPr>
-        <w:t xml:space="preserve">yeniden üretilebilir derleme</w:t>
-      </w:r>
-      <w:r>
-        <w:t xml:space="preserve"> </w:t>
-      </w:r>
-      <w:r>
-        <w:t xml:space="preserve">(reproducible build): aynı kaynaktan her zaman bit bit aynı ikili.</w:t>
-      </w:r>
-    </w:p>
-    <w:p>
-      <w:r>
-        <w:pict>
-          <v:rect style="width:0;height:1.5pt" o:hralign="center" o:hrstd="t" o:hr="t"/>
-        </w:pict>
-      </w:r>
-    </w:p>
-    <w:bookmarkEnd w:id="78"/>
-    <w:bookmarkEnd w:id="79"/>
-    <w:bookmarkStart w:id="82" w:name="kod-gizlemeye-giriş-tarif-12.1-12.3"/>
-    <w:p>
-      <w:pPr>
-        <w:pStyle w:val="Heading2"/>
-      </w:pPr>
-      <w:r>
-        <w:t xml:space="preserve">14. Kod gizlemeye giriş (Tarif 12.1, 12.3)</w:t>
-      </w:r>
-    </w:p>
-    <w:p>
-      <w:pPr>
-        <w:pStyle w:val="FirstParagraph"/>
-      </w:pPr>
-      <w:r>
-        <w:t xml:space="preserve">Buraya kadar anlattıklarımız, uzaktan girdi gönderen bir saldırgana karşı yeterlidir. Ama 1. haftada gördüğümüz</w:t>
-      </w:r>
-      <w:r>
-        <w:t xml:space="preserve"> </w:t>
-      </w:r>
-      <w:r>
-        <w:rPr>
-          <w:b/>
-          <w:bCs/>
-        </w:rPr>
-        <w:t xml:space="preserve">beyaz kutu saldırgan</w:t>
-      </w:r>
-      <w:r>
-        <w:t xml:space="preserve"> </w:t>
-      </w:r>
-      <w:r>
-        <w:t xml:space="preserve">programın kendisine sahiptir: ikili dosyayı bir tersine derleyicide açabilir, dizgelerini</w:t>
-      </w:r>
-      <w:r>
-        <w:t xml:space="preserve"> </w:t>
-      </w:r>
-      <w:r>
-        <w:t xml:space="preserve">okuyabilir, fonksiyonlarını adlarıyla bulabilir. Kodunuzda bir lisans denetimi, bir anahtarın parçası ya da bir güvenlik</w:t>
-      </w:r>
-      <w:r>
-        <w:t xml:space="preserve"> </w:t>
-      </w:r>
-      <w:r>
-        <w:t xml:space="preserve">denetimi varsa, bunları okumak onu atlatmanın ilk adımıdır.</w:t>
-      </w:r>
-      <w:r>
-        <w:t xml:space="preserve"> </w:t>
-      </w:r>
-      <w:r>
-        <w:rPr>
-          <w:b/>
-          <w:bCs/>
-        </w:rPr>
-        <w:t xml:space="preserve">Kod gizleme</w:t>
-      </w:r>
-      <w:r>
-        <w:t xml:space="preserve"> </w:t>
-      </w:r>
-      <w:r>
-        <w:t xml:space="preserve">(obfuscation), programın davranışını</w:t>
-      </w:r>
-      <w:r>
-        <w:t xml:space="preserve"> </w:t>
-      </w:r>
-      <w:r>
-        <w:t xml:space="preserve">değiştirmeden</w:t>
-      </w:r>
-      <w:r>
-        <w:t xml:space="preserve"> </w:t>
-      </w:r>
-      <w:r>
-        <w:rPr>
-          <w:b/>
-          <w:bCs/>
-        </w:rPr>
-        <w:t xml:space="preserve">anlaşılmasını zorlaştıran</w:t>
-      </w:r>
-      <w:r>
-        <w:t xml:space="preserve"> </w:t>
-      </w:r>
-      <w:r>
-        <w:t xml:space="preserve">dönüşümlerin genel adıdır.</w:t>
-      </w:r>
-    </w:p>
-    <w:bookmarkStart w:id="80" w:name="gizleme-ne-verir-ne-vermez"/>
-    <w:p>
-      <w:pPr>
-        <w:pStyle w:val="Heading3"/>
-      </w:pPr>
-      <w:r>
-        <w:t xml:space="preserve">Gizleme ne verir, ne vermez?</w:t>
-      </w:r>
-    </w:p>
-    <w:p>
-      <w:pPr>
-        <w:pStyle w:val="FirstParagraph"/>
-      </w:pPr>
-      <w:r>
-        <w:t xml:space="preserve">Kitap, yazılım korumasını anlatırken açık konuşur (Tarif 12.1): yeterli zamanı ve becerisi olan bir saldırgan her</w:t>
-      </w:r>
-      <w:r>
-        <w:t xml:space="preserve"> </w:t>
-      </w:r>
-      <w:r>
-        <w:t xml:space="preserve">gizlemeyi eninde sonunda çözer. Gizlemenin amacı</w:t>
-      </w:r>
-      <w:r>
-        <w:t xml:space="preserve"> </w:t>
-      </w:r>
-      <w:r>
-        <w:rPr>
-          <w:b/>
-          <w:bCs/>
-        </w:rPr>
-        <w:t xml:space="preserve">imkânsız kılmak değil, pahalı kılmaktır</w:t>
-      </w:r>
-      <w:r>
-        <w:t xml:space="preserve">:</w:t>
       </w:r>
     </w:p>
     <w:p>
@@ -22669,7 +22737,7 @@
         </w:numPr>
       </w:pPr>
       <w:r>
-        <w:t xml:space="preserve">Saldırının maliyetini, korunan değerin üzerine çıkarmak.</w:t>
+        <w:t xml:space="preserve">Bağımlılıklar sürüm ve özet değeriyle sabitlenmeli (5. haftada SBOM).</w:t>
       </w:r>
     </w:p>
     <w:p>
@@ -22681,26 +22749,7 @@
         </w:numPr>
       </w:pPr>
       <w:r>
-        <w:t xml:space="preserve">Saldırıyı otomatikleştirmeyi zorlaştırmak: bir kopyada bulunan yöntemin bütün kopyalarda aynen işe yaramaması</w:t>
-      </w:r>
-      <w:r>
-        <w:t xml:space="preserve"> </w:t>
-      </w:r>
-      <w:r>
-        <w:t xml:space="preserve">(14. haftadaki</w:t>
-      </w:r>
-      <w:r>
-        <w:t xml:space="preserve"> </w:t>
-      </w:r>
-      <w:r>
-        <w:rPr>
-          <w:b/>
-          <w:bCs/>
-        </w:rPr>
-        <w:t xml:space="preserve">çeşitlendirme</w:t>
-      </w:r>
-      <w:r>
-        <w:t xml:space="preserve">).</w:t>
+        <w:t xml:space="preserve">Sürüm ikilileri imzalanmalı ve özet değerleri yayımlanmalı (1. haftada benzersiz sürüm kimliği).</w:t>
       </w:r>
     </w:p>
     <w:p>
@@ -22709,6 +22758,205 @@
         <w:numPr>
           <w:ilvl w:val="0"/>
           <w:numId w:val="1009"/>
+        </w:numPr>
+      </w:pPr>
+      <w:r>
+        <w:t xml:space="preserve">Mümkünse</w:t>
+      </w:r>
+      <w:r>
+        <w:t xml:space="preserve"> </w:t>
+      </w:r>
+      <w:r>
+        <w:rPr>
+          <w:b/>
+          <w:bCs/>
+        </w:rPr>
+        <w:t xml:space="preserve">yeniden üretilebilir derleme</w:t>
+      </w:r>
+      <w:r>
+        <w:t xml:space="preserve"> </w:t>
+      </w:r>
+      <w:r>
+        <w:t xml:space="preserve">(reproducible build): aynı kaynaktan her zaman bit bit aynı ikili.</w:t>
+      </w:r>
+    </w:p>
+    <w:p>
+      <w:r>
+        <w:pict>
+          <v:rect style="width:0;height:1.5pt" o:hralign="center" o:hrstd="t" o:hr="t"/>
+        </w:pict>
+      </w:r>
+    </w:p>
+    <w:bookmarkEnd w:id="78"/>
+    <w:bookmarkEnd w:id="79"/>
+    <w:bookmarkStart w:id="82" w:name="kod-gizlemeye-giriş-tarif-12.1-12.3"/>
+    <w:p>
+      <w:pPr>
+        <w:pStyle w:val="Heading2"/>
+      </w:pPr>
+      <w:r>
+        <w:t xml:space="preserve">14. Kod gizlemeye giriş (Tarif 12.1, 12.3)</w:t>
+      </w:r>
+    </w:p>
+    <w:p>
+      <w:pPr>
+        <w:pStyle w:val="FirstParagraph"/>
+      </w:pPr>
+      <w:r>
+        <w:t xml:space="preserve">Buraya kadar anlattıklarımız, uzaktan girdi gönderen bir saldırgana karşı yeterlidir. Ama 1. haftada gördüğümüz</w:t>
+      </w:r>
+      <w:r>
+        <w:t xml:space="preserve"> </w:t>
+      </w:r>
+      <w:r>
+        <w:rPr>
+          <w:b/>
+          <w:bCs/>
+        </w:rPr>
+        <w:t xml:space="preserve">beyaz kutu saldırgan</w:t>
+      </w:r>
+      <w:r>
+        <w:t xml:space="preserve"> </w:t>
+      </w:r>
+      <w:r>
+        <w:t xml:space="preserve">programın kendisine sahiptir: ikili dosyayı bir tersine derleyicide açabilir, dizgelerini</w:t>
+      </w:r>
+      <w:r>
+        <w:t xml:space="preserve"> </w:t>
+      </w:r>
+      <w:r>
+        <w:t xml:space="preserve">okuyabilir, fonksiyonlarını adlarıyla bulabilir. Kodunuzda bir lisans denetimi, bir anahtarın parçası ya da bir güvenlik</w:t>
+      </w:r>
+      <w:r>
+        <w:t xml:space="preserve"> </w:t>
+      </w:r>
+      <w:r>
+        <w:t xml:space="preserve">denetimi varsa, bunları okumak onu atlatmanın ilk adımıdır.</w:t>
+      </w:r>
+      <w:r>
+        <w:t xml:space="preserve"> </w:t>
+      </w:r>
+      <w:r>
+        <w:rPr>
+          <w:b/>
+          <w:bCs/>
+        </w:rPr>
+        <w:t xml:space="preserve">Kod gizleme</w:t>
+      </w:r>
+      <w:r>
+        <w:t xml:space="preserve"> </w:t>
+      </w:r>
+      <w:r>
+        <w:t xml:space="preserve">(obfuscation), programın davranışını</w:t>
+      </w:r>
+      <w:r>
+        <w:t xml:space="preserve"> </w:t>
+      </w:r>
+      <w:r>
+        <w:t xml:space="preserve">değiştirmeden</w:t>
+      </w:r>
+      <w:r>
+        <w:t xml:space="preserve"> </w:t>
+      </w:r>
+      <w:r>
+        <w:rPr>
+          <w:b/>
+          <w:bCs/>
+        </w:rPr>
+        <w:t xml:space="preserve">anlaşılmasını zorlaştıran</w:t>
+      </w:r>
+      <w:r>
+        <w:t xml:space="preserve"> </w:t>
+      </w:r>
+      <w:r>
+        <w:t xml:space="preserve">dönüşümlerin genel adıdır.</w:t>
+      </w:r>
+    </w:p>
+    <w:bookmarkStart w:id="80" w:name="gizleme-ne-verir-ne-vermez"/>
+    <w:p>
+      <w:pPr>
+        <w:pStyle w:val="Heading3"/>
+      </w:pPr>
+      <w:r>
+        <w:t xml:space="preserve">Gizleme ne verir, ne vermez?</w:t>
+      </w:r>
+    </w:p>
+    <w:p>
+      <w:pPr>
+        <w:pStyle w:val="FirstParagraph"/>
+      </w:pPr>
+      <w:r>
+        <w:t xml:space="preserve">Kitap, yazılım korumasını anlatırken açık konuşur (Tarif 12.1): yeterli zamanı ve becerisi olan bir saldırgan her</w:t>
+      </w:r>
+      <w:r>
+        <w:t xml:space="preserve"> </w:t>
+      </w:r>
+      <w:r>
+        <w:t xml:space="preserve">gizlemeyi eninde sonunda çözer. Gizlemenin amacı</w:t>
+      </w:r>
+      <w:r>
+        <w:t xml:space="preserve"> </w:t>
+      </w:r>
+      <w:r>
+        <w:rPr>
+          <w:b/>
+          <w:bCs/>
+        </w:rPr>
+        <w:t xml:space="preserve">imkânsız kılmak değil, pahalı kılmaktır</w:t>
+      </w:r>
+      <w:r>
+        <w:t xml:space="preserve">:</w:t>
+      </w:r>
+    </w:p>
+    <w:p>
+      <w:pPr>
+        <w:pStyle w:val="Compact"/>
+        <w:numPr>
+          <w:ilvl w:val="0"/>
+          <w:numId w:val="1010"/>
+        </w:numPr>
+      </w:pPr>
+      <w:r>
+        <w:t xml:space="preserve">Saldırının maliyetini, korunan değerin üzerine çıkarmak.</w:t>
+      </w:r>
+    </w:p>
+    <w:p>
+      <w:pPr>
+        <w:pStyle w:val="Compact"/>
+        <w:numPr>
+          <w:ilvl w:val="0"/>
+          <w:numId w:val="1010"/>
+        </w:numPr>
+      </w:pPr>
+      <w:r>
+        <w:t xml:space="preserve">Saldırıyı otomatikleştirmeyi zorlaştırmak: bir kopyada bulunan yöntemin bütün kopyalarda aynen işe yaramaması</w:t>
+      </w:r>
+      <w:r>
+        <w:t xml:space="preserve"> </w:t>
+      </w:r>
+      <w:r>
+        <w:t xml:space="preserve">(14. haftadaki</w:t>
+      </w:r>
+      <w:r>
+        <w:t xml:space="preserve"> </w:t>
+      </w:r>
+      <w:r>
+        <w:rPr>
+          <w:b/>
+          <w:bCs/>
+        </w:rPr>
+        <w:t xml:space="preserve">çeşitlendirme</w:t>
+      </w:r>
+      <w:r>
+        <w:t xml:space="preserve">).</w:t>
+      </w:r>
+    </w:p>
+    <w:p>
+      <w:pPr>
+        <w:pStyle w:val="Compact"/>
+        <w:numPr>
+          <w:ilvl w:val="0"/>
+          <w:numId w:val="1010"/>
         </w:numPr>
       </w:pPr>
       <w:r>
@@ -25038,7 +25286,7 @@
         <w:pStyle w:val="Compact"/>
         <w:numPr>
           <w:ilvl w:val="0"/>
-          <w:numId w:val="1010"/>
+          <w:numId w:val="1011"/>
         </w:numPr>
       </w:pPr>
       <w:r>
@@ -25087,7 +25335,7 @@
         <w:pStyle w:val="Compact"/>
         <w:numPr>
           <w:ilvl w:val="0"/>
-          <w:numId w:val="1010"/>
+          <w:numId w:val="1011"/>
         </w:numPr>
       </w:pPr>
       <w:r>
@@ -25115,7 +25363,7 @@
         <w:pStyle w:val="Compact"/>
         <w:numPr>
           <w:ilvl w:val="0"/>
-          <w:numId w:val="1010"/>
+          <w:numId w:val="1011"/>
         </w:numPr>
       </w:pPr>
       <w:r>
@@ -25174,7 +25422,7 @@
         <w:pStyle w:val="Compact"/>
         <w:numPr>
           <w:ilvl w:val="0"/>
-          <w:numId w:val="1010"/>
+          <w:numId w:val="1011"/>
         </w:numPr>
       </w:pPr>
       <w:r>
@@ -25697,7 +25945,7 @@
         <w:pStyle w:val="Compact"/>
         <w:numPr>
           <w:ilvl w:val="0"/>
-          <w:numId w:val="1011"/>
+          <w:numId w:val="1012"/>
         </w:numPr>
       </w:pPr>
       <w:r>
@@ -25724,244 +25972,6 @@
       </w:r>
       <w:r>
         <w:t xml:space="preserve">Programcının okunabilirliği bir makro katmanıyla korunur.</w:t>
-      </w:r>
-    </w:p>
-    <w:p>
-      <w:pPr>
-        <w:pStyle w:val="Compact"/>
-        <w:numPr>
-          <w:ilvl w:val="0"/>
-          <w:numId w:val="1011"/>
-        </w:numPr>
-      </w:pPr>
-      <w:r>
-        <w:rPr>
-          <w:b/>
-          <w:bCs/>
-        </w:rPr>
-        <w:t xml:space="preserve">Bellek ayırma gizleme:</w:t>
-      </w:r>
-      <w:r>
-        <w:t xml:space="preserve"> </w:t>
-      </w:r>
-      <w:r>
-        <w:t xml:space="preserve">Hassas veriler için ayrılan tamponların boyutu ve sırası tanınabilir bir iz bırakır (ör.</w:t>
-      </w:r>
-      <w:r>
-        <w:t xml:space="preserve"> </w:t>
-      </w:r>
-      <w:r>
-        <w:t xml:space="preserve">“32 baytlık blok = AES anahtarı”</w:t>
-      </w:r>
-      <w:r>
-        <w:t xml:space="preserve">). Tamponların boyutları, sırası ve yerleşimi değiştirilerek, sahte ayırmalar</w:t>
-      </w:r>
-      <w:r>
-        <w:t xml:space="preserve"> </w:t>
-      </w:r>
-      <w:r>
-        <w:t xml:space="preserve">eklenerek ve kullanım sonrası rastgele değerlerle doldurularak bu iz bulanıklaştırılır.</w:t>
-      </w:r>
-    </w:p>
-    <w:p>
-      <w:pPr>
-        <w:pStyle w:val="Compact"/>
-        <w:numPr>
-          <w:ilvl w:val="0"/>
-          <w:numId w:val="1011"/>
-        </w:numPr>
-      </w:pPr>
-      <w:r>
-        <w:rPr>
-          <w:b/>
-          <w:bCs/>
-        </w:rPr>
-        <w:t xml:space="preserve">Dinamik şifreleme:</w:t>
-      </w:r>
-      <w:r>
-        <w:t xml:space="preserve"> </w:t>
-      </w:r>
-      <w:r>
-        <w:t xml:space="preserve">En hassas kod bölümleri ikili dosyada şifreli durur, yalnız çalışacağı an belleğe çözülür ve</w:t>
-      </w:r>
-      <w:r>
-        <w:t xml:space="preserve"> </w:t>
-      </w:r>
-      <w:r>
-        <w:t xml:space="preserve">sonra yeniden şifrelenir ya da silinir. Güçlü bir tekniktir ama işletim sisteminin bellek korumalarıyla (DEP/NX,</w:t>
-      </w:r>
-      <w:r>
-        <w:t xml:space="preserve"> </w:t>
-      </w:r>
-      <w:r>
-        <w:t xml:space="preserve">yazılabilir ve çalıştırılabilir sayfa ayrımı) çatışır ve dikkatli tasarım gerektirir; bu yüzden uygulamada seçici</w:t>
-      </w:r>
-      <w:r>
-        <w:t xml:space="preserve"> </w:t>
-      </w:r>
-      <w:r>
-        <w:t xml:space="preserve">kullanılır.</w:t>
-      </w:r>
-    </w:p>
-    <w:p>
-      <w:pPr>
-        <w:pStyle w:val="BlockText"/>
-      </w:pPr>
-      <w:r>
-        <w:rPr>
-          <w:b/>
-          <w:bCs/>
-        </w:rPr>
-        <w:t xml:space="preserve">Değerlendirici nasıl test eder?</w:t>
-      </w:r>
-    </w:p>
-    <w:p>
-      <w:pPr>
-        <w:pStyle w:val="BlockText"/>
-      </w:pPr>
-      <w:r>
-        <w:t xml:space="preserve">Gizlemeyi</w:t>
-      </w:r>
-      <w:r>
-        <w:t xml:space="preserve"> </w:t>
-      </w:r>
-      <w:r>
-        <w:t xml:space="preserve">“var/yok”</w:t>
-      </w:r>
-      <w:r>
-        <w:t xml:space="preserve"> </w:t>
-      </w:r>
-      <w:r>
-        <w:t xml:space="preserve">diye değil,</w:t>
-      </w:r>
-      <w:r>
-        <w:t xml:space="preserve"> </w:t>
-      </w:r>
-      <w:r>
-        <w:rPr>
-          <w:b/>
-          <w:bCs/>
-        </w:rPr>
-        <w:t xml:space="preserve">zaman</w:t>
-      </w:r>
-      <w:r>
-        <w:t xml:space="preserve"> </w:t>
-      </w:r>
-      <w:r>
-        <w:t xml:space="preserve">ölçüsüyle değerlendirir: ikili dosyada hassas bir fonksiyonu bulmak,</w:t>
-      </w:r>
-      <w:r>
-        <w:t xml:space="preserve"> </w:t>
-      </w:r>
-      <w:r>
-        <w:t xml:space="preserve">mantığını anlamak ve bir denetimi atlatmak ne kadar sürdü? Önce</w:t>
-      </w:r>
-      <w:r>
-        <w:t xml:space="preserve"> </w:t>
-      </w:r>
-      <w:r>
-        <w:rPr>
-          <w:rStyle w:val="VerbatimChar"/>
-        </w:rPr>
-        <w:t xml:space="preserve">strings</w:t>
-      </w:r>
-      <w:r>
-        <w:t xml:space="preserve"> </w:t>
-      </w:r>
-      <w:r>
-        <w:t xml:space="preserve">ve sembol taramasıyla başlar, sonra bir</w:t>
-      </w:r>
-      <w:r>
-        <w:t xml:space="preserve"> </w:t>
-      </w:r>
-      <w:r>
-        <w:t xml:space="preserve">tersine derleyiciyle kontrol akışını inceler. Raporda her koruma katmanının saldırıyı ne kadar geciktirdiği</w:t>
-      </w:r>
-      <w:r>
-        <w:t xml:space="preserve"> </w:t>
-      </w:r>
-      <w:r>
-        <w:t xml:space="preserve">yazılır; saldırı potansiyeli puanlamasında (13. hafta)</w:t>
-      </w:r>
-      <w:r>
-        <w:t xml:space="preserve"> </w:t>
-      </w:r>
-      <w:r>
-        <w:t xml:space="preserve">“gereken süre”</w:t>
-      </w:r>
-      <w:r>
-        <w:t xml:space="preserve"> </w:t>
-      </w:r>
-      <w:r>
-        <w:t xml:space="preserve">ve</w:t>
-      </w:r>
-      <w:r>
-        <w:t xml:space="preserve"> </w:t>
-      </w:r>
-      <w:r>
-        <w:t xml:space="preserve">“gereken uzmanlık”</w:t>
-      </w:r>
-      <w:r>
-        <w:t xml:space="preserve"> </w:t>
-      </w:r>
-      <w:r>
-        <w:t xml:space="preserve">ölçütleri buradan gelir.</w:t>
-      </w:r>
-    </w:p>
-    <w:p>
-      <w:r>
-        <w:pict>
-          <v:rect style="width:0;height:1.5pt" o:hralign="center" o:hrstd="t" o:hr="t"/>
-        </w:pict>
-      </w:r>
-    </w:p>
-    <w:bookmarkEnd w:id="87"/>
-    <w:bookmarkEnd w:id="88"/>
-    <w:bookmarkStart w:id="89" w:name="dönem-projesi-bu-hafta"/>
-    <w:p>
-      <w:pPr>
-        <w:pStyle w:val="Heading2"/>
-      </w:pPr>
-      <w:r>
-        <w:t xml:space="preserve">17. Dönem projesi: bu hafta</w:t>
-      </w:r>
-    </w:p>
-    <w:p>
-      <w:pPr>
-        <w:pStyle w:val="FirstParagraph"/>
-      </w:pPr>
-      <w:r>
-        <w:t xml:space="preserve">Güvenlik kılavuzunuzun</w:t>
-      </w:r>
-      <w:r>
-        <w:t xml:space="preserve"> </w:t>
-      </w:r>
-      <w:r>
-        <w:rPr>
-          <w:b/>
-          <w:bCs/>
-        </w:rPr>
-        <w:t xml:space="preserve">S9</w:t>
-      </w:r>
-      <w:r>
-        <w:rPr>
-          <w:b/>
-          <w:bCs/>
-        </w:rPr>
-        <w:t xml:space="preserve"> </w:t>
-      </w:r>
-      <w:r>
-        <w:rPr>
-          <w:b/>
-          <w:bCs/>
-        </w:rPr>
-        <w:t xml:space="preserve">“Kod sağlamlaştırma”</w:t>
-      </w:r>
-      <w:r>
-        <w:t xml:space="preserve"> </w:t>
-      </w:r>
-      <w:r>
-        <w:t xml:space="preserve">bölümünün ilk taslağını yazın:</w:t>
       </w:r>
     </w:p>
     <w:p>
@@ -25973,49 +25983,233 @@
         </w:numPr>
       </w:pPr>
       <w:r>
-        <w:t xml:space="preserve">Projenizi</w:t>
-      </w:r>
-      <w:r>
-        <w:t xml:space="preserve"> </w:t>
-      </w:r>
-      <w:r>
-        <w:t xml:space="preserve">“Derleyici ve işletim sistemi korumaları”</w:t>
-      </w:r>
-      <w:r>
-        <w:t xml:space="preserve"> </w:t>
-      </w:r>
-      <w:r>
-        <w:t xml:space="preserve">bölümündeki önerilen sürüm bayraklarıyla derleyin; koruma</w:t>
-      </w:r>
-      <w:r>
-        <w:t xml:space="preserve"> </w:t>
-      </w:r>
-      <w:r>
-        <w:t xml:space="preserve">tablosunu (</w:t>
+        <w:rPr>
+          <w:b/>
+          <w:bCs/>
+        </w:rPr>
+        <w:t xml:space="preserve">Bellek ayırma gizleme:</w:t>
+      </w:r>
+      <w:r>
+        <w:t xml:space="preserve"> </w:t>
+      </w:r>
+      <w:r>
+        <w:t xml:space="preserve">Hassas veriler için ayrılan tamponların boyutu ve sırası tanınabilir bir iz bırakır (ör.</w:t>
+      </w:r>
+      <w:r>
+        <w:t xml:space="preserve"> </w:t>
+      </w:r>
+      <w:r>
+        <w:t xml:space="preserve">“32 baytlık blok = AES anahtarı”</w:t>
+      </w:r>
+      <w:r>
+        <w:t xml:space="preserve">). Tamponların boyutları, sırası ve yerleşimi değiştirilerek, sahte ayırmalar</w:t>
+      </w:r>
+      <w:r>
+        <w:t xml:space="preserve"> </w:t>
+      </w:r>
+      <w:r>
+        <w:t xml:space="preserve">eklenerek ve kullanım sonrası rastgele değerlerle doldurularak bu iz bulanıklaştırılır.</w:t>
+      </w:r>
+    </w:p>
+    <w:p>
+      <w:pPr>
+        <w:pStyle w:val="Compact"/>
+        <w:numPr>
+          <w:ilvl w:val="0"/>
+          <w:numId w:val="1012"/>
+        </w:numPr>
+      </w:pPr>
+      <w:r>
+        <w:rPr>
+          <w:b/>
+          <w:bCs/>
+        </w:rPr>
+        <w:t xml:space="preserve">Dinamik şifreleme:</w:t>
+      </w:r>
+      <w:r>
+        <w:t xml:space="preserve"> </w:t>
+      </w:r>
+      <w:r>
+        <w:t xml:space="preserve">En hassas kod bölümleri ikili dosyada şifreli durur, yalnız çalışacağı an belleğe çözülür ve</w:t>
+      </w:r>
+      <w:r>
+        <w:t xml:space="preserve"> </w:t>
+      </w:r>
+      <w:r>
+        <w:t xml:space="preserve">sonra yeniden şifrelenir ya da silinir. Güçlü bir tekniktir ama işletim sisteminin bellek korumalarıyla (DEP/NX,</w:t>
+      </w:r>
+      <w:r>
+        <w:t xml:space="preserve"> </w:t>
+      </w:r>
+      <w:r>
+        <w:t xml:space="preserve">yazılabilir ve çalıştırılabilir sayfa ayrımı) çatışır ve dikkatli tasarım gerektirir; bu yüzden uygulamada seçici</w:t>
+      </w:r>
+      <w:r>
+        <w:t xml:space="preserve"> </w:t>
+      </w:r>
+      <w:r>
+        <w:t xml:space="preserve">kullanılır.</w:t>
+      </w:r>
+    </w:p>
+    <w:p>
+      <w:pPr>
+        <w:pStyle w:val="BlockText"/>
+      </w:pPr>
+      <w:r>
+        <w:rPr>
+          <w:b/>
+          <w:bCs/>
+        </w:rPr>
+        <w:t xml:space="preserve">Değerlendirici nasıl test eder?</w:t>
+      </w:r>
+    </w:p>
+    <w:p>
+      <w:pPr>
+        <w:pStyle w:val="BlockText"/>
+      </w:pPr>
+      <w:r>
+        <w:t xml:space="preserve">Gizlemeyi</w:t>
+      </w:r>
+      <w:r>
+        <w:t xml:space="preserve"> </w:t>
+      </w:r>
+      <w:r>
+        <w:t xml:space="preserve">“var/yok”</w:t>
+      </w:r>
+      <w:r>
+        <w:t xml:space="preserve"> </w:t>
+      </w:r>
+      <w:r>
+        <w:t xml:space="preserve">diye değil,</w:t>
+      </w:r>
+      <w:r>
+        <w:t xml:space="preserve"> </w:t>
+      </w:r>
+      <w:r>
+        <w:rPr>
+          <w:b/>
+          <w:bCs/>
+        </w:rPr>
+        <w:t xml:space="preserve">zaman</w:t>
+      </w:r>
+      <w:r>
+        <w:t xml:space="preserve"> </w:t>
+      </w:r>
+      <w:r>
+        <w:t xml:space="preserve">ölçüsüyle değerlendirir: ikili dosyada hassas bir fonksiyonu bulmak,</w:t>
+      </w:r>
+      <w:r>
+        <w:t xml:space="preserve"> </w:t>
+      </w:r>
+      <w:r>
+        <w:t xml:space="preserve">mantığını anlamak ve bir denetimi atlatmak ne kadar sürdü? Önce</w:t>
+      </w:r>
+      <w:r>
+        <w:t xml:space="preserve"> </w:t>
       </w:r>
       <w:r>
         <w:rPr>
           <w:rStyle w:val="VerbatimChar"/>
         </w:rPr>
-        <w:t xml:space="preserve">checksec</w:t>
-      </w:r>
-      <w:r>
-        <w:t xml:space="preserve"> </w:t>
-      </w:r>
-      <w:r>
-        <w:t xml:space="preserve">/</w:t>
-      </w:r>
-      <w:r>
-        <w:t xml:space="preserve"> </w:t>
-      </w:r>
-      <w:r>
-        <w:rPr>
-          <w:rStyle w:val="VerbatimChar"/>
-        </w:rPr>
-        <w:t xml:space="preserve">dumpbin</w:t>
-      </w:r>
-      <w:r>
-        <w:t xml:space="preserve">) kılavuza ekleyin. Kapalı kalan bir koruma varsa gerekçesini ödünleşim kaydına yazın.</w:t>
+        <w:t xml:space="preserve">strings</w:t>
+      </w:r>
+      <w:r>
+        <w:t xml:space="preserve"> </w:t>
+      </w:r>
+      <w:r>
+        <w:t xml:space="preserve">ve sembol taramasıyla başlar, sonra bir</w:t>
+      </w:r>
+      <w:r>
+        <w:t xml:space="preserve"> </w:t>
+      </w:r>
+      <w:r>
+        <w:t xml:space="preserve">tersine derleyiciyle kontrol akışını inceler. Raporda her koruma katmanının saldırıyı ne kadar geciktirdiği</w:t>
+      </w:r>
+      <w:r>
+        <w:t xml:space="preserve"> </w:t>
+      </w:r>
+      <w:r>
+        <w:t xml:space="preserve">yazılır; saldırı potansiyeli puanlamasında (13. hafta)</w:t>
+      </w:r>
+      <w:r>
+        <w:t xml:space="preserve"> </w:t>
+      </w:r>
+      <w:r>
+        <w:t xml:space="preserve">“gereken süre”</w:t>
+      </w:r>
+      <w:r>
+        <w:t xml:space="preserve"> </w:t>
+      </w:r>
+      <w:r>
+        <w:t xml:space="preserve">ve</w:t>
+      </w:r>
+      <w:r>
+        <w:t xml:space="preserve"> </w:t>
+      </w:r>
+      <w:r>
+        <w:t xml:space="preserve">“gereken uzmanlık”</w:t>
+      </w:r>
+      <w:r>
+        <w:t xml:space="preserve"> </w:t>
+      </w:r>
+      <w:r>
+        <w:t xml:space="preserve">ölçütleri buradan gelir.</w:t>
+      </w:r>
+    </w:p>
+    <w:p>
+      <w:r>
+        <w:pict>
+          <v:rect style="width:0;height:1.5pt" o:hralign="center" o:hrstd="t" o:hr="t"/>
+        </w:pict>
+      </w:r>
+    </w:p>
+    <w:bookmarkEnd w:id="87"/>
+    <w:bookmarkEnd w:id="88"/>
+    <w:bookmarkStart w:id="89" w:name="dönem-projesi-bu-hafta"/>
+    <w:p>
+      <w:pPr>
+        <w:pStyle w:val="Heading2"/>
+      </w:pPr>
+      <w:r>
+        <w:t xml:space="preserve">17. Dönem projesi: bu hafta</w:t>
+      </w:r>
+    </w:p>
+    <w:p>
+      <w:pPr>
+        <w:pStyle w:val="FirstParagraph"/>
+      </w:pPr>
+      <w:r>
+        <w:t xml:space="preserve">Güvenlik kılavuzunuzun</w:t>
+      </w:r>
+      <w:r>
+        <w:t xml:space="preserve"> </w:t>
+      </w:r>
+      <w:r>
+        <w:rPr>
+          <w:b/>
+          <w:bCs/>
+        </w:rPr>
+        <w:t xml:space="preserve">S9</w:t>
+      </w:r>
+      <w:r>
+        <w:rPr>
+          <w:b/>
+          <w:bCs/>
+        </w:rPr>
+        <w:t xml:space="preserve"> </w:t>
+      </w:r>
+      <w:r>
+        <w:rPr>
+          <w:b/>
+          <w:bCs/>
+        </w:rPr>
+        <w:t xml:space="preserve">“Kod sağlamlaştırma”</w:t>
+      </w:r>
+      <w:r>
+        <w:t xml:space="preserve"> </w:t>
+      </w:r>
+      <w:r>
+        <w:t xml:space="preserve">bölümünün ilk taslağını yazın:</w:t>
       </w:r>
     </w:p>
     <w:p>
@@ -26027,22 +26221,37 @@
         </w:numPr>
       </w:pPr>
       <w:r>
-        <w:t xml:space="preserve">Kodunuzu</w:t>
-      </w:r>
-      <w:r>
-        <w:t xml:space="preserve"> </w:t>
+        <w:t xml:space="preserve">Projenizi</w:t>
+      </w:r>
+      <w:r>
+        <w:t xml:space="preserve"> </w:t>
+      </w:r>
+      <w:r>
+        <w:t xml:space="preserve">“Derleyici ve işletim sistemi korumaları”</w:t>
+      </w:r>
+      <w:r>
+        <w:t xml:space="preserve"> </w:t>
+      </w:r>
+      <w:r>
+        <w:t xml:space="preserve">bölümündeki önerilen sürüm bayraklarıyla derleyin; koruma</w:t>
+      </w:r>
+      <w:r>
+        <w:t xml:space="preserve"> </w:t>
+      </w:r>
+      <w:r>
+        <w:t xml:space="preserve">tablosunu (</w:t>
       </w:r>
       <w:r>
         <w:rPr>
           <w:rStyle w:val="VerbatimChar"/>
         </w:rPr>
-        <w:t xml:space="preserve">clang-tidy</w:t>
-      </w:r>
-      <w:r>
-        <w:t xml:space="preserve"> </w:t>
-      </w:r>
-      <w:r>
-        <w:t xml:space="preserve">ya da</w:t>
+        <w:t xml:space="preserve">checksec</w:t>
+      </w:r>
+      <w:r>
+        <w:t xml:space="preserve"> </w:t>
+      </w:r>
+      <w:r>
+        <w:t xml:space="preserve">/</w:t>
       </w:r>
       <w:r>
         <w:t xml:space="preserve"> </w:t>
@@ -26051,19 +26260,10 @@
         <w:rPr>
           <w:rStyle w:val="VerbatimChar"/>
         </w:rPr>
-        <w:t xml:space="preserve">cppcheck</w:t>
-      </w:r>
-      <w:r>
-        <w:t xml:space="preserve"> </w:t>
-      </w:r>
-      <w:r>
-        <w:t xml:space="preserve">ile CERT kurallarına göre tarayın; en az beş bulguyu düzeltip kural</w:t>
-      </w:r>
-      <w:r>
-        <w:t xml:space="preserve"> </w:t>
-      </w:r>
-      <w:r>
-        <w:t xml:space="preserve">kimliğiyle belgeleyin.</w:t>
+        <w:t xml:space="preserve">dumpbin</w:t>
+      </w:r>
+      <w:r>
+        <w:t xml:space="preserve">) kılavuza ekleyin. Kapalı kalan bir koruma varsa gerekçesini ödünleşim kaydına yazın.</w:t>
       </w:r>
     </w:p>
     <w:p>
@@ -26075,7 +26275,43 @@
         </w:numPr>
       </w:pPr>
       <w:r>
-        <w:t xml:space="preserve">Testlerinizi ASan + UBSan ile çalıştırın.</w:t>
+        <w:t xml:space="preserve">Kodunuzu</w:t>
+      </w:r>
+      <w:r>
+        <w:t xml:space="preserve"> </w:t>
+      </w:r>
+      <w:r>
+        <w:rPr>
+          <w:rStyle w:val="VerbatimChar"/>
+        </w:rPr>
+        <w:t xml:space="preserve">clang-tidy</w:t>
+      </w:r>
+      <w:r>
+        <w:t xml:space="preserve"> </w:t>
+      </w:r>
+      <w:r>
+        <w:t xml:space="preserve">ya da</w:t>
+      </w:r>
+      <w:r>
+        <w:t xml:space="preserve"> </w:t>
+      </w:r>
+      <w:r>
+        <w:rPr>
+          <w:rStyle w:val="VerbatimChar"/>
+        </w:rPr>
+        <w:t xml:space="preserve">cppcheck</w:t>
+      </w:r>
+      <w:r>
+        <w:t xml:space="preserve"> </w:t>
+      </w:r>
+      <w:r>
+        <w:t xml:space="preserve">ile CERT kurallarına göre tarayın; en az beş bulguyu düzeltip kural</w:t>
+      </w:r>
+      <w:r>
+        <w:t xml:space="preserve"> </w:t>
+      </w:r>
+      <w:r>
+        <w:t xml:space="preserve">kimliğiyle belgeleyin.</w:t>
       </w:r>
     </w:p>
     <w:p>
@@ -26087,7 +26323,7 @@
         </w:numPr>
       </w:pPr>
       <w:r>
-        <w:t xml:space="preserve">Dışarıdan veri okuyan en az bir fonksiyon için bir fuzz hedefi yazın ve en az 10 dakika fuzzlayın; sonucu yazın.</w:t>
+        <w:t xml:space="preserve">Testlerinizi ASan + UBSan ile çalıştırın.</w:t>
       </w:r>
     </w:p>
     <w:p>
@@ -26099,1168 +26335,7 @@
         </w:numPr>
       </w:pPr>
       <w:r>
-        <w:t xml:space="preserve">Sürüm derlemesinde günlüğün kaldırıldığını ve hassas dizgelerin</w:t>
-      </w:r>
-      <w:r>
-        <w:t xml:space="preserve"> </w:t>
-      </w:r>
-      <w:r>
-        <w:rPr>
-          <w:rStyle w:val="VerbatimChar"/>
-        </w:rPr>
-        <w:t xml:space="preserve">strings</w:t>
-      </w:r>
-      <w:r>
-        <w:t xml:space="preserve"> </w:t>
-      </w:r>
-      <w:r>
-        <w:t xml:space="preserve">çıktısında görünmediğini gösterin.</w:t>
-      </w:r>
-    </w:p>
-    <w:p>
-      <w:pPr>
-        <w:pStyle w:val="FirstParagraph"/>
-      </w:pPr>
-      <w:r>
-        <w:rPr>
-          <w:b/>
-          <w:bCs/>
-        </w:rPr>
-        <w:t xml:space="preserve">S9 önlem kartı şablonu (her önlem için)</w:t>
-      </w:r>
-    </w:p>
-    <w:p>
-      <w:pPr>
-        <w:pStyle w:val="SourceCode"/>
-      </w:pPr>
-      <w:r>
-        <w:rPr>
-          <w:rStyle w:val="FunctionTok"/>
-        </w:rPr>
-        <w:t xml:space="preserve">### KS-01 Sürümde günlüğün kaldırılması</w:t>
-      </w:r>
-      <w:r>
-        <w:br/>
-      </w:r>
-      <w:r>
-        <w:rPr>
-          <w:rStyle w:val="NormalTok"/>
-        </w:rPr>
-        <w:t xml:space="preserve">**Açıklama:** Neden gerekli? (hangi varlık, hangi tehdit)</w:t>
-      </w:r>
-      <w:r>
-        <w:br/>
-      </w:r>
-      <w:r>
-        <w:rPr>
-          <w:rStyle w:val="NormalTok"/>
-        </w:rPr>
-        <w:t xml:space="preserve">**Uygulama:** Nasıl yapıldı? (dosya, makro, derleme bayrağı)</w:t>
-      </w:r>
-      <w:r>
-        <w:br/>
-      </w:r>
-      <w:r>
-        <w:rPr>
-          <w:rStyle w:val="NormalTok"/>
-        </w:rPr>
-        <w:t xml:space="preserve">**Doğrulama:** Nasıl test edildi? (komut + beklenen çıktı)</w:t>
-      </w:r>
-      <w:r>
-        <w:br/>
-      </w:r>
-      <w:r>
-        <w:rPr>
-          <w:rStyle w:val="NormalTok"/>
-        </w:rPr>
-        <w:t xml:space="preserve">**Kalan risk / ödünleşim:** Varsa</w:t>
-      </w:r>
-    </w:p>
-    <w:p>
-      <w:r>
-        <w:pict>
-          <v:rect style="width:0;height:1.5pt" o:hralign="center" o:hrstd="t" o:hr="t"/>
-        </w:pict>
-      </w:r>
-    </w:p>
-    <w:bookmarkEnd w:id="89"/>
-    <w:bookmarkStart w:id="90" w:name="kendi-başına-çalış"/>
-    <w:p>
-      <w:pPr>
-        <w:pStyle w:val="Heading2"/>
-      </w:pPr>
-      <w:r>
-        <w:t xml:space="preserve">18. Kendi başına çalış</w:t>
-      </w:r>
-    </w:p>
-    <w:p>
-      <w:pPr>
-        <w:pStyle w:val="BlockText"/>
-      </w:pPr>
-      <w:r>
-        <w:rPr>
-          <w:b/>
-          <w:bCs/>
-        </w:rPr>
-        <w:t xml:space="preserve">Alıştırma 1 — Kolay: Uyarıları hata yapın</w:t>
-      </w:r>
-    </w:p>
-    <w:p>
-      <w:pPr>
-        <w:pStyle w:val="BlockText"/>
-      </w:pPr>
-      <w:r>
-        <w:t xml:space="preserve">Kendi projenizi</w:t>
-      </w:r>
-      <w:r>
-        <w:t xml:space="preserve"> </w:t>
-      </w:r>
-      <w:r>
-        <w:rPr>
-          <w:rStyle w:val="VerbatimChar"/>
-        </w:rPr>
-        <w:t xml:space="preserve">-Wall -Wextra -Wformat=2 -Wconversion -Werror</w:t>
-      </w:r>
-      <w:r>
-        <w:t xml:space="preserve"> </w:t>
-      </w:r>
-      <w:r>
-        <w:t xml:space="preserve">(MSVC’de</w:t>
-      </w:r>
-      <w:r>
-        <w:t xml:space="preserve"> </w:t>
-      </w:r>
-      <w:r>
-        <w:rPr>
-          <w:rStyle w:val="VerbatimChar"/>
-        </w:rPr>
-        <w:t xml:space="preserve">/W4 /WX</w:t>
-      </w:r>
-      <w:r>
-        <w:t xml:space="preserve">) ile derleyin. Kaç uyarı çıktı?</w:t>
-      </w:r>
-      <w:r>
-        <w:t xml:space="preserve"> </w:t>
-      </w:r>
-      <w:r>
-        <w:t xml:space="preserve">Her birini ya düzeltin ya da neden zararsız olduğunu bir yorumla açıklayın.</w:t>
-      </w:r>
-    </w:p>
-    <w:p>
-      <w:pPr>
-        <w:pStyle w:val="BlockText"/>
-      </w:pPr>
-      <w:r>
-        <w:rPr>
-          <w:b/>
-          <w:bCs/>
-        </w:rPr>
-        <w:t xml:space="preserve">Alıştırma 2 — Kolay: Biçim dizgesi avı</w:t>
-      </w:r>
-    </w:p>
-    <w:p>
-      <w:pPr>
-        <w:pStyle w:val="BlockText"/>
-      </w:pPr>
-      <w:r>
-        <w:t xml:space="preserve">Kendi kodunuzda biçim dizgesi olarak değişken alan her çağrıyı bulun (</w:t>
-      </w:r>
-      <w:r>
-        <w:rPr>
-          <w:rStyle w:val="VerbatimChar"/>
-        </w:rPr>
-        <w:t xml:space="preserve">printf(</w:t>
-      </w:r>
-      <w:r>
-        <w:t xml:space="preserve">,</w:t>
-      </w:r>
-      <w:r>
-        <w:t xml:space="preserve"> </w:t>
-      </w:r>
-      <w:r>
-        <w:rPr>
-          <w:rStyle w:val="VerbatimChar"/>
-        </w:rPr>
-        <w:t xml:space="preserve">fprintf(</w:t>
-      </w:r>
-      <w:r>
-        <w:t xml:space="preserve">,</w:t>
-      </w:r>
-      <w:r>
-        <w:t xml:space="preserve"> </w:t>
-      </w:r>
-      <w:r>
-        <w:rPr>
-          <w:rStyle w:val="VerbatimChar"/>
-        </w:rPr>
-        <w:t xml:space="preserve">snprintf(</w:t>
-      </w:r>
-      <w:r>
-        <w:t xml:space="preserve">,</w:t>
-      </w:r>
-      <w:r>
-        <w:t xml:space="preserve"> </w:t>
-      </w:r>
-      <w:r>
-        <w:rPr>
-          <w:rStyle w:val="VerbatimChar"/>
-        </w:rPr>
-        <w:t xml:space="preserve">syslog(</w:t>
-      </w:r>
-      <w:r>
-        <w:t xml:space="preserve">). Kendi günlük fonksiyonunuza</w:t>
-      </w:r>
-      <w:r>
-        <w:t xml:space="preserve"> </w:t>
-      </w:r>
-      <w:r>
-        <w:rPr>
-          <w:rStyle w:val="VerbatimChar"/>
-        </w:rPr>
-        <w:t xml:space="preserve">format</w:t>
-      </w:r>
-      <w:r>
-        <w:t xml:space="preserve"> </w:t>
-      </w:r>
-      <w:r>
-        <w:t xml:space="preserve">özniteliğini ekleyip derleyicinin yeni uyarılar verip</w:t>
-      </w:r>
-      <w:r>
-        <w:t xml:space="preserve"> </w:t>
-      </w:r>
-      <w:r>
-        <w:t xml:space="preserve">vermediğine bakın.</w:t>
-      </w:r>
-    </w:p>
-    <w:p>
-      <w:pPr>
-        <w:pStyle w:val="BlockText"/>
-      </w:pPr>
-      <w:r>
-        <w:rPr>
-          <w:b/>
-          <w:bCs/>
-        </w:rPr>
-        <w:t xml:space="preserve">Alıştırma 3 — Orta: Taşma denetimi</w:t>
-      </w:r>
-    </w:p>
-    <w:p>
-      <w:pPr>
-        <w:pStyle w:val="BlockText"/>
-      </w:pPr>
-      <w:r>
-        <w:rPr>
-          <w:rStyle w:val="VerbatimChar"/>
-        </w:rPr>
-        <w:t xml:space="preserve">n</w:t>
-      </w:r>
-      <w:r>
-        <w:t xml:space="preserve"> </w:t>
-      </w:r>
-      <w:r>
-        <w:t xml:space="preserve">adet</w:t>
-      </w:r>
-      <w:r>
-        <w:t xml:space="preserve"> </w:t>
-      </w:r>
-      <w:r>
-        <w:rPr>
-          <w:rStyle w:val="VerbatimChar"/>
-        </w:rPr>
-        <w:t xml:space="preserve">struct kayit</w:t>
-      </w:r>
-      <w:r>
-        <w:t xml:space="preserve"> </w:t>
-      </w:r>
-      <w:r>
-        <w:t xml:space="preserve">için bellek ayıran bir fonksiyonu önce</w:t>
-      </w:r>
-      <w:r>
-        <w:t xml:space="preserve"> </w:t>
-      </w:r>
-      <w:r>
-        <w:rPr>
-          <w:rStyle w:val="VerbatimChar"/>
-        </w:rPr>
-        <w:t xml:space="preserve">malloc(n * sizeof(struct kayit))</w:t>
-      </w:r>
-      <w:r>
-        <w:t xml:space="preserve"> </w:t>
-      </w:r>
-      <w:r>
-        <w:t xml:space="preserve">ile, sonra</w:t>
-      </w:r>
-      <w:r>
-        <w:t xml:space="preserve"> </w:t>
-      </w:r>
-      <w:r>
-        <w:rPr>
-          <w:rStyle w:val="VerbatimChar"/>
-        </w:rPr>
-        <w:t xml:space="preserve">__builtin_mul_overflow</w:t>
-      </w:r>
-      <w:r>
-        <w:t xml:space="preserve"> </w:t>
-      </w:r>
-      <w:r>
-        <w:t xml:space="preserve">ile, sonra</w:t>
-      </w:r>
-      <w:r>
-        <w:t xml:space="preserve"> </w:t>
-      </w:r>
-      <w:r>
-        <w:rPr>
-          <w:rStyle w:val="VerbatimChar"/>
-        </w:rPr>
-        <w:t xml:space="preserve">calloc</w:t>
-      </w:r>
-      <w:r>
-        <w:t xml:space="preserve"> </w:t>
-      </w:r>
-      <w:r>
-        <w:t xml:space="preserve">ile yazın.</w:t>
-      </w:r>
-      <w:r>
-        <w:t xml:space="preserve"> </w:t>
-      </w:r>
-      <w:r>
-        <w:rPr>
-          <w:rStyle w:val="VerbatimChar"/>
-        </w:rPr>
-        <w:t xml:space="preserve">n = SIZE_MAX / 2</w:t>
-      </w:r>
-      <w:r>
-        <w:t xml:space="preserve"> </w:t>
-      </w:r>
-      <w:r>
-        <w:t xml:space="preserve">için üç sürümün davranışını</w:t>
-      </w:r>
-      <w:r>
-        <w:t xml:space="preserve"> </w:t>
-      </w:r>
-      <w:r>
-        <w:t xml:space="preserve">karşılaştırın.</w:t>
-      </w:r>
-    </w:p>
-    <w:p>
-      <w:pPr>
-        <w:pStyle w:val="BlockText"/>
-      </w:pPr>
-      <w:r>
-        <w:rPr>
-          <w:b/>
-          <w:bCs/>
-        </w:rPr>
-        <w:t xml:space="preserve">Alıştırma 4 — Orta: UBSan ile tanımsız davranış avı</w:t>
-      </w:r>
-    </w:p>
-    <w:p>
-      <w:pPr>
-        <w:pStyle w:val="BlockText"/>
-      </w:pPr>
-      <w:r>
-        <w:t xml:space="preserve">Demo 3’teki üç tanımsız davranışa bir dördüncüsünü ekleyin (ör. dizinin sonundan bir fazla elemana erişim ya da</w:t>
-      </w:r>
-      <w:r>
-        <w:t xml:space="preserve"> </w:t>
-      </w:r>
-      <w:r>
-        <w:t xml:space="preserve">NULL işaretçiyle üye erişimi). UBSan ve ASan’ın hangisinin yakaladığını gözlemleyin.</w:t>
-      </w:r>
-    </w:p>
-    <w:p>
-      <w:pPr>
-        <w:pStyle w:val="BlockText"/>
-      </w:pPr>
-      <w:r>
-        <w:rPr>
-          <w:b/>
-          <w:bCs/>
-        </w:rPr>
-        <w:t xml:space="preserve">Alıştırma 5 — Orta: Kendi fuzz hedefiniz</w:t>
-      </w:r>
-    </w:p>
-    <w:p>
-      <w:pPr>
-        <w:pStyle w:val="BlockText"/>
-      </w:pPr>
-      <w:r>
-        <w:t xml:space="preserve">Projenizdeki bir ayrıştırıcı için</w:t>
-      </w:r>
-      <w:r>
-        <w:t xml:space="preserve"> </w:t>
-      </w:r>
-      <w:r>
-        <w:rPr>
-          <w:rStyle w:val="VerbatimChar"/>
-        </w:rPr>
-        <w:t xml:space="preserve">LLVMFuzzerTestOneInput</w:t>
-      </w:r>
-      <w:r>
-        <w:t xml:space="preserve"> </w:t>
-      </w:r>
-      <w:r>
-        <w:t xml:space="preserve">yazın. Anlamlı birkaç tohum dosyası hazırlayın,</w:t>
-      </w:r>
-      <w:r>
-        <w:t xml:space="preserve"> </w:t>
-      </w:r>
-      <w:r>
-        <w:t xml:space="preserve">fuzzer’ı 10 dakika çalıştırın ve ulaşılan kapsamı (</w:t>
-      </w:r>
-      <w:r>
-        <w:rPr>
-          <w:rStyle w:val="VerbatimChar"/>
-        </w:rPr>
-        <w:t xml:space="preserve">cov:</w:t>
-      </w:r>
-      <w:r>
-        <w:t xml:space="preserve"> </w:t>
-      </w:r>
-      <w:r>
-        <w:t xml:space="preserve">değeri) not edin. Bir hata bulursanız düzeltin ve</w:t>
-      </w:r>
-      <w:r>
-        <w:t xml:space="preserve"> </w:t>
-      </w:r>
-      <w:r>
-        <w:t xml:space="preserve">bulunan girdiyi bir regresyon testine dönüştürün.</w:t>
-      </w:r>
-    </w:p>
-    <w:p>
-      <w:pPr>
-        <w:pStyle w:val="BlockText"/>
-      </w:pPr>
-      <w:r>
-        <w:rPr>
-          <w:b/>
-          <w:bCs/>
-        </w:rPr>
-        <w:t xml:space="preserve">Alıştırma 6 — Orta: Koruma tablosu</w:t>
-      </w:r>
-    </w:p>
-    <w:p>
-      <w:pPr>
-        <w:pStyle w:val="BlockText"/>
-      </w:pPr>
-      <w:r>
-        <w:t xml:space="preserve">Demo 5’in</w:t>
-      </w:r>
-      <w:r>
-        <w:t xml:space="preserve"> </w:t>
-      </w:r>
-      <w:r>
-        <w:rPr>
-          <w:rStyle w:val="VerbatimChar"/>
-        </w:rPr>
-        <w:t xml:space="preserve">giris_zayif</w:t>
-      </w:r>
-      <w:r>
-        <w:t xml:space="preserve"> </w:t>
-      </w:r>
-      <w:r>
-        <w:t xml:space="preserve">ve</w:t>
-      </w:r>
-      <w:r>
-        <w:t xml:space="preserve"> </w:t>
-      </w:r>
-      <w:r>
-        <w:rPr>
-          <w:rStyle w:val="VerbatimChar"/>
-        </w:rPr>
-        <w:t xml:space="preserve">giris_sert</w:t>
-      </w:r>
-      <w:r>
-        <w:t xml:space="preserve"> </w:t>
-      </w:r>
-      <w:r>
-        <w:t xml:space="preserve">hedeflerinin koruma tablolarını çıkarın. Hangi bayrak hangi satırı</w:t>
-      </w:r>
-      <w:r>
-        <w:t xml:space="preserve"> </w:t>
-      </w:r>
-      <w:r>
-        <w:t xml:space="preserve">değiştirdi? Aynı bayrakları kendi projenize ekleyip tabloyu yeniden çıkarın. İkili dosyaların boyutu ve çalışma süresi ne kadar farklı?</w:t>
-      </w:r>
-    </w:p>
-    <w:p>
-      <w:pPr>
-        <w:pStyle w:val="BlockText"/>
-      </w:pPr>
-      <w:r>
-        <w:rPr>
-          <w:b/>
-          <w:bCs/>
-        </w:rPr>
-        <w:t xml:space="preserve">Alıştırma 7 — Zor: Sinyal işleyici incelemesi</w:t>
-      </w:r>
-    </w:p>
-    <w:p>
-      <w:pPr>
-        <w:pStyle w:val="BlockText"/>
-      </w:pPr>
-      <w:r>
-        <w:t xml:space="preserve">Bir sinyal işleyicisinde</w:t>
-      </w:r>
-      <w:r>
-        <w:t xml:space="preserve"> </w:t>
-      </w:r>
-      <w:r>
-        <w:rPr>
-          <w:rStyle w:val="VerbatimChar"/>
-        </w:rPr>
-        <w:t xml:space="preserve">printf</w:t>
-      </w:r>
-      <w:r>
-        <w:t xml:space="preserve"> </w:t>
-      </w:r>
-      <w:r>
-        <w:t xml:space="preserve">ve</w:t>
-      </w:r>
-      <w:r>
-        <w:t xml:space="preserve"> </w:t>
-      </w:r>
-      <w:r>
-        <w:rPr>
-          <w:rStyle w:val="VerbatimChar"/>
-        </w:rPr>
-        <w:t xml:space="preserve">malloc</w:t>
-      </w:r>
-      <w:r>
-        <w:t xml:space="preserve"> </w:t>
-      </w:r>
-      <w:r>
-        <w:t xml:space="preserve">çağıran küçük bir program yazın ve neden hatalı olduğunu SIG30-C</w:t>
-      </w:r>
-      <w:r>
-        <w:t xml:space="preserve"> </w:t>
-      </w:r>
-      <w:r>
-        <w:t xml:space="preserve">ile açıklayın. Sonra işleyiciyi yalnız bir</w:t>
-      </w:r>
-      <w:r>
-        <w:t xml:space="preserve"> </w:t>
-      </w:r>
-      <w:r>
-        <w:rPr>
-          <w:rStyle w:val="VerbatimChar"/>
-        </w:rPr>
-        <w:t xml:space="preserve">volatile sig_atomic_t</w:t>
-      </w:r>
-      <w:r>
-        <w:t xml:space="preserve"> </w:t>
-      </w:r>
-      <w:r>
-        <w:t xml:space="preserve">bayrak kuracak şekilde düzeltin.</w:t>
-      </w:r>
-    </w:p>
-    <w:p>
-      <w:pPr>
-        <w:pStyle w:val="BlockText"/>
-      </w:pPr>
-      <w:r>
-        <w:rPr>
-          <w:b/>
-          <w:bCs/>
-        </w:rPr>
-        <w:t xml:space="preserve">Alıştırma 8 — Zor: Düzleştirmenin maliyeti</w:t>
-      </w:r>
-    </w:p>
-    <w:p>
-      <w:pPr>
-        <w:pStyle w:val="BlockText"/>
-      </w:pPr>
-      <w:r>
-        <w:t xml:space="preserve">Demo 7’deki</w:t>
-      </w:r>
-      <w:r>
-        <w:t xml:space="preserve"> </w:t>
-      </w:r>
-      <w:r>
-        <w:rPr>
-          <w:rStyle w:val="VerbatimChar"/>
-        </w:rPr>
-        <w:t xml:space="preserve">pin_dogrula</w:t>
-      </w:r>
-      <w:r>
-        <w:t xml:space="preserve"> </w:t>
-      </w:r>
-      <w:r>
-        <w:t xml:space="preserve">fonksiyonunu kendi projenizdeki bir fonksiyona uygulayın (el ile). Süreyi ve ikili</w:t>
-      </w:r>
-      <w:r>
-        <w:t xml:space="preserve"> </w:t>
-      </w:r>
-      <w:r>
-        <w:t xml:space="preserve">dosya boyutunu ölçün; sonucu S9 bölümüne bir ödünleşim satırı olarak yazın.</w:t>
-      </w:r>
-    </w:p>
-    <w:p>
-      <w:r>
-        <w:pict>
-          <v:rect style="width:0;height:1.5pt" o:hralign="center" o:hrstd="t" o:hr="t"/>
-        </w:pict>
-      </w:r>
-    </w:p>
-    <w:bookmarkEnd w:id="90"/>
-    <w:bookmarkStart w:id="91" w:name="kendini-sınama"/>
-    <w:p>
-      <w:pPr>
-        <w:pStyle w:val="Heading2"/>
-      </w:pPr>
-      <w:r>
-        <w:t xml:space="preserve">19. Kendini sınama</w:t>
-      </w:r>
-    </w:p>
-    <w:p>
-      <w:pPr>
-        <w:pStyle w:val="BlockText"/>
-      </w:pPr>
-      <w:r>
-        <w:rPr>
-          <w:b/>
-          <w:bCs/>
-        </w:rPr>
-        <w:t xml:space="preserve">1. Kod sağlamlaştırmanın üç katmanı nedir? Hangisi hatayı gerçekten ortadan kaldırır?</w:t>
-      </w:r>
-    </w:p>
-    <w:p>
-      <w:pPr>
-        <w:pStyle w:val="BlockText"/>
-      </w:pPr>
-      <w:r>
-        <w:t xml:space="preserve">Güvenli kodlama, derleyici/işletim sistemi korumaları, kod gizleme. Yalnız güvenli kodlama hatayı kaldırır; diğer</w:t>
-      </w:r>
-      <w:r>
-        <w:t xml:space="preserve"> </w:t>
-      </w:r>
-      <w:r>
-        <w:t xml:space="preserve">ikisi sömürüyü ya da anlamayı zorlaştırır.</w:t>
-      </w:r>
-    </w:p>
-    <w:p>
-      <w:pPr>
-        <w:pStyle w:val="BlockText"/>
-      </w:pPr>
-      <w:r>
-        <w:rPr>
-          <w:b/>
-          <w:bCs/>
-        </w:rPr>
-        <w:t xml:space="preserve">2. CERT’te</w:t>
-      </w:r>
-      <w:r>
-        <w:rPr>
-          <w:b/>
-          <w:bCs/>
-        </w:rPr>
-        <w:t xml:space="preserve"> </w:t>
-      </w:r>
-      <w:r>
-        <w:rPr>
-          <w:b/>
-          <w:bCs/>
-        </w:rPr>
-        <w:t xml:space="preserve">‘kural’</w:t>
-      </w:r>
-      <w:r>
-        <w:rPr>
-          <w:b/>
-          <w:bCs/>
-        </w:rPr>
-        <w:t xml:space="preserve"> </w:t>
-      </w:r>
-      <w:r>
-        <w:rPr>
-          <w:b/>
-          <w:bCs/>
-        </w:rPr>
-        <w:t xml:space="preserve">ile</w:t>
-      </w:r>
-      <w:r>
-        <w:rPr>
-          <w:b/>
-          <w:bCs/>
-        </w:rPr>
-        <w:t xml:space="preserve"> </w:t>
-      </w:r>
-      <w:r>
-        <w:rPr>
-          <w:b/>
-          <w:bCs/>
-        </w:rPr>
-        <w:t xml:space="preserve">‘öneri’</w:t>
-      </w:r>
-      <w:r>
-        <w:rPr>
-          <w:b/>
-          <w:bCs/>
-        </w:rPr>
-        <w:t xml:space="preserve"> </w:t>
-      </w:r>
-      <w:r>
-        <w:rPr>
-          <w:b/>
-          <w:bCs/>
-        </w:rPr>
-        <w:t xml:space="preserve">arasındaki fark nedir? L1 önceliği ne anlatır?</w:t>
-      </w:r>
-    </w:p>
-    <w:p>
-      <w:pPr>
-        <w:pStyle w:val="BlockText"/>
-      </w:pPr>
-      <w:r>
-        <w:t xml:space="preserve">Kurallar ihlal edildiğinde doğrudan zafiyete yol açabilir ve denetlenebilir; öneriler iyi uygulamadır. L1, önem,</w:t>
-      </w:r>
-      <w:r>
-        <w:t xml:space="preserve"> </w:t>
-      </w:r>
-      <w:r>
-        <w:t xml:space="preserve">olasılık ve düzeltme maliyeti birlikte değerlendirildiğinde en yüksek önceliktir.</w:t>
-      </w:r>
-    </w:p>
-    <w:p>
-      <w:pPr>
-        <w:pStyle w:val="BlockText"/>
-      </w:pPr>
-      <w:r>
-        <w:rPr>
-          <w:b/>
-          <w:bCs/>
-        </w:rPr>
-        <w:t xml:space="preserve">3.</w:t>
-      </w:r>
-      <w:r>
-        <w:rPr>
-          <w:b/>
-          <w:bCs/>
-        </w:rPr>
-        <w:t xml:space="preserve"> </w:t>
-      </w:r>
-      <w:r>
-        <w:rPr>
-          <w:rStyle w:val="VerbatimChar"/>
-          <w:b/>
-          <w:bCs/>
-        </w:rPr>
-        <w:t xml:space="preserve">printf(girdi)</w:t>
-      </w:r>
-      <w:r>
-        <w:rPr>
-          <w:b/>
-          <w:bCs/>
-        </w:rPr>
-        <w:t xml:space="preserve"> </w:t>
-      </w:r>
-      <w:r>
-        <w:rPr>
-          <w:b/>
-          <w:bCs/>
-        </w:rPr>
-        <w:t xml:space="preserve">neden tehlikelidir? En hafif sonucu nedir?</w:t>
-      </w:r>
-    </w:p>
-    <w:p>
-      <w:pPr>
-        <w:pStyle w:val="BlockText"/>
-      </w:pPr>
-      <w:r>
-        <w:t xml:space="preserve">Girdi biçim dizgesi olarak yorumlanır;</w:t>
-      </w:r>
-      <w:r>
-        <w:t xml:space="preserve"> </w:t>
-      </w:r>
-      <w:r>
-        <w:rPr>
-          <w:rStyle w:val="VerbatimChar"/>
-        </w:rPr>
-        <w:t xml:space="preserve">%x</w:t>
-      </w:r>
-      <w:r>
-        <w:t xml:space="preserve">/</w:t>
-      </w:r>
-      <w:r>
-        <w:rPr>
-          <w:rStyle w:val="VerbatimChar"/>
-        </w:rPr>
-        <w:t xml:space="preserve">%p</w:t>
-      </w:r>
-      <w:r>
-        <w:t xml:space="preserve"> </w:t>
-      </w:r>
-      <w:r>
-        <w:t xml:space="preserve">yığındaki değerleri okur,</w:t>
-      </w:r>
-      <w:r>
-        <w:t xml:space="preserve"> </w:t>
-      </w:r>
-      <w:r>
-        <w:rPr>
-          <w:rStyle w:val="VerbatimChar"/>
-        </w:rPr>
-        <w:t xml:space="preserve">%n</w:t>
-      </w:r>
-      <w:r>
-        <w:t xml:space="preserve"> </w:t>
-      </w:r>
-      <w:r>
-        <w:t xml:space="preserve">belleğe yazar. En hafif sonucu bilgi</w:t>
-      </w:r>
-      <w:r>
-        <w:t xml:space="preserve"> </w:t>
-      </w:r>
-      <w:r>
-        <w:t xml:space="preserve">sızıntısıdır (anahtar, adres, kanarya).</w:t>
-      </w:r>
-    </w:p>
-    <w:p>
-      <w:pPr>
-        <w:pStyle w:val="BlockText"/>
-      </w:pPr>
-      <w:r>
-        <w:rPr>
-          <w:b/>
-          <w:bCs/>
-        </w:rPr>
-        <w:t xml:space="preserve">4. UAF raporundaki üç yığın izi nedir? Düzeltme çoğunlukla hangisindedir?</w:t>
-      </w:r>
-    </w:p>
-    <w:p>
-      <w:pPr>
-        <w:pStyle w:val="BlockText"/>
-      </w:pPr>
-      <w:r>
-        <w:t xml:space="preserve">Kullanım, serbest bırakma ve ayırma yerleri. Düzeltme çoğu zaman serbest bırakma yerindedir: sahiplik kararı orada</w:t>
-      </w:r>
-      <w:r>
-        <w:t xml:space="preserve"> </w:t>
-      </w:r>
-      <w:r>
-        <w:t xml:space="preserve">yanlış verilmiştir.</w:t>
-      </w:r>
-    </w:p>
-    <w:p>
-      <w:pPr>
-        <w:pStyle w:val="BlockText"/>
-      </w:pPr>
-      <w:r>
-        <w:rPr>
-          <w:b/>
-          <w:bCs/>
-        </w:rPr>
-        <w:t xml:space="preserve">5.</w:t>
-      </w:r>
-      <w:r>
-        <w:rPr>
-          <w:b/>
-          <w:bCs/>
-        </w:rPr>
-        <w:t xml:space="preserve"> </w:t>
-      </w:r>
-      <w:r>
-        <w:rPr>
-          <w:rStyle w:val="VerbatimChar"/>
-          <w:b/>
-          <w:bCs/>
-        </w:rPr>
-        <w:t xml:space="preserve">if (x + 100 &lt; x)</w:t>
-      </w:r>
-      <w:r>
-        <w:rPr>
-          <w:b/>
-          <w:bCs/>
-        </w:rPr>
-        <w:t xml:space="preserve"> </w:t>
-      </w:r>
-      <w:r>
-        <w:rPr>
-          <w:b/>
-          <w:bCs/>
-        </w:rPr>
-        <w:t xml:space="preserve">denetimi neden derleyici tarafından silinebilir?</w:t>
-      </w:r>
-    </w:p>
-    <w:p>
-      <w:pPr>
-        <w:pStyle w:val="BlockText"/>
-      </w:pPr>
-      <w:r>
-        <w:t xml:space="preserve">İşaretli taşma tanımsız davranıştır; derleyici taşmanın olmayacağını varsayar ve ifadenin hiçbir zaman doğru</w:t>
-      </w:r>
-      <w:r>
-        <w:t xml:space="preserve"> </w:t>
-      </w:r>
-      <w:r>
-        <w:t xml:space="preserve">olamayacağını düşünerek dalı kaldırır. Doğrusu işlemden önce sınırla karşılaştırmak ya da taşma bildiren</w:t>
-      </w:r>
-      <w:r>
-        <w:t xml:space="preserve"> </w:t>
-      </w:r>
-      <w:r>
-        <w:t xml:space="preserve">yerleşikleri kullanmaktır.</w:t>
-      </w:r>
-    </w:p>
-    <w:p>
-      <w:pPr>
-        <w:pStyle w:val="BlockText"/>
-      </w:pPr>
-      <w:r>
-        <w:rPr>
-          <w:b/>
-          <w:bCs/>
-        </w:rPr>
-        <w:t xml:space="preserve">6. Sinyal işleyicide neden</w:t>
-      </w:r>
-      <w:r>
-        <w:rPr>
-          <w:b/>
-          <w:bCs/>
-        </w:rPr>
-        <w:t xml:space="preserve"> </w:t>
-      </w:r>
-      <w:r>
-        <w:rPr>
-          <w:rStyle w:val="VerbatimChar"/>
-          <w:b/>
-          <w:bCs/>
-        </w:rPr>
-        <w:t xml:space="preserve">printf</w:t>
-      </w:r>
-      <w:r>
-        <w:rPr>
-          <w:b/>
-          <w:bCs/>
-        </w:rPr>
-        <w:t xml:space="preserve"> </w:t>
-      </w:r>
-      <w:r>
-        <w:rPr>
-          <w:b/>
-          <w:bCs/>
-        </w:rPr>
-        <w:t xml:space="preserve">çağrılmamalıdır?</w:t>
-      </w:r>
-    </w:p>
-    <w:p>
-      <w:pPr>
-        <w:pStyle w:val="BlockText"/>
-      </w:pPr>
-      <w:r>
-        <w:t xml:space="preserve">Sinyal, kesilen kod aynı fonksiyonun içindeyken gelebilir; eşzamansız güvenli olmayan fonksiyonlar iç veri</w:t>
-      </w:r>
-      <w:r>
-        <w:t xml:space="preserve"> </w:t>
-      </w:r>
-      <w:r>
-        <w:t xml:space="preserve">yapılarını bozar. İşleyici yalnız</w:t>
-      </w:r>
-      <w:r>
-        <w:t xml:space="preserve"> </w:t>
-      </w:r>
-      <w:r>
-        <w:rPr>
-          <w:rStyle w:val="VerbatimChar"/>
-        </w:rPr>
-        <w:t xml:space="preserve">volatile sig_atomic_t</w:t>
-      </w:r>
-      <w:r>
-        <w:t xml:space="preserve"> </w:t>
-      </w:r>
-      <w:r>
-        <w:t xml:space="preserve">bir bayrak kurmalıdır.</w:t>
-      </w:r>
-    </w:p>
-    <w:p>
-      <w:pPr>
-        <w:pStyle w:val="BlockText"/>
-      </w:pPr>
-      <w:r>
-        <w:rPr>
-          <w:b/>
-          <w:bCs/>
-        </w:rPr>
-        <w:t xml:space="preserve">7. ASan aynı yapı içindeki bir alandan komşu alana taşmayı neden göremez?</w:t>
-      </w:r>
-    </w:p>
-    <w:p>
-      <w:pPr>
-        <w:pStyle w:val="BlockText"/>
-      </w:pPr>
-      <w:r>
-        <w:t xml:space="preserve">ASan zehirli bölgeleri nesnelerin arasına koyar; yapının alanları arasında zehirli bölge yoktur.</w:t>
-      </w:r>
-    </w:p>
-    <w:p>
-      <w:pPr>
-        <w:pStyle w:val="BlockText"/>
-      </w:pPr>
-      <w:r>
-        <w:rPr>
-          <w:b/>
-          <w:bCs/>
-        </w:rPr>
-        <w:t xml:space="preserve">8. İyi bir fuzz hedefinin dört özelliği nedir?</w:t>
-      </w:r>
-    </w:p>
-    <w:p>
-      <w:pPr>
-        <w:pStyle w:val="BlockText"/>
-      </w:pPr>
-      <w:r>
-        <w:t xml:space="preserve">Hızlı, deterministik, durum bırakmayan ve tek bir işi test eden.</w:t>
-      </w:r>
-    </w:p>
-    <w:p>
-      <w:pPr>
-        <w:pStyle w:val="BlockText"/>
-      </w:pPr>
-      <w:r>
-        <w:rPr>
-          <w:b/>
-          <w:bCs/>
-        </w:rPr>
-        <w:t xml:space="preserve">9. Kanarya neyi durdurur, neyi durdurmaz?</w:t>
-      </w:r>
-    </w:p>
-    <w:p>
-      <w:pPr>
-        <w:pStyle w:val="BlockText"/>
-      </w:pPr>
-      <w:r>
-        <w:t xml:space="preserve">Dönüş adresine ulaşan ardışık yığın taşmasını durdurur (programı sonlandırarak). Kanaryadan önceki değişkenlerin</w:t>
-      </w:r>
-      <w:r>
-        <w:t xml:space="preserve"> </w:t>
-      </w:r>
-      <w:r>
-        <w:t xml:space="preserve">bozulmasını, öbek taşmasını ve sızdırılmış kanaryayı durdurmaz.</w:t>
-      </w:r>
-    </w:p>
-    <w:p>
-      <w:pPr>
-        <w:pStyle w:val="BlockText"/>
-      </w:pPr>
-      <w:r>
-        <w:rPr>
-          <w:b/>
-          <w:bCs/>
-        </w:rPr>
-        <w:t xml:space="preserve">10. ASLR neden bir bilgi sızıntısıyla zayıflar?</w:t>
-      </w:r>
-    </w:p>
-    <w:p>
-      <w:pPr>
-        <w:pStyle w:val="BlockText"/>
-      </w:pPr>
-      <w:r>
-        <w:t xml:space="preserve">ASLR adresleri gizli tutmaya dayanır; biçim dizisi açığı gibi bir sızıntı gerçek bir adresi açığa çıkarırsa diğer</w:t>
-      </w:r>
-      <w:r>
-        <w:t xml:space="preserve"> </w:t>
-      </w:r>
-      <w:r>
-        <w:t xml:space="preserve">adresler hesaplanabilir.</w:t>
-      </w:r>
-    </w:p>
-    <w:p>
-      <w:pPr>
-        <w:pStyle w:val="BlockText"/>
-      </w:pPr>
-      <w:r>
-        <w:rPr>
-          <w:b/>
-          <w:bCs/>
-        </w:rPr>
-        <w:t xml:space="preserve">11. Günlüğü bir çalışma anı bayrağıyla susturmak neden yetmez?</w:t>
-      </w:r>
-    </w:p>
-    <w:p>
-      <w:pPr>
-        <w:pStyle w:val="BlockText"/>
-      </w:pPr>
-      <w:r>
-        <w:t xml:space="preserve">Günlük dizgeleri ikili dosyada kalır ve bayrak değiştirilerek günlük yeniden açılabilir. Doğrusu derleme anında</w:t>
-      </w:r>
-      <w:r>
-        <w:t xml:space="preserve"> </w:t>
-      </w:r>
-      <w:r>
-        <w:t xml:space="preserve">tamamen kaldırmaktır.</w:t>
-      </w:r>
-    </w:p>
-    <w:p>
-      <w:pPr>
-        <w:pStyle w:val="BlockText"/>
-      </w:pPr>
-      <w:r>
-        <w:rPr>
-          <w:b/>
-          <w:bCs/>
-        </w:rPr>
-        <w:t xml:space="preserve">12. Kontrol akışı düzleştirme tek başına neden zayıftır? Onu güçlendiren üç teknik sayın.</w:t>
-      </w:r>
-    </w:p>
-    <w:p>
-      <w:pPr>
-        <w:pStyle w:val="BlockText"/>
-      </w:pPr>
-      <w:r>
-        <w:t xml:space="preserve">Şablon tanınabilir ve durum değişkeni izlenerek akış geri çıkarılabilir. Durum değerlerinin gizlenmesi, sahte/ölü</w:t>
-      </w:r>
-      <w:r>
-        <w:t xml:space="preserve"> </w:t>
-      </w:r>
-      <w:r>
-        <w:t xml:space="preserve">bloklar, rastgele çıkış noktası, opak değerler.</w:t>
-      </w:r>
-    </w:p>
-    <w:p>
-      <w:r>
-        <w:pict>
-          <v:rect style="width:0;height:1.5pt" o:hralign="center" o:hrstd="t" o:hr="t"/>
-        </w:pict>
-      </w:r>
-    </w:p>
-    <w:bookmarkEnd w:id="91"/>
-    <w:bookmarkStart w:id="92" w:name="kaynaklar-ve-ileri-okuma"/>
-    <w:p>
-      <w:pPr>
-        <w:pStyle w:val="Heading2"/>
-      </w:pPr>
-      <w:r>
-        <w:t xml:space="preserve">20. Kaynaklar ve ileri okuma</w:t>
-      </w:r>
-    </w:p>
-    <w:p>
-      <w:pPr>
-        <w:pStyle w:val="FirstParagraph"/>
-      </w:pPr>
-      <w:r>
-        <w:rPr>
-          <w:b/>
-          <w:bCs/>
-        </w:rPr>
-        <w:t xml:space="preserve">Ders kitabı</w:t>
-      </w:r>
-      <w:r>
-        <w:t xml:space="preserve"> </w:t>
-      </w:r>
-      <w:r>
-        <w:t xml:space="preserve">— J. Viega, M. Messier,</w:t>
-      </w:r>
-      <w:r>
-        <w:t xml:space="preserve"> </w:t>
-      </w:r>
-      <w:r>
-        <w:rPr>
-          <w:i/>
-          <w:iCs/>
-        </w:rPr>
-        <w:t xml:space="preserve">Secure Programming Cookbook for C and C++</w:t>
-      </w:r>
-      <w:r>
-        <w:t xml:space="preserve">, O’Reilly, 2003:</w:t>
+        <w:t xml:space="preserve">Dışarıdan veri okuyan en az bir fonksiyon için bir fuzz hedefi yazın ve en az 10 dakika fuzzlayın; sonucu yazın.</w:t>
       </w:r>
     </w:p>
     <w:p>
@@ -27272,43 +26347,22 @@
         </w:numPr>
       </w:pPr>
       <w:r>
-        <w:t xml:space="preserve">Tarif 3.1 (temel girdi doğrulama), 3.2 (biçimlendirme fonksiyonlarına saldırıları önleme), 3.3 (arabellek</w:t>
-      </w:r>
-      <w:r>
-        <w:t xml:space="preserve"> </w:t>
-      </w:r>
-      <w:r>
-        <w:t xml:space="preserve">taşmasını önleme), 3.5 (tamsayı dönüşümü ve sarma)</w:t>
-      </w:r>
-    </w:p>
-    <w:p>
-      <w:pPr>
-        <w:pStyle w:val="Compact"/>
-        <w:numPr>
-          <w:ilvl w:val="0"/>
-          <w:numId w:val="1017"/>
-        </w:numPr>
-      </w:pPr>
-      <w:r>
-        <w:t xml:space="preserve">Tarif 13.1 (hata işleme), 13.4 (değişken argümanlar), 13.5 (sinyal işleme)</w:t>
-      </w:r>
-    </w:p>
-    <w:p>
-      <w:pPr>
-        <w:pStyle w:val="Compact"/>
-        <w:numPr>
-          <w:ilvl w:val="0"/>
-          <w:numId w:val="1017"/>
-        </w:numPr>
-      </w:pPr>
-      <w:r>
-        <w:t xml:space="preserve">Tarif 12.1 (yazılım korumasını anlamak), 12.3 (kodu gizleme), 12.5 (sabit dönüşümleri), 12.8 (boolean değerleri</w:t>
-      </w:r>
-      <w:r>
-        <w:t xml:space="preserve"> </w:t>
-      </w:r>
-      <w:r>
-        <w:t xml:space="preserve">gizleme), 12.11 (dizgeleri gizleme)</w:t>
+        <w:t xml:space="preserve">Sürüm derlemesinde günlüğün kaldırıldığını ve hassas dizgelerin</w:t>
+      </w:r>
+      <w:r>
+        <w:t xml:space="preserve"> </w:t>
+      </w:r>
+      <w:r>
+        <w:rPr>
+          <w:rStyle w:val="VerbatimChar"/>
+        </w:rPr>
+        <w:t xml:space="preserve">strings</w:t>
+      </w:r>
+      <w:r>
+        <w:t xml:space="preserve"> </w:t>
+      </w:r>
+      <w:r>
+        <w:t xml:space="preserve">çıktısında görünmediğini gösterin.</w:t>
       </w:r>
     </w:p>
     <w:p>
@@ -27320,7 +26374,1141 @@
           <w:b/>
           <w:bCs/>
         </w:rPr>
-        <w:t xml:space="preserve">Açık standartlar ve kaynaklar</w:t>
+        <w:t xml:space="preserve">S9 önlem kartı şablonu (her önlem için)</w:t>
+      </w:r>
+    </w:p>
+    <w:p>
+      <w:pPr>
+        <w:pStyle w:val="SourceCode"/>
+      </w:pPr>
+      <w:r>
+        <w:rPr>
+          <w:rStyle w:val="FunctionTok"/>
+        </w:rPr>
+        <w:t xml:space="preserve">### KS-01 Sürümde günlüğün kaldırılması</w:t>
+      </w:r>
+      <w:r>
+        <w:br/>
+      </w:r>
+      <w:r>
+        <w:rPr>
+          <w:rStyle w:val="NormalTok"/>
+        </w:rPr>
+        <w:t xml:space="preserve">**Açıklama:** Neden gerekli? (hangi varlık, hangi tehdit)</w:t>
+      </w:r>
+      <w:r>
+        <w:br/>
+      </w:r>
+      <w:r>
+        <w:rPr>
+          <w:rStyle w:val="NormalTok"/>
+        </w:rPr>
+        <w:t xml:space="preserve">**Uygulama:** Nasıl yapıldı? (dosya, makro, derleme bayrağı)</w:t>
+      </w:r>
+      <w:r>
+        <w:br/>
+      </w:r>
+      <w:r>
+        <w:rPr>
+          <w:rStyle w:val="NormalTok"/>
+        </w:rPr>
+        <w:t xml:space="preserve">**Doğrulama:** Nasıl test edildi? (komut + beklenen çıktı)</w:t>
+      </w:r>
+      <w:r>
+        <w:br/>
+      </w:r>
+      <w:r>
+        <w:rPr>
+          <w:rStyle w:val="NormalTok"/>
+        </w:rPr>
+        <w:t xml:space="preserve">**Kalan risk / ödünleşim:** Varsa</w:t>
+      </w:r>
+    </w:p>
+    <w:p>
+      <w:r>
+        <w:pict>
+          <v:rect style="width:0;height:1.5pt" o:hralign="center" o:hrstd="t" o:hr="t"/>
+        </w:pict>
+      </w:r>
+    </w:p>
+    <w:bookmarkEnd w:id="89"/>
+    <w:bookmarkStart w:id="90" w:name="kendi-başına-çalış"/>
+    <w:p>
+      <w:pPr>
+        <w:pStyle w:val="Heading2"/>
+      </w:pPr>
+      <w:r>
+        <w:t xml:space="preserve">18. Kendi başına çalış</w:t>
+      </w:r>
+    </w:p>
+    <w:p>
+      <w:pPr>
+        <w:pStyle w:val="BlockText"/>
+      </w:pPr>
+      <w:r>
+        <w:rPr>
+          <w:b/>
+          <w:bCs/>
+        </w:rPr>
+        <w:t xml:space="preserve">Alıştırma 1 — Kolay: Uyarıları hata yapın</w:t>
+      </w:r>
+    </w:p>
+    <w:p>
+      <w:pPr>
+        <w:pStyle w:val="BlockText"/>
+      </w:pPr>
+      <w:r>
+        <w:t xml:space="preserve">Kendi projenizi</w:t>
+      </w:r>
+      <w:r>
+        <w:t xml:space="preserve"> </w:t>
+      </w:r>
+      <w:r>
+        <w:rPr>
+          <w:rStyle w:val="VerbatimChar"/>
+        </w:rPr>
+        <w:t xml:space="preserve">-Wall -Wextra -Wformat=2 -Wconversion -Werror</w:t>
+      </w:r>
+      <w:r>
+        <w:t xml:space="preserve"> </w:t>
+      </w:r>
+      <w:r>
+        <w:t xml:space="preserve">(MSVC’de</w:t>
+      </w:r>
+      <w:r>
+        <w:t xml:space="preserve"> </w:t>
+      </w:r>
+      <w:r>
+        <w:rPr>
+          <w:rStyle w:val="VerbatimChar"/>
+        </w:rPr>
+        <w:t xml:space="preserve">/W4 /WX</w:t>
+      </w:r>
+      <w:r>
+        <w:t xml:space="preserve">) ile derleyin. Kaç uyarı çıktı?</w:t>
+      </w:r>
+      <w:r>
+        <w:t xml:space="preserve"> </w:t>
+      </w:r>
+      <w:r>
+        <w:t xml:space="preserve">Her birini ya düzeltin ya da neden zararsız olduğunu bir yorumla açıklayın.</w:t>
+      </w:r>
+    </w:p>
+    <w:p>
+      <w:pPr>
+        <w:pStyle w:val="BlockText"/>
+      </w:pPr>
+      <w:r>
+        <w:rPr>
+          <w:b/>
+          <w:bCs/>
+        </w:rPr>
+        <w:t xml:space="preserve">Alıştırma 2 — Kolay: Biçim dizgesi avı</w:t>
+      </w:r>
+    </w:p>
+    <w:p>
+      <w:pPr>
+        <w:pStyle w:val="BlockText"/>
+      </w:pPr>
+      <w:r>
+        <w:t xml:space="preserve">Kendi kodunuzda biçim dizgesi olarak değişken alan her çağrıyı bulun (</w:t>
+      </w:r>
+      <w:r>
+        <w:rPr>
+          <w:rStyle w:val="VerbatimChar"/>
+        </w:rPr>
+        <w:t xml:space="preserve">printf(</w:t>
+      </w:r>
+      <w:r>
+        <w:t xml:space="preserve">,</w:t>
+      </w:r>
+      <w:r>
+        <w:t xml:space="preserve"> </w:t>
+      </w:r>
+      <w:r>
+        <w:rPr>
+          <w:rStyle w:val="VerbatimChar"/>
+        </w:rPr>
+        <w:t xml:space="preserve">fprintf(</w:t>
+      </w:r>
+      <w:r>
+        <w:t xml:space="preserve">,</w:t>
+      </w:r>
+      <w:r>
+        <w:t xml:space="preserve"> </w:t>
+      </w:r>
+      <w:r>
+        <w:rPr>
+          <w:rStyle w:val="VerbatimChar"/>
+        </w:rPr>
+        <w:t xml:space="preserve">snprintf(</w:t>
+      </w:r>
+      <w:r>
+        <w:t xml:space="preserve">,</w:t>
+      </w:r>
+      <w:r>
+        <w:t xml:space="preserve"> </w:t>
+      </w:r>
+      <w:r>
+        <w:rPr>
+          <w:rStyle w:val="VerbatimChar"/>
+        </w:rPr>
+        <w:t xml:space="preserve">syslog(</w:t>
+      </w:r>
+      <w:r>
+        <w:t xml:space="preserve">). Kendi günlük fonksiyonunuza</w:t>
+      </w:r>
+      <w:r>
+        <w:t xml:space="preserve"> </w:t>
+      </w:r>
+      <w:r>
+        <w:rPr>
+          <w:rStyle w:val="VerbatimChar"/>
+        </w:rPr>
+        <w:t xml:space="preserve">format</w:t>
+      </w:r>
+      <w:r>
+        <w:t xml:space="preserve"> </w:t>
+      </w:r>
+      <w:r>
+        <w:t xml:space="preserve">özniteliğini ekleyip derleyicinin yeni uyarılar verip</w:t>
+      </w:r>
+      <w:r>
+        <w:t xml:space="preserve"> </w:t>
+      </w:r>
+      <w:r>
+        <w:t xml:space="preserve">vermediğine bakın.</w:t>
+      </w:r>
+    </w:p>
+    <w:p>
+      <w:pPr>
+        <w:pStyle w:val="BlockText"/>
+      </w:pPr>
+      <w:r>
+        <w:rPr>
+          <w:b/>
+          <w:bCs/>
+        </w:rPr>
+        <w:t xml:space="preserve">Alıştırma 3 — Orta: Taşma denetimi</w:t>
+      </w:r>
+    </w:p>
+    <w:p>
+      <w:pPr>
+        <w:pStyle w:val="BlockText"/>
+      </w:pPr>
+      <w:r>
+        <w:rPr>
+          <w:rStyle w:val="VerbatimChar"/>
+        </w:rPr>
+        <w:t xml:space="preserve">n</w:t>
+      </w:r>
+      <w:r>
+        <w:t xml:space="preserve"> </w:t>
+      </w:r>
+      <w:r>
+        <w:t xml:space="preserve">adet</w:t>
+      </w:r>
+      <w:r>
+        <w:t xml:space="preserve"> </w:t>
+      </w:r>
+      <w:r>
+        <w:rPr>
+          <w:rStyle w:val="VerbatimChar"/>
+        </w:rPr>
+        <w:t xml:space="preserve">struct kayit</w:t>
+      </w:r>
+      <w:r>
+        <w:t xml:space="preserve"> </w:t>
+      </w:r>
+      <w:r>
+        <w:t xml:space="preserve">için bellek ayıran bir fonksiyonu önce</w:t>
+      </w:r>
+      <w:r>
+        <w:t xml:space="preserve"> </w:t>
+      </w:r>
+      <w:r>
+        <w:rPr>
+          <w:rStyle w:val="VerbatimChar"/>
+        </w:rPr>
+        <w:t xml:space="preserve">malloc(n * sizeof(struct kayit))</w:t>
+      </w:r>
+      <w:r>
+        <w:t xml:space="preserve"> </w:t>
+      </w:r>
+      <w:r>
+        <w:t xml:space="preserve">ile, sonra</w:t>
+      </w:r>
+      <w:r>
+        <w:t xml:space="preserve"> </w:t>
+      </w:r>
+      <w:r>
+        <w:rPr>
+          <w:rStyle w:val="VerbatimChar"/>
+        </w:rPr>
+        <w:t xml:space="preserve">__builtin_mul_overflow</w:t>
+      </w:r>
+      <w:r>
+        <w:t xml:space="preserve"> </w:t>
+      </w:r>
+      <w:r>
+        <w:t xml:space="preserve">ile, sonra</w:t>
+      </w:r>
+      <w:r>
+        <w:t xml:space="preserve"> </w:t>
+      </w:r>
+      <w:r>
+        <w:rPr>
+          <w:rStyle w:val="VerbatimChar"/>
+        </w:rPr>
+        <w:t xml:space="preserve">calloc</w:t>
+      </w:r>
+      <w:r>
+        <w:t xml:space="preserve"> </w:t>
+      </w:r>
+      <w:r>
+        <w:t xml:space="preserve">ile yazın.</w:t>
+      </w:r>
+      <w:r>
+        <w:t xml:space="preserve"> </w:t>
+      </w:r>
+      <w:r>
+        <w:rPr>
+          <w:rStyle w:val="VerbatimChar"/>
+        </w:rPr>
+        <w:t xml:space="preserve">n = SIZE_MAX / 2</w:t>
+      </w:r>
+      <w:r>
+        <w:t xml:space="preserve"> </w:t>
+      </w:r>
+      <w:r>
+        <w:t xml:space="preserve">için üç sürümün davranışını</w:t>
+      </w:r>
+      <w:r>
+        <w:t xml:space="preserve"> </w:t>
+      </w:r>
+      <w:r>
+        <w:t xml:space="preserve">karşılaştırın.</w:t>
+      </w:r>
+    </w:p>
+    <w:p>
+      <w:pPr>
+        <w:pStyle w:val="BlockText"/>
+      </w:pPr>
+      <w:r>
+        <w:rPr>
+          <w:b/>
+          <w:bCs/>
+        </w:rPr>
+        <w:t xml:space="preserve">Alıştırma 4 — Orta: UBSan ile tanımsız davranış avı</w:t>
+      </w:r>
+    </w:p>
+    <w:p>
+      <w:pPr>
+        <w:pStyle w:val="BlockText"/>
+      </w:pPr>
+      <w:r>
+        <w:t xml:space="preserve">Demo 3’teki üç tanımsız davranışa bir dördüncüsünü ekleyin (ör. dizinin sonundan bir fazla elemana erişim ya da</w:t>
+      </w:r>
+      <w:r>
+        <w:t xml:space="preserve"> </w:t>
+      </w:r>
+      <w:r>
+        <w:t xml:space="preserve">NULL işaretçiyle üye erişimi). UBSan ve ASan’ın hangisinin yakaladığını gözlemleyin.</w:t>
+      </w:r>
+    </w:p>
+    <w:p>
+      <w:pPr>
+        <w:pStyle w:val="BlockText"/>
+      </w:pPr>
+      <w:r>
+        <w:rPr>
+          <w:b/>
+          <w:bCs/>
+        </w:rPr>
+        <w:t xml:space="preserve">Alıştırma 5 — Orta: Kendi fuzz hedefiniz</w:t>
+      </w:r>
+    </w:p>
+    <w:p>
+      <w:pPr>
+        <w:pStyle w:val="BlockText"/>
+      </w:pPr>
+      <w:r>
+        <w:t xml:space="preserve">Projenizdeki bir ayrıştırıcı için</w:t>
+      </w:r>
+      <w:r>
+        <w:t xml:space="preserve"> </w:t>
+      </w:r>
+      <w:r>
+        <w:rPr>
+          <w:rStyle w:val="VerbatimChar"/>
+        </w:rPr>
+        <w:t xml:space="preserve">LLVMFuzzerTestOneInput</w:t>
+      </w:r>
+      <w:r>
+        <w:t xml:space="preserve"> </w:t>
+      </w:r>
+      <w:r>
+        <w:t xml:space="preserve">yazın. Anlamlı birkaç tohum dosyası hazırlayın,</w:t>
+      </w:r>
+      <w:r>
+        <w:t xml:space="preserve"> </w:t>
+      </w:r>
+      <w:r>
+        <w:t xml:space="preserve">fuzzer’ı 10 dakika çalıştırın ve ulaşılan kapsamı (</w:t>
+      </w:r>
+      <w:r>
+        <w:rPr>
+          <w:rStyle w:val="VerbatimChar"/>
+        </w:rPr>
+        <w:t xml:space="preserve">cov:</w:t>
+      </w:r>
+      <w:r>
+        <w:t xml:space="preserve"> </w:t>
+      </w:r>
+      <w:r>
+        <w:t xml:space="preserve">değeri) not edin. Bir hata bulursanız düzeltin ve</w:t>
+      </w:r>
+      <w:r>
+        <w:t xml:space="preserve"> </w:t>
+      </w:r>
+      <w:r>
+        <w:t xml:space="preserve">bulunan girdiyi bir regresyon testine dönüştürün.</w:t>
+      </w:r>
+    </w:p>
+    <w:p>
+      <w:pPr>
+        <w:pStyle w:val="BlockText"/>
+      </w:pPr>
+      <w:r>
+        <w:rPr>
+          <w:b/>
+          <w:bCs/>
+        </w:rPr>
+        <w:t xml:space="preserve">Alıştırma 6 — Orta: Koruma tablosu</w:t>
+      </w:r>
+    </w:p>
+    <w:p>
+      <w:pPr>
+        <w:pStyle w:val="BlockText"/>
+      </w:pPr>
+      <w:r>
+        <w:t xml:space="preserve">Demo 5’in</w:t>
+      </w:r>
+      <w:r>
+        <w:t xml:space="preserve"> </w:t>
+      </w:r>
+      <w:r>
+        <w:rPr>
+          <w:rStyle w:val="VerbatimChar"/>
+        </w:rPr>
+        <w:t xml:space="preserve">giris_zayif</w:t>
+      </w:r>
+      <w:r>
+        <w:t xml:space="preserve"> </w:t>
+      </w:r>
+      <w:r>
+        <w:t xml:space="preserve">ve</w:t>
+      </w:r>
+      <w:r>
+        <w:t xml:space="preserve"> </w:t>
+      </w:r>
+      <w:r>
+        <w:rPr>
+          <w:rStyle w:val="VerbatimChar"/>
+        </w:rPr>
+        <w:t xml:space="preserve">giris_sert</w:t>
+      </w:r>
+      <w:r>
+        <w:t xml:space="preserve"> </w:t>
+      </w:r>
+      <w:r>
+        <w:t xml:space="preserve">hedeflerinin koruma tablolarını çıkarın. Hangi bayrak hangi satırı</w:t>
+      </w:r>
+      <w:r>
+        <w:t xml:space="preserve"> </w:t>
+      </w:r>
+      <w:r>
+        <w:t xml:space="preserve">değiştirdi? Aynı bayrakları kendi projenize ekleyip tabloyu yeniden çıkarın. İkili dosyaların boyutu ve çalışma süresi ne kadar farklı?</w:t>
+      </w:r>
+    </w:p>
+    <w:p>
+      <w:pPr>
+        <w:pStyle w:val="BlockText"/>
+      </w:pPr>
+      <w:r>
+        <w:rPr>
+          <w:b/>
+          <w:bCs/>
+        </w:rPr>
+        <w:t xml:space="preserve">Alıştırma 7 — Zor: Sinyal işleyici incelemesi</w:t>
+      </w:r>
+    </w:p>
+    <w:p>
+      <w:pPr>
+        <w:pStyle w:val="BlockText"/>
+      </w:pPr>
+      <w:r>
+        <w:t xml:space="preserve">Bir sinyal işleyicisinde</w:t>
+      </w:r>
+      <w:r>
+        <w:t xml:space="preserve"> </w:t>
+      </w:r>
+      <w:r>
+        <w:rPr>
+          <w:rStyle w:val="VerbatimChar"/>
+        </w:rPr>
+        <w:t xml:space="preserve">printf</w:t>
+      </w:r>
+      <w:r>
+        <w:t xml:space="preserve"> </w:t>
+      </w:r>
+      <w:r>
+        <w:t xml:space="preserve">ve</w:t>
+      </w:r>
+      <w:r>
+        <w:t xml:space="preserve"> </w:t>
+      </w:r>
+      <w:r>
+        <w:rPr>
+          <w:rStyle w:val="VerbatimChar"/>
+        </w:rPr>
+        <w:t xml:space="preserve">malloc</w:t>
+      </w:r>
+      <w:r>
+        <w:t xml:space="preserve"> </w:t>
+      </w:r>
+      <w:r>
+        <w:t xml:space="preserve">çağıran küçük bir program yazın ve neden hatalı olduğunu SIG30-C</w:t>
+      </w:r>
+      <w:r>
+        <w:t xml:space="preserve"> </w:t>
+      </w:r>
+      <w:r>
+        <w:t xml:space="preserve">ile açıklayın. Sonra işleyiciyi yalnız bir</w:t>
+      </w:r>
+      <w:r>
+        <w:t xml:space="preserve"> </w:t>
+      </w:r>
+      <w:r>
+        <w:rPr>
+          <w:rStyle w:val="VerbatimChar"/>
+        </w:rPr>
+        <w:t xml:space="preserve">volatile sig_atomic_t</w:t>
+      </w:r>
+      <w:r>
+        <w:t xml:space="preserve"> </w:t>
+      </w:r>
+      <w:r>
+        <w:t xml:space="preserve">bayrak kuracak şekilde düzeltin.</w:t>
+      </w:r>
+    </w:p>
+    <w:p>
+      <w:pPr>
+        <w:pStyle w:val="BlockText"/>
+      </w:pPr>
+      <w:r>
+        <w:rPr>
+          <w:b/>
+          <w:bCs/>
+        </w:rPr>
+        <w:t xml:space="preserve">Alıştırma 8 — Zor: Düzleştirmenin maliyeti</w:t>
+      </w:r>
+    </w:p>
+    <w:p>
+      <w:pPr>
+        <w:pStyle w:val="BlockText"/>
+      </w:pPr>
+      <w:r>
+        <w:t xml:space="preserve">Demo 7’deki</w:t>
+      </w:r>
+      <w:r>
+        <w:t xml:space="preserve"> </w:t>
+      </w:r>
+      <w:r>
+        <w:rPr>
+          <w:rStyle w:val="VerbatimChar"/>
+        </w:rPr>
+        <w:t xml:space="preserve">pin_dogrula</w:t>
+      </w:r>
+      <w:r>
+        <w:t xml:space="preserve"> </w:t>
+      </w:r>
+      <w:r>
+        <w:t xml:space="preserve">fonksiyonunu kendi projenizdeki bir fonksiyona uygulayın (el ile). Süreyi ve ikili</w:t>
+      </w:r>
+      <w:r>
+        <w:t xml:space="preserve"> </w:t>
+      </w:r>
+      <w:r>
+        <w:t xml:space="preserve">dosya boyutunu ölçün; sonucu S9 bölümüne bir ödünleşim satırı olarak yazın.</w:t>
+      </w:r>
+    </w:p>
+    <w:p>
+      <w:r>
+        <w:pict>
+          <v:rect style="width:0;height:1.5pt" o:hralign="center" o:hrstd="t" o:hr="t"/>
+        </w:pict>
+      </w:r>
+    </w:p>
+    <w:bookmarkEnd w:id="90"/>
+    <w:bookmarkStart w:id="91" w:name="kendini-sınama"/>
+    <w:p>
+      <w:pPr>
+        <w:pStyle w:val="Heading2"/>
+      </w:pPr>
+      <w:r>
+        <w:t xml:space="preserve">19. Kendini sınama</w:t>
+      </w:r>
+    </w:p>
+    <w:p>
+      <w:pPr>
+        <w:pStyle w:val="BlockText"/>
+      </w:pPr>
+      <w:r>
+        <w:rPr>
+          <w:b/>
+          <w:bCs/>
+        </w:rPr>
+        <w:t xml:space="preserve">1. Kod sağlamlaştırmanın üç katmanı nedir? Hangisi hatayı gerçekten ortadan kaldırır?</w:t>
+      </w:r>
+    </w:p>
+    <w:p>
+      <w:pPr>
+        <w:pStyle w:val="BlockText"/>
+      </w:pPr>
+      <w:r>
+        <w:t xml:space="preserve">Güvenli kodlama, derleyici/işletim sistemi korumaları, kod gizleme. Yalnız güvenli kodlama hatayı kaldırır; diğer</w:t>
+      </w:r>
+      <w:r>
+        <w:t xml:space="preserve"> </w:t>
+      </w:r>
+      <w:r>
+        <w:t xml:space="preserve">ikisi sömürüyü ya da anlamayı zorlaştırır.</w:t>
+      </w:r>
+    </w:p>
+    <w:p>
+      <w:pPr>
+        <w:pStyle w:val="BlockText"/>
+      </w:pPr>
+      <w:r>
+        <w:rPr>
+          <w:b/>
+          <w:bCs/>
+        </w:rPr>
+        <w:t xml:space="preserve">2. CERT’te</w:t>
+      </w:r>
+      <w:r>
+        <w:rPr>
+          <w:b/>
+          <w:bCs/>
+        </w:rPr>
+        <w:t xml:space="preserve"> </w:t>
+      </w:r>
+      <w:r>
+        <w:rPr>
+          <w:b/>
+          <w:bCs/>
+        </w:rPr>
+        <w:t xml:space="preserve">‘kural’</w:t>
+      </w:r>
+      <w:r>
+        <w:rPr>
+          <w:b/>
+          <w:bCs/>
+        </w:rPr>
+        <w:t xml:space="preserve"> </w:t>
+      </w:r>
+      <w:r>
+        <w:rPr>
+          <w:b/>
+          <w:bCs/>
+        </w:rPr>
+        <w:t xml:space="preserve">ile</w:t>
+      </w:r>
+      <w:r>
+        <w:rPr>
+          <w:b/>
+          <w:bCs/>
+        </w:rPr>
+        <w:t xml:space="preserve"> </w:t>
+      </w:r>
+      <w:r>
+        <w:rPr>
+          <w:b/>
+          <w:bCs/>
+        </w:rPr>
+        <w:t xml:space="preserve">‘öneri’</w:t>
+      </w:r>
+      <w:r>
+        <w:rPr>
+          <w:b/>
+          <w:bCs/>
+        </w:rPr>
+        <w:t xml:space="preserve"> </w:t>
+      </w:r>
+      <w:r>
+        <w:rPr>
+          <w:b/>
+          <w:bCs/>
+        </w:rPr>
+        <w:t xml:space="preserve">arasındaki fark nedir? L1 önceliği ne anlatır?</w:t>
+      </w:r>
+    </w:p>
+    <w:p>
+      <w:pPr>
+        <w:pStyle w:val="BlockText"/>
+      </w:pPr>
+      <w:r>
+        <w:t xml:space="preserve">Kurallar ihlal edildiğinde doğrudan zafiyete yol açabilir ve denetlenebilir; öneriler iyi uygulamadır. L1, önem,</w:t>
+      </w:r>
+      <w:r>
+        <w:t xml:space="preserve"> </w:t>
+      </w:r>
+      <w:r>
+        <w:t xml:space="preserve">olasılık ve düzeltme maliyeti birlikte değerlendirildiğinde en yüksek önceliktir.</w:t>
+      </w:r>
+    </w:p>
+    <w:p>
+      <w:pPr>
+        <w:pStyle w:val="BlockText"/>
+      </w:pPr>
+      <w:r>
+        <w:rPr>
+          <w:b/>
+          <w:bCs/>
+        </w:rPr>
+        <w:t xml:space="preserve">3.</w:t>
+      </w:r>
+      <w:r>
+        <w:rPr>
+          <w:b/>
+          <w:bCs/>
+        </w:rPr>
+        <w:t xml:space="preserve"> </w:t>
+      </w:r>
+      <w:r>
+        <w:rPr>
+          <w:rStyle w:val="VerbatimChar"/>
+          <w:b/>
+          <w:bCs/>
+        </w:rPr>
+        <w:t xml:space="preserve">printf(girdi)</w:t>
+      </w:r>
+      <w:r>
+        <w:rPr>
+          <w:b/>
+          <w:bCs/>
+        </w:rPr>
+        <w:t xml:space="preserve"> </w:t>
+      </w:r>
+      <w:r>
+        <w:rPr>
+          <w:b/>
+          <w:bCs/>
+        </w:rPr>
+        <w:t xml:space="preserve">neden tehlikelidir? En hafif sonucu nedir?</w:t>
+      </w:r>
+    </w:p>
+    <w:p>
+      <w:pPr>
+        <w:pStyle w:val="BlockText"/>
+      </w:pPr>
+      <w:r>
+        <w:t xml:space="preserve">Girdi biçim dizgesi olarak yorumlanır;</w:t>
+      </w:r>
+      <w:r>
+        <w:t xml:space="preserve"> </w:t>
+      </w:r>
+      <w:r>
+        <w:rPr>
+          <w:rStyle w:val="VerbatimChar"/>
+        </w:rPr>
+        <w:t xml:space="preserve">%x</w:t>
+      </w:r>
+      <w:r>
+        <w:t xml:space="preserve">/</w:t>
+      </w:r>
+      <w:r>
+        <w:rPr>
+          <w:rStyle w:val="VerbatimChar"/>
+        </w:rPr>
+        <w:t xml:space="preserve">%p</w:t>
+      </w:r>
+      <w:r>
+        <w:t xml:space="preserve"> </w:t>
+      </w:r>
+      <w:r>
+        <w:t xml:space="preserve">yığındaki değerleri okur,</w:t>
+      </w:r>
+      <w:r>
+        <w:t xml:space="preserve"> </w:t>
+      </w:r>
+      <w:r>
+        <w:rPr>
+          <w:rStyle w:val="VerbatimChar"/>
+        </w:rPr>
+        <w:t xml:space="preserve">%n</w:t>
+      </w:r>
+      <w:r>
+        <w:t xml:space="preserve"> </w:t>
+      </w:r>
+      <w:r>
+        <w:t xml:space="preserve">belleğe yazar. En hafif sonucu bilgi</w:t>
+      </w:r>
+      <w:r>
+        <w:t xml:space="preserve"> </w:t>
+      </w:r>
+      <w:r>
+        <w:t xml:space="preserve">sızıntısıdır (anahtar, adres, kanarya).</w:t>
+      </w:r>
+    </w:p>
+    <w:p>
+      <w:pPr>
+        <w:pStyle w:val="BlockText"/>
+      </w:pPr>
+      <w:r>
+        <w:rPr>
+          <w:b/>
+          <w:bCs/>
+        </w:rPr>
+        <w:t xml:space="preserve">4. UAF raporundaki üç yığın izi nedir? Düzeltme çoğunlukla hangisindedir?</w:t>
+      </w:r>
+    </w:p>
+    <w:p>
+      <w:pPr>
+        <w:pStyle w:val="BlockText"/>
+      </w:pPr>
+      <w:r>
+        <w:t xml:space="preserve">Kullanım, serbest bırakma ve ayırma yerleri. Düzeltme çoğu zaman serbest bırakma yerindedir: sahiplik kararı orada</w:t>
+      </w:r>
+      <w:r>
+        <w:t xml:space="preserve"> </w:t>
+      </w:r>
+      <w:r>
+        <w:t xml:space="preserve">yanlış verilmiştir.</w:t>
+      </w:r>
+    </w:p>
+    <w:p>
+      <w:pPr>
+        <w:pStyle w:val="BlockText"/>
+      </w:pPr>
+      <w:r>
+        <w:rPr>
+          <w:b/>
+          <w:bCs/>
+        </w:rPr>
+        <w:t xml:space="preserve">5.</w:t>
+      </w:r>
+      <w:r>
+        <w:rPr>
+          <w:b/>
+          <w:bCs/>
+        </w:rPr>
+        <w:t xml:space="preserve"> </w:t>
+      </w:r>
+      <w:r>
+        <w:rPr>
+          <w:rStyle w:val="VerbatimChar"/>
+          <w:b/>
+          <w:bCs/>
+        </w:rPr>
+        <w:t xml:space="preserve">if (x + 100 &lt; x)</w:t>
+      </w:r>
+      <w:r>
+        <w:rPr>
+          <w:b/>
+          <w:bCs/>
+        </w:rPr>
+        <w:t xml:space="preserve"> </w:t>
+      </w:r>
+      <w:r>
+        <w:rPr>
+          <w:b/>
+          <w:bCs/>
+        </w:rPr>
+        <w:t xml:space="preserve">denetimi neden derleyici tarafından silinebilir?</w:t>
+      </w:r>
+    </w:p>
+    <w:p>
+      <w:pPr>
+        <w:pStyle w:val="BlockText"/>
+      </w:pPr>
+      <w:r>
+        <w:t xml:space="preserve">İşaretli taşma tanımsız davranıştır; derleyici taşmanın olmayacağını varsayar ve ifadenin hiçbir zaman doğru</w:t>
+      </w:r>
+      <w:r>
+        <w:t xml:space="preserve"> </w:t>
+      </w:r>
+      <w:r>
+        <w:t xml:space="preserve">olamayacağını düşünerek dalı kaldırır. Doğrusu işlemden önce sınırla karşılaştırmak ya da taşma bildiren</w:t>
+      </w:r>
+      <w:r>
+        <w:t xml:space="preserve"> </w:t>
+      </w:r>
+      <w:r>
+        <w:t xml:space="preserve">yerleşikleri kullanmaktır.</w:t>
+      </w:r>
+    </w:p>
+    <w:p>
+      <w:pPr>
+        <w:pStyle w:val="BlockText"/>
+      </w:pPr>
+      <w:r>
+        <w:rPr>
+          <w:b/>
+          <w:bCs/>
+        </w:rPr>
+        <w:t xml:space="preserve">6. Sinyal işleyicide neden</w:t>
+      </w:r>
+      <w:r>
+        <w:rPr>
+          <w:b/>
+          <w:bCs/>
+        </w:rPr>
+        <w:t xml:space="preserve"> </w:t>
+      </w:r>
+      <w:r>
+        <w:rPr>
+          <w:rStyle w:val="VerbatimChar"/>
+          <w:b/>
+          <w:bCs/>
+        </w:rPr>
+        <w:t xml:space="preserve">printf</w:t>
+      </w:r>
+      <w:r>
+        <w:rPr>
+          <w:b/>
+          <w:bCs/>
+        </w:rPr>
+        <w:t xml:space="preserve"> </w:t>
+      </w:r>
+      <w:r>
+        <w:rPr>
+          <w:b/>
+          <w:bCs/>
+        </w:rPr>
+        <w:t xml:space="preserve">çağrılmamalıdır?</w:t>
+      </w:r>
+    </w:p>
+    <w:p>
+      <w:pPr>
+        <w:pStyle w:val="BlockText"/>
+      </w:pPr>
+      <w:r>
+        <w:t xml:space="preserve">Sinyal, kesilen kod aynı fonksiyonun içindeyken gelebilir; eşzamansız güvenli olmayan fonksiyonlar iç veri</w:t>
+      </w:r>
+      <w:r>
+        <w:t xml:space="preserve"> </w:t>
+      </w:r>
+      <w:r>
+        <w:t xml:space="preserve">yapılarını bozar. İşleyici yalnız</w:t>
+      </w:r>
+      <w:r>
+        <w:t xml:space="preserve"> </w:t>
+      </w:r>
+      <w:r>
+        <w:rPr>
+          <w:rStyle w:val="VerbatimChar"/>
+        </w:rPr>
+        <w:t xml:space="preserve">volatile sig_atomic_t</w:t>
+      </w:r>
+      <w:r>
+        <w:t xml:space="preserve"> </w:t>
+      </w:r>
+      <w:r>
+        <w:t xml:space="preserve">bir bayrak kurmalıdır.</w:t>
+      </w:r>
+    </w:p>
+    <w:p>
+      <w:pPr>
+        <w:pStyle w:val="BlockText"/>
+      </w:pPr>
+      <w:r>
+        <w:rPr>
+          <w:b/>
+          <w:bCs/>
+        </w:rPr>
+        <w:t xml:space="preserve">7. ASan aynı yapı içindeki bir alandan komşu alana taşmayı neden göremez?</w:t>
+      </w:r>
+    </w:p>
+    <w:p>
+      <w:pPr>
+        <w:pStyle w:val="BlockText"/>
+      </w:pPr>
+      <w:r>
+        <w:t xml:space="preserve">ASan zehirli bölgeleri nesnelerin arasına koyar; yapının alanları arasında zehirli bölge yoktur.</w:t>
+      </w:r>
+    </w:p>
+    <w:p>
+      <w:pPr>
+        <w:pStyle w:val="BlockText"/>
+      </w:pPr>
+      <w:r>
+        <w:rPr>
+          <w:b/>
+          <w:bCs/>
+        </w:rPr>
+        <w:t xml:space="preserve">8. İyi bir fuzz hedefinin dört özelliği nedir?</w:t>
+      </w:r>
+    </w:p>
+    <w:p>
+      <w:pPr>
+        <w:pStyle w:val="BlockText"/>
+      </w:pPr>
+      <w:r>
+        <w:t xml:space="preserve">Hızlı, deterministik, durum bırakmayan ve tek bir işi test eden.</w:t>
+      </w:r>
+    </w:p>
+    <w:p>
+      <w:pPr>
+        <w:pStyle w:val="BlockText"/>
+      </w:pPr>
+      <w:r>
+        <w:rPr>
+          <w:b/>
+          <w:bCs/>
+        </w:rPr>
+        <w:t xml:space="preserve">9. Kanarya neyi durdurur, neyi durdurmaz?</w:t>
+      </w:r>
+    </w:p>
+    <w:p>
+      <w:pPr>
+        <w:pStyle w:val="BlockText"/>
+      </w:pPr>
+      <w:r>
+        <w:t xml:space="preserve">Dönüş adresine ulaşan ardışık yığın taşmasını durdurur (programı sonlandırarak). Kanaryadan önceki değişkenlerin</w:t>
+      </w:r>
+      <w:r>
+        <w:t xml:space="preserve"> </w:t>
+      </w:r>
+      <w:r>
+        <w:t xml:space="preserve">bozulmasını, öbek taşmasını ve sızdırılmış kanaryayı durdurmaz.</w:t>
+      </w:r>
+    </w:p>
+    <w:p>
+      <w:pPr>
+        <w:pStyle w:val="BlockText"/>
+      </w:pPr>
+      <w:r>
+        <w:rPr>
+          <w:b/>
+          <w:bCs/>
+        </w:rPr>
+        <w:t xml:space="preserve">10. ASLR neden bir bilgi sızıntısıyla zayıflar?</w:t>
+      </w:r>
+    </w:p>
+    <w:p>
+      <w:pPr>
+        <w:pStyle w:val="BlockText"/>
+      </w:pPr>
+      <w:r>
+        <w:t xml:space="preserve">ASLR adresleri gizli tutmaya dayanır; biçim dizisi açığı gibi bir sızıntı gerçek bir adresi açığa çıkarırsa diğer</w:t>
+      </w:r>
+      <w:r>
+        <w:t xml:space="preserve"> </w:t>
+      </w:r>
+      <w:r>
+        <w:t xml:space="preserve">adresler hesaplanabilir.</w:t>
+      </w:r>
+    </w:p>
+    <w:p>
+      <w:pPr>
+        <w:pStyle w:val="BlockText"/>
+      </w:pPr>
+      <w:r>
+        <w:rPr>
+          <w:b/>
+          <w:bCs/>
+        </w:rPr>
+        <w:t xml:space="preserve">11. Günlüğü bir çalışma anı bayrağıyla susturmak neden yetmez?</w:t>
+      </w:r>
+    </w:p>
+    <w:p>
+      <w:pPr>
+        <w:pStyle w:val="BlockText"/>
+      </w:pPr>
+      <w:r>
+        <w:t xml:space="preserve">Günlük dizgeleri ikili dosyada kalır ve bayrak değiştirilerek günlük yeniden açılabilir. Doğrusu derleme anında</w:t>
+      </w:r>
+      <w:r>
+        <w:t xml:space="preserve"> </w:t>
+      </w:r>
+      <w:r>
+        <w:t xml:space="preserve">tamamen kaldırmaktır.</w:t>
+      </w:r>
+    </w:p>
+    <w:p>
+      <w:pPr>
+        <w:pStyle w:val="BlockText"/>
+      </w:pPr>
+      <w:r>
+        <w:rPr>
+          <w:b/>
+          <w:bCs/>
+        </w:rPr>
+        <w:t xml:space="preserve">12. Kontrol akışı düzleştirme tek başına neden zayıftır? Onu güçlendiren üç teknik sayın.</w:t>
+      </w:r>
+    </w:p>
+    <w:p>
+      <w:pPr>
+        <w:pStyle w:val="BlockText"/>
+      </w:pPr>
+      <w:r>
+        <w:t xml:space="preserve">Şablon tanınabilir ve durum değişkeni izlenerek akış geri çıkarılabilir. Durum değerlerinin gizlenmesi, sahte/ölü</w:t>
+      </w:r>
+      <w:r>
+        <w:t xml:space="preserve"> </w:t>
+      </w:r>
+      <w:r>
+        <w:t xml:space="preserve">bloklar, rastgele çıkış noktası, opak değerler.</w:t>
+      </w:r>
+    </w:p>
+    <w:p>
+      <w:r>
+        <w:pict>
+          <v:rect style="width:0;height:1.5pt" o:hralign="center" o:hrstd="t" o:hr="t"/>
+        </w:pict>
+      </w:r>
+    </w:p>
+    <w:bookmarkEnd w:id="91"/>
+    <w:bookmarkStart w:id="92" w:name="kaynaklar-ve-ileri-okuma"/>
+    <w:p>
+      <w:pPr>
+        <w:pStyle w:val="Heading2"/>
+      </w:pPr>
+      <w:r>
+        <w:t xml:space="preserve">20. Kaynaklar ve ileri okuma</w:t>
+      </w:r>
+    </w:p>
+    <w:p>
+      <w:pPr>
+        <w:pStyle w:val="FirstParagraph"/>
+      </w:pPr>
+      <w:r>
+        <w:rPr>
+          <w:b/>
+          <w:bCs/>
+        </w:rPr>
+        <w:t xml:space="preserve">Ders kitabı</w:t>
+      </w:r>
+      <w:r>
+        <w:t xml:space="preserve"> </w:t>
+      </w:r>
+      <w:r>
+        <w:t xml:space="preserve">— J. Viega, M. Messier,</w:t>
+      </w:r>
+      <w:r>
+        <w:t xml:space="preserve"> </w:t>
+      </w:r>
+      <w:r>
+        <w:rPr>
+          <w:i/>
+          <w:iCs/>
+        </w:rPr>
+        <w:t xml:space="preserve">Secure Programming Cookbook for C and C++</w:t>
+      </w:r>
+      <w:r>
+        <w:t xml:space="preserve">, O’Reilly, 2003:</w:t>
       </w:r>
     </w:p>
     <w:p>
@@ -27332,7 +27520,13 @@
         </w:numPr>
       </w:pPr>
       <w:r>
-        <w:t xml:space="preserve">SEI CERT C Coding Standard ve SEI CERT C++ Coding Standard (wiki.sei.cmu.edu).</w:t>
+        <w:t xml:space="preserve">Tarif 3.1 (temel girdi doğrulama), 3.2 (biçimlendirme fonksiyonlarına saldırıları önleme), 3.3 (arabellek</w:t>
+      </w:r>
+      <w:r>
+        <w:t xml:space="preserve"> </w:t>
+      </w:r>
+      <w:r>
+        <w:t xml:space="preserve">taşmasını önleme), 3.5 (tamsayı dönüşümü ve sarma)</w:t>
       </w:r>
     </w:p>
     <w:p>
@@ -27344,20 +27538,7 @@
         </w:numPr>
       </w:pPr>
       <w:r>
-        <w:t xml:space="preserve">OpenSSF,</w:t>
-      </w:r>
-      <w:r>
-        <w:t xml:space="preserve"> </w:t>
-      </w:r>
-      <w:r>
-        <w:rPr>
-          <w:i/>
-          <w:iCs/>
-        </w:rPr>
-        <w:t xml:space="preserve">Compiler Options Hardening Guide for C and C++</w:t>
-      </w:r>
-      <w:r>
-        <w:t xml:space="preserve">.</w:t>
+        <w:t xml:space="preserve">Tarif 13.1 (hata işleme), 13.4 (değişken argümanlar), 13.5 (sinyal işleme)</w:t>
       </w:r>
     </w:p>
     <w:p>
@@ -27369,43 +27550,25 @@
         </w:numPr>
       </w:pPr>
       <w:r>
-        <w:t xml:space="preserve">LLVM belgeleri: AddressSanitizer, UndefinedBehaviorSanitizer, libFuzzer; Microsoft Learn:</w:t>
-      </w:r>
-      <w:r>
-        <w:t xml:space="preserve"> </w:t>
-      </w:r>
-      <w:r>
-        <w:rPr>
-          <w:rStyle w:val="VerbatimChar"/>
-        </w:rPr>
-        <w:t xml:space="preserve">/fsanitize=address</w:t>
-      </w:r>
-      <w:r>
-        <w:t xml:space="preserve">,</w:t>
-      </w:r>
-      <w:r>
-        <w:t xml:space="preserve"> </w:t>
-      </w:r>
-      <w:r>
-        <w:rPr>
-          <w:rStyle w:val="VerbatimChar"/>
-        </w:rPr>
-        <w:t xml:space="preserve">/guard:cf</w:t>
-      </w:r>
-      <w:r>
-        <w:t xml:space="preserve">,</w:t>
-      </w:r>
-      <w:r>
-        <w:t xml:space="preserve"> </w:t>
-      </w:r>
-      <w:r>
-        <w:rPr>
-          <w:rStyle w:val="VerbatimChar"/>
-        </w:rPr>
-        <w:t xml:space="preserve">/GS</w:t>
-      </w:r>
-      <w:r>
-        <w:t xml:space="preserve">.</w:t>
+        <w:t xml:space="preserve">Tarif 12.1 (yazılım korumasını anlamak), 12.3 (kodu gizleme), 12.5 (sabit dönüşümleri), 12.8 (boolean değerleri</w:t>
+      </w:r>
+      <w:r>
+        <w:t xml:space="preserve"> </w:t>
+      </w:r>
+      <w:r>
+        <w:t xml:space="preserve">gizleme), 12.11 (dizgeleri gizleme)</w:t>
+      </w:r>
+    </w:p>
+    <w:p>
+      <w:pPr>
+        <w:pStyle w:val="FirstParagraph"/>
+      </w:pPr>
+      <w:r>
+        <w:rPr>
+          <w:b/>
+          <w:bCs/>
+        </w:rPr>
+        <w:t xml:space="preserve">Açık standartlar ve kaynaklar</w:t>
       </w:r>
     </w:p>
     <w:p>
@@ -27413,11 +27576,11 @@
         <w:pStyle w:val="Compact"/>
         <w:numPr>
           <w:ilvl w:val="0"/>
-          <w:numId w:val="1018"/>
+          <w:numId w:val="1019"/>
         </w:numPr>
       </w:pPr>
       <w:r>
-        <w:t xml:space="preserve">Google OSS-Fuzz ve ClusterFuzz belgeleri; AFL++ belgeleri.</w:t>
+        <w:t xml:space="preserve">SEI CERT C Coding Standard ve SEI CERT C++ Coding Standard (wiki.sei.cmu.edu).</w:t>
       </w:r>
     </w:p>
     <w:p>
@@ -27425,23 +27588,24 @@
         <w:pStyle w:val="Compact"/>
         <w:numPr>
           <w:ilvl w:val="0"/>
-          <w:numId w:val="1018"/>
+          <w:numId w:val="1019"/>
         </w:numPr>
       </w:pPr>
       <w:r>
-        <w:t xml:space="preserve">MITRE CWE: CWE-134 (denetlenmeyen biçim dizgesi), CWE-190 (tamsayı taşması), CWE-252 (denetlenmeyen dönüş değeri),</w:t>
-      </w:r>
-      <w:r>
-        <w:t xml:space="preserve"> </w:t>
-      </w:r>
-      <w:r>
-        <w:t xml:space="preserve">CWE-415, CWE-416, CWE-479 (sinyal işleyicide güvensiz fonksiyon), CWE-758 (tanımsız davranışa dayanma), CWE-215</w:t>
-      </w:r>
-      <w:r>
-        <w:t xml:space="preserve"> </w:t>
-      </w:r>
-      <w:r>
-        <w:t xml:space="preserve">(hata ayıklama kodunda bilgi), CWE-200.</w:t>
+        <w:t xml:space="preserve">OpenSSF,</w:t>
+      </w:r>
+      <w:r>
+        <w:t xml:space="preserve"> </w:t>
+      </w:r>
+      <w:r>
+        <w:rPr>
+          <w:i/>
+          <w:iCs/>
+        </w:rPr>
+        <w:t xml:space="preserve">Compiler Options Hardening Guide for C and C++</w:t>
+      </w:r>
+      <w:r>
+        <w:t xml:space="preserve">.</w:t>
       </w:r>
     </w:p>
     <w:p>
@@ -27449,7 +27613,91 @@
         <w:pStyle w:val="Compact"/>
         <w:numPr>
           <w:ilvl w:val="0"/>
-          <w:numId w:val="1018"/>
+          <w:numId w:val="1019"/>
+        </w:numPr>
+      </w:pPr>
+      <w:r>
+        <w:t xml:space="preserve">LLVM belgeleri: AddressSanitizer, UndefinedBehaviorSanitizer, libFuzzer; Microsoft Learn:</w:t>
+      </w:r>
+      <w:r>
+        <w:t xml:space="preserve"> </w:t>
+      </w:r>
+      <w:r>
+        <w:rPr>
+          <w:rStyle w:val="VerbatimChar"/>
+        </w:rPr>
+        <w:t xml:space="preserve">/fsanitize=address</w:t>
+      </w:r>
+      <w:r>
+        <w:t xml:space="preserve">,</w:t>
+      </w:r>
+      <w:r>
+        <w:t xml:space="preserve"> </w:t>
+      </w:r>
+      <w:r>
+        <w:rPr>
+          <w:rStyle w:val="VerbatimChar"/>
+        </w:rPr>
+        <w:t xml:space="preserve">/guard:cf</w:t>
+      </w:r>
+      <w:r>
+        <w:t xml:space="preserve">,</w:t>
+      </w:r>
+      <w:r>
+        <w:t xml:space="preserve"> </w:t>
+      </w:r>
+      <w:r>
+        <w:rPr>
+          <w:rStyle w:val="VerbatimChar"/>
+        </w:rPr>
+        <w:t xml:space="preserve">/GS</w:t>
+      </w:r>
+      <w:r>
+        <w:t xml:space="preserve">.</w:t>
+      </w:r>
+    </w:p>
+    <w:p>
+      <w:pPr>
+        <w:pStyle w:val="Compact"/>
+        <w:numPr>
+          <w:ilvl w:val="0"/>
+          <w:numId w:val="1019"/>
+        </w:numPr>
+      </w:pPr>
+      <w:r>
+        <w:t xml:space="preserve">Google OSS-Fuzz ve ClusterFuzz belgeleri; AFL++ belgeleri.</w:t>
+      </w:r>
+    </w:p>
+    <w:p>
+      <w:pPr>
+        <w:pStyle w:val="Compact"/>
+        <w:numPr>
+          <w:ilvl w:val="0"/>
+          <w:numId w:val="1019"/>
+        </w:numPr>
+      </w:pPr>
+      <w:r>
+        <w:t xml:space="preserve">MITRE CWE: CWE-134 (denetlenmeyen biçim dizgesi), CWE-190 (tamsayı taşması), CWE-252 (denetlenmeyen dönüş değeri),</w:t>
+      </w:r>
+      <w:r>
+        <w:t xml:space="preserve"> </w:t>
+      </w:r>
+      <w:r>
+        <w:t xml:space="preserve">CWE-415, CWE-416, CWE-479 (sinyal işleyicide güvensiz fonksiyon), CWE-758 (tanımsız davranışa dayanma), CWE-215</w:t>
+      </w:r>
+      <w:r>
+        <w:t xml:space="preserve"> </w:t>
+      </w:r>
+      <w:r>
+        <w:t xml:space="preserve">(hata ayıklama kodunda bilgi), CWE-200.</w:t>
+      </w:r>
+    </w:p>
+    <w:p>
+      <w:pPr>
+        <w:pStyle w:val="Compact"/>
+        <w:numPr>
+          <w:ilvl w:val="0"/>
+          <w:numId w:val="1019"/>
         </w:numPr>
       </w:pPr>
       <w:r>
@@ -28598,34 +28846,7 @@
     </w:lvlOverride>
   </w:num>
   <w:num w:numId="1002">
-    <w:abstractNumId w:val="99411"/>
-    <w:lvlOverride w:ilvl="0">
-      <w:startOverride w:val="1"/>
-    </w:lvlOverride>
-    <w:lvlOverride w:ilvl="1">
-      <w:startOverride w:val="1"/>
-    </w:lvlOverride>
-    <w:lvlOverride w:ilvl="2">
-      <w:startOverride w:val="1"/>
-    </w:lvlOverride>
-    <w:lvlOverride w:ilvl="3">
-      <w:startOverride w:val="1"/>
-    </w:lvlOverride>
-    <w:lvlOverride w:ilvl="4">
-      <w:startOverride w:val="1"/>
-    </w:lvlOverride>
-    <w:lvlOverride w:ilvl="5">
-      <w:startOverride w:val="1"/>
-    </w:lvlOverride>
-    <w:lvlOverride w:ilvl="6">
-      <w:startOverride w:val="1"/>
-    </w:lvlOverride>
-    <w:lvlOverride w:ilvl="7">
-      <w:startOverride w:val="1"/>
-    </w:lvlOverride>
-    <w:lvlOverride w:ilvl="8">
-      <w:startOverride w:val="1"/>
-    </w:lvlOverride>
+    <w:abstractNumId w:val="991"/>
   </w:num>
   <w:num w:numId="1003">
     <w:abstractNumId w:val="99411"/>
@@ -28688,9 +28909,6 @@
     </w:lvlOverride>
   </w:num>
   <w:num w:numId="1005">
-    <w:abstractNumId w:val="991"/>
-  </w:num>
-  <w:num w:numId="1006">
     <w:abstractNumId w:val="99411"/>
     <w:lvlOverride w:ilvl="0">
       <w:startOverride w:val="1"/>
@@ -28719,6 +28937,9 @@
     <w:lvlOverride w:ilvl="8">
       <w:startOverride w:val="1"/>
     </w:lvlOverride>
+  </w:num>
+  <w:num w:numId="1006">
+    <w:abstractNumId w:val="991"/>
   </w:num>
   <w:num w:numId="1007">
     <w:abstractNumId w:val="99411"/>
@@ -28751,7 +28972,34 @@
     </w:lvlOverride>
   </w:num>
   <w:num w:numId="1008">
-    <w:abstractNumId w:val="991"/>
+    <w:abstractNumId w:val="99411"/>
+    <w:lvlOverride w:ilvl="0">
+      <w:startOverride w:val="1"/>
+    </w:lvlOverride>
+    <w:lvlOverride w:ilvl="1">
+      <w:startOverride w:val="1"/>
+    </w:lvlOverride>
+    <w:lvlOverride w:ilvl="2">
+      <w:startOverride w:val="1"/>
+    </w:lvlOverride>
+    <w:lvlOverride w:ilvl="3">
+      <w:startOverride w:val="1"/>
+    </w:lvlOverride>
+    <w:lvlOverride w:ilvl="4">
+      <w:startOverride w:val="1"/>
+    </w:lvlOverride>
+    <w:lvlOverride w:ilvl="5">
+      <w:startOverride w:val="1"/>
+    </w:lvlOverride>
+    <w:lvlOverride w:ilvl="6">
+      <w:startOverride w:val="1"/>
+    </w:lvlOverride>
+    <w:lvlOverride w:ilvl="7">
+      <w:startOverride w:val="1"/>
+    </w:lvlOverride>
+    <w:lvlOverride w:ilvl="8">
+      <w:startOverride w:val="1"/>
+    </w:lvlOverride>
   </w:num>
   <w:num w:numId="1009">
     <w:abstractNumId w:val="991"/>
@@ -28763,7 +29011,7 @@
     <w:abstractNumId w:val="991"/>
   </w:num>
   <w:num w:numId="1012">
-    <w:abstractNumId w:val="992"/>
+    <w:abstractNumId w:val="991"/>
   </w:num>
   <w:num w:numId="1013">
     <w:abstractNumId w:val="992"/>
@@ -28778,9 +29026,12 @@
     <w:abstractNumId w:val="992"/>
   </w:num>
   <w:num w:numId="1017">
+    <w:abstractNumId w:val="992"/>
+  </w:num>
+  <w:num w:numId="1018">
     <w:abstractNumId w:val="991"/>
   </w:num>
-  <w:num w:numId="1018">
+  <w:num w:numId="1019">
     <w:abstractNumId w:val="991"/>
   </w:num>
 </w:numbering>

--- a/docs/week-4/cen429-week-4-ders-notu.en.docx
+++ b/docs/week-4/cen429-week-4-ders-notu.en.docx
@@ -2,7 +2,7 @@
 <file path=word/document.xml><?xml version="1.0" encoding="utf-8"?>
 <w:document xmlns:w="http://schemas.openxmlformats.org/wordprocessingml/2006/main" xmlns:m="http://schemas.openxmlformats.org/officeDocument/2006/math" xmlns:r="http://schemas.openxmlformats.org/officeDocument/2006/relationships" xmlns:o="urn:schemas-microsoft-com:office:office" xmlns:v="urn:schemas-microsoft-com:vml" xmlns:w10="urn:schemas-microsoft-com:office:word" xmlns:a="http://schemas.openxmlformats.org/drawingml/2006/main" xmlns:pic="http://schemas.openxmlformats.org/drawingml/2006/picture" xmlns:wp="http://schemas.openxmlformats.org/drawingml/2006/wordprocessingDrawing">
   <w:body>
-    <w:bookmarkStart w:id="93" w:name="hafta-4-kod-sağlamlaştırma-cc"/>
+    <w:bookmarkStart w:id="110" w:name="hafta-4-kod-sağlamlaştırma-cc"/>
     <w:p>
       <w:pPr>
         <w:pStyle w:val="Heading1"/>
@@ -1187,13 +1187,13 @@
         </w:pict>
       </w:r>
     </w:p>
-    <w:bookmarkStart w:id="20" w:name="kod-sağlamlaştırma-nedir"/>
+    <w:bookmarkStart w:id="36" w:name="temel-kavramlar-sıfırdan"/>
     <w:p>
       <w:pPr>
         <w:pStyle w:val="Heading2"/>
       </w:pPr>
       <w:r>
-        <w:t xml:space="preserve">1. Kod sağlamlaştırma nedir?</w:t>
+        <w:t xml:space="preserve">0. Temel kavramlar (sıfırdan)</w:t>
       </w:r>
     </w:p>
     <w:p>
@@ -1201,19 +1201,29 @@
         <w:pStyle w:val="FirstParagraph"/>
       </w:pPr>
       <w:r>
-        <w:t xml:space="preserve">Birinci haftada uygulama korumasının yedi katmanını gördük. Bu hafta bunlardan üçünü, C ve C++ kodu özelinde açıyoruz:</w:t>
-      </w:r>
-    </w:p>
-    <w:p>
-      <w:pPr>
-        <w:pStyle w:val="BlockText"/>
-      </w:pPr>
-      <w:r>
-        <w:rPr>
-          <w:b/>
-          <w:bCs/>
-        </w:rPr>
-        <w:t xml:space="preserve">Kısa tarihçe: bellek hataları ve savunmaların yarışı</w:t>
+        <w:t xml:space="preserve">Bu bölüm</w:t>
+      </w:r>
+      <w:r>
+        <w:t xml:space="preserve"> </w:t>
+      </w:r>
+      <w:r>
+        <w:rPr>
+          <w:b/>
+          <w:bCs/>
+        </w:rPr>
+        <w:t xml:space="preserve">hiçbir ön bilgi varsaymaz</w:t>
+      </w:r>
+      <w:r>
+        <w:t xml:space="preserve">. Haftanın geri kalanında kullanacağımız terimleri sıfırdan tanımlıyoruz. Bir terimi bilmiyorsanız önce burayı okuyun; sonraki bölümler bunların üzerine kurulur.</w:t>
+      </w:r>
+    </w:p>
+    <w:bookmarkStart w:id="20" w:name="bellek-yığın-ve-öbek"/>
+    <w:p>
+      <w:pPr>
+        <w:pStyle w:val="Heading3"/>
+      </w:pPr>
+      <w:r>
+        <w:t xml:space="preserve">Bellek: yığın ve öbek</w:t>
       </w:r>
     </w:p>
     <w:p>
@@ -1229,41 +1239,13 @@
           <w:b/>
           <w:bCs/>
         </w:rPr>
-        <w:t xml:space="preserve">1988</w:t>
-      </w:r>
-      <w:r>
-        <w:t xml:space="preserve"> </w:t>
-      </w:r>
-      <w:r>
-        <w:t xml:space="preserve">—</w:t>
-      </w:r>
-      <w:r>
-        <w:t xml:space="preserve"> </w:t>
-      </w:r>
-      <w:r>
-        <w:rPr>
-          <w:b/>
-          <w:bCs/>
-        </w:rPr>
-        <w:t xml:space="preserve">Morris Worm</w:t>
-      </w:r>
-      <w:r>
-        <w:t xml:space="preserve"> </w:t>
-      </w:r>
-      <w:r>
-        <w:t xml:space="preserve">tampon taşmasını dünyaya duyurur; saldırı sınıfı</w:t>
-      </w:r>
-      <w:r>
-        <w:t xml:space="preserve"> </w:t>
-      </w:r>
-      <w:r>
-        <w:t xml:space="preserve">“akademik”</w:t>
-      </w:r>
-      <w:r>
-        <w:t xml:space="preserve"> </w:t>
-      </w:r>
-      <w:r>
-        <w:t xml:space="preserve">olmaktan çıkar.</w:t>
+        <w:t xml:space="preserve">Yığın (stack):</w:t>
+      </w:r>
+      <w:r>
+        <w:t xml:space="preserve"> </w:t>
+      </w:r>
+      <w:r>
+        <w:t xml:space="preserve">fonksiyon çağrılarının yerel değişkenlerini tuttuğu, otomatik yönetilen bellek.</w:t>
       </w:r>
     </w:p>
     <w:p>
@@ -1279,29 +1261,89 @@
           <w:b/>
           <w:bCs/>
         </w:rPr>
-        <w:t xml:space="preserve">1996</w:t>
-      </w:r>
-      <w:r>
-        <w:t xml:space="preserve"> </w:t>
-      </w:r>
-      <w:r>
-        <w:t xml:space="preserve">— Aleph One’ın</w:t>
-      </w:r>
-      <w:r>
-        <w:t xml:space="preserve"> </w:t>
-      </w:r>
-      <w:r>
-        <w:rPr>
-          <w:i/>
-          <w:iCs/>
-        </w:rPr>
-        <w:t xml:space="preserve">“Smashing the Stack for Fun and Profit”</w:t>
-      </w:r>
-      <w:r>
-        <w:t xml:space="preserve"> </w:t>
-      </w:r>
-      <w:r>
-        <w:t xml:space="preserve">yazısı sömürüyü herkese öğretir.</w:t>
+        <w:t xml:space="preserve">Öbek (heap):</w:t>
+      </w:r>
+      <w:r>
+        <w:t xml:space="preserve"> </w:t>
+      </w:r>
+      <w:r>
+        <w:rPr>
+          <w:rStyle w:val="VerbatimChar"/>
+        </w:rPr>
+        <w:t xml:space="preserve">malloc</w:t>
+      </w:r>
+      <w:r>
+        <w:t xml:space="preserve">/</w:t>
+      </w:r>
+      <w:r>
+        <w:rPr>
+          <w:rStyle w:val="VerbatimChar"/>
+        </w:rPr>
+        <w:t xml:space="preserve">new</w:t>
+      </w:r>
+      <w:r>
+        <w:t xml:space="preserve"> </w:t>
+      </w:r>
+      <w:r>
+        <w:t xml:space="preserve">ile</w:t>
+      </w:r>
+      <w:r>
+        <w:t xml:space="preserve"> </w:t>
+      </w:r>
+      <w:r>
+        <w:rPr>
+          <w:b/>
+          <w:bCs/>
+        </w:rPr>
+        <w:t xml:space="preserve">elle</w:t>
+      </w:r>
+      <w:r>
+        <w:t xml:space="preserve"> </w:t>
+      </w:r>
+      <w:r>
+        <w:t xml:space="preserve">ayrılan,</w:t>
+      </w:r>
+      <w:r>
+        <w:t xml:space="preserve"> </w:t>
+      </w:r>
+      <w:r>
+        <w:rPr>
+          <w:rStyle w:val="VerbatimChar"/>
+        </w:rPr>
+        <w:t xml:space="preserve">free</w:t>
+      </w:r>
+      <w:r>
+        <w:t xml:space="preserve">/</w:t>
+      </w:r>
+      <w:r>
+        <w:rPr>
+          <w:rStyle w:val="VerbatimChar"/>
+        </w:rPr>
+        <w:t xml:space="preserve">delete</w:t>
+      </w:r>
+      <w:r>
+        <w:t xml:space="preserve"> </w:t>
+      </w:r>
+      <w:r>
+        <w:t xml:space="preserve">ile bırakılan bellek.</w:t>
+      </w:r>
+    </w:p>
+    <w:p>
+      <w:pPr>
+        <w:pStyle w:val="FirstParagraph"/>
+      </w:pPr>
+      <w:r>
+        <w:t xml:space="preserve">İkisi de taşma ve hata kaynağı olabilir.</w:t>
+      </w:r>
+    </w:p>
+    <w:bookmarkEnd w:id="20"/>
+    <w:bookmarkStart w:id="21" w:name="işaretçi-pointer"/>
+    <w:p>
+      <w:pPr>
+        <w:pStyle w:val="Heading3"/>
+      </w:pPr>
+      <w:r>
+        <w:t xml:space="preserve">İşaretçi (pointer)</w:t>
       </w:r>
     </w:p>
     <w:p>
@@ -1309,7 +1351,7 @@
         <w:pStyle w:val="Compact"/>
         <w:numPr>
           <w:ilvl w:val="0"/>
-          <w:numId w:val="1002"/>
+          <w:numId w:val="1003"/>
         </w:numPr>
       </w:pPr>
       <w:r>
@@ -1317,61 +1359,29 @@
           <w:b/>
           <w:bCs/>
         </w:rPr>
-        <w:t xml:space="preserve">1998 → 2004</w:t>
-      </w:r>
-      <w:r>
-        <w:t xml:space="preserve"> </w:t>
-      </w:r>
-      <w:r>
-        <w:t xml:space="preserve">— savunmalar sırayla gelir:</w:t>
-      </w:r>
-      <w:r>
-        <w:t xml:space="preserve"> </w:t>
-      </w:r>
-      <w:r>
-        <w:rPr>
-          <w:b/>
-          <w:bCs/>
-        </w:rPr>
-        <w:t xml:space="preserve">StackGuard/kanarya</w:t>
-      </w:r>
-      <w:r>
-        <w:t xml:space="preserve"> </w:t>
-      </w:r>
-      <w:r>
-        <w:t xml:space="preserve">(1998),</w:t>
-      </w:r>
-      <w:r>
-        <w:t xml:space="preserve"> </w:t>
-      </w:r>
-      <w:r>
-        <w:rPr>
-          <w:b/>
-          <w:bCs/>
-        </w:rPr>
-        <w:t xml:space="preserve">PaX/ASLR</w:t>
-      </w:r>
-      <w:r>
-        <w:t xml:space="preserve"> </w:t>
-      </w:r>
-      <w:r>
-        <w:t xml:space="preserve">(2001),</w:t>
-      </w:r>
-      <w:r>
-        <w:t xml:space="preserve"> </w:t>
-      </w:r>
-      <w:r>
-        <w:rPr>
-          <w:b/>
-          <w:bCs/>
-        </w:rPr>
-        <w:t xml:space="preserve">DEP/NX</w:t>
-      </w:r>
-      <w:r>
-        <w:t xml:space="preserve"> </w:t>
-      </w:r>
-      <w:r>
-        <w:t xml:space="preserve">(2004), FORTIFY.</w:t>
+        <w:t xml:space="preserve">İşaretçi:</w:t>
+      </w:r>
+      <w:r>
+        <w:t xml:space="preserve"> </w:t>
+      </w:r>
+      <w:r>
+        <w:t xml:space="preserve">bir bellek</w:t>
+      </w:r>
+      <w:r>
+        <w:t xml:space="preserve"> </w:t>
+      </w:r>
+      <w:r>
+        <w:rPr>
+          <w:b/>
+          <w:bCs/>
+        </w:rPr>
+        <w:t xml:space="preserve">adresini</w:t>
+      </w:r>
+      <w:r>
+        <w:t xml:space="preserve"> </w:t>
+      </w:r>
+      <w:r>
+        <w:t xml:space="preserve">tutan değişken.</w:t>
       </w:r>
     </w:p>
     <w:p>
@@ -1379,7 +1389,1415 @@
         <w:pStyle w:val="Compact"/>
         <w:numPr>
           <w:ilvl w:val="0"/>
-          <w:numId w:val="1002"/>
+          <w:numId w:val="1003"/>
+        </w:numPr>
+      </w:pPr>
+      <w:r>
+        <w:rPr>
+          <w:rStyle w:val="VerbatimChar"/>
+        </w:rPr>
+        <w:t xml:space="preserve">p</w:t>
+      </w:r>
+      <w:r>
+        <w:t xml:space="preserve"> </w:t>
+      </w:r>
+      <w:r>
+        <w:t xml:space="preserve">bir adres;</w:t>
+      </w:r>
+      <w:r>
+        <w:t xml:space="preserve"> </w:t>
+      </w:r>
+      <w:r>
+        <w:rPr>
+          <w:rStyle w:val="VerbatimChar"/>
+        </w:rPr>
+        <w:t xml:space="preserve">*p</w:t>
+      </w:r>
+      <w:r>
+        <w:t xml:space="preserve"> </w:t>
+      </w:r>
+      <w:r>
+        <w:t xml:space="preserve">o adresteki değer.</w:t>
+      </w:r>
+    </w:p>
+    <w:p>
+      <w:pPr>
+        <w:pStyle w:val="Compact"/>
+        <w:numPr>
+          <w:ilvl w:val="0"/>
+          <w:numId w:val="1003"/>
+        </w:numPr>
+      </w:pPr>
+      <w:r>
+        <w:t xml:space="preserve">Yanlış adres → çökme ya da yanlış veri.</w:t>
+      </w:r>
+    </w:p>
+    <w:bookmarkEnd w:id="21"/>
+    <w:bookmarkStart w:id="22" w:name="tampon-buffer-ve-taşma"/>
+    <w:p>
+      <w:pPr>
+        <w:pStyle w:val="Heading3"/>
+      </w:pPr>
+      <w:r>
+        <w:t xml:space="preserve">Tampon (buffer) ve taşma</w:t>
+      </w:r>
+    </w:p>
+    <w:p>
+      <w:pPr>
+        <w:pStyle w:val="Compact"/>
+        <w:numPr>
+          <w:ilvl w:val="0"/>
+          <w:numId w:val="1004"/>
+        </w:numPr>
+      </w:pPr>
+      <w:r>
+        <w:rPr>
+          <w:b/>
+          <w:bCs/>
+        </w:rPr>
+        <w:t xml:space="preserve">Tampon:</w:t>
+      </w:r>
+      <w:r>
+        <w:t xml:space="preserve"> </w:t>
+      </w:r>
+      <w:r>
+        <w:t xml:space="preserve">ardışık bellek bloğu (ör.</w:t>
+      </w:r>
+      <w:r>
+        <w:t xml:space="preserve"> </w:t>
+      </w:r>
+      <w:r>
+        <w:rPr>
+          <w:rStyle w:val="VerbatimChar"/>
+        </w:rPr>
+        <w:t xml:space="preserve">char ad[16]</w:t>
+      </w:r>
+      <w:r>
+        <w:t xml:space="preserve">).</w:t>
+      </w:r>
+    </w:p>
+    <w:p>
+      <w:pPr>
+        <w:pStyle w:val="Compact"/>
+        <w:numPr>
+          <w:ilvl w:val="0"/>
+          <w:numId w:val="1004"/>
+        </w:numPr>
+      </w:pPr>
+      <w:r>
+        <w:rPr>
+          <w:b/>
+          <w:bCs/>
+        </w:rPr>
+        <w:t xml:space="preserve">Taşma (buffer overflow):</w:t>
+      </w:r>
+      <w:r>
+        <w:t xml:space="preserve"> </w:t>
+      </w:r>
+      <w:r>
+        <w:t xml:space="preserve">tampona</w:t>
+      </w:r>
+      <w:r>
+        <w:t xml:space="preserve"> </w:t>
+      </w:r>
+      <w:r>
+        <w:rPr>
+          <w:b/>
+          <w:bCs/>
+        </w:rPr>
+        <w:t xml:space="preserve">sığmayan</w:t>
+      </w:r>
+      <w:r>
+        <w:t xml:space="preserve"> </w:t>
+      </w:r>
+      <w:r>
+        <w:t xml:space="preserve">kadar veri yazmak → komşu belleği bozar.</w:t>
+      </w:r>
+    </w:p>
+    <w:p>
+      <w:pPr>
+        <w:pStyle w:val="Compact"/>
+        <w:numPr>
+          <w:ilvl w:val="0"/>
+          <w:numId w:val="1004"/>
+        </w:numPr>
+      </w:pPr>
+      <w:r>
+        <w:t xml:space="preserve">Klasik ve tehlikeli bir hata sınıfı.</w:t>
+      </w:r>
+    </w:p>
+    <w:bookmarkEnd w:id="22"/>
+    <w:bookmarkStart w:id="23" w:name="neden-taşma-tehlikeli"/>
+    <w:p>
+      <w:pPr>
+        <w:pStyle w:val="Heading3"/>
+      </w:pPr>
+      <w:r>
+        <w:t xml:space="preserve">Neden taşma tehlikeli?</w:t>
+      </w:r>
+    </w:p>
+    <w:p>
+      <w:pPr>
+        <w:pStyle w:val="Compact"/>
+        <w:numPr>
+          <w:ilvl w:val="0"/>
+          <w:numId w:val="1005"/>
+        </w:numPr>
+      </w:pPr>
+      <w:r>
+        <w:t xml:space="preserve">Komşu değişkenleri, dönüş adresini bozabilir.</w:t>
+      </w:r>
+    </w:p>
+    <w:p>
+      <w:pPr>
+        <w:pStyle w:val="Compact"/>
+        <w:numPr>
+          <w:ilvl w:val="0"/>
+          <w:numId w:val="1005"/>
+        </w:numPr>
+      </w:pPr>
+      <w:r>
+        <w:t xml:space="preserve">Saldırgan bunu</w:t>
+      </w:r>
+      <w:r>
+        <w:t xml:space="preserve"> </w:t>
+      </w:r>
+      <w:r>
+        <w:rPr>
+          <w:b/>
+          <w:bCs/>
+        </w:rPr>
+        <w:t xml:space="preserve">denetim akışını</w:t>
+      </w:r>
+      <w:r>
+        <w:t xml:space="preserve"> </w:t>
+      </w:r>
+      <w:r>
+        <w:t xml:space="preserve">ele geçirmek için kullanabilir.</w:t>
+      </w:r>
+    </w:p>
+    <w:p>
+      <w:pPr>
+        <w:pStyle w:val="Compact"/>
+        <w:numPr>
+          <w:ilvl w:val="0"/>
+          <w:numId w:val="1005"/>
+        </w:numPr>
+      </w:pPr>
+      <w:r>
+        <w:t xml:space="preserve">Bu yüzden</w:t>
+      </w:r>
+      <w:r>
+        <w:t xml:space="preserve"> </w:t>
+      </w:r>
+      <w:r>
+        <w:rPr>
+          <w:b/>
+          <w:bCs/>
+        </w:rPr>
+        <w:t xml:space="preserve">sınır denetimi</w:t>
+      </w:r>
+      <w:r>
+        <w:t xml:space="preserve"> </w:t>
+      </w:r>
+      <w:r>
+        <w:t xml:space="preserve">hayatidir.</w:t>
+      </w:r>
+    </w:p>
+    <w:bookmarkEnd w:id="23"/>
+    <w:bookmarkStart w:id="24" w:name="tanımsız-davranış-ub-nedir"/>
+    <w:p>
+      <w:pPr>
+        <w:pStyle w:val="Heading3"/>
+      </w:pPr>
+      <w:r>
+        <w:t xml:space="preserve">Tanımsız davranış (UB) nedir?</w:t>
+      </w:r>
+    </w:p>
+    <w:p>
+      <w:pPr>
+        <w:pStyle w:val="Compact"/>
+        <w:numPr>
+          <w:ilvl w:val="0"/>
+          <w:numId w:val="1006"/>
+        </w:numPr>
+      </w:pPr>
+      <w:r>
+        <w:rPr>
+          <w:b/>
+          <w:bCs/>
+        </w:rPr>
+        <w:t xml:space="preserve">Tanımsız davranış (undefined behavior):</w:t>
+      </w:r>
+      <w:r>
+        <w:t xml:space="preserve"> </w:t>
+      </w:r>
+      <w:r>
+        <w:t xml:space="preserve">C/C++ standardının</w:t>
+      </w:r>
+      <w:r>
+        <w:t xml:space="preserve"> </w:t>
+      </w:r>
+      <w:r>
+        <w:t xml:space="preserve">“sonucu belirsiz”</w:t>
+      </w:r>
+      <w:r>
+        <w:t xml:space="preserve"> </w:t>
+      </w:r>
+      <w:r>
+        <w:t xml:space="preserve">dediği durumlar.</w:t>
+      </w:r>
+    </w:p>
+    <w:p>
+      <w:pPr>
+        <w:pStyle w:val="Compact"/>
+        <w:numPr>
+          <w:ilvl w:val="0"/>
+          <w:numId w:val="1006"/>
+        </w:numPr>
+      </w:pPr>
+      <w:r>
+        <w:t xml:space="preserve">Örnek: işaretli tamsayı taşması, dizinin dışına erişim.</w:t>
+      </w:r>
+    </w:p>
+    <w:p>
+      <w:pPr>
+        <w:pStyle w:val="Compact"/>
+        <w:numPr>
+          <w:ilvl w:val="0"/>
+          <w:numId w:val="1006"/>
+        </w:numPr>
+      </w:pPr>
+      <w:r>
+        <w:t xml:space="preserve">Derleyici bunu</w:t>
+      </w:r>
+      <w:r>
+        <w:t xml:space="preserve"> </w:t>
+      </w:r>
+      <w:r>
+        <w:rPr>
+          <w:b/>
+          <w:bCs/>
+        </w:rPr>
+        <w:t xml:space="preserve">istediği gibi</w:t>
+      </w:r>
+      <w:r>
+        <w:t xml:space="preserve"> </w:t>
+      </w:r>
+      <w:r>
+        <w:t xml:space="preserve">ele alabilir — hatta ilgili denetimi</w:t>
+      </w:r>
+      <w:r>
+        <w:t xml:space="preserve"> </w:t>
+      </w:r>
+      <w:r>
+        <w:rPr>
+          <w:b/>
+          <w:bCs/>
+        </w:rPr>
+        <w:t xml:space="preserve">silebilir</w:t>
+      </w:r>
+      <w:r>
+        <w:t xml:space="preserve">.</w:t>
+      </w:r>
+    </w:p>
+    <w:bookmarkEnd w:id="24"/>
+    <w:bookmarkStart w:id="25" w:name="derleyici-bayrağı-flag"/>
+    <w:p>
+      <w:pPr>
+        <w:pStyle w:val="Heading3"/>
+      </w:pPr>
+      <w:r>
+        <w:t xml:space="preserve">Derleyici bayrağı (flag)</w:t>
+      </w:r>
+    </w:p>
+    <w:p>
+      <w:pPr>
+        <w:pStyle w:val="Compact"/>
+        <w:numPr>
+          <w:ilvl w:val="0"/>
+          <w:numId w:val="1007"/>
+        </w:numPr>
+      </w:pPr>
+      <w:r>
+        <w:rPr>
+          <w:b/>
+          <w:bCs/>
+        </w:rPr>
+        <w:t xml:space="preserve">Bayrak:</w:t>
+      </w:r>
+      <w:r>
+        <w:t xml:space="preserve"> </w:t>
+      </w:r>
+      <w:r>
+        <w:t xml:space="preserve">derleyiciye verilen seçenek.</w:t>
+      </w:r>
+    </w:p>
+    <w:p>
+      <w:pPr>
+        <w:pStyle w:val="Compact"/>
+        <w:numPr>
+          <w:ilvl w:val="0"/>
+          <w:numId w:val="1007"/>
+        </w:numPr>
+      </w:pPr>
+      <w:r>
+        <w:t xml:space="preserve">Örnek:</w:t>
+      </w:r>
+      <w:r>
+        <w:t xml:space="preserve"> </w:t>
+      </w:r>
+      <w:r>
+        <w:rPr>
+          <w:rStyle w:val="VerbatimChar"/>
+        </w:rPr>
+        <w:t xml:space="preserve">-O2</w:t>
+      </w:r>
+      <w:r>
+        <w:t xml:space="preserve"> </w:t>
+      </w:r>
+      <w:r>
+        <w:t xml:space="preserve">(optimizasyon),</w:t>
+      </w:r>
+      <w:r>
+        <w:t xml:space="preserve"> </w:t>
+      </w:r>
+      <w:r>
+        <w:rPr>
+          <w:rStyle w:val="VerbatimChar"/>
+        </w:rPr>
+        <w:t xml:space="preserve">-Wall</w:t>
+      </w:r>
+      <w:r>
+        <w:t xml:space="preserve"> </w:t>
+      </w:r>
+      <w:r>
+        <w:t xml:space="preserve">(uyarılar),</w:t>
+      </w:r>
+      <w:r>
+        <w:t xml:space="preserve"> </w:t>
+      </w:r>
+      <w:r>
+        <w:rPr>
+          <w:rStyle w:val="VerbatimChar"/>
+        </w:rPr>
+        <w:t xml:space="preserve">-fsanitize=address</w:t>
+      </w:r>
+      <w:r>
+        <w:t xml:space="preserve">.</w:t>
+      </w:r>
+    </w:p>
+    <w:p>
+      <w:pPr>
+        <w:pStyle w:val="Compact"/>
+        <w:numPr>
+          <w:ilvl w:val="0"/>
+          <w:numId w:val="1007"/>
+        </w:numPr>
+      </w:pPr>
+      <w:r>
+        <w:t xml:space="preserve">Doğru bayraklar birçok hatayı</w:t>
+      </w:r>
+      <w:r>
+        <w:t xml:space="preserve"> </w:t>
+      </w:r>
+      <w:r>
+        <w:rPr>
+          <w:b/>
+          <w:bCs/>
+        </w:rPr>
+        <w:t xml:space="preserve">derleme anında</w:t>
+      </w:r>
+      <w:r>
+        <w:t xml:space="preserve"> </w:t>
+      </w:r>
+      <w:r>
+        <w:t xml:space="preserve">yakalar.</w:t>
+      </w:r>
+    </w:p>
+    <w:bookmarkEnd w:id="25"/>
+    <w:bookmarkStart w:id="26" w:name="uyarı-warning-vs-hata-error"/>
+    <w:p>
+      <w:pPr>
+        <w:pStyle w:val="Heading3"/>
+      </w:pPr>
+      <w:r>
+        <w:t xml:space="preserve">Uyarı (warning) vs hata (error)</w:t>
+      </w:r>
+    </w:p>
+    <w:p>
+      <w:pPr>
+        <w:pStyle w:val="Compact"/>
+        <w:numPr>
+          <w:ilvl w:val="0"/>
+          <w:numId w:val="1008"/>
+        </w:numPr>
+      </w:pPr>
+      <w:r>
+        <w:rPr>
+          <w:b/>
+          <w:bCs/>
+        </w:rPr>
+        <w:t xml:space="preserve">Hata:</w:t>
+      </w:r>
+      <w:r>
+        <w:t xml:space="preserve"> </w:t>
+      </w:r>
+      <w:r>
+        <w:t xml:space="preserve">derleme durur.</w:t>
+      </w:r>
+    </w:p>
+    <w:p>
+      <w:pPr>
+        <w:pStyle w:val="Compact"/>
+        <w:numPr>
+          <w:ilvl w:val="0"/>
+          <w:numId w:val="1008"/>
+        </w:numPr>
+      </w:pPr>
+      <w:r>
+        <w:rPr>
+          <w:b/>
+          <w:bCs/>
+        </w:rPr>
+        <w:t xml:space="preserve">Uyarı:</w:t>
+      </w:r>
+      <w:r>
+        <w:t xml:space="preserve"> </w:t>
+      </w:r>
+      <w:r>
+        <w:t xml:space="preserve">derleme sürer ama bir sorun bildirilir.</w:t>
+      </w:r>
+    </w:p>
+    <w:p>
+      <w:pPr>
+        <w:pStyle w:val="Compact"/>
+        <w:numPr>
+          <w:ilvl w:val="0"/>
+          <w:numId w:val="1008"/>
+        </w:numPr>
+      </w:pPr>
+      <w:r>
+        <w:t xml:space="preserve">Kural: uyarıları</w:t>
+      </w:r>
+      <w:r>
+        <w:t xml:space="preserve"> </w:t>
+      </w:r>
+      <w:r>
+        <w:rPr>
+          <w:b/>
+          <w:bCs/>
+        </w:rPr>
+        <w:t xml:space="preserve">hataya çevir</w:t>
+      </w:r>
+      <w:r>
+        <w:t xml:space="preserve"> </w:t>
+      </w:r>
+      <w:r>
+        <w:t xml:space="preserve">(</w:t>
+      </w:r>
+      <w:r>
+        <w:rPr>
+          <w:rStyle w:val="VerbatimChar"/>
+        </w:rPr>
+        <w:t xml:space="preserve">-Werror</w:t>
+      </w:r>
+      <w:r>
+        <w:t xml:space="preserve">) — görmezden gelinen uyarı, gelecekteki açıktır.</w:t>
+      </w:r>
+    </w:p>
+    <w:bookmarkEnd w:id="26"/>
+    <w:bookmarkStart w:id="27" w:name="cwe-nedir"/>
+    <w:p>
+      <w:pPr>
+        <w:pStyle w:val="Heading3"/>
+      </w:pPr>
+      <w:r>
+        <w:t xml:space="preserve">CWE nedir?</w:t>
+      </w:r>
+    </w:p>
+    <w:p>
+      <w:pPr>
+        <w:pStyle w:val="Compact"/>
+        <w:numPr>
+          <w:ilvl w:val="0"/>
+          <w:numId w:val="1009"/>
+        </w:numPr>
+      </w:pPr>
+      <w:r>
+        <w:rPr>
+          <w:b/>
+          <w:bCs/>
+        </w:rPr>
+        <w:t xml:space="preserve">CWE (Common Weakness Enumeration):</w:t>
+      </w:r>
+      <w:r>
+        <w:t xml:space="preserve"> </w:t>
+      </w:r>
+      <w:r>
+        <w:t xml:space="preserve">yazılım zayıflıklarının numaralı kataloğu.</w:t>
+      </w:r>
+    </w:p>
+    <w:p>
+      <w:pPr>
+        <w:pStyle w:val="Compact"/>
+        <w:numPr>
+          <w:ilvl w:val="0"/>
+          <w:numId w:val="1009"/>
+        </w:numPr>
+      </w:pPr>
+      <w:r>
+        <w:t xml:space="preserve">Örnek: CWE-416 =</w:t>
+      </w:r>
+      <w:r>
+        <w:t xml:space="preserve"> </w:t>
+      </w:r>
+      <w:r>
+        <w:t xml:space="preserve">“use-after-free”</w:t>
+      </w:r>
+      <w:r>
+        <w:t xml:space="preserve">.</w:t>
+      </w:r>
+    </w:p>
+    <w:p>
+      <w:pPr>
+        <w:pStyle w:val="Compact"/>
+        <w:numPr>
+          <w:ilvl w:val="0"/>
+          <w:numId w:val="1009"/>
+        </w:numPr>
+      </w:pPr>
+      <w:r>
+        <w:t xml:space="preserve">Bir bulguyu CWE numarasıyla adlandırmak, onu</w:t>
+      </w:r>
+      <w:r>
+        <w:t xml:space="preserve"> </w:t>
+      </w:r>
+      <w:r>
+        <w:rPr>
+          <w:b/>
+          <w:bCs/>
+        </w:rPr>
+        <w:t xml:space="preserve">aranabilir</w:t>
+      </w:r>
+      <w:r>
+        <w:t xml:space="preserve"> </w:t>
+      </w:r>
+      <w:r>
+        <w:t xml:space="preserve">yapar.</w:t>
+      </w:r>
+    </w:p>
+    <w:bookmarkEnd w:id="27"/>
+    <w:bookmarkStart w:id="28" w:name="cert-nedir"/>
+    <w:p>
+      <w:pPr>
+        <w:pStyle w:val="Heading3"/>
+      </w:pPr>
+      <w:r>
+        <w:t xml:space="preserve">CERT nedir?</w:t>
+      </w:r>
+    </w:p>
+    <w:p>
+      <w:pPr>
+        <w:pStyle w:val="Compact"/>
+        <w:numPr>
+          <w:ilvl w:val="0"/>
+          <w:numId w:val="1010"/>
+        </w:numPr>
+      </w:pPr>
+      <w:r>
+        <w:rPr>
+          <w:b/>
+          <w:bCs/>
+        </w:rPr>
+        <w:t xml:space="preserve">SEI CERT C/C++:</w:t>
+      </w:r>
+      <w:r>
+        <w:t xml:space="preserve"> </w:t>
+      </w:r>
+      <w:r>
+        <w:t xml:space="preserve">güvenli kodlamanın</w:t>
+      </w:r>
+      <w:r>
+        <w:t xml:space="preserve"> </w:t>
+      </w:r>
+      <w:r>
+        <w:rPr>
+          <w:b/>
+          <w:bCs/>
+        </w:rPr>
+        <w:t xml:space="preserve">kural kitabı</w:t>
+      </w:r>
+      <w:r>
+        <w:t xml:space="preserve">.</w:t>
+      </w:r>
+    </w:p>
+    <w:p>
+      <w:pPr>
+        <w:pStyle w:val="Compact"/>
+        <w:numPr>
+          <w:ilvl w:val="0"/>
+          <w:numId w:val="1010"/>
+        </w:numPr>
+      </w:pPr>
+      <w:r>
+        <w:t xml:space="preserve">Her kural: hatalı örnek + uyumlu çözüm + risk + CWE bağı.</w:t>
+      </w:r>
+    </w:p>
+    <w:p>
+      <w:pPr>
+        <w:pStyle w:val="Compact"/>
+        <w:numPr>
+          <w:ilvl w:val="0"/>
+          <w:numId w:val="1010"/>
+        </w:numPr>
+      </w:pPr>
+      <w:r>
+        <w:t xml:space="preserve">Örnek:</w:t>
+      </w:r>
+      <w:r>
+        <w:t xml:space="preserve"> </w:t>
+      </w:r>
+      <w:r>
+        <w:rPr>
+          <w:rStyle w:val="VerbatimChar"/>
+        </w:rPr>
+        <w:t xml:space="preserve">STR31-C</w:t>
+      </w:r>
+      <w:r>
+        <w:t xml:space="preserve"> </w:t>
+      </w:r>
+      <w:r>
+        <w:t xml:space="preserve">= dizgeye yeterli yer ayır.</w:t>
+      </w:r>
+    </w:p>
+    <w:bookmarkEnd w:id="28"/>
+    <w:bookmarkStart w:id="29" w:name="statik-vs-dinamik-analiz"/>
+    <w:p>
+      <w:pPr>
+        <w:pStyle w:val="Heading3"/>
+      </w:pPr>
+      <w:r>
+        <w:t xml:space="preserve">Statik vs dinamik analiz</w:t>
+      </w:r>
+    </w:p>
+    <w:p>
+      <w:pPr>
+        <w:pStyle w:val="Compact"/>
+        <w:numPr>
+          <w:ilvl w:val="0"/>
+          <w:numId w:val="1011"/>
+        </w:numPr>
+      </w:pPr>
+      <w:r>
+        <w:rPr>
+          <w:b/>
+          <w:bCs/>
+        </w:rPr>
+        <w:t xml:space="preserve">Statik analiz:</w:t>
+      </w:r>
+      <w:r>
+        <w:t xml:space="preserve"> </w:t>
+      </w:r>
+      <w:r>
+        <w:t xml:space="preserve">kodu</w:t>
+      </w:r>
+      <w:r>
+        <w:t xml:space="preserve"> </w:t>
+      </w:r>
+      <w:r>
+        <w:rPr>
+          <w:b/>
+          <w:bCs/>
+        </w:rPr>
+        <w:t xml:space="preserve">çalıştırmadan</w:t>
+      </w:r>
+      <w:r>
+        <w:t xml:space="preserve"> </w:t>
+      </w:r>
+      <w:r>
+        <w:t xml:space="preserve">inceleme (derleyici uyarıları, clang-tidy).</w:t>
+      </w:r>
+    </w:p>
+    <w:p>
+      <w:pPr>
+        <w:pStyle w:val="Compact"/>
+        <w:numPr>
+          <w:ilvl w:val="0"/>
+          <w:numId w:val="1011"/>
+        </w:numPr>
+      </w:pPr>
+      <w:r>
+        <w:rPr>
+          <w:b/>
+          <w:bCs/>
+        </w:rPr>
+        <w:t xml:space="preserve">Dinamik analiz:</w:t>
+      </w:r>
+      <w:r>
+        <w:t xml:space="preserve"> </w:t>
+      </w:r>
+      <w:r>
+        <w:t xml:space="preserve">kodu</w:t>
+      </w:r>
+      <w:r>
+        <w:t xml:space="preserve"> </w:t>
+      </w:r>
+      <w:r>
+        <w:rPr>
+          <w:b/>
+          <w:bCs/>
+        </w:rPr>
+        <w:t xml:space="preserve">çalıştırırken</w:t>
+      </w:r>
+      <w:r>
+        <w:t xml:space="preserve"> </w:t>
+      </w:r>
+      <w:r>
+        <w:t xml:space="preserve">izleme (sanitizer’lar).</w:t>
+      </w:r>
+    </w:p>
+    <w:p>
+      <w:pPr>
+        <w:pStyle w:val="Compact"/>
+        <w:numPr>
+          <w:ilvl w:val="0"/>
+          <w:numId w:val="1011"/>
+        </w:numPr>
+      </w:pPr>
+      <w:r>
+        <w:t xml:space="preserve">İkisi birbirini tamamlar.</w:t>
+      </w:r>
+    </w:p>
+    <w:bookmarkEnd w:id="29"/>
+    <w:bookmarkStart w:id="30" w:name="sanitizer-nedir"/>
+    <w:p>
+      <w:pPr>
+        <w:pStyle w:val="Heading3"/>
+      </w:pPr>
+      <w:r>
+        <w:t xml:space="preserve">Sanitizer nedir?</w:t>
+      </w:r>
+    </w:p>
+    <w:p>
+      <w:pPr>
+        <w:pStyle w:val="Compact"/>
+        <w:numPr>
+          <w:ilvl w:val="0"/>
+          <w:numId w:val="1012"/>
+        </w:numPr>
+      </w:pPr>
+      <w:r>
+        <w:rPr>
+          <w:b/>
+          <w:bCs/>
+        </w:rPr>
+        <w:t xml:space="preserve">Sanitizer:</w:t>
+      </w:r>
+      <w:r>
+        <w:t xml:space="preserve"> </w:t>
+      </w:r>
+      <w:r>
+        <w:t xml:space="preserve">programı çalıştırırken bellek/UB hatalarını yakalayan derleyici aracı.</w:t>
+      </w:r>
+    </w:p>
+    <w:p>
+      <w:pPr>
+        <w:pStyle w:val="Compact"/>
+        <w:numPr>
+          <w:ilvl w:val="0"/>
+          <w:numId w:val="1012"/>
+        </w:numPr>
+      </w:pPr>
+      <w:r>
+        <w:t xml:space="preserve">Örnek:</w:t>
+      </w:r>
+      <w:r>
+        <w:t xml:space="preserve"> </w:t>
+      </w:r>
+      <w:r>
+        <w:rPr>
+          <w:b/>
+          <w:bCs/>
+        </w:rPr>
+        <w:t xml:space="preserve">ASan</w:t>
+      </w:r>
+      <w:r>
+        <w:t xml:space="preserve"> </w:t>
+      </w:r>
+      <w:r>
+        <w:t xml:space="preserve">(adres),</w:t>
+      </w:r>
+      <w:r>
+        <w:t xml:space="preserve"> </w:t>
+      </w:r>
+      <w:r>
+        <w:rPr>
+          <w:b/>
+          <w:bCs/>
+        </w:rPr>
+        <w:t xml:space="preserve">UBSan</w:t>
+      </w:r>
+      <w:r>
+        <w:t xml:space="preserve"> </w:t>
+      </w:r>
+      <w:r>
+        <w:t xml:space="preserve">(tanımsız davranış).</w:t>
+      </w:r>
+    </w:p>
+    <w:p>
+      <w:pPr>
+        <w:pStyle w:val="Compact"/>
+        <w:numPr>
+          <w:ilvl w:val="0"/>
+          <w:numId w:val="1012"/>
+        </w:numPr>
+      </w:pPr>
+      <w:r>
+        <w:t xml:space="preserve">Sürüme gitmez;</w:t>
+      </w:r>
+      <w:r>
+        <w:t xml:space="preserve"> </w:t>
+      </w:r>
+      <w:r>
+        <w:rPr>
+          <w:b/>
+          <w:bCs/>
+        </w:rPr>
+        <w:t xml:space="preserve">test/CI</w:t>
+      </w:r>
+      <w:r>
+        <w:t xml:space="preserve">’da kullanılır.</w:t>
+      </w:r>
+    </w:p>
+    <w:bookmarkEnd w:id="30"/>
+    <w:bookmarkStart w:id="31" w:name="fuzzing-nedir"/>
+    <w:p>
+      <w:pPr>
+        <w:pStyle w:val="Heading3"/>
+      </w:pPr>
+      <w:r>
+        <w:t xml:space="preserve">Fuzzing nedir?</w:t>
+      </w:r>
+    </w:p>
+    <w:p>
+      <w:pPr>
+        <w:pStyle w:val="Compact"/>
+        <w:numPr>
+          <w:ilvl w:val="0"/>
+          <w:numId w:val="1013"/>
+        </w:numPr>
+      </w:pPr>
+      <w:r>
+        <w:rPr>
+          <w:b/>
+          <w:bCs/>
+        </w:rPr>
+        <w:t xml:space="preserve">Fuzzing:</w:t>
+      </w:r>
+      <w:r>
+        <w:t xml:space="preserve"> </w:t>
+      </w:r>
+      <w:r>
+        <w:t xml:space="preserve">programa</w:t>
+      </w:r>
+      <w:r>
+        <w:t xml:space="preserve"> </w:t>
+      </w:r>
+      <w:r>
+        <w:rPr>
+          <w:b/>
+          <w:bCs/>
+        </w:rPr>
+        <w:t xml:space="preserve">rastgele/beklenmeyen</w:t>
+      </w:r>
+      <w:r>
+        <w:t xml:space="preserve"> </w:t>
+      </w:r>
+      <w:r>
+        <w:t xml:space="preserve">girdiler verip çökme aramak.</w:t>
+      </w:r>
+    </w:p>
+    <w:p>
+      <w:pPr>
+        <w:pStyle w:val="Compact"/>
+        <w:numPr>
+          <w:ilvl w:val="0"/>
+          <w:numId w:val="1013"/>
+        </w:numPr>
+      </w:pPr>
+      <w:r>
+        <w:t xml:space="preserve">İnsanın düşünmediği girdileri bulur.</w:t>
+      </w:r>
+    </w:p>
+    <w:p>
+      <w:pPr>
+        <w:pStyle w:val="Compact"/>
+        <w:numPr>
+          <w:ilvl w:val="0"/>
+          <w:numId w:val="1013"/>
+        </w:numPr>
+      </w:pPr>
+      <w:r>
+        <w:t xml:space="preserve">Sanitizer’la birlikte çok güçlü.</w:t>
+      </w:r>
+    </w:p>
+    <w:bookmarkEnd w:id="31"/>
+    <w:bookmarkStart w:id="32" w:name="aslr-nxdep-kanarya"/>
+    <w:p>
+      <w:pPr>
+        <w:pStyle w:val="Heading3"/>
+      </w:pPr>
+      <w:r>
+        <w:t xml:space="preserve">ASLR, NX/DEP, kanarya</w:t>
+      </w:r>
+    </w:p>
+    <w:p>
+      <w:pPr>
+        <w:pStyle w:val="Compact"/>
+        <w:numPr>
+          <w:ilvl w:val="0"/>
+          <w:numId w:val="1014"/>
+        </w:numPr>
+      </w:pPr>
+      <w:r>
+        <w:rPr>
+          <w:b/>
+          <w:bCs/>
+        </w:rPr>
+        <w:t xml:space="preserve">ASLR:</w:t>
+      </w:r>
+      <w:r>
+        <w:t xml:space="preserve"> </w:t>
+      </w:r>
+      <w:r>
+        <w:t xml:space="preserve">bellek adreslerini</w:t>
+      </w:r>
+      <w:r>
+        <w:t xml:space="preserve"> </w:t>
+      </w:r>
+      <w:r>
+        <w:rPr>
+          <w:b/>
+          <w:bCs/>
+        </w:rPr>
+        <w:t xml:space="preserve">rastgeleleştirir</w:t>
+      </w:r>
+      <w:r>
+        <w:t xml:space="preserve"> </w:t>
+      </w:r>
+      <w:r>
+        <w:t xml:space="preserve">(saldırgan adresi tahmin edemesin).</w:t>
+      </w:r>
+    </w:p>
+    <w:p>
+      <w:pPr>
+        <w:pStyle w:val="Compact"/>
+        <w:numPr>
+          <w:ilvl w:val="0"/>
+          <w:numId w:val="1014"/>
+        </w:numPr>
+      </w:pPr>
+      <w:r>
+        <w:rPr>
+          <w:b/>
+          <w:bCs/>
+        </w:rPr>
+        <w:t xml:space="preserve">NX/DEP:</w:t>
+      </w:r>
+      <w:r>
+        <w:t xml:space="preserve"> </w:t>
+      </w:r>
+      <w:r>
+        <w:t xml:space="preserve">veri bölgesindeki baytları</w:t>
+      </w:r>
+      <w:r>
+        <w:t xml:space="preserve"> </w:t>
+      </w:r>
+      <w:r>
+        <w:rPr>
+          <w:b/>
+          <w:bCs/>
+        </w:rPr>
+        <w:t xml:space="preserve">kod olarak çalıştırmayı</w:t>
+      </w:r>
+      <w:r>
+        <w:t xml:space="preserve"> </w:t>
+      </w:r>
+      <w:r>
+        <w:t xml:space="preserve">engeller.</w:t>
+      </w:r>
+    </w:p>
+    <w:p>
+      <w:pPr>
+        <w:pStyle w:val="Compact"/>
+        <w:numPr>
+          <w:ilvl w:val="0"/>
+          <w:numId w:val="1014"/>
+        </w:numPr>
+      </w:pPr>
+      <w:r>
+        <w:rPr>
+          <w:b/>
+          <w:bCs/>
+        </w:rPr>
+        <w:t xml:space="preserve">Yığın kanaryası:</w:t>
+      </w:r>
+      <w:r>
+        <w:t xml:space="preserve"> </w:t>
+      </w:r>
+      <w:r>
+        <w:t xml:space="preserve">dönüş adresinden önce bir</w:t>
+      </w:r>
+      <w:r>
+        <w:t xml:space="preserve"> </w:t>
+      </w:r>
+      <w:r>
+        <w:rPr>
+          <w:b/>
+          <w:bCs/>
+        </w:rPr>
+        <w:t xml:space="preserve">nöbetçi değer</w:t>
+      </w:r>
+      <w:r>
+        <w:t xml:space="preserve">; taşma onu bozarsa program durur.</w:t>
+      </w:r>
+    </w:p>
+    <w:bookmarkEnd w:id="32"/>
+    <w:bookmarkStart w:id="33" w:name="beyaz-kutu-saldırgan-hatırlatma"/>
+    <w:p>
+      <w:pPr>
+        <w:pStyle w:val="Heading3"/>
+      </w:pPr>
+      <w:r>
+        <w:t xml:space="preserve">Beyaz kutu saldırgan (hatırlatma)</w:t>
+      </w:r>
+    </w:p>
+    <w:p>
+      <w:pPr>
+        <w:pStyle w:val="Compact"/>
+        <w:numPr>
+          <w:ilvl w:val="0"/>
+          <w:numId w:val="1015"/>
+        </w:numPr>
+      </w:pPr>
+      <w:r>
+        <w:t xml:space="preserve">Programa sahip saldırgan (1. hafta MATE).</w:t>
+      </w:r>
+    </w:p>
+    <w:p>
+      <w:pPr>
+        <w:pStyle w:val="Compact"/>
+        <w:numPr>
+          <w:ilvl w:val="0"/>
+          <w:numId w:val="1015"/>
+        </w:numPr>
+      </w:pPr>
+      <w:r>
+        <w:t xml:space="preserve">Dizgeleri okur, fonksiyonları adıyla bulur, denetimi atlar.</w:t>
+      </w:r>
+    </w:p>
+    <w:p>
+      <w:pPr>
+        <w:pStyle w:val="Compact"/>
+        <w:numPr>
+          <w:ilvl w:val="0"/>
+          <w:numId w:val="1015"/>
+        </w:numPr>
+      </w:pPr>
+      <w:r>
+        <w:t xml:space="preserve">Gizleme bölümünde (bugün sonunda) buna döneceğiz.</w:t>
+      </w:r>
+    </w:p>
+    <w:bookmarkEnd w:id="33"/>
+    <w:bookmarkStart w:id="34" w:name="ci-sürekli-entegrasyon"/>
+    <w:p>
+      <w:pPr>
+        <w:pStyle w:val="Heading3"/>
+      </w:pPr>
+      <w:r>
+        <w:t xml:space="preserve">CI (sürekli entegrasyon)</w:t>
+      </w:r>
+    </w:p>
+    <w:p>
+      <w:pPr>
+        <w:pStyle w:val="Compact"/>
+        <w:numPr>
+          <w:ilvl w:val="0"/>
+          <w:numId w:val="1016"/>
+        </w:numPr>
+      </w:pPr>
+      <w:r>
+        <w:rPr>
+          <w:b/>
+          <w:bCs/>
+        </w:rPr>
+        <w:t xml:space="preserve">CI (Continuous Integration):</w:t>
+      </w:r>
+      <w:r>
+        <w:t xml:space="preserve"> </w:t>
+      </w:r>
+      <w:r>
+        <w:t xml:space="preserve">her kod değişikliğinde otomatik derleme + test çalıştıran sistem.</w:t>
+      </w:r>
+    </w:p>
+    <w:p>
+      <w:pPr>
+        <w:pStyle w:val="Compact"/>
+        <w:numPr>
+          <w:ilvl w:val="0"/>
+          <w:numId w:val="1016"/>
+        </w:numPr>
+      </w:pPr>
+      <w:r>
+        <w:t xml:space="preserve">Güvenlik araçlarını (uyarı, statik analiz, sanitizer, fuzzing)</w:t>
+      </w:r>
+      <w:r>
+        <w:t xml:space="preserve"> </w:t>
+      </w:r>
+      <w:r>
+        <w:rPr>
+          <w:b/>
+          <w:bCs/>
+        </w:rPr>
+        <w:t xml:space="preserve">her birleştirmede</w:t>
+      </w:r>
+      <w:r>
+        <w:t xml:space="preserve"> </w:t>
+      </w:r>
+      <w:r>
+        <w:t xml:space="preserve">koşturur.</w:t>
+      </w:r>
+    </w:p>
+    <w:bookmarkEnd w:id="34"/>
+    <w:bookmarkStart w:id="35" w:name="şimdi-hazırız"/>
+    <w:p>
+      <w:pPr>
+        <w:pStyle w:val="Heading3"/>
+      </w:pPr>
+      <w:r>
+        <w:t xml:space="preserve">Şimdi hazırız</w:t>
+      </w:r>
+    </w:p>
+    <w:p>
+      <w:pPr>
+        <w:pStyle w:val="FirstParagraph"/>
+      </w:pPr>
+      <w:r>
+        <w:t xml:space="preserve">Terimler:</w:t>
+      </w:r>
+    </w:p>
+    <w:p>
+      <w:pPr>
+        <w:pStyle w:val="BodyText"/>
+      </w:pPr>
+      <w:r>
+        <w:t xml:space="preserve">yığın/öbek · işaretçi · tampon/taşma · UB · bayrak · uyarı/hata · CWE · CERT · statik/dinamik · sanitizer · fuzzing · ASLR/NX/kanarya · CI</w:t>
+      </w:r>
+    </w:p>
+    <w:p>
+      <w:pPr>
+        <w:pStyle w:val="BodyText"/>
+      </w:pPr>
+      <w:r>
+        <w:t xml:space="preserve">Şimdi: kod sağlamlaştırmanın katmanları.</w:t>
+      </w:r>
+    </w:p>
+    <w:bookmarkEnd w:id="35"/>
+    <w:bookmarkEnd w:id="36"/>
+    <w:bookmarkStart w:id="37" w:name="kod-sağlamlaştırma-nedir"/>
+    <w:p>
+      <w:pPr>
+        <w:pStyle w:val="Heading2"/>
+      </w:pPr>
+      <w:r>
+        <w:t xml:space="preserve">1. Kod sağlamlaştırma nedir?</w:t>
+      </w:r>
+    </w:p>
+    <w:p>
+      <w:pPr>
+        <w:pStyle w:val="FirstParagraph"/>
+      </w:pPr>
+      <w:r>
+        <w:t xml:space="preserve">Birinci haftada uygulama korumasının yedi katmanını gördük. Bu hafta bunlardan üçünü, C ve C++ kodu özelinde açıyoruz:</w:t>
+      </w:r>
+    </w:p>
+    <w:p>
+      <w:pPr>
+        <w:pStyle w:val="BlockText"/>
+      </w:pPr>
+      <w:r>
+        <w:rPr>
+          <w:b/>
+          <w:bCs/>
+        </w:rPr>
+        <w:t xml:space="preserve">Kısa tarihçe: bellek hataları ve savunmaların yarışı</w:t>
+      </w:r>
+    </w:p>
+    <w:p>
+      <w:pPr>
+        <w:pStyle w:val="Compact"/>
+        <w:numPr>
+          <w:ilvl w:val="0"/>
+          <w:numId w:val="1017"/>
+        </w:numPr>
+      </w:pPr>
+      <w:r>
+        <w:rPr>
+          <w:b/>
+          <w:bCs/>
+        </w:rPr>
+        <w:t xml:space="preserve">1988</w:t>
+      </w:r>
+      <w:r>
+        <w:t xml:space="preserve"> </w:t>
+      </w:r>
+      <w:r>
+        <w:t xml:space="preserve">—</w:t>
+      </w:r>
+      <w:r>
+        <w:t xml:space="preserve"> </w:t>
+      </w:r>
+      <w:r>
+        <w:rPr>
+          <w:b/>
+          <w:bCs/>
+        </w:rPr>
+        <w:t xml:space="preserve">Morris Worm</w:t>
+      </w:r>
+      <w:r>
+        <w:t xml:space="preserve"> </w:t>
+      </w:r>
+      <w:r>
+        <w:t xml:space="preserve">tampon taşmasını dünyaya duyurur; saldırı sınıfı</w:t>
+      </w:r>
+      <w:r>
+        <w:t xml:space="preserve"> </w:t>
+      </w:r>
+      <w:r>
+        <w:t xml:space="preserve">“akademik”</w:t>
+      </w:r>
+      <w:r>
+        <w:t xml:space="preserve"> </w:t>
+      </w:r>
+      <w:r>
+        <w:t xml:space="preserve">olmaktan çıkar.</w:t>
+      </w:r>
+    </w:p>
+    <w:p>
+      <w:pPr>
+        <w:pStyle w:val="Compact"/>
+        <w:numPr>
+          <w:ilvl w:val="0"/>
+          <w:numId w:val="1017"/>
+        </w:numPr>
+      </w:pPr>
+      <w:r>
+        <w:rPr>
+          <w:b/>
+          <w:bCs/>
+        </w:rPr>
+        <w:t xml:space="preserve">1996</w:t>
+      </w:r>
+      <w:r>
+        <w:t xml:space="preserve"> </w:t>
+      </w:r>
+      <w:r>
+        <w:t xml:space="preserve">— Aleph One’ın</w:t>
+      </w:r>
+      <w:r>
+        <w:t xml:space="preserve"> </w:t>
+      </w:r>
+      <w:r>
+        <w:rPr>
+          <w:i/>
+          <w:iCs/>
+        </w:rPr>
+        <w:t xml:space="preserve">“Smashing the Stack for Fun and Profit”</w:t>
+      </w:r>
+      <w:r>
+        <w:t xml:space="preserve"> </w:t>
+      </w:r>
+      <w:r>
+        <w:t xml:space="preserve">yazısı sömürüyü herkese öğretir.</w:t>
+      </w:r>
+    </w:p>
+    <w:p>
+      <w:pPr>
+        <w:pStyle w:val="Compact"/>
+        <w:numPr>
+          <w:ilvl w:val="0"/>
+          <w:numId w:val="1017"/>
+        </w:numPr>
+      </w:pPr>
+      <w:r>
+        <w:rPr>
+          <w:b/>
+          <w:bCs/>
+        </w:rPr>
+        <w:t xml:space="preserve">1998 → 2004</w:t>
+      </w:r>
+      <w:r>
+        <w:t xml:space="preserve"> </w:t>
+      </w:r>
+      <w:r>
+        <w:t xml:space="preserve">— savunmalar sırayla gelir:</w:t>
+      </w:r>
+      <w:r>
+        <w:t xml:space="preserve"> </w:t>
+      </w:r>
+      <w:r>
+        <w:rPr>
+          <w:b/>
+          <w:bCs/>
+        </w:rPr>
+        <w:t xml:space="preserve">StackGuard/kanarya</w:t>
+      </w:r>
+      <w:r>
+        <w:t xml:space="preserve"> </w:t>
+      </w:r>
+      <w:r>
+        <w:t xml:space="preserve">(1998),</w:t>
+      </w:r>
+      <w:r>
+        <w:t xml:space="preserve"> </w:t>
+      </w:r>
+      <w:r>
+        <w:rPr>
+          <w:b/>
+          <w:bCs/>
+        </w:rPr>
+        <w:t xml:space="preserve">PaX/ASLR</w:t>
+      </w:r>
+      <w:r>
+        <w:t xml:space="preserve"> </w:t>
+      </w:r>
+      <w:r>
+        <w:t xml:space="preserve">(2001),</w:t>
+      </w:r>
+      <w:r>
+        <w:t xml:space="preserve"> </w:t>
+      </w:r>
+      <w:r>
+        <w:rPr>
+          <w:b/>
+          <w:bCs/>
+        </w:rPr>
+        <w:t xml:space="preserve">DEP/NX</w:t>
+      </w:r>
+      <w:r>
+        <w:t xml:space="preserve"> </w:t>
+      </w:r>
+      <w:r>
+        <w:t xml:space="preserve">(2004), FORTIFY.</w:t>
+      </w:r>
+    </w:p>
+    <w:p>
+      <w:pPr>
+        <w:pStyle w:val="Compact"/>
+        <w:numPr>
+          <w:ilvl w:val="0"/>
+          <w:numId w:val="1017"/>
         </w:numPr>
       </w:pPr>
       <w:r>
@@ -1775,8 +3193,8 @@
         </w:pict>
       </w:r>
     </w:p>
-    <w:bookmarkEnd w:id="20"/>
-    <w:bookmarkStart w:id="24" w:name="X1b672bf2c6d276104a7e3f943eb715b9c88afa2"/>
+    <w:bookmarkEnd w:id="37"/>
+    <w:bookmarkStart w:id="41" w:name="X1b672bf2c6d276104a7e3f943eb715b9c88afa2"/>
     <w:p>
       <w:pPr>
         <w:pStyle w:val="Heading2"/>
@@ -1815,7 +3233,7 @@
         <w:t xml:space="preserve">biçimde toplar ve sertifikasyon laboratuvarlarının kaynak kod incelemesinde başvurduğu temel belgelerden biridir.</w:t>
       </w:r>
     </w:p>
-    <w:bookmarkStart w:id="21" w:name="bir-kuralın-anatomisi"/>
+    <w:bookmarkStart w:id="38" w:name="bir-kuralın-anatomisi"/>
     <w:p>
       <w:pPr>
         <w:pStyle w:val="Heading3"/>
@@ -2134,8 +3552,8 @@
         <w:t xml:space="preserve">yaygın hem de düzeltmesi ucuz olanlardır; bir kod incelemesine buradan başlanır.</w:t>
       </w:r>
     </w:p>
-    <w:bookmarkEnd w:id="21"/>
-    <w:bookmarkStart w:id="22" w:name="kategoriler"/>
+    <w:bookmarkEnd w:id="38"/>
+    <w:bookmarkStart w:id="39" w:name="kategoriler"/>
     <w:p>
       <w:pPr>
         <w:pStyle w:val="Heading3"/>
@@ -2864,8 +4282,8 @@
         <w:t xml:space="preserve">sonlandırma).</w:t>
       </w:r>
     </w:p>
-    <w:bookmarkEnd w:id="22"/>
-    <w:bookmarkStart w:id="23" w:name="X04ef9d4a3c2d964d97d2c4d914c2b9a1eb4f7dc"/>
+    <w:bookmarkEnd w:id="39"/>
+    <w:bookmarkStart w:id="40" w:name="X04ef9d4a3c2d964d97d2c4d914c2b9a1eb4f7dc"/>
     <w:p>
       <w:pPr>
         <w:pStyle w:val="Heading3"/>
@@ -3448,9 +4866,9 @@
         </w:pict>
       </w:r>
     </w:p>
-    <w:bookmarkEnd w:id="23"/>
-    <w:bookmarkEnd w:id="24"/>
-    <w:bookmarkStart w:id="29" w:name="girdi-doğrulama-ilkeleri-tarif-3.1"/>
+    <w:bookmarkEnd w:id="40"/>
+    <w:bookmarkEnd w:id="41"/>
+    <w:bookmarkStart w:id="46" w:name="girdi-doğrulama-ilkeleri-tarif-3.1"/>
     <w:p>
       <w:pPr>
         <w:pStyle w:val="Heading2"/>
@@ -3492,7 +4910,7 @@
         <w:t xml:space="preserve">geçerlidir; bunları C/C++ programcısının günlük kontrol listesine çevirelim.</w:t>
       </w:r>
     </w:p>
-    <w:bookmarkStart w:id="25" w:name="girdi-nereden-gelir"/>
+    <w:bookmarkStart w:id="42" w:name="girdi-nereden-gelir"/>
     <w:p>
       <w:pPr>
         <w:pStyle w:val="Heading3"/>
@@ -3884,8 +5302,8 @@
         </w:tc>
       </w:tr>
     </w:tbl>
-    <w:bookmarkEnd w:id="25"/>
-    <w:bookmarkStart w:id="26" w:name="beş-ilke"/>
+    <w:bookmarkEnd w:id="42"/>
+    <w:bookmarkStart w:id="43" w:name="beş-ilke"/>
     <w:p>
       <w:pPr>
         <w:pStyle w:val="Heading3"/>
@@ -3899,7 +5317,7 @@
         <w:pStyle w:val="Compact"/>
         <w:numPr>
           <w:ilvl w:val="0"/>
-          <w:numId w:val="1003"/>
+          <w:numId w:val="1018"/>
         </w:numPr>
       </w:pPr>
       <w:r>
@@ -3933,7 +5351,7 @@
         <w:pStyle w:val="Compact"/>
         <w:numPr>
           <w:ilvl w:val="0"/>
-          <w:numId w:val="1003"/>
+          <w:numId w:val="1018"/>
         </w:numPr>
       </w:pPr>
       <w:r>
@@ -3982,7 +5400,7 @@
         <w:pStyle w:val="Compact"/>
         <w:numPr>
           <w:ilvl w:val="0"/>
-          <w:numId w:val="1003"/>
+          <w:numId w:val="1018"/>
         </w:numPr>
       </w:pPr>
       <w:r>
@@ -4010,7 +5428,7 @@
         <w:pStyle w:val="Compact"/>
         <w:numPr>
           <w:ilvl w:val="0"/>
-          <w:numId w:val="1003"/>
+          <w:numId w:val="1018"/>
         </w:numPr>
       </w:pPr>
       <w:r>
@@ -4038,7 +5456,7 @@
         <w:pStyle w:val="Compact"/>
         <w:numPr>
           <w:ilvl w:val="0"/>
-          <w:numId w:val="1003"/>
+          <w:numId w:val="1018"/>
         </w:numPr>
       </w:pPr>
       <w:r>
@@ -4073,8 +5491,8 @@
         <w:t xml:space="preserve">da hata yapar; üstelik temizlenmiş değer, kullanıcının kastettiğinden farklı bir anlam taşıyabilir.</w:t>
       </w:r>
     </w:p>
-    <w:bookmarkEnd w:id="26"/>
-    <w:bookmarkStart w:id="27" w:name="sayıyı-doğru-okumak-atoi-yerine-strtol"/>
+    <w:bookmarkEnd w:id="43"/>
+    <w:bookmarkStart w:id="44" w:name="sayıyı-doğru-okumak-atoi-yerine-strtol"/>
     <w:p>
       <w:pPr>
         <w:pStyle w:val="Heading3"/>
@@ -5144,8 +6562,8 @@
         <w:t xml:space="preserve">) kuralıyla ister.</w:t>
       </w:r>
     </w:p>
-    <w:bookmarkEnd w:id="27"/>
-    <w:bookmarkStart w:id="28" w:name="ikili-veri-uzunluk-önekli-kayıtlar"/>
+    <w:bookmarkEnd w:id="44"/>
+    <w:bookmarkStart w:id="45" w:name="ikili-veri-uzunluk-önekli-kayıtlar"/>
     <w:p>
       <w:pPr>
         <w:pStyle w:val="Heading3"/>
@@ -6229,9 +7647,9 @@
         </w:pict>
       </w:r>
     </w:p>
-    <w:bookmarkEnd w:id="28"/>
-    <w:bookmarkEnd w:id="29"/>
-    <w:bookmarkStart w:id="35" w:name="cert-kurallarından-örnek-çiftler"/>
+    <w:bookmarkEnd w:id="45"/>
+    <w:bookmarkEnd w:id="46"/>
+    <w:bookmarkStart w:id="52" w:name="cert-kurallarından-örnek-çiftler"/>
     <w:p>
       <w:pPr>
         <w:pStyle w:val="Heading2"/>
@@ -6276,7 +7694,7 @@
         <w:t xml:space="preserve">açıklamayı okuyun.</w:t>
       </w:r>
     </w:p>
-    <w:bookmarkStart w:id="30" w:name="Xadd988b8f4c5df30d615cd9948b1506e0e09178"/>
+    <w:bookmarkStart w:id="47" w:name="Xadd988b8f4c5df30d615cd9948b1506e0e09178"/>
     <w:p>
       <w:pPr>
         <w:pStyle w:val="Heading3"/>
@@ -6721,8 +8139,8 @@
         <w:t xml:space="preserve">. Kesilmiş bir dosya yolu ya da komut, farklı bir anlama gelebilir.</w:t>
       </w:r>
     </w:p>
-    <w:bookmarkEnd w:id="30"/>
-    <w:bookmarkStart w:id="31" w:name="int30-c-işaretsiz-işlemler-sarmamalı"/>
+    <w:bookmarkEnd w:id="47"/>
+    <w:bookmarkStart w:id="48" w:name="int30-c-işaretsiz-işlemler-sarmamalı"/>
     <w:p>
       <w:pPr>
         <w:pStyle w:val="Heading3"/>
@@ -7047,8 +8465,8 @@
         <w:t xml:space="preserve">denetlenir.</w:t>
       </w:r>
     </w:p>
-    <w:bookmarkEnd w:id="31"/>
-    <w:bookmarkStart w:id="32" w:name="X8709c2a371904445ced412e6309b34c84cecc41"/>
+    <w:bookmarkEnd w:id="48"/>
+    <w:bookmarkStart w:id="49" w:name="X8709c2a371904445ced412e6309b34c84cecc41"/>
     <w:p>
       <w:pPr>
         <w:pStyle w:val="Heading3"/>
@@ -7492,8 +8910,8 @@
         <w:t xml:space="preserve">bırakılmış düğümün alanını okur.</w:t>
       </w:r>
     </w:p>
-    <w:bookmarkEnd w:id="32"/>
-    <w:bookmarkStart w:id="33" w:name="exp33-c-ilklendirilmemiş-belleği-okuma"/>
+    <w:bookmarkEnd w:id="49"/>
+    <w:bookmarkStart w:id="50" w:name="exp33-c-ilklendirilmemiş-belleği-okuma"/>
     <w:p>
       <w:pPr>
         <w:pStyle w:val="Heading3"/>
@@ -7824,8 +9242,8 @@
         <w:t xml:space="preserve">varsayılan ilkesi).</w:t>
       </w:r>
     </w:p>
-    <w:bookmarkEnd w:id="33"/>
-    <w:bookmarkStart w:id="34" w:name="err33-c-kütüphane-hatalarını-algıla"/>
+    <w:bookmarkEnd w:id="50"/>
+    <w:bookmarkStart w:id="51" w:name="err33-c-kütüphane-hatalarını-algıla"/>
     <w:p>
       <w:pPr>
         <w:pStyle w:val="Heading3"/>
@@ -8557,9 +9975,9 @@
         </w:pict>
       </w:r>
     </w:p>
-    <w:bookmarkEnd w:id="34"/>
-    <w:bookmarkEnd w:id="35"/>
-    <w:bookmarkStart w:id="39" w:name="biçim-dizisi-açığı-tarif-3.2"/>
+    <w:bookmarkEnd w:id="51"/>
+    <w:bookmarkEnd w:id="52"/>
+    <w:bookmarkStart w:id="56" w:name="biçim-dizisi-açığı-tarif-3.2"/>
     <w:p>
       <w:pPr>
         <w:pStyle w:val="Heading2"/>
@@ -8784,7 +10202,7 @@
         <w:t xml:space="preserve">/* DOĞRU: girdi yalnız veri */</w:t>
       </w:r>
     </w:p>
-    <w:bookmarkStart w:id="36" w:name="neden-tehlikeli"/>
+    <w:bookmarkStart w:id="53" w:name="neden-tehlikeli"/>
     <w:p>
       <w:pPr>
         <w:pStyle w:val="Heading3"/>
@@ -9117,8 +10535,8 @@
         <w:t xml:space="preserve">hatasını görmüştük.</w:t>
       </w:r>
     </w:p>
-    <w:bookmarkEnd w:id="36"/>
-    <w:bookmarkStart w:id="37" w:name="demo-1-biçim-dizisi-açığı"/>
+    <w:bookmarkEnd w:id="53"/>
+    <w:bookmarkStart w:id="54" w:name="demo-1-biçim-dizisi-açığı"/>
     <w:p>
       <w:pPr>
         <w:pStyle w:val="Heading3"/>
@@ -9812,8 +11230,8 @@
         </w:tc>
       </w:tr>
     </w:tbl>
-    <w:bookmarkEnd w:id="37"/>
-    <w:bookmarkStart w:id="38" w:name="düzeltme-ve-savunma-katmanları"/>
+    <w:bookmarkEnd w:id="54"/>
+    <w:bookmarkStart w:id="55" w:name="düzeltme-ve-savunma-katmanları"/>
     <w:p>
       <w:pPr>
         <w:pStyle w:val="Heading3"/>
@@ -9827,7 +11245,7 @@
         <w:pStyle w:val="Compact"/>
         <w:numPr>
           <w:ilvl w:val="0"/>
-          <w:numId w:val="1004"/>
+          <w:numId w:val="1019"/>
         </w:numPr>
       </w:pPr>
       <w:r>
@@ -9861,7 +11279,7 @@
         <w:pStyle w:val="Compact"/>
         <w:numPr>
           <w:ilvl w:val="0"/>
-          <w:numId w:val="1004"/>
+          <w:numId w:val="1019"/>
         </w:numPr>
       </w:pPr>
       <w:r>
@@ -9958,7 +11376,7 @@
         <w:pStyle w:val="Compact"/>
         <w:numPr>
           <w:ilvl w:val="0"/>
-          <w:numId w:val="1004"/>
+          <w:numId w:val="1019"/>
         </w:numPr>
       </w:pPr>
       <w:r>
@@ -10022,7 +11440,7 @@
         <w:pStyle w:val="Compact"/>
         <w:numPr>
           <w:ilvl w:val="0"/>
-          <w:numId w:val="1004"/>
+          <w:numId w:val="1019"/>
         </w:numPr>
       </w:pPr>
       <w:r>
@@ -10587,9 +12005,9 @@
         </w:pict>
       </w:r>
     </w:p>
-    <w:bookmarkEnd w:id="38"/>
-    <w:bookmarkEnd w:id="39"/>
-    <w:bookmarkStart w:id="44" w:name="X2166b4ddaec31aa456de407b8e23496b976fe19"/>
+    <w:bookmarkEnd w:id="55"/>
+    <w:bookmarkEnd w:id="56"/>
+    <w:bookmarkStart w:id="61" w:name="X2166b4ddaec31aa456de407b8e23496b976fe19"/>
     <w:p>
       <w:pPr>
         <w:pStyle w:val="Heading2"/>
@@ -10628,7 +12046,7 @@
         <w:t xml:space="preserve">ortadan kaldırdığını görüyoruz.</w:t>
       </w:r>
     </w:p>
-    <w:bookmarkStart w:id="40" w:name="hatanın-üç-adımı"/>
+    <w:bookmarkStart w:id="57" w:name="hatanın-üç-adımı"/>
     <w:p>
       <w:pPr>
         <w:pStyle w:val="Heading3"/>
@@ -10642,7 +12060,7 @@
         <w:pStyle w:val="Compact"/>
         <w:numPr>
           <w:ilvl w:val="0"/>
-          <w:numId w:val="1005"/>
+          <w:numId w:val="1020"/>
         </w:numPr>
       </w:pPr>
       <w:r>
@@ -10654,7 +12072,7 @@
         <w:pStyle w:val="Compact"/>
         <w:numPr>
           <w:ilvl w:val="0"/>
-          <w:numId w:val="1005"/>
+          <w:numId w:val="1020"/>
         </w:numPr>
       </w:pPr>
       <w:r>
@@ -10691,7 +12109,7 @@
         <w:pStyle w:val="Compact"/>
         <w:numPr>
           <w:ilvl w:val="0"/>
-          <w:numId w:val="1005"/>
+          <w:numId w:val="1020"/>
         </w:numPr>
       </w:pPr>
       <w:r>
@@ -10792,8 +12210,8 @@
         <w:t xml:space="preserve">notlarının önemli bir kısmı bu sınıftandır.</w:t>
       </w:r>
     </w:p>
-    <w:bookmarkEnd w:id="40"/>
-    <w:bookmarkStart w:id="41" w:name="X33c247ebf6c8fe570fe57c7533dcecf8fa91e87"/>
+    <w:bookmarkEnd w:id="57"/>
+    <w:bookmarkStart w:id="58" w:name="X33c247ebf6c8fe570fe57c7533dcecf8fa91e87"/>
     <w:p>
       <w:pPr>
         <w:pStyle w:val="Heading3"/>
@@ -11426,8 +12844,8 @@
         </w:tc>
       </w:tr>
     </w:tbl>
-    <w:bookmarkEnd w:id="41"/>
-    <w:bookmarkStart w:id="42" w:name="asan-raporunu-okumak-üç-yığın-izi"/>
+    <w:bookmarkEnd w:id="58"/>
+    <w:bookmarkStart w:id="59" w:name="asan-raporunu-okumak-üç-yığın-izi"/>
     <w:p>
       <w:pPr>
         <w:pStyle w:val="Heading3"/>
@@ -11570,8 +12988,8 @@
         <w:t xml:space="preserve">kararı vermiştir. (Fonksiyon adları ve satır numaraları örnek içindir; demodaki gerçek rapor aynı yapıdadır.)</w:t>
       </w:r>
     </w:p>
-    <w:bookmarkEnd w:id="42"/>
-    <w:bookmarkStart w:id="43" w:name="c-sahipliği-türe-yazmak"/>
+    <w:bookmarkEnd w:id="59"/>
+    <w:bookmarkStart w:id="60" w:name="c-sahipliği-türe-yazmak"/>
     <w:p>
       <w:pPr>
         <w:pStyle w:val="Heading3"/>
@@ -12423,9 +13841,9 @@
         </w:pict>
       </w:r>
     </w:p>
-    <w:bookmarkEnd w:id="43"/>
-    <w:bookmarkEnd w:id="44"/>
-    <w:bookmarkStart w:id="49" w:name="X8f9f375ee91486a73702144806960a6f9f44de7"/>
+    <w:bookmarkEnd w:id="60"/>
+    <w:bookmarkEnd w:id="61"/>
+    <w:bookmarkStart w:id="66" w:name="X8f9f375ee91486a73702144806960a6f9f44de7"/>
     <w:p>
       <w:pPr>
         <w:pStyle w:val="Heading2"/>
@@ -12476,7 +13894,7 @@
         <w:t xml:space="preserve">işliyoruz.</w:t>
       </w:r>
     </w:p>
-    <w:bookmarkStart w:id="45" w:name="dört-tamsayı-hatası"/>
+    <w:bookmarkStart w:id="62" w:name="dört-tamsayı-hatası"/>
     <w:p>
       <w:pPr>
         <w:pStyle w:val="Heading3"/>
@@ -13219,8 +14637,8 @@
         <w:t xml:space="preserve">/* öbek taşması */</w:t>
       </w:r>
     </w:p>
-    <w:bookmarkEnd w:id="45"/>
-    <w:bookmarkStart w:id="46" w:name="tanımsız-davranış-nedir"/>
+    <w:bookmarkEnd w:id="62"/>
+    <w:bookmarkStart w:id="63" w:name="tanımsız-davranış-nedir"/>
     <w:p>
       <w:pPr>
         <w:pStyle w:val="Heading3"/>
@@ -13632,8 +15050,8 @@
         <w:t xml:space="preserve">durumunun başka bir biçimidir.</w:t>
       </w:r>
     </w:p>
-    <w:bookmarkEnd w:id="46"/>
-    <w:bookmarkStart w:id="47" w:name="X43458d89352bfb76c7a2bb37ee7bf58025fbed1"/>
+    <w:bookmarkEnd w:id="63"/>
+    <w:bookmarkStart w:id="64" w:name="X43458d89352bfb76c7a2bb37ee7bf58025fbed1"/>
     <w:p>
       <w:pPr>
         <w:pStyle w:val="Heading3"/>
@@ -14475,8 +15893,8 @@
         <w:t xml:space="preserve">çarpım taşmasını sizin yerinize denetler (1. hafta).</w:t>
       </w:r>
     </w:p>
-    <w:bookmarkEnd w:id="47"/>
-    <w:bookmarkStart w:id="48" w:name="demo-3-tanımsız-davranış-ve-ubsan"/>
+    <w:bookmarkEnd w:id="64"/>
+    <w:bookmarkStart w:id="65" w:name="demo-3-tanımsız-davranış-ve-ubsan"/>
     <w:p>
       <w:pPr>
         <w:pStyle w:val="Heading3"/>
@@ -14837,7 +16255,7 @@
         <w:pStyle w:val="Compact"/>
         <w:numPr>
           <w:ilvl w:val="0"/>
-          <w:numId w:val="1006"/>
+          <w:numId w:val="1021"/>
         </w:numPr>
       </w:pPr>
       <w:r>
@@ -14888,7 +16306,7 @@
         <w:pStyle w:val="Compact"/>
         <w:numPr>
           <w:ilvl w:val="0"/>
-          <w:numId w:val="1006"/>
+          <w:numId w:val="1021"/>
         </w:numPr>
       </w:pPr>
       <w:r>
@@ -14906,7 +16324,7 @@
         <w:pStyle w:val="Compact"/>
         <w:numPr>
           <w:ilvl w:val="0"/>
-          <w:numId w:val="1006"/>
+          <w:numId w:val="1021"/>
         </w:numPr>
       </w:pPr>
       <w:r>
@@ -14943,7 +16361,7 @@
         <w:pStyle w:val="Compact"/>
         <w:numPr>
           <w:ilvl w:val="0"/>
-          <w:numId w:val="1006"/>
+          <w:numId w:val="1021"/>
         </w:numPr>
       </w:pPr>
       <w:r>
@@ -14966,9 +16384,9 @@
         </w:pict>
       </w:r>
     </w:p>
-    <w:bookmarkEnd w:id="48"/>
-    <w:bookmarkEnd w:id="49"/>
-    <w:bookmarkStart w:id="53" w:name="X6291113b3db024c440eb7c6959bc2c5ebd9c167"/>
+    <w:bookmarkEnd w:id="65"/>
+    <w:bookmarkEnd w:id="66"/>
+    <w:bookmarkStart w:id="70" w:name="X6291113b3db024c440eb7c6959bc2c5ebd9c167"/>
     <w:p>
       <w:pPr>
         <w:pStyle w:val="Heading2"/>
@@ -14985,7 +16403,7 @@
         <w:t xml:space="preserve">Bellek hataları kadar sık ama daha az konuşulan üç konu, gerçek zafiyetlerin önemli bir kısmının kaynağıdır.</w:t>
       </w:r>
     </w:p>
-    <w:bookmarkStart w:id="50" w:name="Xacbee12ffacbffeb82a4b7334df12004c93a8d4"/>
+    <w:bookmarkStart w:id="67" w:name="Xacbee12ffacbffeb82a4b7334df12004c93a8d4"/>
     <w:p>
       <w:pPr>
         <w:pStyle w:val="Heading3"/>
@@ -15425,7 +16843,7 @@
         <w:pStyle w:val="Compact"/>
         <w:numPr>
           <w:ilvl w:val="0"/>
-          <w:numId w:val="1007"/>
+          <w:numId w:val="1022"/>
         </w:numPr>
       </w:pPr>
       <w:r>
@@ -15501,7 +16919,7 @@
         <w:pStyle w:val="Compact"/>
         <w:numPr>
           <w:ilvl w:val="0"/>
-          <w:numId w:val="1007"/>
+          <w:numId w:val="1022"/>
         </w:numPr>
       </w:pPr>
       <w:r>
@@ -15538,7 +16956,7 @@
         <w:pStyle w:val="Compact"/>
         <w:numPr>
           <w:ilvl w:val="0"/>
-          <w:numId w:val="1007"/>
+          <w:numId w:val="1022"/>
         </w:numPr>
       </w:pPr>
       <w:r>
@@ -15687,8 +17105,8 @@
         <w:t xml:space="preserve">seçim, 1. haftadaki ödünleşim kaydının bir satırıdır: destek ekibi için tanı ayrı ve güvenli bir kanaldan yapılır.</w:t>
       </w:r>
     </w:p>
-    <w:bookmarkEnd w:id="50"/>
-    <w:bookmarkStart w:id="51" w:name="Xa7257ddf074c03f6931603432ec28e327ff5343"/>
+    <w:bookmarkEnd w:id="67"/>
+    <w:bookmarkStart w:id="68" w:name="Xa7257ddf074c03f6931603432ec28e327ff5343"/>
     <w:p>
       <w:pPr>
         <w:pStyle w:val="Heading3"/>
@@ -15989,8 +17407,8 @@
         <w:t xml:space="preserve">, değişken şablon parametreleri) tercih edilir.</w:t>
       </w:r>
     </w:p>
-    <w:bookmarkEnd w:id="51"/>
-    <w:bookmarkStart w:id="52" w:name="sinyal-işleyiciler-tarif-13.5"/>
+    <w:bookmarkEnd w:id="68"/>
+    <w:bookmarkStart w:id="69" w:name="sinyal-işleyiciler-tarif-13.5"/>
     <w:p>
       <w:pPr>
         <w:pStyle w:val="Heading3"/>
@@ -16889,9 +18307,9 @@
         </w:pict>
       </w:r>
     </w:p>
-    <w:bookmarkEnd w:id="52"/>
-    <w:bookmarkEnd w:id="53"/>
-    <w:bookmarkStart w:id="57" w:name="Xd1e3836cd56ccfe3bd0f165bcc391b13b0f4a9e"/>
+    <w:bookmarkEnd w:id="69"/>
+    <w:bookmarkEnd w:id="70"/>
+    <w:bookmarkStart w:id="74" w:name="Xd1e3836cd56ccfe3bd0f165bcc391b13b0f4a9e"/>
     <w:p>
       <w:pPr>
         <w:pStyle w:val="Heading2"/>
@@ -16949,7 +18367,7 @@
         <w:t xml:space="preserve">yalnız çalışan yolları görür ama bulduğu hata kesindir.</w:t>
       </w:r>
     </w:p>
-    <w:bookmarkStart w:id="54" w:name="katman-katman-araçlar"/>
+    <w:bookmarkStart w:id="71" w:name="katman-katman-araçlar"/>
     <w:p>
       <w:pPr>
         <w:pStyle w:val="Heading3"/>
@@ -17547,8 +18965,8 @@
         <w:t xml:space="preserve">cert ayristir.c</w:t>
       </w:r>
     </w:p>
-    <w:bookmarkEnd w:id="54"/>
-    <w:bookmarkStart w:id="55" w:name="veri-akışı-analizi-kaynak-hedef"/>
+    <w:bookmarkEnd w:id="71"/>
+    <w:bookmarkStart w:id="72" w:name="veri-akışı-analizi-kaynak-hedef"/>
     <w:p>
       <w:pPr>
         <w:pStyle w:val="Heading3"/>
@@ -17666,8 +19084,8 @@
         <w:t xml:space="preserve">hedef:  memcpy(out, buf + 3, len)      ◀┘   → BULGU: CWE-787</w:t>
       </w:r>
     </w:p>
-    <w:bookmarkEnd w:id="55"/>
-    <w:bookmarkStart w:id="56" w:name="yanlış-alarmlarla-yaşamak"/>
+    <w:bookmarkEnd w:id="72"/>
+    <w:bookmarkStart w:id="73" w:name="yanlış-alarmlarla-yaşamak"/>
     <w:p>
       <w:pPr>
         <w:pStyle w:val="Heading3"/>
@@ -17689,7 +19107,7 @@
         <w:pStyle w:val="Compact"/>
         <w:numPr>
           <w:ilvl w:val="0"/>
-          <w:numId w:val="1008"/>
+          <w:numId w:val="1023"/>
         </w:numPr>
       </w:pPr>
       <w:r>
@@ -17711,7 +19129,7 @@
         <w:pStyle w:val="Compact"/>
         <w:numPr>
           <w:ilvl w:val="0"/>
-          <w:numId w:val="1008"/>
+          <w:numId w:val="1023"/>
         </w:numPr>
       </w:pPr>
       <w:r>
@@ -17742,7 +19160,7 @@
         <w:pStyle w:val="Compact"/>
         <w:numPr>
           <w:ilvl w:val="0"/>
-          <w:numId w:val="1008"/>
+          <w:numId w:val="1023"/>
         </w:numPr>
       </w:pPr>
       <w:r>
@@ -17822,9 +19240,9 @@
         </w:pict>
       </w:r>
     </w:p>
-    <w:bookmarkEnd w:id="56"/>
-    <w:bookmarkEnd w:id="57"/>
-    <w:bookmarkStart w:id="60" w:name="Xbad993435e2ad760e3d94c60bfe9ca5e79621fc"/>
+    <w:bookmarkEnd w:id="73"/>
+    <w:bookmarkEnd w:id="74"/>
+    <w:bookmarkStart w:id="77" w:name="Xbad993435e2ad760e3d94c60bfe9ca5e79621fc"/>
     <w:p>
       <w:pPr>
         <w:pStyle w:val="Heading2"/>
@@ -18283,7 +19701,7 @@
         </w:tc>
       </w:tr>
     </w:tbl>
-    <w:bookmarkStart w:id="58" w:name="asan-nasıl-çalışır-gölge-bellek"/>
+    <w:bookmarkStart w:id="75" w:name="asan-nasıl-çalışır-gölge-bellek"/>
     <w:p>
       <w:pPr>
         <w:pStyle w:val="Heading3"/>
@@ -18402,8 +19820,8 @@
         <w:t xml:space="preserve">alandan komşu alana), arada zehirli bölge olmadığı için ASan göremez.</w:t>
       </w:r>
     </w:p>
-    <w:bookmarkEnd w:id="58"/>
-    <w:bookmarkStart w:id="59" w:name="pratik-kullanım"/>
+    <w:bookmarkEnd w:id="75"/>
+    <w:bookmarkStart w:id="76" w:name="pratik-kullanım"/>
     <w:p>
       <w:pPr>
         <w:pStyle w:val="Heading3"/>
@@ -18619,9 +20037,9 @@
         </w:pict>
       </w:r>
     </w:p>
-    <w:bookmarkEnd w:id="59"/>
-    <w:bookmarkEnd w:id="60"/>
-    <w:bookmarkStart w:id="67" w:name="fuzzinge-giriş"/>
+    <w:bookmarkEnd w:id="76"/>
+    <w:bookmarkEnd w:id="77"/>
+    <w:bookmarkStart w:id="84" w:name="fuzzinge-giriş"/>
     <w:p>
       <w:pPr>
         <w:pStyle w:val="Heading2"/>
@@ -18666,7 +20084,7 @@
         <w:t xml:space="preserve">açık kaynak projeler için sürdürdüğü OSS-Fuzz hizmeti, yıllar içinde on binlerce hata bulmuştur.</w:t>
       </w:r>
     </w:p>
-    <w:bookmarkStart w:id="64" w:name="kapsam-güdümlü-fuzzing-nasıl-çalışır"/>
+    <w:bookmarkStart w:id="81" w:name="kapsam-güdümlü-fuzzing-nasıl-çalışır"/>
     <w:p>
       <w:pPr>
         <w:pStyle w:val="Heading3"/>
@@ -18708,18 +20126,18 @@
           <wp:inline>
             <wp:extent cx="5759999" cy="2382777"/>
             <wp:effectExtent b="0" l="0" r="0" t="0"/>
-            <wp:docPr descr="" title="" id="62" name="Picture"/>
+            <wp:docPr descr="" title="" id="79" name="Picture"/>
             <a:graphic>
               <a:graphicData uri="http://schemas.openxmlformats.org/drawingml/2006/picture">
                 <pic:pic>
                   <pic:nvPicPr>
-                    <pic:cNvPr descr="diyagram-1.png" id="63" name="Picture"/>
+                    <pic:cNvPr descr="diyagram-1.png" id="80" name="Picture"/>
                     <pic:cNvPicPr>
                       <a:picLocks noChangeArrowheads="1" noChangeAspect="1"/>
                     </pic:cNvPicPr>
                   </pic:nvPicPr>
                   <pic:blipFill>
-                    <a:blip r:embed="rId61"/>
+                    <a:blip r:embed="rId78"/>
                     <a:stretch>
                       <a:fillRect/>
                     </a:stretch>
@@ -18778,8 +20196,8 @@
         <w:t xml:space="preserve">durumlar da yakalanır.</w:t>
       </w:r>
     </w:p>
-    <w:bookmarkEnd w:id="64"/>
-    <w:bookmarkStart w:id="65" w:name="fuzz-hedefi-harness-yazmak"/>
+    <w:bookmarkEnd w:id="81"/>
+    <w:bookmarkStart w:id="82" w:name="fuzz-hedefi-harness-yazmak"/>
     <w:p>
       <w:pPr>
         <w:pStyle w:val="Heading3"/>
@@ -19331,8 +20749,8 @@
         <w:t xml:space="preserve">(her ayrıştırıcıya ayrı hedef).</w:t>
       </w:r>
     </w:p>
-    <w:bookmarkEnd w:id="65"/>
-    <w:bookmarkStart w:id="66" w:name="demo-4-fuzzing-ile-hata-bulmak"/>
+    <w:bookmarkEnd w:id="82"/>
+    <w:bookmarkStart w:id="83" w:name="demo-4-fuzzing-ile-hata-bulmak"/>
     <w:p>
       <w:pPr>
         <w:pStyle w:val="Heading3"/>
@@ -19843,9 +21261,9 @@
         </w:pict>
       </w:r>
     </w:p>
-    <w:bookmarkEnd w:id="66"/>
-    <w:bookmarkEnd w:id="67"/>
-    <w:bookmarkStart w:id="72" w:name="derleyici-ve-işletim-sistemi-korumaları"/>
+    <w:bookmarkEnd w:id="83"/>
+    <w:bookmarkEnd w:id="84"/>
+    <w:bookmarkStart w:id="89" w:name="derleyici-ve-işletim-sistemi-korumaları"/>
     <w:p>
       <w:pPr>
         <w:pStyle w:val="Heading2"/>
@@ -19920,7 +21338,7 @@
         <w:t xml:space="preserve">DEP/NX, RELRO ve kontrol akışı bütünlüğü kitabın yazılmasından sonra yaygınlaştı.</w:t>
       </w:r>
     </w:p>
-    <w:bookmarkStart w:id="68" w:name="korumalar-ve-bayraklar"/>
+    <w:bookmarkStart w:id="85" w:name="korumalar-ve-bayraklar"/>
     <w:p>
       <w:pPr>
         <w:pStyle w:val="Heading3"/>
@@ -20505,8 +21923,8 @@
         </w:tc>
       </w:tr>
     </w:tbl>
-    <w:bookmarkEnd w:id="68"/>
-    <w:bookmarkStart w:id="69" w:name="her-koruma-neyi-durdurur-neyi-durdurmaz"/>
+    <w:bookmarkEnd w:id="85"/>
+    <w:bookmarkStart w:id="86" w:name="her-koruma-neyi-durdurur-neyi-durdurmaz"/>
     <w:p>
       <w:pPr>
         <w:pStyle w:val="Heading3"/>
@@ -20824,8 +22242,8 @@
         <w:t xml:space="preserve">bozulması gibi) durdurmaz.</w:t>
       </w:r>
     </w:p>
-    <w:bookmarkEnd w:id="69"/>
-    <w:bookmarkStart w:id="70" w:name="demo-5-korumaları-açıp-kapatmak"/>
+    <w:bookmarkEnd w:id="86"/>
+    <w:bookmarkStart w:id="87" w:name="demo-5-korumaları-açıp-kapatmak"/>
     <w:p>
       <w:pPr>
         <w:pStyle w:val="Heading3"/>
@@ -21147,8 +22565,8 @@
         <w:t xml:space="preserve">ele geçirilmemiştir.</w:t>
       </w:r>
     </w:p>
-    <w:bookmarkEnd w:id="70"/>
-    <w:bookmarkStart w:id="71" w:name="X6380cdeaeea016256a222d4242f72d8a0a56d3d"/>
+    <w:bookmarkEnd w:id="87"/>
+    <w:bookmarkStart w:id="88" w:name="X6380cdeaeea016256a222d4242f72d8a0a56d3d"/>
     <w:p>
       <w:pPr>
         <w:pStyle w:val="Heading3"/>
@@ -21877,9 +23295,9 @@
         </w:pict>
       </w:r>
     </w:p>
-    <w:bookmarkEnd w:id="71"/>
-    <w:bookmarkEnd w:id="72"/>
-    <w:bookmarkStart w:id="79" w:name="X7ce36a0c6c30cef9b4ca4bc96b5bc0faa0b38e6"/>
+    <w:bookmarkEnd w:id="88"/>
+    <w:bookmarkEnd w:id="89"/>
+    <w:bookmarkStart w:id="96" w:name="X7ce36a0c6c30cef9b4ca4bc96b5bc0faa0b38e6"/>
     <w:p>
       <w:pPr>
         <w:pStyle w:val="Heading2"/>
@@ -21924,7 +23342,7 @@
         <w:t xml:space="preserve">çıkar. Sürekli entegrasyon (CI) hattı bu gerilemeyi yakalamanın yoludur.</w:t>
       </w:r>
     </w:p>
-    <w:bookmarkStart w:id="76" w:name="örnek-bir-hat"/>
+    <w:bookmarkStart w:id="93" w:name="örnek-bir-hat"/>
     <w:p>
       <w:pPr>
         <w:pStyle w:val="Heading3"/>
@@ -21942,18 +23360,18 @@
           <wp:inline>
             <wp:extent cx="5759999" cy="368673"/>
             <wp:effectExtent b="0" l="0" r="0" t="0"/>
-            <wp:docPr descr="" title="" id="74" name="Picture"/>
+            <wp:docPr descr="" title="" id="91" name="Picture"/>
             <a:graphic>
               <a:graphicData uri="http://schemas.openxmlformats.org/drawingml/2006/picture">
                 <pic:pic>
                   <pic:nvPicPr>
-                    <pic:cNvPr descr="diyagram-2.png" id="75" name="Picture"/>
+                    <pic:cNvPr descr="diyagram-2.png" id="92" name="Picture"/>
                     <pic:cNvPicPr>
                       <a:picLocks noChangeArrowheads="1" noChangeAspect="1"/>
                     </pic:cNvPicPr>
                   </pic:nvPicPr>
                   <pic:blipFill>
-                    <a:blip r:embed="rId73"/>
+                    <a:blip r:embed="rId90"/>
                     <a:stretch>
                       <a:fillRect/>
                     </a:stretch>
@@ -22253,8 +23671,8 @@
         <w:t xml:space="preserve">ve her derlemede çalıştırılır. Böylece aynı hata bir daha kod tabanına giremez.</w:t>
       </w:r>
     </w:p>
-    <w:bookmarkEnd w:id="76"/>
-    <w:bookmarkStart w:id="77" w:name="dersin-cmake-yapısında-kipler"/>
+    <w:bookmarkEnd w:id="93"/>
+    <w:bookmarkStart w:id="94" w:name="dersin-cmake-yapısında-kipler"/>
     <w:p>
       <w:pPr>
         <w:pStyle w:val="Heading3"/>
@@ -22682,8 +24100,8 @@
         <w:t xml:space="preserve">sürüm için korumalar açık ve günlük kapalı.</w:t>
       </w:r>
     </w:p>
-    <w:bookmarkEnd w:id="77"/>
-    <w:bookmarkStart w:id="78" w:name="X418169906745994f1e5d1b571c7c7f1b5aec62d"/>
+    <w:bookmarkEnd w:id="94"/>
+    <w:bookmarkStart w:id="95" w:name="X418169906745994f1e5d1b571c7c7f1b5aec62d"/>
     <w:p>
       <w:pPr>
         <w:pStyle w:val="Heading3"/>
@@ -22721,7 +24139,7 @@
         <w:pStyle w:val="Compact"/>
         <w:numPr>
           <w:ilvl w:val="0"/>
-          <w:numId w:val="1009"/>
+          <w:numId w:val="1024"/>
         </w:numPr>
       </w:pPr>
       <w:r>
@@ -22733,7 +24151,7 @@
         <w:pStyle w:val="Compact"/>
         <w:numPr>
           <w:ilvl w:val="0"/>
-          <w:numId w:val="1009"/>
+          <w:numId w:val="1024"/>
         </w:numPr>
       </w:pPr>
       <w:r>
@@ -22745,7 +24163,7 @@
         <w:pStyle w:val="Compact"/>
         <w:numPr>
           <w:ilvl w:val="0"/>
-          <w:numId w:val="1009"/>
+          <w:numId w:val="1024"/>
         </w:numPr>
       </w:pPr>
       <w:r>
@@ -22757,7 +24175,7 @@
         <w:pStyle w:val="Compact"/>
         <w:numPr>
           <w:ilvl w:val="0"/>
-          <w:numId w:val="1009"/>
+          <w:numId w:val="1024"/>
         </w:numPr>
       </w:pPr>
       <w:r>
@@ -22787,9 +24205,9 @@
         </w:pict>
       </w:r>
     </w:p>
-    <w:bookmarkEnd w:id="78"/>
-    <w:bookmarkEnd w:id="79"/>
-    <w:bookmarkStart w:id="82" w:name="kod-gizlemeye-giriş-tarif-12.1-12.3"/>
+    <w:bookmarkEnd w:id="95"/>
+    <w:bookmarkEnd w:id="96"/>
+    <w:bookmarkStart w:id="99" w:name="kod-gizlemeye-giriş-tarif-12.1-12.3"/>
     <w:p>
       <w:pPr>
         <w:pStyle w:val="Heading2"/>
@@ -22872,7 +24290,7 @@
         <w:t xml:space="preserve">dönüşümlerin genel adıdır.</w:t>
       </w:r>
     </w:p>
-    <w:bookmarkStart w:id="80" w:name="gizleme-ne-verir-ne-vermez"/>
+    <w:bookmarkStart w:id="97" w:name="gizleme-ne-verir-ne-vermez"/>
     <w:p>
       <w:pPr>
         <w:pStyle w:val="Heading3"/>
@@ -22913,7 +24331,7 @@
         <w:pStyle w:val="Compact"/>
         <w:numPr>
           <w:ilvl w:val="0"/>
-          <w:numId w:val="1010"/>
+          <w:numId w:val="1025"/>
         </w:numPr>
       </w:pPr>
       <w:r>
@@ -22925,7 +24343,7 @@
         <w:pStyle w:val="Compact"/>
         <w:numPr>
           <w:ilvl w:val="0"/>
-          <w:numId w:val="1010"/>
+          <w:numId w:val="1025"/>
         </w:numPr>
       </w:pPr>
       <w:r>
@@ -22956,7 +24374,7 @@
         <w:pStyle w:val="Compact"/>
         <w:numPr>
           <w:ilvl w:val="0"/>
-          <w:numId w:val="1010"/>
+          <w:numId w:val="1025"/>
         </w:numPr>
       </w:pPr>
       <w:r>
@@ -23026,8 +24444,8 @@
         <w:t xml:space="preserve">hassas bölümlere uygulanır.</w:t>
       </w:r>
     </w:p>
-    <w:bookmarkEnd w:id="80"/>
-    <w:bookmarkStart w:id="81" w:name="gizleme-teknikleri-bir-harita"/>
+    <w:bookmarkEnd w:id="97"/>
+    <w:bookmarkStart w:id="98" w:name="gizleme-teknikleri-bir-harita"/>
     <w:p>
       <w:pPr>
         <w:pStyle w:val="Heading3"/>
@@ -23446,9 +24864,9 @@
         </w:pict>
       </w:r>
     </w:p>
-    <w:bookmarkEnd w:id="81"/>
-    <w:bookmarkEnd w:id="82"/>
-    <w:bookmarkStart w:id="85" w:name="sembol-dize-ve-günlük-gizleme"/>
+    <w:bookmarkEnd w:id="98"/>
+    <w:bookmarkEnd w:id="99"/>
+    <w:bookmarkStart w:id="102" w:name="sembol-dize-ve-günlük-gizleme"/>
     <w:p>
       <w:pPr>
         <w:pStyle w:val="Heading2"/>
@@ -23547,7 +24965,7 @@
         <w:t xml:space="preserve">doğrudan söyler. Bu yüzden ilk ve en ucuz gizleme katmanı bu bilgileri ikili dosyadan çıkarmaktır.</w:t>
       </w:r>
     </w:p>
-    <w:bookmarkStart w:id="83" w:name="üç-basit-önlem"/>
+    <w:bookmarkStart w:id="100" w:name="üç-basit-önlem"/>
     <w:p>
       <w:pPr>
         <w:pStyle w:val="Heading3"/>
@@ -24166,8 +25584,8 @@
         <w:t xml:space="preserve">gizleme anahtarı bu yüzden kendisi de parçalanıp gizlenir ve çözme fonksiyonu ek denetimlerle korunur.</w:t>
       </w:r>
     </w:p>
-    <w:bookmarkEnd w:id="83"/>
-    <w:bookmarkStart w:id="84" w:name="demo-6-sembol-ve-dize-sızıntısı"/>
+    <w:bookmarkEnd w:id="100"/>
+    <w:bookmarkStart w:id="101" w:name="demo-6-sembol-ve-dize-sızıntısı"/>
     <w:p>
       <w:pPr>
         <w:pStyle w:val="Heading3"/>
@@ -24569,9 +25987,9 @@
         </w:pict>
       </w:r>
     </w:p>
-    <w:bookmarkEnd w:id="84"/>
-    <w:bookmarkEnd w:id="85"/>
-    <w:bookmarkStart w:id="88" w:name="X5b6e33f8c903112dabd407d5094f3585b1a15ec"/>
+    <w:bookmarkEnd w:id="101"/>
+    <w:bookmarkEnd w:id="102"/>
+    <w:bookmarkStart w:id="105" w:name="X5b6e33f8c903112dabd407d5094f3585b1a15ec"/>
     <w:p>
       <w:pPr>
         <w:pStyle w:val="Heading2"/>
@@ -25286,7 +26704,7 @@
         <w:pStyle w:val="Compact"/>
         <w:numPr>
           <w:ilvl w:val="0"/>
-          <w:numId w:val="1011"/>
+          <w:numId w:val="1026"/>
         </w:numPr>
       </w:pPr>
       <w:r>
@@ -25335,7 +26753,7 @@
         <w:pStyle w:val="Compact"/>
         <w:numPr>
           <w:ilvl w:val="0"/>
-          <w:numId w:val="1011"/>
+          <w:numId w:val="1026"/>
         </w:numPr>
       </w:pPr>
       <w:r>
@@ -25363,7 +26781,7 @@
         <w:pStyle w:val="Compact"/>
         <w:numPr>
           <w:ilvl w:val="0"/>
-          <w:numId w:val="1011"/>
+          <w:numId w:val="1026"/>
         </w:numPr>
       </w:pPr>
       <w:r>
@@ -25422,7 +26840,7 @@
         <w:pStyle w:val="Compact"/>
         <w:numPr>
           <w:ilvl w:val="0"/>
-          <w:numId w:val="1011"/>
+          <w:numId w:val="1026"/>
         </w:numPr>
       </w:pPr>
       <w:r>
@@ -25493,7 +26911,7 @@
         <w:t xml:space="preserve">dönüş değerlerinin de temelidir.</w:t>
       </w:r>
     </w:p>
-    <w:bookmarkStart w:id="86" w:name="demo-7-kontrol-akışı-düzleştirme"/>
+    <w:bookmarkStart w:id="103" w:name="demo-7-kontrol-akışı-düzleştirme"/>
     <w:p>
       <w:pPr>
         <w:pStyle w:val="Heading3"/>
@@ -25922,8 +27340,8 @@
         <w:t xml:space="preserve">Gizlemenin etkinliğini nasıl ölçeceğimizi (güç, dayanıklılık, maliyet) 9. haftada işleyeceğiz.</w:t>
       </w:r>
     </w:p>
-    <w:bookmarkEnd w:id="86"/>
-    <w:bookmarkStart w:id="87" w:name="Xb7b64981878235e9fbba81aa615bc1468bbe477"/>
+    <w:bookmarkEnd w:id="103"/>
+    <w:bookmarkStart w:id="104" w:name="Xb7b64981878235e9fbba81aa615bc1468bbe477"/>
     <w:p>
       <w:pPr>
         <w:pStyle w:val="Heading3"/>
@@ -25945,7 +27363,7 @@
         <w:pStyle w:val="Compact"/>
         <w:numPr>
           <w:ilvl w:val="0"/>
-          <w:numId w:val="1012"/>
+          <w:numId w:val="1027"/>
         </w:numPr>
       </w:pPr>
       <w:r>
@@ -25979,7 +27397,7 @@
         <w:pStyle w:val="Compact"/>
         <w:numPr>
           <w:ilvl w:val="0"/>
-          <w:numId w:val="1012"/>
+          <w:numId w:val="1027"/>
         </w:numPr>
       </w:pPr>
       <w:r>
@@ -26016,7 +27434,7 @@
         <w:pStyle w:val="Compact"/>
         <w:numPr>
           <w:ilvl w:val="0"/>
-          <w:numId w:val="1012"/>
+          <w:numId w:val="1027"/>
         </w:numPr>
       </w:pPr>
       <w:r>
@@ -26163,9 +27581,9 @@
         </w:pict>
       </w:r>
     </w:p>
-    <w:bookmarkEnd w:id="87"/>
-    <w:bookmarkEnd w:id="88"/>
-    <w:bookmarkStart w:id="89" w:name="dönem-projesi-bu-hafta"/>
+    <w:bookmarkEnd w:id="104"/>
+    <w:bookmarkEnd w:id="105"/>
+    <w:bookmarkStart w:id="106" w:name="dönem-projesi-bu-hafta"/>
     <w:p>
       <w:pPr>
         <w:pStyle w:val="Heading2"/>
@@ -26217,7 +27635,7 @@
         <w:pStyle w:val="Compact"/>
         <w:numPr>
           <w:ilvl w:val="0"/>
-          <w:numId w:val="1013"/>
+          <w:numId w:val="1028"/>
         </w:numPr>
       </w:pPr>
       <w:r>
@@ -26271,7 +27689,7 @@
         <w:pStyle w:val="Compact"/>
         <w:numPr>
           <w:ilvl w:val="0"/>
-          <w:numId w:val="1014"/>
+          <w:numId w:val="1029"/>
         </w:numPr>
       </w:pPr>
       <w:r>
@@ -26319,7 +27737,7 @@
         <w:pStyle w:val="Compact"/>
         <w:numPr>
           <w:ilvl w:val="0"/>
-          <w:numId w:val="1015"/>
+          <w:numId w:val="1030"/>
         </w:numPr>
       </w:pPr>
       <w:r>
@@ -26331,7 +27749,7 @@
         <w:pStyle w:val="Compact"/>
         <w:numPr>
           <w:ilvl w:val="0"/>
-          <w:numId w:val="1016"/>
+          <w:numId w:val="1031"/>
         </w:numPr>
       </w:pPr>
       <w:r>
@@ -26343,7 +27761,7 @@
         <w:pStyle w:val="Compact"/>
         <w:numPr>
           <w:ilvl w:val="0"/>
-          <w:numId w:val="1017"/>
+          <w:numId w:val="1032"/>
         </w:numPr>
       </w:pPr>
       <w:r>
@@ -26431,8 +27849,8 @@
         </w:pict>
       </w:r>
     </w:p>
-    <w:bookmarkEnd w:id="89"/>
-    <w:bookmarkStart w:id="90" w:name="kendi-başına-çalış"/>
+    <w:bookmarkEnd w:id="106"/>
+    <w:bookmarkStart w:id="107" w:name="kendi-başına-çalış"/>
     <w:p>
       <w:pPr>
         <w:pStyle w:val="Heading2"/>
@@ -26950,8 +28368,8 @@
         </w:pict>
       </w:r>
     </w:p>
-    <w:bookmarkEnd w:id="90"/>
-    <w:bookmarkStart w:id="91" w:name="kendini-sınama"/>
+    <w:bookmarkEnd w:id="107"/>
+    <w:bookmarkStart w:id="108" w:name="kendini-sınama"/>
     <w:p>
       <w:pPr>
         <w:pStyle w:val="Heading2"/>
@@ -27470,8 +28888,8 @@
         </w:pict>
       </w:r>
     </w:p>
-    <w:bookmarkEnd w:id="91"/>
-    <w:bookmarkStart w:id="92" w:name="kaynaklar-ve-ileri-okuma"/>
+    <w:bookmarkEnd w:id="108"/>
+    <w:bookmarkStart w:id="109" w:name="kaynaklar-ve-ileri-okuma"/>
     <w:p>
       <w:pPr>
         <w:pStyle w:val="Heading2"/>
@@ -27516,7 +28934,7 @@
         <w:pStyle w:val="Compact"/>
         <w:numPr>
           <w:ilvl w:val="0"/>
-          <w:numId w:val="1018"/>
+          <w:numId w:val="1033"/>
         </w:numPr>
       </w:pPr>
       <w:r>
@@ -27534,7 +28952,7 @@
         <w:pStyle w:val="Compact"/>
         <w:numPr>
           <w:ilvl w:val="0"/>
-          <w:numId w:val="1018"/>
+          <w:numId w:val="1033"/>
         </w:numPr>
       </w:pPr>
       <w:r>
@@ -27546,7 +28964,7 @@
         <w:pStyle w:val="Compact"/>
         <w:numPr>
           <w:ilvl w:val="0"/>
-          <w:numId w:val="1018"/>
+          <w:numId w:val="1033"/>
         </w:numPr>
       </w:pPr>
       <w:r>
@@ -27576,7 +28994,7 @@
         <w:pStyle w:val="Compact"/>
         <w:numPr>
           <w:ilvl w:val="0"/>
-          <w:numId w:val="1019"/>
+          <w:numId w:val="1034"/>
         </w:numPr>
       </w:pPr>
       <w:r>
@@ -27588,7 +29006,7 @@
         <w:pStyle w:val="Compact"/>
         <w:numPr>
           <w:ilvl w:val="0"/>
-          <w:numId w:val="1019"/>
+          <w:numId w:val="1034"/>
         </w:numPr>
       </w:pPr>
       <w:r>
@@ -27613,7 +29031,7 @@
         <w:pStyle w:val="Compact"/>
         <w:numPr>
           <w:ilvl w:val="0"/>
-          <w:numId w:val="1019"/>
+          <w:numId w:val="1034"/>
         </w:numPr>
       </w:pPr>
       <w:r>
@@ -27661,7 +29079,7 @@
         <w:pStyle w:val="Compact"/>
         <w:numPr>
           <w:ilvl w:val="0"/>
-          <w:numId w:val="1019"/>
+          <w:numId w:val="1034"/>
         </w:numPr>
       </w:pPr>
       <w:r>
@@ -27673,7 +29091,7 @@
         <w:pStyle w:val="Compact"/>
         <w:numPr>
           <w:ilvl w:val="0"/>
-          <w:numId w:val="1019"/>
+          <w:numId w:val="1034"/>
         </w:numPr>
       </w:pPr>
       <w:r>
@@ -27697,7 +29115,7 @@
         <w:pStyle w:val="Compact"/>
         <w:numPr>
           <w:ilvl w:val="0"/>
-          <w:numId w:val="1019"/>
+          <w:numId w:val="1034"/>
         </w:numPr>
       </w:pPr>
       <w:r>
@@ -28329,8 +29747,8 @@
         </w:tc>
       </w:tr>
     </w:tbl>
-    <w:bookmarkEnd w:id="92"/>
-    <w:bookmarkEnd w:id="93"/>
+    <w:bookmarkEnd w:id="109"/>
+    <w:bookmarkEnd w:id="110"/>
     <w:sectPr>
       <w:headerReference r:id="rId9" w:type="default"/>
       <w:footerReference r:id="rId10" w:type="default"/>
@@ -28849,6 +30267,51 @@
     <w:abstractNumId w:val="991"/>
   </w:num>
   <w:num w:numId="1003">
+    <w:abstractNumId w:val="991"/>
+  </w:num>
+  <w:num w:numId="1004">
+    <w:abstractNumId w:val="991"/>
+  </w:num>
+  <w:num w:numId="1005">
+    <w:abstractNumId w:val="991"/>
+  </w:num>
+  <w:num w:numId="1006">
+    <w:abstractNumId w:val="991"/>
+  </w:num>
+  <w:num w:numId="1007">
+    <w:abstractNumId w:val="991"/>
+  </w:num>
+  <w:num w:numId="1008">
+    <w:abstractNumId w:val="991"/>
+  </w:num>
+  <w:num w:numId="1009">
+    <w:abstractNumId w:val="991"/>
+  </w:num>
+  <w:num w:numId="1010">
+    <w:abstractNumId w:val="991"/>
+  </w:num>
+  <w:num w:numId="1011">
+    <w:abstractNumId w:val="991"/>
+  </w:num>
+  <w:num w:numId="1012">
+    <w:abstractNumId w:val="991"/>
+  </w:num>
+  <w:num w:numId="1013">
+    <w:abstractNumId w:val="991"/>
+  </w:num>
+  <w:num w:numId="1014">
+    <w:abstractNumId w:val="991"/>
+  </w:num>
+  <w:num w:numId="1015">
+    <w:abstractNumId w:val="991"/>
+  </w:num>
+  <w:num w:numId="1016">
+    <w:abstractNumId w:val="991"/>
+  </w:num>
+  <w:num w:numId="1017">
+    <w:abstractNumId w:val="991"/>
+  </w:num>
+  <w:num w:numId="1018">
     <w:abstractNumId w:val="99411"/>
     <w:lvlOverride w:ilvl="0">
       <w:startOverride w:val="1"/>
@@ -28878,7 +30341,7 @@
       <w:startOverride w:val="1"/>
     </w:lvlOverride>
   </w:num>
-  <w:num w:numId="1004">
+  <w:num w:numId="1019">
     <w:abstractNumId w:val="99411"/>
     <w:lvlOverride w:ilvl="0">
       <w:startOverride w:val="1"/>
@@ -28908,7 +30371,7 @@
       <w:startOverride w:val="1"/>
     </w:lvlOverride>
   </w:num>
-  <w:num w:numId="1005">
+  <w:num w:numId="1020">
     <w:abstractNumId w:val="99411"/>
     <w:lvlOverride w:ilvl="0">
       <w:startOverride w:val="1"/>
@@ -28938,10 +30401,10 @@
       <w:startOverride w:val="1"/>
     </w:lvlOverride>
   </w:num>
-  <w:num w:numId="1006">
+  <w:num w:numId="1021">
     <w:abstractNumId w:val="991"/>
   </w:num>
-  <w:num w:numId="1007">
+  <w:num w:numId="1022">
     <w:abstractNumId w:val="99411"/>
     <w:lvlOverride w:ilvl="0">
       <w:startOverride w:val="1"/>
@@ -28971,7 +30434,7 @@
       <w:startOverride w:val="1"/>
     </w:lvlOverride>
   </w:num>
-  <w:num w:numId="1008">
+  <w:num w:numId="1023">
     <w:abstractNumId w:val="99411"/>
     <w:lvlOverride w:ilvl="0">
       <w:startOverride w:val="1"/>
@@ -29001,37 +30464,37 @@
       <w:startOverride w:val="1"/>
     </w:lvlOverride>
   </w:num>
-  <w:num w:numId="1009">
+  <w:num w:numId="1024">
     <w:abstractNumId w:val="991"/>
   </w:num>
-  <w:num w:numId="1010">
+  <w:num w:numId="1025">
     <w:abstractNumId w:val="991"/>
   </w:num>
-  <w:num w:numId="1011">
+  <w:num w:numId="1026">
     <w:abstractNumId w:val="991"/>
   </w:num>
-  <w:num w:numId="1012">
+  <w:num w:numId="1027">
     <w:abstractNumId w:val="991"/>
   </w:num>
-  <w:num w:numId="1013">
+  <w:num w:numId="1028">
     <w:abstractNumId w:val="992"/>
   </w:num>
-  <w:num w:numId="1014">
+  <w:num w:numId="1029">
     <w:abstractNumId w:val="992"/>
   </w:num>
-  <w:num w:numId="1015">
+  <w:num w:numId="1030">
     <w:abstractNumId w:val="992"/>
   </w:num>
-  <w:num w:numId="1016">
+  <w:num w:numId="1031">
     <w:abstractNumId w:val="992"/>
   </w:num>
-  <w:num w:numId="1017">
+  <w:num w:numId="1032">
     <w:abstractNumId w:val="992"/>
   </w:num>
-  <w:num w:numId="1018">
+  <w:num w:numId="1033">
     <w:abstractNumId w:val="991"/>
   </w:num>
-  <w:num w:numId="1019">
+  <w:num w:numId="1034">
     <w:abstractNumId w:val="991"/>
   </w:num>
 </w:numbering>

--- a/docs/week-4/cen429-week-4-ders-notu.en.docx
+++ b/docs/week-4/cen429-week-4-ders-notu.en.docx
@@ -2,7 +2,7 @@
 <file path=word/document.xml><?xml version="1.0" encoding="utf-8"?>
 <w:document xmlns:w="http://schemas.openxmlformats.org/wordprocessingml/2006/main" xmlns:m="http://schemas.openxmlformats.org/officeDocument/2006/math" xmlns:r="http://schemas.openxmlformats.org/officeDocument/2006/relationships" xmlns:o="urn:schemas-microsoft-com:office:office" xmlns:v="urn:schemas-microsoft-com:vml" xmlns:w10="urn:schemas-microsoft-com:office:word" xmlns:a="http://schemas.openxmlformats.org/drawingml/2006/main" xmlns:pic="http://schemas.openxmlformats.org/drawingml/2006/picture" xmlns:wp="http://schemas.openxmlformats.org/drawingml/2006/wordprocessingDrawing">
   <w:body>
-    <w:bookmarkStart w:id="110" w:name="hafta-4-kod-sağlamlaştırma-cc"/>
+    <w:bookmarkStart w:id="113" w:name="hafta-4-kod-sağlamlaştırma-cc"/>
     <w:p>
       <w:pPr>
         <w:pStyle w:val="Heading1"/>
@@ -20124,14 +20124,14 @@
       <w:r>
         <w:drawing>
           <wp:inline>
-            <wp:extent cx="5759999" cy="2382777"/>
+            <wp:extent cx="5759999" cy="2561342"/>
             <wp:effectExtent b="0" l="0" r="0" t="0"/>
-            <wp:docPr descr="" title="" id="79" name="Picture"/>
+            <wp:docPr descr="Kapsam güdümlü fuzzing döngüsü" title="" id="79" name="Picture"/>
             <a:graphic>
               <a:graphicData uri="http://schemas.openxmlformats.org/drawingml/2006/picture">
                 <pic:pic>
                   <pic:nvPicPr>
-                    <pic:cNvPr descr="diyagram-1.png" id="80" name="Picture"/>
+                    <pic:cNvPr descr="h04-01-fuzzing-dongusu.png" id="80" name="Picture"/>
                     <pic:cNvPicPr>
                       <a:picLocks noChangeArrowheads="1" noChangeAspect="1"/>
                     </pic:cNvPicPr>
@@ -20145,7 +20145,7 @@
                   <pic:spPr bwMode="auto">
                     <a:xfrm>
                       <a:off x="0" y="0"/>
-                      <a:ext cx="5759999" cy="2382777"/>
+                      <a:ext cx="5759999" cy="2561342"/>
                     </a:xfrm>
                     <a:prstGeom prst="rect">
                       <a:avLst/>
@@ -21263,7 +21263,7 @@
     </w:p>
     <w:bookmarkEnd w:id="83"/>
     <w:bookmarkEnd w:id="84"/>
-    <w:bookmarkStart w:id="89" w:name="derleyici-ve-işletim-sistemi-korumaları"/>
+    <w:bookmarkStart w:id="92" w:name="derleyici-ve-işletim-sistemi-korumaları"/>
     <w:p>
       <w:pPr>
         <w:pStyle w:val="Heading2"/>
@@ -21338,7 +21338,81 @@
         <w:t xml:space="preserve">DEP/NX, RELRO ve kontrol akışı bütünlüğü kitabın yazılmasından sonra yaygınlaştı.</w:t>
       </w:r>
     </w:p>
-    <w:bookmarkStart w:id="85" w:name="korumalar-ve-bayraklar"/>
+    <w:p>
+      <w:pPr>
+        <w:pStyle w:val="BodyText"/>
+      </w:pPr>
+      <w:r>
+        <w:drawing>
+          <wp:inline>
+            <wp:extent cx="5759999" cy="2786354"/>
+            <wp:effectExtent b="0" l="0" r="0" t="0"/>
+            <wp:docPr descr="Derleyici ve işletim sistemi koruma katmanları" title="" id="86" name="Picture"/>
+            <a:graphic>
+              <a:graphicData uri="http://schemas.openxmlformats.org/drawingml/2006/picture">
+                <pic:pic>
+                  <pic:nvPicPr>
+                    <pic:cNvPr descr="h04-02-derleyici-os-korumalari.png" id="87" name="Picture"/>
+                    <pic:cNvPicPr>
+                      <a:picLocks noChangeArrowheads="1" noChangeAspect="1"/>
+                    </pic:cNvPicPr>
+                  </pic:nvPicPr>
+                  <pic:blipFill>
+                    <a:blip r:embed="rId85"/>
+                    <a:stretch>
+                      <a:fillRect/>
+                    </a:stretch>
+                  </pic:blipFill>
+                  <pic:spPr bwMode="auto">
+                    <a:xfrm>
+                      <a:off x="0" y="0"/>
+                      <a:ext cx="5759999" cy="2786354"/>
+                    </a:xfrm>
+                    <a:prstGeom prst="rect">
+                      <a:avLst/>
+                    </a:prstGeom>
+                    <a:noFill/>
+                    <a:ln w="9525">
+                      <a:noFill/>
+                      <a:headEnd/>
+                      <a:tailEnd/>
+                    </a:ln>
+                  </pic:spPr>
+                </pic:pic>
+              </a:graphicData>
+            </a:graphic>
+          </wp:inline>
+        </w:drawing>
+      </w:r>
+    </w:p>
+    <w:p>
+      <w:pPr>
+        <w:pStyle w:val="BodyText"/>
+      </w:pPr>
+      <w:r>
+        <w:t xml:space="preserve">Bu katmanlar</w:t>
+      </w:r>
+      <w:r>
+        <w:t xml:space="preserve"> </w:t>
+      </w:r>
+      <w:r>
+        <w:rPr>
+          <w:b/>
+          <w:bCs/>
+        </w:rPr>
+        <w:t xml:space="preserve">sömürüyü zorlaştırır, hatayı silmez</w:t>
+      </w:r>
+      <w:r>
+        <w:t xml:space="preserve">. Hatanın kendisi ancak 3–8. bölümlerdeki güvenli kodlamayla</w:t>
+      </w:r>
+      <w:r>
+        <w:t xml:space="preserve"> </w:t>
+      </w:r>
+      <w:r>
+        <w:t xml:space="preserve">ortadan kalkar.</w:t>
+      </w:r>
+    </w:p>
+    <w:bookmarkStart w:id="88" w:name="korumalar-ve-bayraklar"/>
     <w:p>
       <w:pPr>
         <w:pStyle w:val="Heading3"/>
@@ -21923,8 +21997,8 @@
         </w:tc>
       </w:tr>
     </w:tbl>
-    <w:bookmarkEnd w:id="85"/>
-    <w:bookmarkStart w:id="86" w:name="her-koruma-neyi-durdurur-neyi-durdurmaz"/>
+    <w:bookmarkEnd w:id="88"/>
+    <w:bookmarkStart w:id="89" w:name="her-koruma-neyi-durdurur-neyi-durdurmaz"/>
     <w:p>
       <w:pPr>
         <w:pStyle w:val="Heading3"/>
@@ -22242,8 +22316,8 @@
         <w:t xml:space="preserve">bozulması gibi) durdurmaz.</w:t>
       </w:r>
     </w:p>
-    <w:bookmarkEnd w:id="86"/>
-    <w:bookmarkStart w:id="87" w:name="demo-5-korumaları-açıp-kapatmak"/>
+    <w:bookmarkEnd w:id="89"/>
+    <w:bookmarkStart w:id="90" w:name="demo-5-korumaları-açıp-kapatmak"/>
     <w:p>
       <w:pPr>
         <w:pStyle w:val="Heading3"/>
@@ -22565,8 +22639,8 @@
         <w:t xml:space="preserve">ele geçirilmemiştir.</w:t>
       </w:r>
     </w:p>
-    <w:bookmarkEnd w:id="87"/>
-    <w:bookmarkStart w:id="88" w:name="X6380cdeaeea016256a222d4242f72d8a0a56d3d"/>
+    <w:bookmarkEnd w:id="90"/>
+    <w:bookmarkStart w:id="91" w:name="X6380cdeaeea016256a222d4242f72d8a0a56d3d"/>
     <w:p>
       <w:pPr>
         <w:pStyle w:val="Heading3"/>
@@ -23295,9 +23369,9 @@
         </w:pict>
       </w:r>
     </w:p>
-    <w:bookmarkEnd w:id="88"/>
-    <w:bookmarkEnd w:id="89"/>
-    <w:bookmarkStart w:id="96" w:name="X7ce36a0c6c30cef9b4ca4bc96b5bc0faa0b38e6"/>
+    <w:bookmarkEnd w:id="91"/>
+    <w:bookmarkEnd w:id="92"/>
+    <w:bookmarkStart w:id="99" w:name="X7ce36a0c6c30cef9b4ca4bc96b5bc0faa0b38e6"/>
     <w:p>
       <w:pPr>
         <w:pStyle w:val="Heading2"/>
@@ -23342,7 +23416,7 @@
         <w:t xml:space="preserve">çıkar. Sürekli entegrasyon (CI) hattı bu gerilemeyi yakalamanın yoludur.</w:t>
       </w:r>
     </w:p>
-    <w:bookmarkStart w:id="93" w:name="örnek-bir-hat"/>
+    <w:bookmarkStart w:id="96" w:name="örnek-bir-hat"/>
     <w:p>
       <w:pPr>
         <w:pStyle w:val="Heading3"/>
@@ -23358,20 +23432,20 @@
       <w:r>
         <w:drawing>
           <wp:inline>
-            <wp:extent cx="5759999" cy="368673"/>
+            <wp:extent cx="5759999" cy="2748610"/>
             <wp:effectExtent b="0" l="0" r="0" t="0"/>
-            <wp:docPr descr="" title="" id="91" name="Picture"/>
+            <wp:docPr descr="Güvenli derleme hattının yedi adımı" title="" id="94" name="Picture"/>
             <a:graphic>
               <a:graphicData uri="http://schemas.openxmlformats.org/drawingml/2006/picture">
                 <pic:pic>
                   <pic:nvPicPr>
-                    <pic:cNvPr descr="diyagram-2.png" id="92" name="Picture"/>
+                    <pic:cNvPr descr="h04-03-ci-hatti.png" id="95" name="Picture"/>
                     <pic:cNvPicPr>
                       <a:picLocks noChangeArrowheads="1" noChangeAspect="1"/>
                     </pic:cNvPicPr>
                   </pic:nvPicPr>
                   <pic:blipFill>
-                    <a:blip r:embed="rId90"/>
+                    <a:blip r:embed="rId93"/>
                     <a:stretch>
                       <a:fillRect/>
                     </a:stretch>
@@ -23379,7 +23453,7 @@
                   <pic:spPr bwMode="auto">
                     <a:xfrm>
                       <a:off x="0" y="0"/>
-                      <a:ext cx="5759999" cy="368673"/>
+                      <a:ext cx="5759999" cy="2748610"/>
                     </a:xfrm>
                     <a:prstGeom prst="rect">
                       <a:avLst/>
@@ -23671,8 +23745,8 @@
         <w:t xml:space="preserve">ve her derlemede çalıştırılır. Böylece aynı hata bir daha kod tabanına giremez.</w:t>
       </w:r>
     </w:p>
-    <w:bookmarkEnd w:id="93"/>
-    <w:bookmarkStart w:id="94" w:name="dersin-cmake-yapısında-kipler"/>
+    <w:bookmarkEnd w:id="96"/>
+    <w:bookmarkStart w:id="97" w:name="dersin-cmake-yapısında-kipler"/>
     <w:p>
       <w:pPr>
         <w:pStyle w:val="Heading3"/>
@@ -24100,8 +24174,8 @@
         <w:t xml:space="preserve">sürüm için korumalar açık ve günlük kapalı.</w:t>
       </w:r>
     </w:p>
-    <w:bookmarkEnd w:id="94"/>
-    <w:bookmarkStart w:id="95" w:name="X418169906745994f1e5d1b571c7c7f1b5aec62d"/>
+    <w:bookmarkEnd w:id="97"/>
+    <w:bookmarkStart w:id="98" w:name="X418169906745994f1e5d1b571c7c7f1b5aec62d"/>
     <w:p>
       <w:pPr>
         <w:pStyle w:val="Heading3"/>
@@ -24205,9 +24279,9 @@
         </w:pict>
       </w:r>
     </w:p>
-    <w:bookmarkEnd w:id="95"/>
-    <w:bookmarkEnd w:id="96"/>
-    <w:bookmarkStart w:id="99" w:name="kod-gizlemeye-giriş-tarif-12.1-12.3"/>
+    <w:bookmarkEnd w:id="98"/>
+    <w:bookmarkEnd w:id="99"/>
+    <w:bookmarkStart w:id="102" w:name="kod-gizlemeye-giriş-tarif-12.1-12.3"/>
     <w:p>
       <w:pPr>
         <w:pStyle w:val="Heading2"/>
@@ -24290,7 +24364,7 @@
         <w:t xml:space="preserve">dönüşümlerin genel adıdır.</w:t>
       </w:r>
     </w:p>
-    <w:bookmarkStart w:id="97" w:name="gizleme-ne-verir-ne-vermez"/>
+    <w:bookmarkStart w:id="100" w:name="gizleme-ne-verir-ne-vermez"/>
     <w:p>
       <w:pPr>
         <w:pStyle w:val="Heading3"/>
@@ -24444,8 +24518,8 @@
         <w:t xml:space="preserve">hassas bölümlere uygulanır.</w:t>
       </w:r>
     </w:p>
-    <w:bookmarkEnd w:id="97"/>
-    <w:bookmarkStart w:id="98" w:name="gizleme-teknikleri-bir-harita"/>
+    <w:bookmarkEnd w:id="100"/>
+    <w:bookmarkStart w:id="101" w:name="gizleme-teknikleri-bir-harita"/>
     <w:p>
       <w:pPr>
         <w:pStyle w:val="Heading3"/>
@@ -24864,9 +24938,9 @@
         </w:pict>
       </w:r>
     </w:p>
-    <w:bookmarkEnd w:id="98"/>
-    <w:bookmarkEnd w:id="99"/>
-    <w:bookmarkStart w:id="102" w:name="sembol-dize-ve-günlük-gizleme"/>
+    <w:bookmarkEnd w:id="101"/>
+    <w:bookmarkEnd w:id="102"/>
+    <w:bookmarkStart w:id="105" w:name="sembol-dize-ve-günlük-gizleme"/>
     <w:p>
       <w:pPr>
         <w:pStyle w:val="Heading2"/>
@@ -24965,7 +25039,7 @@
         <w:t xml:space="preserve">doğrudan söyler. Bu yüzden ilk ve en ucuz gizleme katmanı bu bilgileri ikili dosyadan çıkarmaktır.</w:t>
       </w:r>
     </w:p>
-    <w:bookmarkStart w:id="100" w:name="üç-basit-önlem"/>
+    <w:bookmarkStart w:id="103" w:name="üç-basit-önlem"/>
     <w:p>
       <w:pPr>
         <w:pStyle w:val="Heading3"/>
@@ -25584,8 +25658,8 @@
         <w:t xml:space="preserve">gizleme anahtarı bu yüzden kendisi de parçalanıp gizlenir ve çözme fonksiyonu ek denetimlerle korunur.</w:t>
       </w:r>
     </w:p>
-    <w:bookmarkEnd w:id="100"/>
-    <w:bookmarkStart w:id="101" w:name="demo-6-sembol-ve-dize-sızıntısı"/>
+    <w:bookmarkEnd w:id="103"/>
+    <w:bookmarkStart w:id="104" w:name="demo-6-sembol-ve-dize-sızıntısı"/>
     <w:p>
       <w:pPr>
         <w:pStyle w:val="Heading3"/>
@@ -25987,9 +26061,9 @@
         </w:pict>
       </w:r>
     </w:p>
-    <w:bookmarkEnd w:id="101"/>
-    <w:bookmarkEnd w:id="102"/>
-    <w:bookmarkStart w:id="105" w:name="X5b6e33f8c903112dabd407d5094f3585b1a15ec"/>
+    <w:bookmarkEnd w:id="104"/>
+    <w:bookmarkEnd w:id="105"/>
+    <w:bookmarkStart w:id="108" w:name="X5b6e33f8c903112dabd407d5094f3585b1a15ec"/>
     <w:p>
       <w:pPr>
         <w:pStyle w:val="Heading2"/>
@@ -26911,7 +26985,7 @@
         <w:t xml:space="preserve">dönüş değerlerinin de temelidir.</w:t>
       </w:r>
     </w:p>
-    <w:bookmarkStart w:id="103" w:name="demo-7-kontrol-akışı-düzleştirme"/>
+    <w:bookmarkStart w:id="106" w:name="demo-7-kontrol-akışı-düzleştirme"/>
     <w:p>
       <w:pPr>
         <w:pStyle w:val="Heading3"/>
@@ -27340,8 +27414,8 @@
         <w:t xml:space="preserve">Gizlemenin etkinliğini nasıl ölçeceğimizi (güç, dayanıklılık, maliyet) 9. haftada işleyeceğiz.</w:t>
       </w:r>
     </w:p>
-    <w:bookmarkEnd w:id="103"/>
-    <w:bookmarkStart w:id="104" w:name="Xb7b64981878235e9fbba81aa615bc1468bbe477"/>
+    <w:bookmarkEnd w:id="106"/>
+    <w:bookmarkStart w:id="107" w:name="Xb7b64981878235e9fbba81aa615bc1468bbe477"/>
     <w:p>
       <w:pPr>
         <w:pStyle w:val="Heading3"/>
@@ -27581,9 +27655,9 @@
         </w:pict>
       </w:r>
     </w:p>
-    <w:bookmarkEnd w:id="104"/>
-    <w:bookmarkEnd w:id="105"/>
-    <w:bookmarkStart w:id="106" w:name="dönem-projesi-bu-hafta"/>
+    <w:bookmarkEnd w:id="107"/>
+    <w:bookmarkEnd w:id="108"/>
+    <w:bookmarkStart w:id="109" w:name="dönem-projesi-bu-hafta"/>
     <w:p>
       <w:pPr>
         <w:pStyle w:val="Heading2"/>
@@ -27849,8 +27923,8 @@
         </w:pict>
       </w:r>
     </w:p>
-    <w:bookmarkEnd w:id="106"/>
-    <w:bookmarkStart w:id="107" w:name="kendi-başına-çalış"/>
+    <w:bookmarkEnd w:id="109"/>
+    <w:bookmarkStart w:id="110" w:name="kendi-başına-çalış"/>
     <w:p>
       <w:pPr>
         <w:pStyle w:val="Heading2"/>
@@ -28368,8 +28442,8 @@
         </w:pict>
       </w:r>
     </w:p>
-    <w:bookmarkEnd w:id="107"/>
-    <w:bookmarkStart w:id="108" w:name="kendini-sınama"/>
+    <w:bookmarkEnd w:id="110"/>
+    <w:bookmarkStart w:id="111" w:name="kendini-sınama"/>
     <w:p>
       <w:pPr>
         <w:pStyle w:val="Heading2"/>
@@ -28888,8 +28962,8 @@
         </w:pict>
       </w:r>
     </w:p>
-    <w:bookmarkEnd w:id="108"/>
-    <w:bookmarkStart w:id="109" w:name="kaynaklar-ve-ileri-okuma"/>
+    <w:bookmarkEnd w:id="111"/>
+    <w:bookmarkStart w:id="112" w:name="kaynaklar-ve-ileri-okuma"/>
     <w:p>
       <w:pPr>
         <w:pStyle w:val="Heading2"/>
@@ -29747,8 +29821,8 @@
         </w:tc>
       </w:tr>
     </w:tbl>
-    <w:bookmarkEnd w:id="109"/>
-    <w:bookmarkEnd w:id="110"/>
+    <w:bookmarkEnd w:id="112"/>
+    <w:bookmarkEnd w:id="113"/>
     <w:sectPr>
       <w:headerReference r:id="rId9" w:type="default"/>
       <w:footerReference r:id="rId10" w:type="default"/>

--- a/docs/week-4/cen429-week-4-ders-notu.en.docx
+++ b/docs/week-4/cen429-week-4-ders-notu.en.docx
@@ -2,7 +2,7 @@
 <file path=word/document.xml><?xml version="1.0" encoding="utf-8"?>
 <w:document xmlns:w="http://schemas.openxmlformats.org/wordprocessingml/2006/main" xmlns:m="http://schemas.openxmlformats.org/officeDocument/2006/math" xmlns:r="http://schemas.openxmlformats.org/officeDocument/2006/relationships" xmlns:o="urn:schemas-microsoft-com:office:office" xmlns:v="urn:schemas-microsoft-com:vml" xmlns:w10="urn:schemas-microsoft-com:office:word" xmlns:a="http://schemas.openxmlformats.org/drawingml/2006/main" xmlns:pic="http://schemas.openxmlformats.org/drawingml/2006/picture" xmlns:wp="http://schemas.openxmlformats.org/drawingml/2006/wordprocessingDrawing">
   <w:body>
-    <w:bookmarkStart w:id="113" w:name="hafta-4-kod-sağlamlaştırma-cc"/>
+    <w:bookmarkStart w:id="140" w:name="hafta-4-kod-sağlamlaştırma-cc"/>
     <w:p>
       <w:pPr>
         <w:pStyle w:val="Heading1"/>
@@ -1187,7 +1187,7 @@
         </w:pict>
       </w:r>
     </w:p>
-    <w:bookmarkStart w:id="36" w:name="temel-kavramlar-sıfırdan"/>
+    <w:bookmarkStart w:id="39" w:name="temel-kavramlar-sıfırdan"/>
     <w:p>
       <w:pPr>
         <w:pStyle w:val="Heading2"/>
@@ -1217,7 +1217,54 @@
         <w:t xml:space="preserve">. Haftanın geri kalanında kullanacağımız terimleri sıfırdan tanımlıyoruz. Bir terimi bilmiyorsanız önce burayı okuyun; sonraki bölümler bunların üzerine kurulur.</w:t>
       </w:r>
     </w:p>
-    <w:bookmarkStart w:id="20" w:name="bellek-yığın-ve-öbek"/>
+    <w:p>
+      <w:pPr>
+        <w:pStyle w:val="BodyText"/>
+      </w:pPr>
+      <w:r>
+        <w:drawing>
+          <wp:inline>
+            <wp:extent cx="5759999" cy="2470728"/>
+            <wp:effectExtent b="0" l="0" r="0" t="0"/>
+            <wp:docPr descr="Yığın ve öbek belleğin karşılaştırması" title="" id="21" name="Picture"/>
+            <a:graphic>
+              <a:graphicData uri="http://schemas.openxmlformats.org/drawingml/2006/picture">
+                <pic:pic>
+                  <pic:nvPicPr>
+                    <pic:cNvPr descr="h04-13-yigin-obek.png" id="22" name="Picture"/>
+                    <pic:cNvPicPr>
+                      <a:picLocks noChangeArrowheads="1" noChangeAspect="1"/>
+                    </pic:cNvPicPr>
+                  </pic:nvPicPr>
+                  <pic:blipFill>
+                    <a:blip r:embed="rId20"/>
+                    <a:stretch>
+                      <a:fillRect/>
+                    </a:stretch>
+                  </pic:blipFill>
+                  <pic:spPr bwMode="auto">
+                    <a:xfrm>
+                      <a:off x="0" y="0"/>
+                      <a:ext cx="5759999" cy="2470728"/>
+                    </a:xfrm>
+                    <a:prstGeom prst="rect">
+                      <a:avLst/>
+                    </a:prstGeom>
+                    <a:noFill/>
+                    <a:ln w="9525">
+                      <a:noFill/>
+                      <a:headEnd/>
+                      <a:tailEnd/>
+                    </a:ln>
+                  </pic:spPr>
+                </pic:pic>
+              </a:graphicData>
+            </a:graphic>
+          </wp:inline>
+        </w:drawing>
+      </w:r>
+    </w:p>
+    <w:bookmarkStart w:id="23" w:name="bellek-yığın-ve-öbek"/>
     <w:p>
       <w:pPr>
         <w:pStyle w:val="Heading3"/>
@@ -1336,8 +1383,8 @@
         <w:t xml:space="preserve">İkisi de taşma ve hata kaynağı olabilir.</w:t>
       </w:r>
     </w:p>
-    <w:bookmarkEnd w:id="20"/>
-    <w:bookmarkStart w:id="21" w:name="işaretçi-pointer"/>
+    <w:bookmarkEnd w:id="23"/>
+    <w:bookmarkStart w:id="24" w:name="işaretçi-pointer"/>
     <w:p>
       <w:pPr>
         <w:pStyle w:val="Heading3"/>
@@ -1432,8 +1479,8 @@
         <w:t xml:space="preserve">Yanlış adres → çökme ya da yanlış veri.</w:t>
       </w:r>
     </w:p>
-    <w:bookmarkEnd w:id="21"/>
-    <w:bookmarkStart w:id="22" w:name="tampon-buffer-ve-taşma"/>
+    <w:bookmarkEnd w:id="24"/>
+    <w:bookmarkStart w:id="25" w:name="tampon-buffer-ve-taşma"/>
     <w:p>
       <w:pPr>
         <w:pStyle w:val="Heading3"/>
@@ -1526,8 +1573,8 @@
         <w:t xml:space="preserve">Klasik ve tehlikeli bir hata sınıfı.</w:t>
       </w:r>
     </w:p>
-    <w:bookmarkEnd w:id="22"/>
-    <w:bookmarkStart w:id="23" w:name="neden-taşma-tehlikeli"/>
+    <w:bookmarkEnd w:id="25"/>
+    <w:bookmarkStart w:id="26" w:name="neden-taşma-tehlikeli"/>
     <w:p>
       <w:pPr>
         <w:pStyle w:val="Heading3"/>
@@ -1604,8 +1651,8 @@
         <w:t xml:space="preserve">hayatidir.</w:t>
       </w:r>
     </w:p>
-    <w:bookmarkEnd w:id="23"/>
-    <w:bookmarkStart w:id="24" w:name="tanımsız-davranış-ub-nedir"/>
+    <w:bookmarkEnd w:id="26"/>
+    <w:bookmarkStart w:id="27" w:name="tanımsız-davranış-ub-nedir"/>
     <w:p>
       <w:pPr>
         <w:pStyle w:val="Heading3"/>
@@ -1701,8 +1748,8 @@
         <w:t xml:space="preserve">.</w:t>
       </w:r>
     </w:p>
-    <w:bookmarkEnd w:id="24"/>
-    <w:bookmarkStart w:id="25" w:name="derleyici-bayrağı-flag"/>
+    <w:bookmarkEnd w:id="27"/>
+    <w:bookmarkStart w:id="28" w:name="derleyici-bayrağı-flag"/>
     <w:p>
       <w:pPr>
         <w:pStyle w:val="Heading3"/>
@@ -1815,8 +1862,8 @@
         <w:t xml:space="preserve">yakalar.</w:t>
       </w:r>
     </w:p>
-    <w:bookmarkEnd w:id="25"/>
-    <w:bookmarkStart w:id="26" w:name="uyarı-warning-vs-hata-error"/>
+    <w:bookmarkEnd w:id="28"/>
+    <w:bookmarkStart w:id="29" w:name="uyarı-warning-vs-hata-error"/>
     <w:p>
       <w:pPr>
         <w:pStyle w:val="Heading3"/>
@@ -1906,8 +1953,8 @@
         <w:t xml:space="preserve">) — görmezden gelinen uyarı, gelecekteki açıktır.</w:t>
       </w:r>
     </w:p>
-    <w:bookmarkEnd w:id="26"/>
-    <w:bookmarkStart w:id="27" w:name="cwe-nedir"/>
+    <w:bookmarkEnd w:id="29"/>
+    <w:bookmarkStart w:id="30" w:name="cwe-nedir"/>
     <w:p>
       <w:pPr>
         <w:pStyle w:val="Heading3"/>
@@ -1987,8 +2034,8 @@
         <w:t xml:space="preserve">yapar.</w:t>
       </w:r>
     </w:p>
-    <w:bookmarkEnd w:id="27"/>
-    <w:bookmarkStart w:id="28" w:name="cert-nedir"/>
+    <w:bookmarkEnd w:id="30"/>
+    <w:bookmarkStart w:id="31" w:name="cert-nedir"/>
     <w:p>
       <w:pPr>
         <w:pStyle w:val="Heading3"/>
@@ -2071,8 +2118,8 @@
         <w:t xml:space="preserve">= dizgeye yeterli yer ayır.</w:t>
       </w:r>
     </w:p>
-    <w:bookmarkEnd w:id="28"/>
-    <w:bookmarkStart w:id="29" w:name="statik-vs-dinamik-analiz"/>
+    <w:bookmarkEnd w:id="31"/>
+    <w:bookmarkStart w:id="32" w:name="statik-vs-dinamik-analiz"/>
     <w:p>
       <w:pPr>
         <w:pStyle w:val="Heading3"/>
@@ -2169,8 +2216,8 @@
         <w:t xml:space="preserve">İkisi birbirini tamamlar.</w:t>
       </w:r>
     </w:p>
-    <w:bookmarkEnd w:id="29"/>
-    <w:bookmarkStart w:id="30" w:name="sanitizer-nedir"/>
+    <w:bookmarkEnd w:id="32"/>
+    <w:bookmarkStart w:id="33" w:name="sanitizer-nedir"/>
     <w:p>
       <w:pPr>
         <w:pStyle w:val="Heading3"/>
@@ -2270,8 +2317,8 @@
         <w:t xml:space="preserve">’da kullanılır.</w:t>
       </w:r>
     </w:p>
-    <w:bookmarkEnd w:id="30"/>
-    <w:bookmarkStart w:id="31" w:name="fuzzing-nedir"/>
+    <w:bookmarkEnd w:id="33"/>
+    <w:bookmarkStart w:id="34" w:name="fuzzing-nedir"/>
     <w:p>
       <w:pPr>
         <w:pStyle w:val="Heading3"/>
@@ -2342,8 +2389,8 @@
         <w:t xml:space="preserve">Sanitizer’la birlikte çok güçlü.</w:t>
       </w:r>
     </w:p>
-    <w:bookmarkEnd w:id="31"/>
-    <w:bookmarkStart w:id="32" w:name="aslr-nxdep-kanarya"/>
+    <w:bookmarkEnd w:id="34"/>
+    <w:bookmarkStart w:id="35" w:name="aslr-nxdep-kanarya"/>
     <w:p>
       <w:pPr>
         <w:pStyle w:val="Heading3"/>
@@ -2463,8 +2510,8 @@
         <w:t xml:space="preserve">; taşma onu bozarsa program durur.</w:t>
       </w:r>
     </w:p>
-    <w:bookmarkEnd w:id="32"/>
-    <w:bookmarkStart w:id="33" w:name="beyaz-kutu-saldırgan-hatırlatma"/>
+    <w:bookmarkEnd w:id="35"/>
+    <w:bookmarkStart w:id="36" w:name="beyaz-kutu-saldırgan-hatırlatma"/>
     <w:p>
       <w:pPr>
         <w:pStyle w:val="Heading3"/>
@@ -2509,8 +2556,8 @@
         <w:t xml:space="preserve">Gizleme bölümünde (bugün sonunda) buna döneceğiz.</w:t>
       </w:r>
     </w:p>
-    <w:bookmarkEnd w:id="33"/>
-    <w:bookmarkStart w:id="34" w:name="ci-sürekli-entegrasyon"/>
+    <w:bookmarkEnd w:id="36"/>
+    <w:bookmarkStart w:id="37" w:name="ci-sürekli-entegrasyon"/>
     <w:p>
       <w:pPr>
         <w:pStyle w:val="Heading3"/>
@@ -2569,8 +2616,8 @@
         <w:t xml:space="preserve">koşturur.</w:t>
       </w:r>
     </w:p>
-    <w:bookmarkEnd w:id="34"/>
-    <w:bookmarkStart w:id="35" w:name="şimdi-hazırız"/>
+    <w:bookmarkEnd w:id="37"/>
+    <w:bookmarkStart w:id="38" w:name="şimdi-hazırız"/>
     <w:p>
       <w:pPr>
         <w:pStyle w:val="Heading3"/>
@@ -2603,9 +2650,9 @@
         <w:t xml:space="preserve">Şimdi: kod sağlamlaştırmanın katmanları.</w:t>
       </w:r>
     </w:p>
-    <w:bookmarkEnd w:id="35"/>
-    <w:bookmarkEnd w:id="36"/>
-    <w:bookmarkStart w:id="37" w:name="kod-sağlamlaştırma-nedir"/>
+    <w:bookmarkEnd w:id="38"/>
+    <w:bookmarkEnd w:id="39"/>
+    <w:bookmarkStart w:id="43" w:name="kod-sağlamlaştırma-nedir"/>
     <w:p>
       <w:pPr>
         <w:pStyle w:val="Heading2"/>
@@ -2620,6 +2667,53 @@
       </w:pPr>
       <w:r>
         <w:t xml:space="preserve">Birinci haftada uygulama korumasının yedi katmanını gördük. Bu hafta bunlardan üçünü, C ve C++ kodu özelinde açıyoruz:</w:t>
+      </w:r>
+    </w:p>
+    <w:p>
+      <w:pPr>
+        <w:pStyle w:val="BodyText"/>
+      </w:pPr>
+      <w:r>
+        <w:drawing>
+          <wp:inline>
+            <wp:extent cx="5759999" cy="2382201"/>
+            <wp:effectExtent b="0" l="0" r="0" t="0"/>
+            <wp:docPr descr="Kod sağlamlaştırmanın üç katmanı" title="" id="41" name="Picture"/>
+            <a:graphic>
+              <a:graphicData uri="http://schemas.openxmlformats.org/drawingml/2006/picture">
+                <pic:pic>
+                  <pic:nvPicPr>
+                    <pic:cNvPr descr="h04-05-uc-katman.png" id="42" name="Picture"/>
+                    <pic:cNvPicPr>
+                      <a:picLocks noChangeArrowheads="1" noChangeAspect="1"/>
+                    </pic:cNvPicPr>
+                  </pic:nvPicPr>
+                  <pic:blipFill>
+                    <a:blip r:embed="rId40"/>
+                    <a:stretch>
+                      <a:fillRect/>
+                    </a:stretch>
+                  </pic:blipFill>
+                  <pic:spPr bwMode="auto">
+                    <a:xfrm>
+                      <a:off x="0" y="0"/>
+                      <a:ext cx="5759999" cy="2382201"/>
+                    </a:xfrm>
+                    <a:prstGeom prst="rect">
+                      <a:avLst/>
+                    </a:prstGeom>
+                    <a:noFill/>
+                    <a:ln w="9525">
+                      <a:noFill/>
+                      <a:headEnd/>
+                      <a:tailEnd/>
+                    </a:ln>
+                  </pic:spPr>
+                </pic:pic>
+              </a:graphicData>
+            </a:graphic>
+          </wp:inline>
+        </w:drawing>
       </w:r>
     </w:p>
     <w:p>
@@ -3193,8 +3287,8 @@
         </w:pict>
       </w:r>
     </w:p>
-    <w:bookmarkEnd w:id="37"/>
-    <w:bookmarkStart w:id="41" w:name="X1b672bf2c6d276104a7e3f943eb715b9c88afa2"/>
+    <w:bookmarkEnd w:id="43"/>
+    <w:bookmarkStart w:id="47" w:name="X1b672bf2c6d276104a7e3f943eb715b9c88afa2"/>
     <w:p>
       <w:pPr>
         <w:pStyle w:val="Heading2"/>
@@ -3233,7 +3327,7 @@
         <w:t xml:space="preserve">biçimde toplar ve sertifikasyon laboratuvarlarının kaynak kod incelemesinde başvurduğu temel belgelerden biridir.</w:t>
       </w:r>
     </w:p>
-    <w:bookmarkStart w:id="38" w:name="bir-kuralın-anatomisi"/>
+    <w:bookmarkStart w:id="44" w:name="bir-kuralın-anatomisi"/>
     <w:p>
       <w:pPr>
         <w:pStyle w:val="Heading3"/>
@@ -3552,8 +3646,8 @@
         <w:t xml:space="preserve">yaygın hem de düzeltmesi ucuz olanlardır; bir kod incelemesine buradan başlanır.</w:t>
       </w:r>
     </w:p>
-    <w:bookmarkEnd w:id="38"/>
-    <w:bookmarkStart w:id="39" w:name="kategoriler"/>
+    <w:bookmarkEnd w:id="44"/>
+    <w:bookmarkStart w:id="45" w:name="kategoriler"/>
     <w:p>
       <w:pPr>
         <w:pStyle w:val="Heading3"/>
@@ -4282,8 +4376,8 @@
         <w:t xml:space="preserve">sonlandırma).</w:t>
       </w:r>
     </w:p>
-    <w:bookmarkEnd w:id="39"/>
-    <w:bookmarkStart w:id="40" w:name="X04ef9d4a3c2d964d97d2c4d914c2b9a1eb4f7dc"/>
+    <w:bookmarkEnd w:id="45"/>
+    <w:bookmarkStart w:id="46" w:name="X04ef9d4a3c2d964d97d2c4d914c2b9a1eb4f7dc"/>
     <w:p>
       <w:pPr>
         <w:pStyle w:val="Heading3"/>
@@ -4866,9 +4960,9 @@
         </w:pict>
       </w:r>
     </w:p>
-    <w:bookmarkEnd w:id="40"/>
-    <w:bookmarkEnd w:id="41"/>
-    <w:bookmarkStart w:id="46" w:name="girdi-doğrulama-ilkeleri-tarif-3.1"/>
+    <w:bookmarkEnd w:id="46"/>
+    <w:bookmarkEnd w:id="47"/>
+    <w:bookmarkStart w:id="55" w:name="girdi-doğrulama-ilkeleri-tarif-3.1"/>
     <w:p>
       <w:pPr>
         <w:pStyle w:val="Heading2"/>
@@ -4910,7 +5004,54 @@
         <w:t xml:space="preserve">geçerlidir; bunları C/C++ programcısının günlük kontrol listesine çevirelim.</w:t>
       </w:r>
     </w:p>
-    <w:bookmarkStart w:id="42" w:name="girdi-nereden-gelir"/>
+    <w:p>
+      <w:pPr>
+        <w:pStyle w:val="BodyText"/>
+      </w:pPr>
+      <w:r>
+        <w:drawing>
+          <wp:inline>
+            <wp:extent cx="5759999" cy="2283460"/>
+            <wp:effectExtent b="0" l="0" r="0" t="0"/>
+            <wp:docPr descr="Güven sınırında girdi doğrulama adımları" title="" id="49" name="Picture"/>
+            <a:graphic>
+              <a:graphicData uri="http://schemas.openxmlformats.org/drawingml/2006/picture">
+                <pic:pic>
+                  <pic:nvPicPr>
+                    <pic:cNvPr descr="h04-06-girdi-dogrulama.png" id="50" name="Picture"/>
+                    <pic:cNvPicPr>
+                      <a:picLocks noChangeArrowheads="1" noChangeAspect="1"/>
+                    </pic:cNvPicPr>
+                  </pic:nvPicPr>
+                  <pic:blipFill>
+                    <a:blip r:embed="rId48"/>
+                    <a:stretch>
+                      <a:fillRect/>
+                    </a:stretch>
+                  </pic:blipFill>
+                  <pic:spPr bwMode="auto">
+                    <a:xfrm>
+                      <a:off x="0" y="0"/>
+                      <a:ext cx="5759999" cy="2283460"/>
+                    </a:xfrm>
+                    <a:prstGeom prst="rect">
+                      <a:avLst/>
+                    </a:prstGeom>
+                    <a:noFill/>
+                    <a:ln w="9525">
+                      <a:noFill/>
+                      <a:headEnd/>
+                      <a:tailEnd/>
+                    </a:ln>
+                  </pic:spPr>
+                </pic:pic>
+              </a:graphicData>
+            </a:graphic>
+          </wp:inline>
+        </w:drawing>
+      </w:r>
+    </w:p>
+    <w:bookmarkStart w:id="51" w:name="girdi-nereden-gelir"/>
     <w:p>
       <w:pPr>
         <w:pStyle w:val="Heading3"/>
@@ -5302,8 +5443,8 @@
         </w:tc>
       </w:tr>
     </w:tbl>
-    <w:bookmarkEnd w:id="42"/>
-    <w:bookmarkStart w:id="43" w:name="beş-ilke"/>
+    <w:bookmarkEnd w:id="51"/>
+    <w:bookmarkStart w:id="52" w:name="beş-ilke"/>
     <w:p>
       <w:pPr>
         <w:pStyle w:val="Heading3"/>
@@ -5491,8 +5632,8 @@
         <w:t xml:space="preserve">da hata yapar; üstelik temizlenmiş değer, kullanıcının kastettiğinden farklı bir anlam taşıyabilir.</w:t>
       </w:r>
     </w:p>
-    <w:bookmarkEnd w:id="43"/>
-    <w:bookmarkStart w:id="44" w:name="sayıyı-doğru-okumak-atoi-yerine-strtol"/>
+    <w:bookmarkEnd w:id="52"/>
+    <w:bookmarkStart w:id="53" w:name="sayıyı-doğru-okumak-atoi-yerine-strtol"/>
     <w:p>
       <w:pPr>
         <w:pStyle w:val="Heading3"/>
@@ -6562,8 +6703,8 @@
         <w:t xml:space="preserve">) kuralıyla ister.</w:t>
       </w:r>
     </w:p>
-    <w:bookmarkEnd w:id="44"/>
-    <w:bookmarkStart w:id="45" w:name="ikili-veri-uzunluk-önekli-kayıtlar"/>
+    <w:bookmarkEnd w:id="53"/>
+    <w:bookmarkStart w:id="54" w:name="ikili-veri-uzunluk-önekli-kayıtlar"/>
     <w:p>
       <w:pPr>
         <w:pStyle w:val="Heading3"/>
@@ -7647,9 +7788,9 @@
         </w:pict>
       </w:r>
     </w:p>
-    <w:bookmarkEnd w:id="45"/>
-    <w:bookmarkEnd w:id="46"/>
-    <w:bookmarkStart w:id="52" w:name="cert-kurallarından-örnek-çiftler"/>
+    <w:bookmarkEnd w:id="54"/>
+    <w:bookmarkEnd w:id="55"/>
+    <w:bookmarkStart w:id="61" w:name="cert-kurallarından-örnek-çiftler"/>
     <w:p>
       <w:pPr>
         <w:pStyle w:val="Heading2"/>
@@ -7694,7 +7835,7 @@
         <w:t xml:space="preserve">açıklamayı okuyun.</w:t>
       </w:r>
     </w:p>
-    <w:bookmarkStart w:id="47" w:name="Xadd988b8f4c5df30d615cd9948b1506e0e09178"/>
+    <w:bookmarkStart w:id="56" w:name="Xadd988b8f4c5df30d615cd9948b1506e0e09178"/>
     <w:p>
       <w:pPr>
         <w:pStyle w:val="Heading3"/>
@@ -8139,8 +8280,8 @@
         <w:t xml:space="preserve">. Kesilmiş bir dosya yolu ya da komut, farklı bir anlama gelebilir.</w:t>
       </w:r>
     </w:p>
-    <w:bookmarkEnd w:id="47"/>
-    <w:bookmarkStart w:id="48" w:name="int30-c-işaretsiz-işlemler-sarmamalı"/>
+    <w:bookmarkEnd w:id="56"/>
+    <w:bookmarkStart w:id="57" w:name="int30-c-işaretsiz-işlemler-sarmamalı"/>
     <w:p>
       <w:pPr>
         <w:pStyle w:val="Heading3"/>
@@ -8465,8 +8606,8 @@
         <w:t xml:space="preserve">denetlenir.</w:t>
       </w:r>
     </w:p>
-    <w:bookmarkEnd w:id="48"/>
-    <w:bookmarkStart w:id="49" w:name="X8709c2a371904445ced412e6309b34c84cecc41"/>
+    <w:bookmarkEnd w:id="57"/>
+    <w:bookmarkStart w:id="58" w:name="X8709c2a371904445ced412e6309b34c84cecc41"/>
     <w:p>
       <w:pPr>
         <w:pStyle w:val="Heading3"/>
@@ -8910,8 +9051,8 @@
         <w:t xml:space="preserve">bırakılmış düğümün alanını okur.</w:t>
       </w:r>
     </w:p>
-    <w:bookmarkEnd w:id="49"/>
-    <w:bookmarkStart w:id="50" w:name="exp33-c-ilklendirilmemiş-belleği-okuma"/>
+    <w:bookmarkEnd w:id="58"/>
+    <w:bookmarkStart w:id="59" w:name="exp33-c-ilklendirilmemiş-belleği-okuma"/>
     <w:p>
       <w:pPr>
         <w:pStyle w:val="Heading3"/>
@@ -9242,8 +9383,8 @@
         <w:t xml:space="preserve">varsayılan ilkesi).</w:t>
       </w:r>
     </w:p>
-    <w:bookmarkEnd w:id="50"/>
-    <w:bookmarkStart w:id="51" w:name="err33-c-kütüphane-hatalarını-algıla"/>
+    <w:bookmarkEnd w:id="59"/>
+    <w:bookmarkStart w:id="60" w:name="err33-c-kütüphane-hatalarını-algıla"/>
     <w:p>
       <w:pPr>
         <w:pStyle w:val="Heading3"/>
@@ -9975,9 +10116,9 @@
         </w:pict>
       </w:r>
     </w:p>
-    <w:bookmarkEnd w:id="51"/>
-    <w:bookmarkEnd w:id="52"/>
-    <w:bookmarkStart w:id="56" w:name="biçim-dizisi-açığı-tarif-3.2"/>
+    <w:bookmarkEnd w:id="60"/>
+    <w:bookmarkEnd w:id="61"/>
+    <w:bookmarkStart w:id="68" w:name="biçim-dizisi-açığı-tarif-3.2"/>
     <w:p>
       <w:pPr>
         <w:pStyle w:val="Heading2"/>
@@ -10091,6 +10232,53 @@
         <w:pStyle w:val="BodyText"/>
       </w:pPr>
       <w:r>
+        <w:drawing>
+          <wp:inline>
+            <wp:extent cx="5759999" cy="2470728"/>
+            <wp:effectExtent b="0" l="0" r="0" t="0"/>
+            <wp:docPr descr="Biçim dizisi açığı: hatalı ve doğru kullanım" title="" id="63" name="Picture"/>
+            <a:graphic>
+              <a:graphicData uri="http://schemas.openxmlformats.org/drawingml/2006/picture">
+                <pic:pic>
+                  <pic:nvPicPr>
+                    <pic:cNvPr descr="h04-07-bicim-dizisi.png" id="64" name="Picture"/>
+                    <pic:cNvPicPr>
+                      <a:picLocks noChangeArrowheads="1" noChangeAspect="1"/>
+                    </pic:cNvPicPr>
+                  </pic:nvPicPr>
+                  <pic:blipFill>
+                    <a:blip r:embed="rId62"/>
+                    <a:stretch>
+                      <a:fillRect/>
+                    </a:stretch>
+                  </pic:blipFill>
+                  <pic:spPr bwMode="auto">
+                    <a:xfrm>
+                      <a:off x="0" y="0"/>
+                      <a:ext cx="5759999" cy="2470728"/>
+                    </a:xfrm>
+                    <a:prstGeom prst="rect">
+                      <a:avLst/>
+                    </a:prstGeom>
+                    <a:noFill/>
+                    <a:ln w="9525">
+                      <a:noFill/>
+                      <a:headEnd/>
+                      <a:tailEnd/>
+                    </a:ln>
+                  </pic:spPr>
+                </pic:pic>
+              </a:graphicData>
+            </a:graphic>
+          </wp:inline>
+        </w:drawing>
+      </w:r>
+    </w:p>
+    <w:p>
+      <w:pPr>
+        <w:pStyle w:val="BodyText"/>
+      </w:pPr>
+      <w:r>
         <w:rPr>
           <w:b/>
           <w:bCs/>
@@ -10202,7 +10390,7 @@
         <w:t xml:space="preserve">/* DOĞRU: girdi yalnız veri */</w:t>
       </w:r>
     </w:p>
-    <w:bookmarkStart w:id="53" w:name="neden-tehlikeli"/>
+    <w:bookmarkStart w:id="65" w:name="neden-tehlikeli"/>
     <w:p>
       <w:pPr>
         <w:pStyle w:val="Heading3"/>
@@ -10535,8 +10723,8 @@
         <w:t xml:space="preserve">hatasını görmüştük.</w:t>
       </w:r>
     </w:p>
-    <w:bookmarkEnd w:id="53"/>
-    <w:bookmarkStart w:id="54" w:name="demo-1-biçim-dizisi-açığı"/>
+    <w:bookmarkEnd w:id="65"/>
+    <w:bookmarkStart w:id="66" w:name="demo-1-biçim-dizisi-açığı"/>
     <w:p>
       <w:pPr>
         <w:pStyle w:val="Heading3"/>
@@ -11230,8 +11418,8 @@
         </w:tc>
       </w:tr>
     </w:tbl>
-    <w:bookmarkEnd w:id="54"/>
-    <w:bookmarkStart w:id="55" w:name="düzeltme-ve-savunma-katmanları"/>
+    <w:bookmarkEnd w:id="66"/>
+    <w:bookmarkStart w:id="67" w:name="düzeltme-ve-savunma-katmanları"/>
     <w:p>
       <w:pPr>
         <w:pStyle w:val="Heading3"/>
@@ -12005,9 +12193,9 @@
         </w:pict>
       </w:r>
     </w:p>
-    <w:bookmarkEnd w:id="55"/>
-    <w:bookmarkEnd w:id="56"/>
-    <w:bookmarkStart w:id="61" w:name="X2166b4ddaec31aa456de407b8e23496b976fe19"/>
+    <w:bookmarkEnd w:id="67"/>
+    <w:bookmarkEnd w:id="68"/>
+    <w:bookmarkStart w:id="76" w:name="X2166b4ddaec31aa456de407b8e23496b976fe19"/>
     <w:p>
       <w:pPr>
         <w:pStyle w:val="Heading2"/>
@@ -12046,7 +12234,54 @@
         <w:t xml:space="preserve">ortadan kaldırdığını görüyoruz.</w:t>
       </w:r>
     </w:p>
-    <w:bookmarkStart w:id="57" w:name="hatanın-üç-adımı"/>
+    <w:p>
+      <w:pPr>
+        <w:pStyle w:val="BodyText"/>
+      </w:pPr>
+      <w:r>
+        <w:drawing>
+          <wp:inline>
+            <wp:extent cx="5759999" cy="2283460"/>
+            <wp:effectExtent b="0" l="0" r="0" t="0"/>
+            <wp:docPr descr="Use-after-free zinciri" title="" id="70" name="Picture"/>
+            <a:graphic>
+              <a:graphicData uri="http://schemas.openxmlformats.org/drawingml/2006/picture">
+                <pic:pic>
+                  <pic:nvPicPr>
+                    <pic:cNvPr descr="h04-08-uaf.png" id="71" name="Picture"/>
+                    <pic:cNvPicPr>
+                      <a:picLocks noChangeArrowheads="1" noChangeAspect="1"/>
+                    </pic:cNvPicPr>
+                  </pic:nvPicPr>
+                  <pic:blipFill>
+                    <a:blip r:embed="rId69"/>
+                    <a:stretch>
+                      <a:fillRect/>
+                    </a:stretch>
+                  </pic:blipFill>
+                  <pic:spPr bwMode="auto">
+                    <a:xfrm>
+                      <a:off x="0" y="0"/>
+                      <a:ext cx="5759999" cy="2283460"/>
+                    </a:xfrm>
+                    <a:prstGeom prst="rect">
+                      <a:avLst/>
+                    </a:prstGeom>
+                    <a:noFill/>
+                    <a:ln w="9525">
+                      <a:noFill/>
+                      <a:headEnd/>
+                      <a:tailEnd/>
+                    </a:ln>
+                  </pic:spPr>
+                </pic:pic>
+              </a:graphicData>
+            </a:graphic>
+          </wp:inline>
+        </w:drawing>
+      </w:r>
+    </w:p>
+    <w:bookmarkStart w:id="72" w:name="hatanın-üç-adımı"/>
     <w:p>
       <w:pPr>
         <w:pStyle w:val="Heading3"/>
@@ -12210,8 +12445,8 @@
         <w:t xml:space="preserve">notlarının önemli bir kısmı bu sınıftandır.</w:t>
       </w:r>
     </w:p>
-    <w:bookmarkEnd w:id="57"/>
-    <w:bookmarkStart w:id="58" w:name="X33c247ebf6c8fe570fe57c7533dcecf8fa91e87"/>
+    <w:bookmarkEnd w:id="72"/>
+    <w:bookmarkStart w:id="73" w:name="X33c247ebf6c8fe570fe57c7533dcecf8fa91e87"/>
     <w:p>
       <w:pPr>
         <w:pStyle w:val="Heading3"/>
@@ -12844,8 +13079,8 @@
         </w:tc>
       </w:tr>
     </w:tbl>
-    <w:bookmarkEnd w:id="58"/>
-    <w:bookmarkStart w:id="59" w:name="asan-raporunu-okumak-üç-yığın-izi"/>
+    <w:bookmarkEnd w:id="73"/>
+    <w:bookmarkStart w:id="74" w:name="asan-raporunu-okumak-üç-yığın-izi"/>
     <w:p>
       <w:pPr>
         <w:pStyle w:val="Heading3"/>
@@ -12988,8 +13223,8 @@
         <w:t xml:space="preserve">kararı vermiştir. (Fonksiyon adları ve satır numaraları örnek içindir; demodaki gerçek rapor aynı yapıdadır.)</w:t>
       </w:r>
     </w:p>
-    <w:bookmarkEnd w:id="59"/>
-    <w:bookmarkStart w:id="60" w:name="c-sahipliği-türe-yazmak"/>
+    <w:bookmarkEnd w:id="74"/>
+    <w:bookmarkStart w:id="75" w:name="c-sahipliği-türe-yazmak"/>
     <w:p>
       <w:pPr>
         <w:pStyle w:val="Heading3"/>
@@ -13841,9 +14076,9 @@
         </w:pict>
       </w:r>
     </w:p>
-    <w:bookmarkEnd w:id="60"/>
-    <w:bookmarkEnd w:id="61"/>
-    <w:bookmarkStart w:id="66" w:name="X8f9f375ee91486a73702144806960a6f9f44de7"/>
+    <w:bookmarkEnd w:id="75"/>
+    <w:bookmarkEnd w:id="76"/>
+    <w:bookmarkStart w:id="84" w:name="X8f9f375ee91486a73702144806960a6f9f44de7"/>
     <w:p>
       <w:pPr>
         <w:pStyle w:val="Heading2"/>
@@ -13894,7 +14129,54 @@
         <w:t xml:space="preserve">işliyoruz.</w:t>
       </w:r>
     </w:p>
-    <w:bookmarkStart w:id="62" w:name="dört-tamsayı-hatası"/>
+    <w:p>
+      <w:pPr>
+        <w:pStyle w:val="BodyText"/>
+      </w:pPr>
+      <w:r>
+        <w:drawing>
+          <wp:inline>
+            <wp:extent cx="5759999" cy="2283460"/>
+            <wp:effectExtent b="0" l="0" r="0" t="0"/>
+            <wp:docPr descr="İşaretli -1 değerinin SIZE_MAX’e dönüşmesi" title="" id="78" name="Picture"/>
+            <a:graphic>
+              <a:graphicData uri="http://schemas.openxmlformats.org/drawingml/2006/picture">
+                <pic:pic>
+                  <pic:nvPicPr>
+                    <pic:cNvPr descr="h04-09-tamsayi.png" id="79" name="Picture"/>
+                    <pic:cNvPicPr>
+                      <a:picLocks noChangeArrowheads="1" noChangeAspect="1"/>
+                    </pic:cNvPicPr>
+                  </pic:nvPicPr>
+                  <pic:blipFill>
+                    <a:blip r:embed="rId77"/>
+                    <a:stretch>
+                      <a:fillRect/>
+                    </a:stretch>
+                  </pic:blipFill>
+                  <pic:spPr bwMode="auto">
+                    <a:xfrm>
+                      <a:off x="0" y="0"/>
+                      <a:ext cx="5759999" cy="2283460"/>
+                    </a:xfrm>
+                    <a:prstGeom prst="rect">
+                      <a:avLst/>
+                    </a:prstGeom>
+                    <a:noFill/>
+                    <a:ln w="9525">
+                      <a:noFill/>
+                      <a:headEnd/>
+                      <a:tailEnd/>
+                    </a:ln>
+                  </pic:spPr>
+                </pic:pic>
+              </a:graphicData>
+            </a:graphic>
+          </wp:inline>
+        </w:drawing>
+      </w:r>
+    </w:p>
+    <w:bookmarkStart w:id="80" w:name="dört-tamsayı-hatası"/>
     <w:p>
       <w:pPr>
         <w:pStyle w:val="Heading3"/>
@@ -14637,8 +14919,8 @@
         <w:t xml:space="preserve">/* öbek taşması */</w:t>
       </w:r>
     </w:p>
-    <w:bookmarkEnd w:id="62"/>
-    <w:bookmarkStart w:id="63" w:name="tanımsız-davranış-nedir"/>
+    <w:bookmarkEnd w:id="80"/>
+    <w:bookmarkStart w:id="81" w:name="tanımsız-davranış-nedir"/>
     <w:p>
       <w:pPr>
         <w:pStyle w:val="Heading3"/>
@@ -15050,8 +15332,8 @@
         <w:t xml:space="preserve">durumunun başka bir biçimidir.</w:t>
       </w:r>
     </w:p>
-    <w:bookmarkEnd w:id="63"/>
-    <w:bookmarkStart w:id="64" w:name="X43458d89352bfb76c7a2bb37ee7bf58025fbed1"/>
+    <w:bookmarkEnd w:id="81"/>
+    <w:bookmarkStart w:id="82" w:name="X43458d89352bfb76c7a2bb37ee7bf58025fbed1"/>
     <w:p>
       <w:pPr>
         <w:pStyle w:val="Heading3"/>
@@ -15893,8 +16175,8 @@
         <w:t xml:space="preserve">çarpım taşmasını sizin yerinize denetler (1. hafta).</w:t>
       </w:r>
     </w:p>
-    <w:bookmarkEnd w:id="64"/>
-    <w:bookmarkStart w:id="65" w:name="demo-3-tanımsız-davranış-ve-ubsan"/>
+    <w:bookmarkEnd w:id="82"/>
+    <w:bookmarkStart w:id="83" w:name="demo-3-tanımsız-davranış-ve-ubsan"/>
     <w:p>
       <w:pPr>
         <w:pStyle w:val="Heading3"/>
@@ -16384,9 +16666,9 @@
         </w:pict>
       </w:r>
     </w:p>
-    <w:bookmarkEnd w:id="65"/>
-    <w:bookmarkEnd w:id="66"/>
-    <w:bookmarkStart w:id="70" w:name="X6291113b3db024c440eb7c6959bc2c5ebd9c167"/>
+    <w:bookmarkEnd w:id="83"/>
+    <w:bookmarkEnd w:id="84"/>
+    <w:bookmarkStart w:id="91" w:name="X6291113b3db024c440eb7c6959bc2c5ebd9c167"/>
     <w:p>
       <w:pPr>
         <w:pStyle w:val="Heading2"/>
@@ -16403,7 +16685,54 @@
         <w:t xml:space="preserve">Bellek hataları kadar sık ama daha az konuşulan üç konu, gerçek zafiyetlerin önemli bir kısmının kaynağıdır.</w:t>
       </w:r>
     </w:p>
-    <w:bookmarkStart w:id="67" w:name="Xacbee12ffacbffeb82a4b7334df12004c93a8d4"/>
+    <w:p>
+      <w:pPr>
+        <w:pStyle w:val="BodyText"/>
+      </w:pPr>
+      <w:r>
+        <w:drawing>
+          <wp:inline>
+            <wp:extent cx="5759999" cy="2470728"/>
+            <wp:effectExtent b="0" l="0" r="0" t="0"/>
+            <wp:docPr descr="Sinyal işleyicide güvenli ve güvensiz kullanım" title="" id="86" name="Picture"/>
+            <a:graphic>
+              <a:graphicData uri="http://schemas.openxmlformats.org/drawingml/2006/picture">
+                <pic:pic>
+                  <pic:nvPicPr>
+                    <pic:cNvPr descr="h04-12-sinyal.png" id="87" name="Picture"/>
+                    <pic:cNvPicPr>
+                      <a:picLocks noChangeArrowheads="1" noChangeAspect="1"/>
+                    </pic:cNvPicPr>
+                  </pic:nvPicPr>
+                  <pic:blipFill>
+                    <a:blip r:embed="rId85"/>
+                    <a:stretch>
+                      <a:fillRect/>
+                    </a:stretch>
+                  </pic:blipFill>
+                  <pic:spPr bwMode="auto">
+                    <a:xfrm>
+                      <a:off x="0" y="0"/>
+                      <a:ext cx="5759999" cy="2470728"/>
+                    </a:xfrm>
+                    <a:prstGeom prst="rect">
+                      <a:avLst/>
+                    </a:prstGeom>
+                    <a:noFill/>
+                    <a:ln w="9525">
+                      <a:noFill/>
+                      <a:headEnd/>
+                      <a:tailEnd/>
+                    </a:ln>
+                  </pic:spPr>
+                </pic:pic>
+              </a:graphicData>
+            </a:graphic>
+          </wp:inline>
+        </w:drawing>
+      </w:r>
+    </w:p>
+    <w:bookmarkStart w:id="88" w:name="Xacbee12ffacbffeb82a4b7334df12004c93a8d4"/>
     <w:p>
       <w:pPr>
         <w:pStyle w:val="Heading3"/>
@@ -17105,8 +17434,8 @@
         <w:t xml:space="preserve">seçim, 1. haftadaki ödünleşim kaydının bir satırıdır: destek ekibi için tanı ayrı ve güvenli bir kanaldan yapılır.</w:t>
       </w:r>
     </w:p>
-    <w:bookmarkEnd w:id="67"/>
-    <w:bookmarkStart w:id="68" w:name="Xa7257ddf074c03f6931603432ec28e327ff5343"/>
+    <w:bookmarkEnd w:id="88"/>
+    <w:bookmarkStart w:id="89" w:name="Xa7257ddf074c03f6931603432ec28e327ff5343"/>
     <w:p>
       <w:pPr>
         <w:pStyle w:val="Heading3"/>
@@ -17407,8 +17736,8 @@
         <w:t xml:space="preserve">, değişken şablon parametreleri) tercih edilir.</w:t>
       </w:r>
     </w:p>
-    <w:bookmarkEnd w:id="68"/>
-    <w:bookmarkStart w:id="69" w:name="sinyal-işleyiciler-tarif-13.5"/>
+    <w:bookmarkEnd w:id="89"/>
+    <w:bookmarkStart w:id="90" w:name="sinyal-işleyiciler-tarif-13.5"/>
     <w:p>
       <w:pPr>
         <w:pStyle w:val="Heading3"/>
@@ -18307,9 +18636,9 @@
         </w:pict>
       </w:r>
     </w:p>
-    <w:bookmarkEnd w:id="69"/>
-    <w:bookmarkEnd w:id="70"/>
-    <w:bookmarkStart w:id="74" w:name="Xd1e3836cd56ccfe3bd0f165bcc391b13b0f4a9e"/>
+    <w:bookmarkEnd w:id="90"/>
+    <w:bookmarkEnd w:id="91"/>
+    <w:bookmarkStart w:id="98" w:name="Xd1e3836cd56ccfe3bd0f165bcc391b13b0f4a9e"/>
     <w:p>
       <w:pPr>
         <w:pStyle w:val="Heading2"/>
@@ -18367,7 +18696,54 @@
         <w:t xml:space="preserve">yalnız çalışan yolları görür ama bulduğu hata kesindir.</w:t>
       </w:r>
     </w:p>
-    <w:bookmarkStart w:id="71" w:name="katman-katman-araçlar"/>
+    <w:p>
+      <w:pPr>
+        <w:pStyle w:val="BodyText"/>
+      </w:pPr>
+      <w:r>
+        <w:drawing>
+          <wp:inline>
+            <wp:extent cx="5759999" cy="2470728"/>
+            <wp:effectExtent b="0" l="0" r="0" t="0"/>
+            <wp:docPr descr="Statik ve dinamik analizin karşılaştırması" title="" id="93" name="Picture"/>
+            <a:graphic>
+              <a:graphicData uri="http://schemas.openxmlformats.org/drawingml/2006/picture">
+                <pic:pic>
+                  <pic:nvPicPr>
+                    <pic:cNvPr descr="h04-10-statik-dinamik.png" id="94" name="Picture"/>
+                    <pic:cNvPicPr>
+                      <a:picLocks noChangeArrowheads="1" noChangeAspect="1"/>
+                    </pic:cNvPicPr>
+                  </pic:nvPicPr>
+                  <pic:blipFill>
+                    <a:blip r:embed="rId92"/>
+                    <a:stretch>
+                      <a:fillRect/>
+                    </a:stretch>
+                  </pic:blipFill>
+                  <pic:spPr bwMode="auto">
+                    <a:xfrm>
+                      <a:off x="0" y="0"/>
+                      <a:ext cx="5759999" cy="2470728"/>
+                    </a:xfrm>
+                    <a:prstGeom prst="rect">
+                      <a:avLst/>
+                    </a:prstGeom>
+                    <a:noFill/>
+                    <a:ln w="9525">
+                      <a:noFill/>
+                      <a:headEnd/>
+                      <a:tailEnd/>
+                    </a:ln>
+                  </pic:spPr>
+                </pic:pic>
+              </a:graphicData>
+            </a:graphic>
+          </wp:inline>
+        </w:drawing>
+      </w:r>
+    </w:p>
+    <w:bookmarkStart w:id="95" w:name="katman-katman-araçlar"/>
     <w:p>
       <w:pPr>
         <w:pStyle w:val="Heading3"/>
@@ -18965,8 +19341,8 @@
         <w:t xml:space="preserve">cert ayristir.c</w:t>
       </w:r>
     </w:p>
-    <w:bookmarkEnd w:id="71"/>
-    <w:bookmarkStart w:id="72" w:name="veri-akışı-analizi-kaynak-hedef"/>
+    <w:bookmarkEnd w:id="95"/>
+    <w:bookmarkStart w:id="96" w:name="veri-akışı-analizi-kaynak-hedef"/>
     <w:p>
       <w:pPr>
         <w:pStyle w:val="Heading3"/>
@@ -19084,8 +19460,8 @@
         <w:t xml:space="preserve">hedef:  memcpy(out, buf + 3, len)      ◀┘   → BULGU: CWE-787</w:t>
       </w:r>
     </w:p>
-    <w:bookmarkEnd w:id="72"/>
-    <w:bookmarkStart w:id="73" w:name="yanlış-alarmlarla-yaşamak"/>
+    <w:bookmarkEnd w:id="96"/>
+    <w:bookmarkStart w:id="97" w:name="yanlış-alarmlarla-yaşamak"/>
     <w:p>
       <w:pPr>
         <w:pStyle w:val="Heading3"/>
@@ -19240,9 +19616,9 @@
         </w:pict>
       </w:r>
     </w:p>
-    <w:bookmarkEnd w:id="73"/>
-    <w:bookmarkEnd w:id="74"/>
-    <w:bookmarkStart w:id="77" w:name="Xbad993435e2ad760e3d94c60bfe9ca5e79621fc"/>
+    <w:bookmarkEnd w:id="97"/>
+    <w:bookmarkEnd w:id="98"/>
+    <w:bookmarkStart w:id="104" w:name="Xbad993435e2ad760e3d94c60bfe9ca5e79621fc"/>
     <w:p>
       <w:pPr>
         <w:pStyle w:val="Heading2"/>
@@ -19298,6 +19674,53 @@
       </w:r>
       <w:r>
         <w:t xml:space="preserve">bulur. Bu yüzden sanitizer’lar testlerle ve fuzzing’le birlikte kullanılır.</w:t>
+      </w:r>
+    </w:p>
+    <w:p>
+      <w:pPr>
+        <w:pStyle w:val="BodyText"/>
+      </w:pPr>
+      <w:r>
+        <w:drawing>
+          <wp:inline>
+            <wp:extent cx="5759999" cy="2281967"/>
+            <wp:effectExtent b="0" l="0" r="0" t="0"/>
+            <wp:docPr descr="AddressSanitizer redzone mantığı" title="" id="100" name="Picture"/>
+            <a:graphic>
+              <a:graphicData uri="http://schemas.openxmlformats.org/drawingml/2006/picture">
+                <pic:pic>
+                  <pic:nvPicPr>
+                    <pic:cNvPr descr="h04-11-asan.png" id="101" name="Picture"/>
+                    <pic:cNvPicPr>
+                      <a:picLocks noChangeArrowheads="1" noChangeAspect="1"/>
+                    </pic:cNvPicPr>
+                  </pic:nvPicPr>
+                  <pic:blipFill>
+                    <a:blip r:embed="rId99"/>
+                    <a:stretch>
+                      <a:fillRect/>
+                    </a:stretch>
+                  </pic:blipFill>
+                  <pic:spPr bwMode="auto">
+                    <a:xfrm>
+                      <a:off x="0" y="0"/>
+                      <a:ext cx="5759999" cy="2281967"/>
+                    </a:xfrm>
+                    <a:prstGeom prst="rect">
+                      <a:avLst/>
+                    </a:prstGeom>
+                    <a:noFill/>
+                    <a:ln w="9525">
+                      <a:noFill/>
+                      <a:headEnd/>
+                      <a:tailEnd/>
+                    </a:ln>
+                  </pic:spPr>
+                </pic:pic>
+              </a:graphicData>
+            </a:graphic>
+          </wp:inline>
+        </w:drawing>
       </w:r>
     </w:p>
     <w:tbl>
@@ -19701,7 +20124,7 @@
         </w:tc>
       </w:tr>
     </w:tbl>
-    <w:bookmarkStart w:id="75" w:name="asan-nasıl-çalışır-gölge-bellek"/>
+    <w:bookmarkStart w:id="102" w:name="asan-nasıl-çalışır-gölge-bellek"/>
     <w:p>
       <w:pPr>
         <w:pStyle w:val="Heading3"/>
@@ -19820,8 +20243,8 @@
         <w:t xml:space="preserve">alandan komşu alana), arada zehirli bölge olmadığı için ASan göremez.</w:t>
       </w:r>
     </w:p>
-    <w:bookmarkEnd w:id="75"/>
-    <w:bookmarkStart w:id="76" w:name="pratik-kullanım"/>
+    <w:bookmarkEnd w:id="102"/>
+    <w:bookmarkStart w:id="103" w:name="pratik-kullanım"/>
     <w:p>
       <w:pPr>
         <w:pStyle w:val="Heading3"/>
@@ -20037,9 +20460,9 @@
         </w:pict>
       </w:r>
     </w:p>
-    <w:bookmarkEnd w:id="76"/>
-    <w:bookmarkEnd w:id="77"/>
-    <w:bookmarkStart w:id="84" w:name="fuzzinge-giriş"/>
+    <w:bookmarkEnd w:id="103"/>
+    <w:bookmarkEnd w:id="104"/>
+    <w:bookmarkStart w:id="111" w:name="fuzzinge-giriş"/>
     <w:p>
       <w:pPr>
         <w:pStyle w:val="Heading2"/>
@@ -20084,7 +20507,7 @@
         <w:t xml:space="preserve">açık kaynak projeler için sürdürdüğü OSS-Fuzz hizmeti, yıllar içinde on binlerce hata bulmuştur.</w:t>
       </w:r>
     </w:p>
-    <w:bookmarkStart w:id="81" w:name="kapsam-güdümlü-fuzzing-nasıl-çalışır"/>
+    <w:bookmarkStart w:id="108" w:name="kapsam-güdümlü-fuzzing-nasıl-çalışır"/>
     <w:p>
       <w:pPr>
         <w:pStyle w:val="Heading3"/>
@@ -20126,18 +20549,18 @@
           <wp:inline>
             <wp:extent cx="5759999" cy="2561342"/>
             <wp:effectExtent b="0" l="0" r="0" t="0"/>
-            <wp:docPr descr="Kapsam güdümlü fuzzing döngüsü" title="" id="79" name="Picture"/>
+            <wp:docPr descr="Kapsam güdümlü fuzzing döngüsü" title="" id="106" name="Picture"/>
             <a:graphic>
               <a:graphicData uri="http://schemas.openxmlformats.org/drawingml/2006/picture">
                 <pic:pic>
                   <pic:nvPicPr>
-                    <pic:cNvPr descr="h04-01-fuzzing-dongusu.png" id="80" name="Picture"/>
+                    <pic:cNvPr descr="h04-01-fuzzing-dongusu.png" id="107" name="Picture"/>
                     <pic:cNvPicPr>
                       <a:picLocks noChangeArrowheads="1" noChangeAspect="1"/>
                     </pic:cNvPicPr>
                   </pic:nvPicPr>
                   <pic:blipFill>
-                    <a:blip r:embed="rId78"/>
+                    <a:blip r:embed="rId105"/>
                     <a:stretch>
                       <a:fillRect/>
                     </a:stretch>
@@ -20196,8 +20619,8 @@
         <w:t xml:space="preserve">durumlar da yakalanır.</w:t>
       </w:r>
     </w:p>
-    <w:bookmarkEnd w:id="81"/>
-    <w:bookmarkStart w:id="82" w:name="fuzz-hedefi-harness-yazmak"/>
+    <w:bookmarkEnd w:id="108"/>
+    <w:bookmarkStart w:id="109" w:name="fuzz-hedefi-harness-yazmak"/>
     <w:p>
       <w:pPr>
         <w:pStyle w:val="Heading3"/>
@@ -20749,8 +21172,8 @@
         <w:t xml:space="preserve">(her ayrıştırıcıya ayrı hedef).</w:t>
       </w:r>
     </w:p>
-    <w:bookmarkEnd w:id="82"/>
-    <w:bookmarkStart w:id="83" w:name="demo-4-fuzzing-ile-hata-bulmak"/>
+    <w:bookmarkEnd w:id="109"/>
+    <w:bookmarkStart w:id="110" w:name="demo-4-fuzzing-ile-hata-bulmak"/>
     <w:p>
       <w:pPr>
         <w:pStyle w:val="Heading3"/>
@@ -21261,9 +21684,9 @@
         </w:pict>
       </w:r>
     </w:p>
-    <w:bookmarkEnd w:id="83"/>
-    <w:bookmarkEnd w:id="84"/>
-    <w:bookmarkStart w:id="92" w:name="derleyici-ve-işletim-sistemi-korumaları"/>
+    <w:bookmarkEnd w:id="110"/>
+    <w:bookmarkEnd w:id="111"/>
+    <w:bookmarkStart w:id="119" w:name="derleyici-ve-işletim-sistemi-korumaları"/>
     <w:p>
       <w:pPr>
         <w:pStyle w:val="Heading2"/>
@@ -21347,18 +21770,18 @@
           <wp:inline>
             <wp:extent cx="5759999" cy="2786354"/>
             <wp:effectExtent b="0" l="0" r="0" t="0"/>
-            <wp:docPr descr="Derleyici ve işletim sistemi koruma katmanları" title="" id="86" name="Picture"/>
+            <wp:docPr descr="Derleyici ve işletim sistemi koruma katmanları" title="" id="113" name="Picture"/>
             <a:graphic>
               <a:graphicData uri="http://schemas.openxmlformats.org/drawingml/2006/picture">
                 <pic:pic>
                   <pic:nvPicPr>
-                    <pic:cNvPr descr="h04-02-derleyici-os-korumalari.png" id="87" name="Picture"/>
+                    <pic:cNvPr descr="h04-02-derleyici-os-korumalari.png" id="114" name="Picture"/>
                     <pic:cNvPicPr>
                       <a:picLocks noChangeArrowheads="1" noChangeAspect="1"/>
                     </pic:cNvPicPr>
                   </pic:nvPicPr>
                   <pic:blipFill>
-                    <a:blip r:embed="rId85"/>
+                    <a:blip r:embed="rId112"/>
                     <a:stretch>
                       <a:fillRect/>
                     </a:stretch>
@@ -21412,7 +21835,7 @@
         <w:t xml:space="preserve">ortadan kalkar.</w:t>
       </w:r>
     </w:p>
-    <w:bookmarkStart w:id="88" w:name="korumalar-ve-bayraklar"/>
+    <w:bookmarkStart w:id="115" w:name="korumalar-ve-bayraklar"/>
     <w:p>
       <w:pPr>
         <w:pStyle w:val="Heading3"/>
@@ -21997,8 +22420,8 @@
         </w:tc>
       </w:tr>
     </w:tbl>
-    <w:bookmarkEnd w:id="88"/>
-    <w:bookmarkStart w:id="89" w:name="her-koruma-neyi-durdurur-neyi-durdurmaz"/>
+    <w:bookmarkEnd w:id="115"/>
+    <w:bookmarkStart w:id="116" w:name="her-koruma-neyi-durdurur-neyi-durdurmaz"/>
     <w:p>
       <w:pPr>
         <w:pStyle w:val="Heading3"/>
@@ -22316,8 +22739,8 @@
         <w:t xml:space="preserve">bozulması gibi) durdurmaz.</w:t>
       </w:r>
     </w:p>
-    <w:bookmarkEnd w:id="89"/>
-    <w:bookmarkStart w:id="90" w:name="demo-5-korumaları-açıp-kapatmak"/>
+    <w:bookmarkEnd w:id="116"/>
+    <w:bookmarkStart w:id="117" w:name="demo-5-korumaları-açıp-kapatmak"/>
     <w:p>
       <w:pPr>
         <w:pStyle w:val="Heading3"/>
@@ -22639,8 +23062,8 @@
         <w:t xml:space="preserve">ele geçirilmemiştir.</w:t>
       </w:r>
     </w:p>
-    <w:bookmarkEnd w:id="90"/>
-    <w:bookmarkStart w:id="91" w:name="X6380cdeaeea016256a222d4242f72d8a0a56d3d"/>
+    <w:bookmarkEnd w:id="117"/>
+    <w:bookmarkStart w:id="118" w:name="X6380cdeaeea016256a222d4242f72d8a0a56d3d"/>
     <w:p>
       <w:pPr>
         <w:pStyle w:val="Heading3"/>
@@ -23369,9 +23792,9 @@
         </w:pict>
       </w:r>
     </w:p>
-    <w:bookmarkEnd w:id="91"/>
-    <w:bookmarkEnd w:id="92"/>
-    <w:bookmarkStart w:id="99" w:name="X7ce36a0c6c30cef9b4ca4bc96b5bc0faa0b38e6"/>
+    <w:bookmarkEnd w:id="118"/>
+    <w:bookmarkEnd w:id="119"/>
+    <w:bookmarkStart w:id="126" w:name="X7ce36a0c6c30cef9b4ca4bc96b5bc0faa0b38e6"/>
     <w:p>
       <w:pPr>
         <w:pStyle w:val="Heading2"/>
@@ -23416,7 +23839,7 @@
         <w:t xml:space="preserve">çıkar. Sürekli entegrasyon (CI) hattı bu gerilemeyi yakalamanın yoludur.</w:t>
       </w:r>
     </w:p>
-    <w:bookmarkStart w:id="96" w:name="örnek-bir-hat"/>
+    <w:bookmarkStart w:id="123" w:name="örnek-bir-hat"/>
     <w:p>
       <w:pPr>
         <w:pStyle w:val="Heading3"/>
@@ -23434,18 +23857,18 @@
           <wp:inline>
             <wp:extent cx="5759999" cy="2748610"/>
             <wp:effectExtent b="0" l="0" r="0" t="0"/>
-            <wp:docPr descr="Güvenli derleme hattının yedi adımı" title="" id="94" name="Picture"/>
+            <wp:docPr descr="Güvenli derleme hattının yedi adımı" title="" id="121" name="Picture"/>
             <a:graphic>
               <a:graphicData uri="http://schemas.openxmlformats.org/drawingml/2006/picture">
                 <pic:pic>
                   <pic:nvPicPr>
-                    <pic:cNvPr descr="h04-03-ci-hatti.png" id="95" name="Picture"/>
+                    <pic:cNvPr descr="h04-03-ci-hatti.png" id="122" name="Picture"/>
                     <pic:cNvPicPr>
                       <a:picLocks noChangeArrowheads="1" noChangeAspect="1"/>
                     </pic:cNvPicPr>
                   </pic:nvPicPr>
                   <pic:blipFill>
-                    <a:blip r:embed="rId93"/>
+                    <a:blip r:embed="rId120"/>
                     <a:stretch>
                       <a:fillRect/>
                     </a:stretch>
@@ -23745,8 +24168,8 @@
         <w:t xml:space="preserve">ve her derlemede çalıştırılır. Böylece aynı hata bir daha kod tabanına giremez.</w:t>
       </w:r>
     </w:p>
-    <w:bookmarkEnd w:id="96"/>
-    <w:bookmarkStart w:id="97" w:name="dersin-cmake-yapısında-kipler"/>
+    <w:bookmarkEnd w:id="123"/>
+    <w:bookmarkStart w:id="124" w:name="dersin-cmake-yapısında-kipler"/>
     <w:p>
       <w:pPr>
         <w:pStyle w:val="Heading3"/>
@@ -24174,8 +24597,8 @@
         <w:t xml:space="preserve">sürüm için korumalar açık ve günlük kapalı.</w:t>
       </w:r>
     </w:p>
-    <w:bookmarkEnd w:id="97"/>
-    <w:bookmarkStart w:id="98" w:name="X418169906745994f1e5d1b571c7c7f1b5aec62d"/>
+    <w:bookmarkEnd w:id="124"/>
+    <w:bookmarkStart w:id="125" w:name="X418169906745994f1e5d1b571c7c7f1b5aec62d"/>
     <w:p>
       <w:pPr>
         <w:pStyle w:val="Heading3"/>
@@ -24279,9 +24702,9 @@
         </w:pict>
       </w:r>
     </w:p>
-    <w:bookmarkEnd w:id="98"/>
-    <w:bookmarkEnd w:id="99"/>
-    <w:bookmarkStart w:id="102" w:name="kod-gizlemeye-giriş-tarif-12.1-12.3"/>
+    <w:bookmarkEnd w:id="125"/>
+    <w:bookmarkEnd w:id="126"/>
+    <w:bookmarkStart w:id="129" w:name="kod-gizlemeye-giriş-tarif-12.1-12.3"/>
     <w:p>
       <w:pPr>
         <w:pStyle w:val="Heading2"/>
@@ -24364,7 +24787,7 @@
         <w:t xml:space="preserve">dönüşümlerin genel adıdır.</w:t>
       </w:r>
     </w:p>
-    <w:bookmarkStart w:id="100" w:name="gizleme-ne-verir-ne-vermez"/>
+    <w:bookmarkStart w:id="127" w:name="gizleme-ne-verir-ne-vermez"/>
     <w:p>
       <w:pPr>
         <w:pStyle w:val="Heading3"/>
@@ -24518,8 +24941,8 @@
         <w:t xml:space="preserve">hassas bölümlere uygulanır.</w:t>
       </w:r>
     </w:p>
-    <w:bookmarkEnd w:id="100"/>
-    <w:bookmarkStart w:id="101" w:name="gizleme-teknikleri-bir-harita"/>
+    <w:bookmarkEnd w:id="127"/>
+    <w:bookmarkStart w:id="128" w:name="gizleme-teknikleri-bir-harita"/>
     <w:p>
       <w:pPr>
         <w:pStyle w:val="Heading3"/>
@@ -24938,9 +25361,9 @@
         </w:pict>
       </w:r>
     </w:p>
-    <w:bookmarkEnd w:id="101"/>
-    <w:bookmarkEnd w:id="102"/>
-    <w:bookmarkStart w:id="105" w:name="sembol-dize-ve-günlük-gizleme"/>
+    <w:bookmarkEnd w:id="128"/>
+    <w:bookmarkEnd w:id="129"/>
+    <w:bookmarkStart w:id="132" w:name="sembol-dize-ve-günlük-gizleme"/>
     <w:p>
       <w:pPr>
         <w:pStyle w:val="Heading2"/>
@@ -25039,7 +25462,7 @@
         <w:t xml:space="preserve">doğrudan söyler. Bu yüzden ilk ve en ucuz gizleme katmanı bu bilgileri ikili dosyadan çıkarmaktır.</w:t>
       </w:r>
     </w:p>
-    <w:bookmarkStart w:id="103" w:name="üç-basit-önlem"/>
+    <w:bookmarkStart w:id="130" w:name="üç-basit-önlem"/>
     <w:p>
       <w:pPr>
         <w:pStyle w:val="Heading3"/>
@@ -25658,8 +26081,8 @@
         <w:t xml:space="preserve">gizleme anahtarı bu yüzden kendisi de parçalanıp gizlenir ve çözme fonksiyonu ek denetimlerle korunur.</w:t>
       </w:r>
     </w:p>
-    <w:bookmarkEnd w:id="103"/>
-    <w:bookmarkStart w:id="104" w:name="demo-6-sembol-ve-dize-sızıntısı"/>
+    <w:bookmarkEnd w:id="130"/>
+    <w:bookmarkStart w:id="131" w:name="demo-6-sembol-ve-dize-sızıntısı"/>
     <w:p>
       <w:pPr>
         <w:pStyle w:val="Heading3"/>
@@ -26061,9 +26484,9 @@
         </w:pict>
       </w:r>
     </w:p>
-    <w:bookmarkEnd w:id="104"/>
-    <w:bookmarkEnd w:id="105"/>
-    <w:bookmarkStart w:id="108" w:name="X5b6e33f8c903112dabd407d5094f3585b1a15ec"/>
+    <w:bookmarkEnd w:id="131"/>
+    <w:bookmarkEnd w:id="132"/>
+    <w:bookmarkStart w:id="135" w:name="X5b6e33f8c903112dabd407d5094f3585b1a15ec"/>
     <w:p>
       <w:pPr>
         <w:pStyle w:val="Heading2"/>
@@ -26985,7 +27408,7 @@
         <w:t xml:space="preserve">dönüş değerlerinin de temelidir.</w:t>
       </w:r>
     </w:p>
-    <w:bookmarkStart w:id="106" w:name="demo-7-kontrol-akışı-düzleştirme"/>
+    <w:bookmarkStart w:id="133" w:name="demo-7-kontrol-akışı-düzleştirme"/>
     <w:p>
       <w:pPr>
         <w:pStyle w:val="Heading3"/>
@@ -27414,8 +27837,8 @@
         <w:t xml:space="preserve">Gizlemenin etkinliğini nasıl ölçeceğimizi (güç, dayanıklılık, maliyet) 9. haftada işleyeceğiz.</w:t>
       </w:r>
     </w:p>
-    <w:bookmarkEnd w:id="106"/>
-    <w:bookmarkStart w:id="107" w:name="Xb7b64981878235e9fbba81aa615bc1468bbe477"/>
+    <w:bookmarkEnd w:id="133"/>
+    <w:bookmarkStart w:id="134" w:name="Xb7b64981878235e9fbba81aa615bc1468bbe477"/>
     <w:p>
       <w:pPr>
         <w:pStyle w:val="Heading3"/>
@@ -27655,9 +28078,9 @@
         </w:pict>
       </w:r>
     </w:p>
-    <w:bookmarkEnd w:id="107"/>
-    <w:bookmarkEnd w:id="108"/>
-    <w:bookmarkStart w:id="109" w:name="dönem-projesi-bu-hafta"/>
+    <w:bookmarkEnd w:id="134"/>
+    <w:bookmarkEnd w:id="135"/>
+    <w:bookmarkStart w:id="136" w:name="dönem-projesi-bu-hafta"/>
     <w:p>
       <w:pPr>
         <w:pStyle w:val="Heading2"/>
@@ -27923,8 +28346,8 @@
         </w:pict>
       </w:r>
     </w:p>
-    <w:bookmarkEnd w:id="109"/>
-    <w:bookmarkStart w:id="110" w:name="kendi-başına-çalış"/>
+    <w:bookmarkEnd w:id="136"/>
+    <w:bookmarkStart w:id="137" w:name="kendi-başına-çalış"/>
     <w:p>
       <w:pPr>
         <w:pStyle w:val="Heading2"/>
@@ -28442,8 +28865,8 @@
         </w:pict>
       </w:r>
     </w:p>
-    <w:bookmarkEnd w:id="110"/>
-    <w:bookmarkStart w:id="111" w:name="kendini-sınama"/>
+    <w:bookmarkEnd w:id="137"/>
+    <w:bookmarkStart w:id="138" w:name="kendini-sınama"/>
     <w:p>
       <w:pPr>
         <w:pStyle w:val="Heading2"/>
@@ -28962,8 +29385,8 @@
         </w:pict>
       </w:r>
     </w:p>
-    <w:bookmarkEnd w:id="111"/>
-    <w:bookmarkStart w:id="112" w:name="kaynaklar-ve-ileri-okuma"/>
+    <w:bookmarkEnd w:id="138"/>
+    <w:bookmarkStart w:id="139" w:name="kaynaklar-ve-ileri-okuma"/>
     <w:p>
       <w:pPr>
         <w:pStyle w:val="Heading2"/>
@@ -29821,8 +30244,8 @@
         </w:tc>
       </w:tr>
     </w:tbl>
-    <w:bookmarkEnd w:id="112"/>
-    <w:bookmarkEnd w:id="113"/>
+    <w:bookmarkEnd w:id="139"/>
+    <w:bookmarkEnd w:id="140"/>
     <w:sectPr>
       <w:headerReference r:id="rId9" w:type="default"/>
       <w:footerReference r:id="rId10" w:type="default"/>

--- a/docs/week-4/cen429-week-4-ders-notu.en.docx
+++ b/docs/week-4/cen429-week-4-ders-notu.en.docx
@@ -2,7 +2,7 @@
 <file path=word/document.xml><?xml version="1.0" encoding="utf-8"?>
 <w:document xmlns:w="http://schemas.openxmlformats.org/wordprocessingml/2006/main" xmlns:m="http://schemas.openxmlformats.org/officeDocument/2006/math" xmlns:r="http://schemas.openxmlformats.org/officeDocument/2006/relationships" xmlns:o="urn:schemas-microsoft-com:office:office" xmlns:v="urn:schemas-microsoft-com:vml" xmlns:w10="urn:schemas-microsoft-com:office:word" xmlns:a="http://schemas.openxmlformats.org/drawingml/2006/main" xmlns:pic="http://schemas.openxmlformats.org/drawingml/2006/picture" xmlns:wp="http://schemas.openxmlformats.org/drawingml/2006/wordprocessingDrawing">
   <w:body>
-    <w:bookmarkStart w:id="140" w:name="hafta-4-kod-sağlamlaştırma-cc"/>
+    <w:bookmarkStart w:id="143" w:name="hafta-4-kod-sağlamlaştırma-cc"/>
     <w:p>
       <w:pPr>
         <w:pStyle w:val="Heading1"/>
@@ -18638,7 +18638,7 @@
     </w:p>
     <w:bookmarkEnd w:id="90"/>
     <w:bookmarkEnd w:id="91"/>
-    <w:bookmarkStart w:id="98" w:name="Xd1e3836cd56ccfe3bd0f165bcc391b13b0f4a9e"/>
+    <w:bookmarkStart w:id="101" w:name="Xd1e3836cd56ccfe3bd0f165bcc391b13b0f4a9e"/>
     <w:p>
       <w:pPr>
         <w:pStyle w:val="Heading2"/>
@@ -19342,7 +19342,7 @@
       </w:r>
     </w:p>
     <w:bookmarkEnd w:id="95"/>
-    <w:bookmarkStart w:id="96" w:name="veri-akışı-analizi-kaynak-hedef"/>
+    <w:bookmarkStart w:id="99" w:name="veri-akışı-analizi-kaynak-hedef"/>
     <w:p>
       <w:pPr>
         <w:pStyle w:val="Heading3"/>
@@ -19433,35 +19433,53 @@
     </w:p>
     <w:p>
       <w:pPr>
-        <w:pStyle w:val="SourceCode"/>
-      </w:pPr>
-      <w:r>
-        <w:rPr>
-          <w:rStyle w:val="VerbatimChar"/>
-        </w:rPr>
-        <w:t xml:space="preserve">kaynak: recv(sock, buf, ...)           ─┐</w:t>
-      </w:r>
-      <w:r>
-        <w:br/>
-      </w:r>
-      <w:r>
-        <w:rPr>
-          <w:rStyle w:val="VerbatimChar"/>
-        </w:rPr>
-        <w:t xml:space="preserve">        len = buf[1] &lt;&lt; 8 | buf[2]      │   doğrulama yok</w:t>
-      </w:r>
-      <w:r>
-        <w:br/>
-      </w:r>
-      <w:r>
-        <w:rPr>
-          <w:rStyle w:val="VerbatimChar"/>
-        </w:rPr>
-        <w:t xml:space="preserve">hedef:  memcpy(out, buf + 3, len)      ◀┘   → BULGU: CWE-787</w:t>
-      </w:r>
-    </w:p>
-    <w:bookmarkEnd w:id="96"/>
-    <w:bookmarkStart w:id="97" w:name="yanlış-alarmlarla-yaşamak"/>
+        <w:pStyle w:val="BodyText"/>
+      </w:pPr>
+      <w:r>
+        <w:drawing>
+          <wp:inline>
+            <wp:extent cx="5759999" cy="2377094"/>
+            <wp:effectExtent b="0" l="0" r="0" t="0"/>
+            <wp:docPr descr="Kirli veri takibi: kaynaktan hedefe, doğrulama olmadan" title="" id="97" name="Picture"/>
+            <a:graphic>
+              <a:graphicData uri="http://schemas.openxmlformats.org/drawingml/2006/picture">
+                <pic:pic>
+                  <pic:nvPicPr>
+                    <pic:cNvPr descr="h04-14-kirli-veri.png" id="98" name="Picture"/>
+                    <pic:cNvPicPr>
+                      <a:picLocks noChangeArrowheads="1" noChangeAspect="1"/>
+                    </pic:cNvPicPr>
+                  </pic:nvPicPr>
+                  <pic:blipFill>
+                    <a:blip r:embed="rId96"/>
+                    <a:stretch>
+                      <a:fillRect/>
+                    </a:stretch>
+                  </pic:blipFill>
+                  <pic:spPr bwMode="auto">
+                    <a:xfrm>
+                      <a:off x="0" y="0"/>
+                      <a:ext cx="5759999" cy="2377094"/>
+                    </a:xfrm>
+                    <a:prstGeom prst="rect">
+                      <a:avLst/>
+                    </a:prstGeom>
+                    <a:noFill/>
+                    <a:ln w="9525">
+                      <a:noFill/>
+                      <a:headEnd/>
+                      <a:tailEnd/>
+                    </a:ln>
+                  </pic:spPr>
+                </pic:pic>
+              </a:graphicData>
+            </a:graphic>
+          </wp:inline>
+        </w:drawing>
+      </w:r>
+    </w:p>
+    <w:bookmarkEnd w:id="99"/>
+    <w:bookmarkStart w:id="100" w:name="yanlış-alarmlarla-yaşamak"/>
     <w:p>
       <w:pPr>
         <w:pStyle w:val="Heading3"/>
@@ -19616,9 +19634,9 @@
         </w:pict>
       </w:r>
     </w:p>
-    <w:bookmarkEnd w:id="97"/>
-    <w:bookmarkEnd w:id="98"/>
-    <w:bookmarkStart w:id="104" w:name="Xbad993435e2ad760e3d94c60bfe9ca5e79621fc"/>
+    <w:bookmarkEnd w:id="100"/>
+    <w:bookmarkEnd w:id="101"/>
+    <w:bookmarkStart w:id="107" w:name="Xbad993435e2ad760e3d94c60bfe9ca5e79621fc"/>
     <w:p>
       <w:pPr>
         <w:pStyle w:val="Heading2"/>
@@ -19685,18 +19703,18 @@
           <wp:inline>
             <wp:extent cx="5759999" cy="2281967"/>
             <wp:effectExtent b="0" l="0" r="0" t="0"/>
-            <wp:docPr descr="AddressSanitizer redzone mantığı" title="" id="100" name="Picture"/>
+            <wp:docPr descr="AddressSanitizer redzone mantığı" title="" id="103" name="Picture"/>
             <a:graphic>
               <a:graphicData uri="http://schemas.openxmlformats.org/drawingml/2006/picture">
                 <pic:pic>
                   <pic:nvPicPr>
-                    <pic:cNvPr descr="h04-11-asan.png" id="101" name="Picture"/>
+                    <pic:cNvPr descr="h04-11-asan.png" id="104" name="Picture"/>
                     <pic:cNvPicPr>
                       <a:picLocks noChangeArrowheads="1" noChangeAspect="1"/>
                     </pic:cNvPicPr>
                   </pic:nvPicPr>
                   <pic:blipFill>
-                    <a:blip r:embed="rId99"/>
+                    <a:blip r:embed="rId102"/>
                     <a:stretch>
                       <a:fillRect/>
                     </a:stretch>
@@ -20124,7 +20142,7 @@
         </w:tc>
       </w:tr>
     </w:tbl>
-    <w:bookmarkStart w:id="102" w:name="asan-nasıl-çalışır-gölge-bellek"/>
+    <w:bookmarkStart w:id="105" w:name="asan-nasıl-çalışır-gölge-bellek"/>
     <w:p>
       <w:pPr>
         <w:pStyle w:val="Heading3"/>
@@ -20243,8 +20261,8 @@
         <w:t xml:space="preserve">alandan komşu alana), arada zehirli bölge olmadığı için ASan göremez.</w:t>
       </w:r>
     </w:p>
-    <w:bookmarkEnd w:id="102"/>
-    <w:bookmarkStart w:id="103" w:name="pratik-kullanım"/>
+    <w:bookmarkEnd w:id="105"/>
+    <w:bookmarkStart w:id="106" w:name="pratik-kullanım"/>
     <w:p>
       <w:pPr>
         <w:pStyle w:val="Heading3"/>
@@ -20460,9 +20478,9 @@
         </w:pict>
       </w:r>
     </w:p>
-    <w:bookmarkEnd w:id="103"/>
-    <w:bookmarkEnd w:id="104"/>
-    <w:bookmarkStart w:id="111" w:name="fuzzinge-giriş"/>
+    <w:bookmarkEnd w:id="106"/>
+    <w:bookmarkEnd w:id="107"/>
+    <w:bookmarkStart w:id="114" w:name="fuzzinge-giriş"/>
     <w:p>
       <w:pPr>
         <w:pStyle w:val="Heading2"/>
@@ -20507,7 +20525,7 @@
         <w:t xml:space="preserve">açık kaynak projeler için sürdürdüğü OSS-Fuzz hizmeti, yıllar içinde on binlerce hata bulmuştur.</w:t>
       </w:r>
     </w:p>
-    <w:bookmarkStart w:id="108" w:name="kapsam-güdümlü-fuzzing-nasıl-çalışır"/>
+    <w:bookmarkStart w:id="111" w:name="kapsam-güdümlü-fuzzing-nasıl-çalışır"/>
     <w:p>
       <w:pPr>
         <w:pStyle w:val="Heading3"/>
@@ -20549,18 +20567,18 @@
           <wp:inline>
             <wp:extent cx="5759999" cy="2561342"/>
             <wp:effectExtent b="0" l="0" r="0" t="0"/>
-            <wp:docPr descr="Kapsam güdümlü fuzzing döngüsü" title="" id="106" name="Picture"/>
+            <wp:docPr descr="Kapsam güdümlü fuzzing döngüsü" title="" id="109" name="Picture"/>
             <a:graphic>
               <a:graphicData uri="http://schemas.openxmlformats.org/drawingml/2006/picture">
                 <pic:pic>
                   <pic:nvPicPr>
-                    <pic:cNvPr descr="h04-01-fuzzing-dongusu.png" id="107" name="Picture"/>
+                    <pic:cNvPr descr="h04-01-fuzzing-dongusu.png" id="110" name="Picture"/>
                     <pic:cNvPicPr>
                       <a:picLocks noChangeArrowheads="1" noChangeAspect="1"/>
                     </pic:cNvPicPr>
                   </pic:nvPicPr>
                   <pic:blipFill>
-                    <a:blip r:embed="rId105"/>
+                    <a:blip r:embed="rId108"/>
                     <a:stretch>
                       <a:fillRect/>
                     </a:stretch>
@@ -20619,8 +20637,8 @@
         <w:t xml:space="preserve">durumlar da yakalanır.</w:t>
       </w:r>
     </w:p>
-    <w:bookmarkEnd w:id="108"/>
-    <w:bookmarkStart w:id="109" w:name="fuzz-hedefi-harness-yazmak"/>
+    <w:bookmarkEnd w:id="111"/>
+    <w:bookmarkStart w:id="112" w:name="fuzz-hedefi-harness-yazmak"/>
     <w:p>
       <w:pPr>
         <w:pStyle w:val="Heading3"/>
@@ -21172,8 +21190,8 @@
         <w:t xml:space="preserve">(her ayrıştırıcıya ayrı hedef).</w:t>
       </w:r>
     </w:p>
-    <w:bookmarkEnd w:id="109"/>
-    <w:bookmarkStart w:id="110" w:name="demo-4-fuzzing-ile-hata-bulmak"/>
+    <w:bookmarkEnd w:id="112"/>
+    <w:bookmarkStart w:id="113" w:name="demo-4-fuzzing-ile-hata-bulmak"/>
     <w:p>
       <w:pPr>
         <w:pStyle w:val="Heading3"/>
@@ -21684,9 +21702,9 @@
         </w:pict>
       </w:r>
     </w:p>
-    <w:bookmarkEnd w:id="110"/>
-    <w:bookmarkEnd w:id="111"/>
-    <w:bookmarkStart w:id="119" w:name="derleyici-ve-işletim-sistemi-korumaları"/>
+    <w:bookmarkEnd w:id="113"/>
+    <w:bookmarkEnd w:id="114"/>
+    <w:bookmarkStart w:id="122" w:name="derleyici-ve-işletim-sistemi-korumaları"/>
     <w:p>
       <w:pPr>
         <w:pStyle w:val="Heading2"/>
@@ -21770,18 +21788,18 @@
           <wp:inline>
             <wp:extent cx="5759999" cy="2786354"/>
             <wp:effectExtent b="0" l="0" r="0" t="0"/>
-            <wp:docPr descr="Derleyici ve işletim sistemi koruma katmanları" title="" id="113" name="Picture"/>
+            <wp:docPr descr="Derleyici ve işletim sistemi koruma katmanları" title="" id="116" name="Picture"/>
             <a:graphic>
               <a:graphicData uri="http://schemas.openxmlformats.org/drawingml/2006/picture">
                 <pic:pic>
                   <pic:nvPicPr>
-                    <pic:cNvPr descr="h04-02-derleyici-os-korumalari.png" id="114" name="Picture"/>
+                    <pic:cNvPr descr="h04-02-derleyici-os-korumalari.png" id="117" name="Picture"/>
                     <pic:cNvPicPr>
                       <a:picLocks noChangeArrowheads="1" noChangeAspect="1"/>
                     </pic:cNvPicPr>
                   </pic:nvPicPr>
                   <pic:blipFill>
-                    <a:blip r:embed="rId112"/>
+                    <a:blip r:embed="rId115"/>
                     <a:stretch>
                       <a:fillRect/>
                     </a:stretch>
@@ -21835,7 +21853,7 @@
         <w:t xml:space="preserve">ortadan kalkar.</w:t>
       </w:r>
     </w:p>
-    <w:bookmarkStart w:id="115" w:name="korumalar-ve-bayraklar"/>
+    <w:bookmarkStart w:id="118" w:name="korumalar-ve-bayraklar"/>
     <w:p>
       <w:pPr>
         <w:pStyle w:val="Heading3"/>
@@ -22420,8 +22438,8 @@
         </w:tc>
       </w:tr>
     </w:tbl>
-    <w:bookmarkEnd w:id="115"/>
-    <w:bookmarkStart w:id="116" w:name="her-koruma-neyi-durdurur-neyi-durdurmaz"/>
+    <w:bookmarkEnd w:id="118"/>
+    <w:bookmarkStart w:id="119" w:name="her-koruma-neyi-durdurur-neyi-durdurmaz"/>
     <w:p>
       <w:pPr>
         <w:pStyle w:val="Heading3"/>
@@ -22739,8 +22757,8 @@
         <w:t xml:space="preserve">bozulması gibi) durdurmaz.</w:t>
       </w:r>
     </w:p>
-    <w:bookmarkEnd w:id="116"/>
-    <w:bookmarkStart w:id="117" w:name="demo-5-korumaları-açıp-kapatmak"/>
+    <w:bookmarkEnd w:id="119"/>
+    <w:bookmarkStart w:id="120" w:name="demo-5-korumaları-açıp-kapatmak"/>
     <w:p>
       <w:pPr>
         <w:pStyle w:val="Heading3"/>
@@ -23062,8 +23080,8 @@
         <w:t xml:space="preserve">ele geçirilmemiştir.</w:t>
       </w:r>
     </w:p>
-    <w:bookmarkEnd w:id="117"/>
-    <w:bookmarkStart w:id="118" w:name="X6380cdeaeea016256a222d4242f72d8a0a56d3d"/>
+    <w:bookmarkEnd w:id="120"/>
+    <w:bookmarkStart w:id="121" w:name="X6380cdeaeea016256a222d4242f72d8a0a56d3d"/>
     <w:p>
       <w:pPr>
         <w:pStyle w:val="Heading3"/>
@@ -23792,9 +23810,9 @@
         </w:pict>
       </w:r>
     </w:p>
-    <w:bookmarkEnd w:id="118"/>
-    <w:bookmarkEnd w:id="119"/>
-    <w:bookmarkStart w:id="126" w:name="X7ce36a0c6c30cef9b4ca4bc96b5bc0faa0b38e6"/>
+    <w:bookmarkEnd w:id="121"/>
+    <w:bookmarkEnd w:id="122"/>
+    <w:bookmarkStart w:id="129" w:name="X7ce36a0c6c30cef9b4ca4bc96b5bc0faa0b38e6"/>
     <w:p>
       <w:pPr>
         <w:pStyle w:val="Heading2"/>
@@ -23839,7 +23857,7 @@
         <w:t xml:space="preserve">çıkar. Sürekli entegrasyon (CI) hattı bu gerilemeyi yakalamanın yoludur.</w:t>
       </w:r>
     </w:p>
-    <w:bookmarkStart w:id="123" w:name="örnek-bir-hat"/>
+    <w:bookmarkStart w:id="126" w:name="örnek-bir-hat"/>
     <w:p>
       <w:pPr>
         <w:pStyle w:val="Heading3"/>
@@ -23857,18 +23875,18 @@
           <wp:inline>
             <wp:extent cx="5759999" cy="2748610"/>
             <wp:effectExtent b="0" l="0" r="0" t="0"/>
-            <wp:docPr descr="Güvenli derleme hattının yedi adımı" title="" id="121" name="Picture"/>
+            <wp:docPr descr="Güvenli derleme hattının yedi adımı" title="" id="124" name="Picture"/>
             <a:graphic>
               <a:graphicData uri="http://schemas.openxmlformats.org/drawingml/2006/picture">
                 <pic:pic>
                   <pic:nvPicPr>
-                    <pic:cNvPr descr="h04-03-ci-hatti.png" id="122" name="Picture"/>
+                    <pic:cNvPr descr="h04-03-ci-hatti.png" id="125" name="Picture"/>
                     <pic:cNvPicPr>
                       <a:picLocks noChangeArrowheads="1" noChangeAspect="1"/>
                     </pic:cNvPicPr>
                   </pic:nvPicPr>
                   <pic:blipFill>
-                    <a:blip r:embed="rId120"/>
+                    <a:blip r:embed="rId123"/>
                     <a:stretch>
                       <a:fillRect/>
                     </a:stretch>
@@ -24168,8 +24186,8 @@
         <w:t xml:space="preserve">ve her derlemede çalıştırılır. Böylece aynı hata bir daha kod tabanına giremez.</w:t>
       </w:r>
     </w:p>
-    <w:bookmarkEnd w:id="123"/>
-    <w:bookmarkStart w:id="124" w:name="dersin-cmake-yapısında-kipler"/>
+    <w:bookmarkEnd w:id="126"/>
+    <w:bookmarkStart w:id="127" w:name="dersin-cmake-yapısında-kipler"/>
     <w:p>
       <w:pPr>
         <w:pStyle w:val="Heading3"/>
@@ -24597,8 +24615,8 @@
         <w:t xml:space="preserve">sürüm için korumalar açık ve günlük kapalı.</w:t>
       </w:r>
     </w:p>
-    <w:bookmarkEnd w:id="124"/>
-    <w:bookmarkStart w:id="125" w:name="X418169906745994f1e5d1b571c7c7f1b5aec62d"/>
+    <w:bookmarkEnd w:id="127"/>
+    <w:bookmarkStart w:id="128" w:name="X418169906745994f1e5d1b571c7c7f1b5aec62d"/>
     <w:p>
       <w:pPr>
         <w:pStyle w:val="Heading3"/>
@@ -24702,9 +24720,9 @@
         </w:pict>
       </w:r>
     </w:p>
-    <w:bookmarkEnd w:id="125"/>
-    <w:bookmarkEnd w:id="126"/>
-    <w:bookmarkStart w:id="129" w:name="kod-gizlemeye-giriş-tarif-12.1-12.3"/>
+    <w:bookmarkEnd w:id="128"/>
+    <w:bookmarkEnd w:id="129"/>
+    <w:bookmarkStart w:id="132" w:name="kod-gizlemeye-giriş-tarif-12.1-12.3"/>
     <w:p>
       <w:pPr>
         <w:pStyle w:val="Heading2"/>
@@ -24787,7 +24805,7 @@
         <w:t xml:space="preserve">dönüşümlerin genel adıdır.</w:t>
       </w:r>
     </w:p>
-    <w:bookmarkStart w:id="127" w:name="gizleme-ne-verir-ne-vermez"/>
+    <w:bookmarkStart w:id="130" w:name="gizleme-ne-verir-ne-vermez"/>
     <w:p>
       <w:pPr>
         <w:pStyle w:val="Heading3"/>
@@ -24941,8 +24959,8 @@
         <w:t xml:space="preserve">hassas bölümlere uygulanır.</w:t>
       </w:r>
     </w:p>
-    <w:bookmarkEnd w:id="127"/>
-    <w:bookmarkStart w:id="128" w:name="gizleme-teknikleri-bir-harita"/>
+    <w:bookmarkEnd w:id="130"/>
+    <w:bookmarkStart w:id="131" w:name="gizleme-teknikleri-bir-harita"/>
     <w:p>
       <w:pPr>
         <w:pStyle w:val="Heading3"/>
@@ -25361,9 +25379,9 @@
         </w:pict>
       </w:r>
     </w:p>
-    <w:bookmarkEnd w:id="128"/>
-    <w:bookmarkEnd w:id="129"/>
-    <w:bookmarkStart w:id="132" w:name="sembol-dize-ve-günlük-gizleme"/>
+    <w:bookmarkEnd w:id="131"/>
+    <w:bookmarkEnd w:id="132"/>
+    <w:bookmarkStart w:id="135" w:name="sembol-dize-ve-günlük-gizleme"/>
     <w:p>
       <w:pPr>
         <w:pStyle w:val="Heading2"/>
@@ -25462,7 +25480,7 @@
         <w:t xml:space="preserve">doğrudan söyler. Bu yüzden ilk ve en ucuz gizleme katmanı bu bilgileri ikili dosyadan çıkarmaktır.</w:t>
       </w:r>
     </w:p>
-    <w:bookmarkStart w:id="130" w:name="üç-basit-önlem"/>
+    <w:bookmarkStart w:id="133" w:name="üç-basit-önlem"/>
     <w:p>
       <w:pPr>
         <w:pStyle w:val="Heading3"/>
@@ -26081,8 +26099,8 @@
         <w:t xml:space="preserve">gizleme anahtarı bu yüzden kendisi de parçalanıp gizlenir ve çözme fonksiyonu ek denetimlerle korunur.</w:t>
       </w:r>
     </w:p>
-    <w:bookmarkEnd w:id="130"/>
-    <w:bookmarkStart w:id="131" w:name="demo-6-sembol-ve-dize-sızıntısı"/>
+    <w:bookmarkEnd w:id="133"/>
+    <w:bookmarkStart w:id="134" w:name="demo-6-sembol-ve-dize-sızıntısı"/>
     <w:p>
       <w:pPr>
         <w:pStyle w:val="Heading3"/>
@@ -26484,9 +26502,9 @@
         </w:pict>
       </w:r>
     </w:p>
-    <w:bookmarkEnd w:id="131"/>
-    <w:bookmarkEnd w:id="132"/>
-    <w:bookmarkStart w:id="135" w:name="X5b6e33f8c903112dabd407d5094f3585b1a15ec"/>
+    <w:bookmarkEnd w:id="134"/>
+    <w:bookmarkEnd w:id="135"/>
+    <w:bookmarkStart w:id="138" w:name="X5b6e33f8c903112dabd407d5094f3585b1a15ec"/>
     <w:p>
       <w:pPr>
         <w:pStyle w:val="Heading2"/>
@@ -27408,7 +27426,7 @@
         <w:t xml:space="preserve">dönüş değerlerinin de temelidir.</w:t>
       </w:r>
     </w:p>
-    <w:bookmarkStart w:id="133" w:name="demo-7-kontrol-akışı-düzleştirme"/>
+    <w:bookmarkStart w:id="136" w:name="demo-7-kontrol-akışı-düzleştirme"/>
     <w:p>
       <w:pPr>
         <w:pStyle w:val="Heading3"/>
@@ -27837,8 +27855,8 @@
         <w:t xml:space="preserve">Gizlemenin etkinliğini nasıl ölçeceğimizi (güç, dayanıklılık, maliyet) 9. haftada işleyeceğiz.</w:t>
       </w:r>
     </w:p>
-    <w:bookmarkEnd w:id="133"/>
-    <w:bookmarkStart w:id="134" w:name="Xb7b64981878235e9fbba81aa615bc1468bbe477"/>
+    <w:bookmarkEnd w:id="136"/>
+    <w:bookmarkStart w:id="137" w:name="Xb7b64981878235e9fbba81aa615bc1468bbe477"/>
     <w:p>
       <w:pPr>
         <w:pStyle w:val="Heading3"/>
@@ -28078,9 +28096,9 @@
         </w:pict>
       </w:r>
     </w:p>
-    <w:bookmarkEnd w:id="134"/>
-    <w:bookmarkEnd w:id="135"/>
-    <w:bookmarkStart w:id="136" w:name="dönem-projesi-bu-hafta"/>
+    <w:bookmarkEnd w:id="137"/>
+    <w:bookmarkEnd w:id="138"/>
+    <w:bookmarkStart w:id="139" w:name="dönem-projesi-bu-hafta"/>
     <w:p>
       <w:pPr>
         <w:pStyle w:val="Heading2"/>
@@ -28346,8 +28364,8 @@
         </w:pict>
       </w:r>
     </w:p>
-    <w:bookmarkEnd w:id="136"/>
-    <w:bookmarkStart w:id="137" w:name="kendi-başına-çalış"/>
+    <w:bookmarkEnd w:id="139"/>
+    <w:bookmarkStart w:id="140" w:name="kendi-başına-çalış"/>
     <w:p>
       <w:pPr>
         <w:pStyle w:val="Heading2"/>
@@ -28865,8 +28883,8 @@
         </w:pict>
       </w:r>
     </w:p>
-    <w:bookmarkEnd w:id="137"/>
-    <w:bookmarkStart w:id="138" w:name="kendini-sınama"/>
+    <w:bookmarkEnd w:id="140"/>
+    <w:bookmarkStart w:id="141" w:name="kendini-sınama"/>
     <w:p>
       <w:pPr>
         <w:pStyle w:val="Heading2"/>
@@ -29385,8 +29403,8 @@
         </w:pict>
       </w:r>
     </w:p>
-    <w:bookmarkEnd w:id="138"/>
-    <w:bookmarkStart w:id="139" w:name="kaynaklar-ve-ileri-okuma"/>
+    <w:bookmarkEnd w:id="141"/>
+    <w:bookmarkStart w:id="142" w:name="kaynaklar-ve-ileri-okuma"/>
     <w:p>
       <w:pPr>
         <w:pStyle w:val="Heading2"/>
@@ -30244,8 +30262,8 @@
         </w:tc>
       </w:tr>
     </w:tbl>
-    <w:bookmarkEnd w:id="139"/>
-    <w:bookmarkEnd w:id="140"/>
+    <w:bookmarkEnd w:id="142"/>
+    <w:bookmarkEnd w:id="143"/>
     <w:sectPr>
       <w:headerReference r:id="rId9" w:type="default"/>
       <w:footerReference r:id="rId10" w:type="default"/>

--- a/docs/week-4/cen429-week-4-ders-notu.en.docx
+++ b/docs/week-4/cen429-week-4-ders-notu.en.docx
@@ -2,7 +2,7 @@
 <file path=word/document.xml><?xml version="1.0" encoding="utf-8"?>
 <w:document xmlns:w="http://schemas.openxmlformats.org/wordprocessingml/2006/main" xmlns:m="http://schemas.openxmlformats.org/officeDocument/2006/math" xmlns:r="http://schemas.openxmlformats.org/officeDocument/2006/relationships" xmlns:o="urn:schemas-microsoft-com:office:office" xmlns:v="urn:schemas-microsoft-com:vml" xmlns:w10="urn:schemas-microsoft-com:office:word" xmlns:a="http://schemas.openxmlformats.org/drawingml/2006/main" xmlns:pic="http://schemas.openxmlformats.org/drawingml/2006/picture" xmlns:wp="http://schemas.openxmlformats.org/drawingml/2006/wordprocessingDrawing">
   <w:body>
-    <w:bookmarkStart w:id="169" w:name="week-4-code-hardening-cc"/>
+    <w:bookmarkStart w:id="173" w:name="week-4-code-hardening-cc"/>
     <w:p>
       <w:pPr>
         <w:pStyle w:val="Heading1"/>
@@ -147,7 +147,21 @@
               <w:t xml:space="preserve">free</w:t>
             </w:r>
             <w:r>
-              <w:t xml:space="preserve">) in C; memory layout, stack and heap from Week 1; building and basic</w:t>
+              <w:t xml:space="preserve">) in C; memory layout, stack and heap from</w:t>
+            </w:r>
+            <w:r>
+              <w:t xml:space="preserve"> </w:t>
+            </w:r>
+            <w:hyperlink r:id="rId20">
+              <w:r>
+                <w:rPr>
+                  <w:rStyle w:val="Hyperlink"/>
+                </w:rPr>
+                <w:t xml:space="preserve">Week 1</w:t>
+              </w:r>
+            </w:hyperlink>
+            <w:r>
+              <w:t xml:space="preserve">; building and basic</w:t>
             </w:r>
             <w:r>
               <w:t xml:space="preserve"> </w:t>
@@ -189,7 +203,7 @@
             <w:pPr>
               <w:pStyle w:val="Compact"/>
             </w:pPr>
-            <w:hyperlink r:id="rId20">
+            <w:hyperlink r:id="rId21">
               <w:r>
                 <w:rPr>
                   <w:rStyle w:val="VerbatimChar"/>
@@ -1327,13 +1341,13 @@
         </w:pict>
       </w:r>
     </w:p>
-    <w:bookmarkStart w:id="41" w:name="basic-concepts-from-scratch"/>
+    <w:bookmarkStart w:id="32" w:name="before-we-start"/>
     <w:p>
       <w:pPr>
         <w:pStyle w:val="Heading2"/>
       </w:pPr>
       <w:r>
-        <w:t xml:space="preserve">0. Basic concepts (from scratch)</w:t>
+        <w:t xml:space="preserve">0. Before we start</w:t>
       </w:r>
     </w:p>
     <w:p>
@@ -1341,26 +1355,31 @@
         <w:pStyle w:val="FirstParagraph"/>
       </w:pPr>
       <w:r>
-        <w:t xml:space="preserve">This section</w:t>
-      </w:r>
-      <w:r>
-        <w:t xml:space="preserve"> </w:t>
-      </w:r>
-      <w:r>
-        <w:rPr>
-          <w:b/>
-          <w:bCs/>
-        </w:rPr>
-        <w:t xml:space="preserve">assumes no prior knowledge</w:t>
-      </w:r>
-      <w:r>
-        <w:t xml:space="preserve">. We define, from scratch, the terms we will use throughout the rest of</w:t>
-      </w:r>
-      <w:r>
-        <w:t xml:space="preserve"> </w:t>
-      </w:r>
-      <w:r>
-        <w:t xml:space="preserve">the week. If you don’t know a term, read this section first; the later sections build on it.</w:t>
+        <w:t xml:space="preserve">This section prepares you for the week. It first briefly recalls the earlier topics this week builds on; it then</w:t>
+      </w:r>
+      <w:r>
+        <w:t xml:space="preserve"> </w:t>
+      </w:r>
+      <w:r>
+        <w:t xml:space="preserve">defines each of this week’s concepts in one sentence and links it to the section where it is explained in full.</w:t>
+      </w:r>
+      <w:r>
+        <w:t xml:space="preserve"> </w:t>
+      </w:r>
+      <w:r>
+        <w:t xml:space="preserve">Background knowledge not covered in earlier weeks is explained from scratch under the</w:t>
+      </w:r>
+      <w:r>
+        <w:t xml:space="preserve"> </w:t>
+      </w:r>
+      <w:r>
+        <w:t xml:space="preserve">“Background”</w:t>
+      </w:r>
+      <w:r>
+        <w:t xml:space="preserve"> </w:t>
+      </w:r>
+      <w:r>
+        <w:t xml:space="preserve">headings.</w:t>
       </w:r>
     </w:p>
     <w:p>
@@ -1370,20 +1389,20 @@
       <w:r>
         <w:drawing>
           <wp:inline>
-            <wp:extent cx="5759999" cy="2470728"/>
+            <wp:extent cx="5759999" cy="2646260"/>
             <wp:effectExtent b="0" l="0" r="0" t="0"/>
-            <wp:docPr descr="Comparison of stack and heap memory" title="" id="22" name="Picture"/>
+            <wp:docPr descr="Comparison of stack and heap memory" title="" id="23" name="Picture"/>
             <a:graphic>
               <a:graphicData uri="http://schemas.openxmlformats.org/drawingml/2006/picture">
                 <pic:pic>
                   <pic:nvPicPr>
-                    <pic:cNvPr descr="h04-13-yigin-obek.png" id="23" name="Picture"/>
+                    <pic:cNvPr descr="h04-13-yigin-obek.png" id="24" name="Picture"/>
                     <pic:cNvPicPr>
                       <a:picLocks noChangeArrowheads="1" noChangeAspect="1"/>
                     </pic:cNvPicPr>
                   </pic:nvPicPr>
                   <pic:blipFill>
-                    <a:blip r:embed="rId21"/>
+                    <a:blip r:embed="rId22"/>
                     <a:stretch>
                       <a:fillRect/>
                     </a:stretch>
@@ -1391,7 +1410,7 @@
                   <pic:spPr bwMode="auto">
                     <a:xfrm>
                       <a:off x="0" y="0"/>
-                      <a:ext cx="5759999" cy="2470728"/>
+                      <a:ext cx="5759999" cy="2646260"/>
                     </a:xfrm>
                     <a:prstGeom prst="rect">
                       <a:avLst/>
@@ -1410,13 +1429,13 @@
         </w:drawing>
       </w:r>
     </w:p>
-    <w:bookmarkStart w:id="24" w:name="memory-stack-and-heap"/>
+    <w:bookmarkStart w:id="29" w:name="what-we-bring-from-earlier-weeks"/>
     <w:p>
       <w:pPr>
         <w:pStyle w:val="Heading3"/>
       </w:pPr>
       <w:r>
-        <w:t xml:space="preserve">Memory: stack and heap</w:t>
+        <w:t xml:space="preserve">What we bring from earlier weeks</w:t>
       </w:r>
     </w:p>
     <w:p>
@@ -1432,13 +1451,90 @@
           <w:b/>
           <w:bCs/>
         </w:rPr>
-        <w:t xml:space="preserve">Stack:</w:t>
-      </w:r>
-      <w:r>
-        <w:t xml:space="preserve"> </w:t>
-      </w:r>
-      <w:r>
-        <w:t xml:space="preserve">automatically managed memory that holds the local variables of function calls.</w:t>
+        <w:t xml:space="preserve">Process memory: stack and heap</w:t>
+      </w:r>
+      <w:r>
+        <w:t xml:space="preserve"> </w:t>
+      </w:r>
+      <w:r>
+        <w:t xml:space="preserve">— the memory a running program uses; the stack automatically manages the</w:t>
+      </w:r>
+      <w:r>
+        <w:t xml:space="preserve"> </w:t>
+      </w:r>
+      <w:r>
+        <w:t xml:space="preserve">local variables of function calls, and the heap is allocated manually with</w:t>
+      </w:r>
+      <w:r>
+        <w:t xml:space="preserve"> </w:t>
+      </w:r>
+      <w:r>
+        <w:rPr>
+          <w:rStyle w:val="VerbatimChar"/>
+        </w:rPr>
+        <w:t xml:space="preserve">malloc</w:t>
+      </w:r>
+      <w:r>
+        <w:t xml:space="preserve">/</w:t>
+      </w:r>
+      <w:r>
+        <w:rPr>
+          <w:rStyle w:val="VerbatimChar"/>
+        </w:rPr>
+        <w:t xml:space="preserve">new</w:t>
+      </w:r>
+      <w:r>
+        <w:t xml:space="preserve"> </w:t>
+      </w:r>
+      <w:r>
+        <w:t xml:space="preserve">and released with</w:t>
+      </w:r>
+      <w:r>
+        <w:t xml:space="preserve"> </w:t>
+      </w:r>
+      <w:r>
+        <w:rPr>
+          <w:rStyle w:val="VerbatimChar"/>
+        </w:rPr>
+        <w:t xml:space="preserve">free</w:t>
+      </w:r>
+      <w:r>
+        <w:t xml:space="preserve">/</w:t>
+      </w:r>
+      <w:r>
+        <w:rPr>
+          <w:rStyle w:val="VerbatimChar"/>
+        </w:rPr>
+        <w:t xml:space="preserve">delete</w:t>
+      </w:r>
+      <w:r>
+        <w:t xml:space="preserve"> </w:t>
+      </w:r>
+      <w:r>
+        <w:t xml:space="preserve">(</w:t>
+      </w:r>
+      <w:hyperlink r:id="rId25">
+        <w:r>
+          <w:rPr>
+            <w:rStyle w:val="Hyperlink"/>
+          </w:rPr>
+          <w:t xml:space="preserve">Week 1, §13</w:t>
+        </w:r>
+      </w:hyperlink>
+      <w:r>
+        <w:t xml:space="preserve">). This</w:t>
+      </w:r>
+      <w:r>
+        <w:t xml:space="preserve"> </w:t>
+      </w:r>
+      <w:r>
+        <w:t xml:space="preserve">week we build on this in §6 (reallocating a freed heap block) and §12 (protecting the stack frame with a</w:t>
+      </w:r>
+      <w:r>
+        <w:t xml:space="preserve"> </w:t>
+      </w:r>
+      <w:r>
+        <w:t xml:space="preserve">canary).</w:t>
       </w:r>
     </w:p>
     <w:p>
@@ -1454,92 +1550,42 @@
           <w:b/>
           <w:bCs/>
         </w:rPr>
-        <w:t xml:space="preserve">Heap:</w:t>
-      </w:r>
-      <w:r>
-        <w:t xml:space="preserve"> </w:t>
-      </w:r>
-      <w:r>
-        <w:t xml:space="preserve">memory allocated</w:t>
-      </w:r>
-      <w:r>
-        <w:t xml:space="preserve"> </w:t>
-      </w:r>
-      <w:r>
-        <w:rPr>
-          <w:b/>
-          <w:bCs/>
-        </w:rPr>
-        <w:t xml:space="preserve">manually</w:t>
-      </w:r>
-      <w:r>
-        <w:t xml:space="preserve"> </w:t>
-      </w:r>
-      <w:r>
-        <w:t xml:space="preserve">with</w:t>
-      </w:r>
-      <w:r>
-        <w:t xml:space="preserve"> </w:t>
-      </w:r>
-      <w:r>
-        <w:rPr>
-          <w:rStyle w:val="VerbatimChar"/>
-        </w:rPr>
-        <w:t xml:space="preserve">malloc</w:t>
-      </w:r>
-      <w:r>
-        <w:t xml:space="preserve">/</w:t>
-      </w:r>
-      <w:r>
-        <w:rPr>
-          <w:rStyle w:val="VerbatimChar"/>
-        </w:rPr>
-        <w:t xml:space="preserve">new</w:t>
-      </w:r>
-      <w:r>
-        <w:t xml:space="preserve"> </w:t>
-      </w:r>
-      <w:r>
-        <w:t xml:space="preserve">and released with</w:t>
-      </w:r>
-      <w:r>
-        <w:t xml:space="preserve"> </w:t>
-      </w:r>
-      <w:r>
-        <w:rPr>
-          <w:rStyle w:val="VerbatimChar"/>
-        </w:rPr>
-        <w:t xml:space="preserve">free</w:t>
-      </w:r>
-      <w:r>
-        <w:t xml:space="preserve">/</w:t>
-      </w:r>
-      <w:r>
-        <w:rPr>
-          <w:rStyle w:val="VerbatimChar"/>
-        </w:rPr>
-        <w:t xml:space="preserve">delete</w:t>
-      </w:r>
-      <w:r>
-        <w:t xml:space="preserve">.</w:t>
-      </w:r>
-    </w:p>
-    <w:p>
-      <w:pPr>
-        <w:pStyle w:val="FirstParagraph"/>
-      </w:pPr>
-      <w:r>
-        <w:t xml:space="preserve">Both can be a source of overflows and bugs.</w:t>
-      </w:r>
-    </w:p>
-    <w:bookmarkEnd w:id="24"/>
-    <w:bookmarkStart w:id="25" w:name="pointer"/>
-    <w:p>
-      <w:pPr>
-        <w:pStyle w:val="Heading3"/>
-      </w:pPr>
-      <w:r>
-        <w:t xml:space="preserve">Pointer</w:t>
+        <w:t xml:space="preserve">Buffer overflow</w:t>
+      </w:r>
+      <w:r>
+        <w:t xml:space="preserve"> </w:t>
+      </w:r>
+      <w:r>
+        <w:t xml:space="preserve">— a program writing more data to an array than the size allocated for it; the overflowing</w:t>
+      </w:r>
+      <w:r>
+        <w:t xml:space="preserve"> </w:t>
+      </w:r>
+      <w:r>
+        <w:t xml:space="preserve">bytes land in the memory right next to the buffer, overwriting other variables or the return address</w:t>
+      </w:r>
+      <w:r>
+        <w:t xml:space="preserve"> </w:t>
+      </w:r>
+      <w:r>
+        <w:t xml:space="preserve">(</w:t>
+      </w:r>
+      <w:hyperlink r:id="rId26">
+        <w:r>
+          <w:rPr>
+            <w:rStyle w:val="Hyperlink"/>
+          </w:rPr>
+          <w:t xml:space="preserve">Week 1, §14</w:t>
+        </w:r>
+      </w:hyperlink>
+      <w:r>
+        <w:t xml:space="preserve">). This week</w:t>
+      </w:r>
+      <w:r>
+        <w:t xml:space="preserve"> </w:t>
+      </w:r>
+      <w:r>
+        <w:t xml:space="preserve">we extend this bug with the format string vulnerability (§5) and integer-driven overflows (§7).</w:t>
       </w:r>
     </w:p>
     <w:p>
@@ -1547,7 +1593,7 @@
         <w:pStyle w:val="Compact"/>
         <w:numPr>
           <w:ilvl w:val="0"/>
-          <w:numId w:val="1003"/>
+          <w:numId w:val="1002"/>
         </w:numPr>
       </w:pPr>
       <w:r>
@@ -1555,26 +1601,70 @@
           <w:b/>
           <w:bCs/>
         </w:rPr>
-        <w:t xml:space="preserve">Pointer:</w:t>
-      </w:r>
-      <w:r>
-        <w:t xml:space="preserve"> </w:t>
-      </w:r>
-      <w:r>
-        <w:t xml:space="preserve">a variable that holds a memory</w:t>
-      </w:r>
-      <w:r>
-        <w:t xml:space="preserve"> </w:t>
-      </w:r>
-      <w:r>
-        <w:rPr>
-          <w:b/>
-          <w:bCs/>
-        </w:rPr>
-        <w:t xml:space="preserve">address</w:t>
-      </w:r>
-      <w:r>
-        <w:t xml:space="preserve">.</w:t>
+        <w:t xml:space="preserve">Stack frame and return address</w:t>
+      </w:r>
+      <w:r>
+        <w:t xml:space="preserve"> </w:t>
+      </w:r>
+      <w:r>
+        <w:t xml:space="preserve">— the portion of the stack allocated for a function when it is called,</w:t>
+      </w:r>
+      <w:r>
+        <w:t xml:space="preserve"> </w:t>
+      </w:r>
+      <w:r>
+        <w:t xml:space="preserve">holding its local variables and the return address that says where to go back to when it ends</w:t>
+      </w:r>
+      <w:r>
+        <w:t xml:space="preserve"> </w:t>
+      </w:r>
+      <w:r>
+        <w:t xml:space="preserve">(</w:t>
+      </w:r>
+      <w:hyperlink r:id="rId26">
+        <w:r>
+          <w:rPr>
+            <w:rStyle w:val="Hyperlink"/>
+          </w:rPr>
+          <w:t xml:space="preserve">Week 1, §14</w:t>
+        </w:r>
+      </w:hyperlink>
+      <w:r>
+        <w:t xml:space="preserve">). This week</w:t>
+      </w:r>
+      <w:r>
+        <w:t xml:space="preserve"> </w:t>
+      </w:r>
+      <w:r>
+        <w:t xml:space="preserve">we trace, step by step, how the format string vulnerability reads from the stack (§5) and how the stack canary</w:t>
+      </w:r>
+      <w:r>
+        <w:t xml:space="preserve"> </w:t>
+      </w:r>
+      <w:r>
+        <w:t xml:space="preserve">protects this frame (§12); we will also use the term</w:t>
+      </w:r>
+      <w:r>
+        <w:t xml:space="preserve"> </w:t>
+      </w:r>
+      <w:r>
+        <w:rPr>
+          <w:b/>
+          <w:bCs/>
+        </w:rPr>
+        <w:t xml:space="preserve">offset</w:t>
+      </w:r>
+      <w:r>
+        <w:t xml:space="preserve"> </w:t>
+      </w:r>
+      <w:r>
+        <w:t xml:space="preserve">often (a distance from a starting point, in</w:t>
+      </w:r>
+      <w:r>
+        <w:t xml:space="preserve"> </w:t>
+      </w:r>
+      <w:r>
+        <w:t xml:space="preserve">bytes).</w:t>
       </w:r>
     </w:p>
     <w:p>
@@ -1582,35 +1672,68 @@
         <w:pStyle w:val="Compact"/>
         <w:numPr>
           <w:ilvl w:val="0"/>
-          <w:numId w:val="1003"/>
+          <w:numId w:val="1002"/>
         </w:numPr>
       </w:pPr>
       <w:r>
         <w:rPr>
-          <w:rStyle w:val="VerbatimChar"/>
-        </w:rPr>
-        <w:t xml:space="preserve">p</w:t>
-      </w:r>
-      <w:r>
-        <w:t xml:space="preserve"> </w:t>
-      </w:r>
-      <w:r>
-        <w:t xml:space="preserve">is an address;</w:t>
-      </w:r>
-      <w:r>
-        <w:t xml:space="preserve"> </w:t>
-      </w:r>
-      <w:r>
-        <w:rPr>
-          <w:rStyle w:val="VerbatimChar"/>
-        </w:rPr>
-        <w:t xml:space="preserve">*p</w:t>
-      </w:r>
-      <w:r>
-        <w:t xml:space="preserve"> </w:t>
-      </w:r>
-      <w:r>
-        <w:t xml:space="preserve">is the value at that address.</w:t>
+          <w:b/>
+          <w:bCs/>
+        </w:rPr>
+        <w:t xml:space="preserve">The white-box attacker model</w:t>
+      </w:r>
+      <w:r>
+        <w:t xml:space="preserve"> </w:t>
+      </w:r>
+      <w:r>
+        <w:t xml:space="preserve">— the model in which the user who owns the device is also a potential</w:t>
+      </w:r>
+      <w:r>
+        <w:t xml:space="preserve"> </w:t>
+      </w:r>
+      <w:r>
+        <w:t xml:space="preserve">attacker, able to read memory and attach a debugger</w:t>
+      </w:r>
+      <w:r>
+        <w:t xml:space="preserve"> </w:t>
+      </w:r>
+      <w:r>
+        <w:t xml:space="preserve">(</w:t>
+      </w:r>
+      <w:hyperlink r:id="rId27">
+        <w:r>
+          <w:rPr>
+            <w:rStyle w:val="Hyperlink"/>
+          </w:rPr>
+          <w:t xml:space="preserve">Week 1, §3</w:t>
+        </w:r>
+      </w:hyperlink>
+      <w:r>
+        <w:t xml:space="preserve">; see also the</w:t>
+      </w:r>
+      <w:r>
+        <w:t xml:space="preserve"> </w:t>
+      </w:r>
+      <w:r>
+        <w:t xml:space="preserve">“the</w:t>
+      </w:r>
+      <w:r>
+        <w:t xml:space="preserve"> </w:t>
+      </w:r>
+      <w:r>
+        <w:t xml:space="preserve">white-box attacker’s six paths”</w:t>
+      </w:r>
+      <w:r>
+        <w:t xml:space="preserve"> </w:t>
+      </w:r>
+      <w:r>
+        <w:t xml:space="preserve">table in Week 1 §5). This week we build the motivation for code obfuscation</w:t>
+      </w:r>
+      <w:r>
+        <w:t xml:space="preserve"> </w:t>
+      </w:r>
+      <w:r>
+        <w:t xml:space="preserve">(§14) on this model.</w:t>
       </w:r>
     </w:p>
     <w:p>
@@ -1618,302 +1741,550 @@
         <w:pStyle w:val="Compact"/>
         <w:numPr>
           <w:ilvl w:val="0"/>
-          <w:numId w:val="1003"/>
+          <w:numId w:val="1002"/>
         </w:numPr>
       </w:pPr>
       <w:r>
-        <w:t xml:space="preserve">Wrong address → crash or wrong data.</w:t>
-      </w:r>
-    </w:p>
-    <w:bookmarkEnd w:id="25"/>
-    <w:bookmarkStart w:id="26" w:name="buffer-and-overflow"/>
+        <w:rPr>
+          <w:b/>
+          <w:bCs/>
+        </w:rPr>
+        <w:t xml:space="preserve">CWE</w:t>
+      </w:r>
+      <w:r>
+        <w:t xml:space="preserve"> </w:t>
+      </w:r>
+      <w:r>
+        <w:t xml:space="preserve">— the numbered catalogue of software weaknesses maintained by MITRE</w:t>
+      </w:r>
+      <w:r>
+        <w:t xml:space="preserve"> </w:t>
+      </w:r>
+      <w:r>
+        <w:t xml:space="preserve">(</w:t>
+      </w:r>
+      <w:hyperlink r:id="rId28">
+        <w:r>
+          <w:rPr>
+            <w:rStyle w:val="Hyperlink"/>
+          </w:rPr>
+          <w:t xml:space="preserve">Week 2, §13</w:t>
+        </w:r>
+      </w:hyperlink>
+      <w:r>
+        <w:t xml:space="preserve">). This week we</w:t>
+      </w:r>
+      <w:r>
+        <w:t xml:space="preserve"> </w:t>
+      </w:r>
+      <w:r>
+        <w:t xml:space="preserve">name findings by their CWE number in almost every section.</w:t>
+      </w:r>
+    </w:p>
+    <w:bookmarkEnd w:id="29"/>
+    <w:bookmarkStart w:id="30" w:name="this-weeks-concept-map"/>
     <w:p>
       <w:pPr>
         <w:pStyle w:val="Heading3"/>
       </w:pPr>
       <w:r>
-        <w:t xml:space="preserve">Buffer and overflow</w:t>
-      </w:r>
-    </w:p>
-    <w:p>
-      <w:pPr>
-        <w:pStyle w:val="Compact"/>
-        <w:numPr>
-          <w:ilvl w:val="0"/>
-          <w:numId w:val="1004"/>
-        </w:numPr>
-      </w:pPr>
-      <w:r>
-        <w:rPr>
-          <w:b/>
-          <w:bCs/>
-        </w:rPr>
-        <w:t xml:space="preserve">Buffer:</w:t>
-      </w:r>
-      <w:r>
-        <w:t xml:space="preserve"> </w:t>
-      </w:r>
-      <w:r>
-        <w:t xml:space="preserve">a contiguous block of memory (e.g.,</w:t>
-      </w:r>
-      <w:r>
-        <w:t xml:space="preserve"> </w:t>
-      </w:r>
-      <w:r>
-        <w:rPr>
-          <w:rStyle w:val="VerbatimChar"/>
-        </w:rPr>
-        <w:t xml:space="preserve">char ad[16]</w:t>
-      </w:r>
-      <w:r>
-        <w:t xml:space="preserve">).</w:t>
-      </w:r>
-    </w:p>
-    <w:p>
-      <w:pPr>
-        <w:pStyle w:val="Compact"/>
-        <w:numPr>
-          <w:ilvl w:val="0"/>
-          <w:numId w:val="1004"/>
-        </w:numPr>
-      </w:pPr>
-      <w:r>
-        <w:rPr>
-          <w:b/>
-          <w:bCs/>
-        </w:rPr>
-        <w:t xml:space="preserve">Overflow (buffer overflow):</w:t>
-      </w:r>
-      <w:r>
-        <w:t xml:space="preserve"> </w:t>
-      </w:r>
-      <w:r>
-        <w:t xml:space="preserve">writing more data than the buffer can hold → corrupts neighbouring memory.</w:t>
-      </w:r>
-    </w:p>
-    <w:p>
-      <w:pPr>
-        <w:pStyle w:val="Compact"/>
-        <w:numPr>
-          <w:ilvl w:val="0"/>
-          <w:numId w:val="1004"/>
-        </w:numPr>
-      </w:pPr>
-      <w:r>
-        <w:t xml:space="preserve">A classic and dangerous class of bug.</w:t>
-      </w:r>
-    </w:p>
-    <w:bookmarkEnd w:id="26"/>
-    <w:bookmarkStart w:id="27" w:name="why-is-an-overflow-dangerous"/>
+        <w:t xml:space="preserve">This week’s concept map</w:t>
+      </w:r>
+    </w:p>
+    <w:tbl>
+      <w:tblPr>
+        <w:tblStyle w:val="Table"/>
+        <w:tblW w:type="pct" w:w="5000"/>
+        <w:tblLayout w:type="fixed"/>
+        <w:tblLook w:firstRow="1" w:lastRow="0" w:firstColumn="0" w:lastColumn="0" w:noHBand="0" w:noVBand="0" w:val="0020"/>
+      </w:tblPr>
+      <w:tblGrid>
+        <w:gridCol w:w="2640"/>
+        <w:gridCol w:w="2640"/>
+        <w:gridCol w:w="2640"/>
+      </w:tblGrid>
+      <w:tr>
+        <w:trPr>
+          <w:tblHeader w:val="on"/>
+        </w:trPr>
+        <w:tc>
+          <w:tcPr/>
+          <w:p>
+            <w:pPr>
+              <w:pStyle w:val="Compact"/>
+            </w:pPr>
+            <w:r>
+              <w:t xml:space="preserve">Concept</w:t>
+            </w:r>
+          </w:p>
+        </w:tc>
+        <w:tc>
+          <w:tcPr/>
+          <w:p>
+            <w:pPr>
+              <w:pStyle w:val="Compact"/>
+            </w:pPr>
+            <w:r>
+              <w:t xml:space="preserve">In one sentence</w:t>
+            </w:r>
+          </w:p>
+        </w:tc>
+        <w:tc>
+          <w:tcPr/>
+          <w:p>
+            <w:pPr>
+              <w:pStyle w:val="Compact"/>
+            </w:pPr>
+            <w:r>
+              <w:t xml:space="preserve">Detail</w:t>
+            </w:r>
+          </w:p>
+        </w:tc>
+      </w:tr>
+      <w:tr>
+        <w:tc>
+          <w:tcPr/>
+          <w:p>
+            <w:pPr>
+              <w:pStyle w:val="Compact"/>
+            </w:pPr>
+            <w:r>
+              <w:t xml:space="preserve">CERT</w:t>
+            </w:r>
+          </w:p>
+        </w:tc>
+        <w:tc>
+          <w:tcPr/>
+          <w:p>
+            <w:pPr>
+              <w:pStyle w:val="Compact"/>
+            </w:pPr>
+            <w:r>
+              <w:t xml:space="preserve">SEI CERT C/C++ is a catalogue of secure-coding rules drawn from real vulnerabilities, each giving a noncompliant example, a compliant fix, a risk assessment, and a CWE link.</w:t>
+            </w:r>
+          </w:p>
+        </w:tc>
+        <w:tc>
+          <w:tcPr/>
+          <w:p>
+            <w:pPr>
+              <w:pStyle w:val="Compact"/>
+            </w:pPr>
+            <w:hyperlink w:anchor="X87faa4b4ea0c4b9c1da87d6b6acb31a77913207">
+              <w:r>
+                <w:rPr>
+                  <w:rStyle w:val="Hyperlink"/>
+                </w:rPr>
+                <w:t xml:space="preserve">§2</w:t>
+              </w:r>
+            </w:hyperlink>
+          </w:p>
+        </w:tc>
+      </w:tr>
+      <w:tr>
+        <w:tc>
+          <w:tcPr/>
+          <w:p>
+            <w:pPr>
+              <w:pStyle w:val="Compact"/>
+            </w:pPr>
+            <w:r>
+              <w:t xml:space="preserve">Undefined behaviour (UB)</w:t>
+            </w:r>
+          </w:p>
+        </w:tc>
+        <w:tc>
+          <w:tcPr/>
+          <w:p>
+            <w:pPr>
+              <w:pStyle w:val="Compact"/>
+            </w:pPr>
+            <w:r>
+              <w:t xml:space="preserve">An operation the C/C++ standard does not define the result of (e.g., signed integer overflow); the compiler may assume it never happens and delete a check that relies on it.</w:t>
+            </w:r>
+          </w:p>
+        </w:tc>
+        <w:tc>
+          <w:tcPr/>
+          <w:p>
+            <w:pPr>
+              <w:pStyle w:val="Compact"/>
+            </w:pPr>
+            <w:hyperlink w:anchor="Xfda85c37d4721ffcb03442b04e96aa025c617da">
+              <w:r>
+                <w:rPr>
+                  <w:rStyle w:val="Hyperlink"/>
+                </w:rPr>
+                <w:t xml:space="preserve">§7</w:t>
+              </w:r>
+            </w:hyperlink>
+          </w:p>
+        </w:tc>
+      </w:tr>
+      <w:tr>
+        <w:tc>
+          <w:tcPr/>
+          <w:p>
+            <w:pPr>
+              <w:pStyle w:val="Compact"/>
+            </w:pPr>
+            <w:r>
+              <w:t xml:space="preserve">Static and dynamic analysis</w:t>
+            </w:r>
+          </w:p>
+        </w:tc>
+        <w:tc>
+          <w:tcPr/>
+          <w:p>
+            <w:pPr>
+              <w:pStyle w:val="Compact"/>
+            </w:pPr>
+            <w:r>
+              <w:t xml:space="preserve">Static analysis looks for bugs</w:t>
+            </w:r>
+            <w:r>
+              <w:t xml:space="preserve"> </w:t>
+            </w:r>
+            <w:r>
+              <w:rPr>
+                <w:b/>
+                <w:bCs/>
+              </w:rPr>
+              <w:t xml:space="preserve">without running</w:t>
+            </w:r>
+            <w:r>
+              <w:t xml:space="preserve"> </w:t>
+            </w:r>
+            <w:r>
+              <w:t xml:space="preserve">the code (compiler warnings,</w:t>
+            </w:r>
+            <w:r>
+              <w:t xml:space="preserve"> </w:t>
+            </w:r>
+            <w:r>
+              <w:rPr>
+                <w:rStyle w:val="VerbatimChar"/>
+              </w:rPr>
+              <w:t xml:space="preserve">clang-tidy</w:t>
+            </w:r>
+            <w:r>
+              <w:t xml:space="preserve">); dynamic analysis observes it</w:t>
+            </w:r>
+            <w:r>
+              <w:t xml:space="preserve"> </w:t>
+            </w:r>
+            <w:r>
+              <w:rPr>
+                <w:b/>
+                <w:bCs/>
+              </w:rPr>
+              <w:t xml:space="preserve">while it runs</w:t>
+            </w:r>
+            <w:r>
+              <w:t xml:space="preserve"> </w:t>
+            </w:r>
+            <w:r>
+              <w:t xml:space="preserve">(sanitizers); the two complement each other.</w:t>
+            </w:r>
+          </w:p>
+        </w:tc>
+        <w:tc>
+          <w:tcPr/>
+          <w:p>
+            <w:pPr>
+              <w:pStyle w:val="Compact"/>
+            </w:pPr>
+            <w:hyperlink w:anchor="Xf6bd22e17dd19e65c06c4330bee5cb4906e69b4">
+              <w:r>
+                <w:rPr>
+                  <w:rStyle w:val="Hyperlink"/>
+                </w:rPr>
+                <w:t xml:space="preserve">§9</w:t>
+              </w:r>
+            </w:hyperlink>
+          </w:p>
+        </w:tc>
+      </w:tr>
+      <w:tr>
+        <w:tc>
+          <w:tcPr/>
+          <w:p>
+            <w:pPr>
+              <w:pStyle w:val="Compact"/>
+            </w:pPr>
+            <w:r>
+              <w:t xml:space="preserve">Sanitizer</w:t>
+            </w:r>
+          </w:p>
+        </w:tc>
+        <w:tc>
+          <w:tcPr/>
+          <w:p>
+            <w:pPr>
+              <w:pStyle w:val="Compact"/>
+            </w:pPr>
+            <w:r>
+              <w:t xml:space="preserve">A compiler-added runtime check that inspects every memory access or undefined-behaviour-prone operation and gives a detailed report at the first failure (e.g., AddressSanitizer).</w:t>
+            </w:r>
+          </w:p>
+        </w:tc>
+        <w:tc>
+          <w:tcPr/>
+          <w:p>
+            <w:pPr>
+              <w:pStyle w:val="Compact"/>
+            </w:pPr>
+            <w:hyperlink w:anchor="X9146f0a44036ee576f0a4631b08fad417e4b689">
+              <w:r>
+                <w:rPr>
+                  <w:rStyle w:val="Hyperlink"/>
+                </w:rPr>
+                <w:t xml:space="preserve">§10</w:t>
+              </w:r>
+            </w:hyperlink>
+          </w:p>
+        </w:tc>
+      </w:tr>
+      <w:tr>
+        <w:tc>
+          <w:tcPr/>
+          <w:p>
+            <w:pPr>
+              <w:pStyle w:val="Compact"/>
+            </w:pPr>
+            <w:r>
+              <w:t xml:space="preserve">Fuzzing</w:t>
+            </w:r>
+          </w:p>
+        </w:tc>
+        <w:tc>
+          <w:tcPr/>
+          <w:p>
+            <w:pPr>
+              <w:pStyle w:val="Compact"/>
+            </w:pPr>
+            <w:r>
+              <w:t xml:space="preserve">The technique of running a program with large numbers of automatically generated, mostly malformed inputs to find ones that crash it or trigger a sanitizer report.</w:t>
+            </w:r>
+          </w:p>
+        </w:tc>
+        <w:tc>
+          <w:tcPr/>
+          <w:p>
+            <w:pPr>
+              <w:pStyle w:val="Compact"/>
+            </w:pPr>
+            <w:hyperlink w:anchor="X982ed2c406b149825a932d49bb7b160c23c062f">
+              <w:r>
+                <w:rPr>
+                  <w:rStyle w:val="Hyperlink"/>
+                </w:rPr>
+                <w:t xml:space="preserve">§11</w:t>
+              </w:r>
+            </w:hyperlink>
+          </w:p>
+        </w:tc>
+      </w:tr>
+      <w:tr>
+        <w:tc>
+          <w:tcPr/>
+          <w:p>
+            <w:pPr>
+              <w:pStyle w:val="Compact"/>
+            </w:pPr>
+            <w:r>
+              <w:t xml:space="preserve">ASLR / NX / canary</w:t>
+            </w:r>
+          </w:p>
+        </w:tc>
+        <w:tc>
+          <w:tcPr/>
+          <w:p>
+            <w:pPr>
+              <w:pStyle w:val="Compact"/>
+            </w:pPr>
+            <w:r>
+              <w:t xml:space="preserve">Compiler and OS protections that make a bug harder to exploit once it slips through: ASLR randomises addresses, NX/DEP blocks executing code on data pages, and the stack canary catches an overflow that reaches the return address.</w:t>
+            </w:r>
+          </w:p>
+        </w:tc>
+        <w:tc>
+          <w:tcPr/>
+          <w:p>
+            <w:pPr>
+              <w:pStyle w:val="Compact"/>
+            </w:pPr>
+            <w:hyperlink w:anchor="X56c6a32d9bd3d07a04fb5339c6476ad540327b1">
+              <w:r>
+                <w:rPr>
+                  <w:rStyle w:val="Hyperlink"/>
+                </w:rPr>
+                <w:t xml:space="preserve">§12</w:t>
+              </w:r>
+            </w:hyperlink>
+          </w:p>
+        </w:tc>
+      </w:tr>
+      <w:tr>
+        <w:tc>
+          <w:tcPr/>
+          <w:p>
+            <w:pPr>
+              <w:pStyle w:val="Compact"/>
+            </w:pPr>
+            <w:r>
+              <w:t xml:space="preserve">CI</w:t>
+            </w:r>
+          </w:p>
+        </w:tc>
+        <w:tc>
+          <w:tcPr/>
+          <w:p>
+            <w:pPr>
+              <w:pStyle w:val="Compact"/>
+            </w:pPr>
+            <w:r>
+              <w:t xml:space="preserve">A continuous-integration system that runs an automatic build, static analysis, sanitizer-instrumented tests, and fuzzing on every code change.</w:t>
+            </w:r>
+          </w:p>
+        </w:tc>
+        <w:tc>
+          <w:tcPr/>
+          <w:p>
+            <w:pPr>
+              <w:pStyle w:val="Compact"/>
+            </w:pPr>
+            <w:hyperlink w:anchor="Xf516f79d64d8f15df24f0d6758378af09387b83">
+              <w:r>
+                <w:rPr>
+                  <w:rStyle w:val="Hyperlink"/>
+                </w:rPr>
+                <w:t xml:space="preserve">§13</w:t>
+              </w:r>
+            </w:hyperlink>
+          </w:p>
+        </w:tc>
+      </w:tr>
+    </w:tbl>
+    <w:bookmarkEnd w:id="30"/>
+    <w:bookmarkStart w:id="31" w:name="background-pointers-and-compiler-options"/>
     <w:p>
       <w:pPr>
         <w:pStyle w:val="Heading3"/>
       </w:pPr>
       <w:r>
-        <w:t xml:space="preserve">Why is an overflow dangerous?</w:t>
-      </w:r>
-    </w:p>
-    <w:p>
-      <w:pPr>
-        <w:pStyle w:val="Compact"/>
-        <w:numPr>
-          <w:ilvl w:val="0"/>
-          <w:numId w:val="1005"/>
-        </w:numPr>
-      </w:pPr>
-      <w:r>
-        <w:t xml:space="preserve">It can corrupt neighbouring variables or the return address.</w:t>
-      </w:r>
-    </w:p>
-    <w:p>
-      <w:pPr>
-        <w:pStyle w:val="Compact"/>
-        <w:numPr>
-          <w:ilvl w:val="0"/>
-          <w:numId w:val="1005"/>
-        </w:numPr>
-      </w:pPr>
-      <w:r>
-        <w:t xml:space="preserve">An attacker can use this to hijack</w:t>
-      </w:r>
-      <w:r>
-        <w:t xml:space="preserve"> </w:t>
-      </w:r>
-      <w:r>
-        <w:rPr>
-          <w:b/>
-          <w:bCs/>
-        </w:rPr>
-        <w:t xml:space="preserve">control flow</w:t>
+        <w:t xml:space="preserve">Background: pointers and compiler options</w:t>
+      </w:r>
+    </w:p>
+    <w:p>
+      <w:pPr>
+        <w:pStyle w:val="FirstParagraph"/>
+      </w:pPr>
+      <w:r>
+        <w:t xml:space="preserve">These two were not taught in earlier weeks but are used in almost every example this week; let’s define them</w:t>
+      </w:r>
+      <w:r>
+        <w:t xml:space="preserve"> </w:t>
+      </w:r>
+      <w:r>
+        <w:t xml:space="preserve">briefly.</w:t>
+      </w:r>
+    </w:p>
+    <w:p>
+      <w:pPr>
+        <w:pStyle w:val="BodyText"/>
+      </w:pPr>
+      <w:r>
+        <w:rPr>
+          <w:b/>
+          <w:bCs/>
+        </w:rPr>
+        <w:t xml:space="preserve">Pointer.</w:t>
+      </w:r>
+      <w:r>
+        <w:t xml:space="preserve"> </w:t>
+      </w:r>
+      <w:r>
+        <w:t xml:space="preserve">A pointer is a variable that holds a memory</w:t>
+      </w:r>
+      <w:r>
+        <w:t xml:space="preserve"> </w:t>
+      </w:r>
+      <w:r>
+        <w:rPr>
+          <w:b/>
+          <w:bCs/>
+        </w:rPr>
+        <w:t xml:space="preserve">address</w:t>
       </w:r>
       <w:r>
         <w:t xml:space="preserve">.</w:t>
       </w:r>
-    </w:p>
-    <w:p>
-      <w:pPr>
-        <w:pStyle w:val="Compact"/>
-        <w:numPr>
-          <w:ilvl w:val="0"/>
-          <w:numId w:val="1005"/>
-        </w:numPr>
-      </w:pPr>
-      <w:r>
-        <w:t xml:space="preserve">This is why</w:t>
-      </w:r>
-      <w:r>
-        <w:t xml:space="preserve"> </w:t>
-      </w:r>
-      <w:r>
-        <w:rPr>
-          <w:b/>
-          <w:bCs/>
-        </w:rPr>
-        <w:t xml:space="preserve">bounds checking</w:t>
-      </w:r>
-      <w:r>
-        <w:t xml:space="preserve"> </w:t>
-      </w:r>
-      <w:r>
-        <w:t xml:space="preserve">is vital.</w:t>
-      </w:r>
-    </w:p>
-    <w:bookmarkEnd w:id="27"/>
-    <w:bookmarkStart w:id="28" w:name="what-is-undefined-behaviour-ub"/>
-    <w:p>
-      <w:pPr>
-        <w:pStyle w:val="Heading3"/>
-      </w:pPr>
-      <w:r>
-        <w:t xml:space="preserve">What is undefined behaviour (UB)?</w:t>
-      </w:r>
-    </w:p>
-    <w:p>
-      <w:pPr>
-        <w:pStyle w:val="Compact"/>
-        <w:numPr>
-          <w:ilvl w:val="0"/>
-          <w:numId w:val="1006"/>
-        </w:numPr>
-      </w:pPr>
-      <w:r>
-        <w:rPr>
-          <w:b/>
-          <w:bCs/>
-        </w:rPr>
-        <w:t xml:space="preserve">Undefined behaviour:</w:t>
-      </w:r>
-      <w:r>
-        <w:t xml:space="preserve"> </w:t>
-      </w:r>
-      <w:r>
-        <w:t xml:space="preserve">situations the C/C++ standard calls</w:t>
-      </w:r>
-      <w:r>
-        <w:t xml:space="preserve"> </w:t>
-      </w:r>
-      <w:r>
-        <w:t xml:space="preserve">“the result is unspecified.”</w:t>
-      </w:r>
-    </w:p>
-    <w:p>
-      <w:pPr>
-        <w:pStyle w:val="Compact"/>
-        <w:numPr>
-          <w:ilvl w:val="0"/>
-          <w:numId w:val="1006"/>
-        </w:numPr>
-      </w:pPr>
-      <w:r>
-        <w:t xml:space="preserve">Example: signed integer overflow, accessing past the end of an array.</w:t>
-      </w:r>
-    </w:p>
-    <w:p>
-      <w:pPr>
-        <w:pStyle w:val="Compact"/>
-        <w:numPr>
-          <w:ilvl w:val="0"/>
-          <w:numId w:val="1006"/>
-        </w:numPr>
-      </w:pPr>
-      <w:r>
-        <w:t xml:space="preserve">The compiler may handle this</w:t>
-      </w:r>
-      <w:r>
-        <w:t xml:space="preserve"> </w:t>
-      </w:r>
-      <w:r>
-        <w:rPr>
-          <w:b/>
-          <w:bCs/>
-        </w:rPr>
-        <w:t xml:space="preserve">however it likes</w:t>
-      </w:r>
-      <w:r>
-        <w:t xml:space="preserve"> </w:t>
-      </w:r>
-      <w:r>
-        <w:t xml:space="preserve">— it may even</w:t>
-      </w:r>
-      <w:r>
-        <w:t xml:space="preserve"> </w:t>
-      </w:r>
-      <w:r>
-        <w:rPr>
-          <w:b/>
-          <w:bCs/>
-        </w:rPr>
-        <w:t xml:space="preserve">delete</w:t>
-      </w:r>
-      <w:r>
-        <w:t xml:space="preserve"> </w:t>
-      </w:r>
-      <w:r>
-        <w:t xml:space="preserve">the corresponding check.</w:t>
-      </w:r>
-    </w:p>
-    <w:bookmarkEnd w:id="28"/>
-    <w:bookmarkStart w:id="29" w:name="compiler-flag"/>
-    <w:p>
-      <w:pPr>
-        <w:pStyle w:val="Heading3"/>
-      </w:pPr>
-      <w:r>
-        <w:t xml:space="preserve">Compiler flag</w:t>
-      </w:r>
-    </w:p>
-    <w:p>
-      <w:pPr>
-        <w:pStyle w:val="Compact"/>
-        <w:numPr>
-          <w:ilvl w:val="0"/>
-          <w:numId w:val="1007"/>
-        </w:numPr>
-      </w:pPr>
-      <w:r>
-        <w:rPr>
-          <w:b/>
-          <w:bCs/>
-        </w:rPr>
-        <w:t xml:space="preserve">Flag:</w:t>
-      </w:r>
-      <w:r>
-        <w:t xml:space="preserve"> </w:t>
-      </w:r>
-      <w:r>
-        <w:t xml:space="preserve">an option passed to the compiler.</w:t>
-      </w:r>
-    </w:p>
-    <w:p>
-      <w:pPr>
-        <w:pStyle w:val="Compact"/>
-        <w:numPr>
-          <w:ilvl w:val="0"/>
-          <w:numId w:val="1007"/>
-        </w:numPr>
-      </w:pPr>
-      <w:r>
-        <w:t xml:space="preserve">Example:</w:t>
+      <w:r>
+        <w:t xml:space="preserve"> </w:t>
+      </w:r>
+      <w:r>
+        <w:rPr>
+          <w:rStyle w:val="VerbatimChar"/>
+        </w:rPr>
+        <w:t xml:space="preserve">p</w:t>
+      </w:r>
+      <w:r>
+        <w:t xml:space="preserve"> </w:t>
+      </w:r>
+      <w:r>
+        <w:t xml:space="preserve">holds an address;</w:t>
+      </w:r>
+      <w:r>
+        <w:t xml:space="preserve"> </w:t>
+      </w:r>
+      <w:r>
+        <w:rPr>
+          <w:rStyle w:val="VerbatimChar"/>
+        </w:rPr>
+        <w:t xml:space="preserve">*p</w:t>
+      </w:r>
+      <w:r>
+        <w:t xml:space="preserve"> </w:t>
+      </w:r>
+      <w:r>
+        <w:t xml:space="preserve">reads or writes</w:t>
+      </w:r>
+      <w:r>
+        <w:t xml:space="preserve"> </w:t>
+      </w:r>
+      <w:r>
+        <w:t xml:space="preserve">the value at that address (dereferencing). If a pointer points at an invalid or wrong address, the program crashes</w:t>
+      </w:r>
+      <w:r>
+        <w:t xml:space="preserve"> </w:t>
+      </w:r>
+      <w:r>
+        <w:t xml:space="preserve">or reads/writes the wrong data — most of this week’s bugs ultimately come down to a pointer pointing at the wrong</w:t>
+      </w:r>
+      <w:r>
+        <w:t xml:space="preserve"> </w:t>
+      </w:r>
+      <w:r>
+        <w:t xml:space="preserve">place.</w:t>
+      </w:r>
+    </w:p>
+    <w:p>
+      <w:pPr>
+        <w:pStyle w:val="BodyText"/>
+      </w:pPr>
+      <w:r>
+        <w:rPr>
+          <w:b/>
+          <w:bCs/>
+        </w:rPr>
+        <w:t xml:space="preserve">Compiler flag, warning, and error.</w:t>
+      </w:r>
+      <w:r>
+        <w:t xml:space="preserve"> </w:t>
+      </w:r>
+      <w:r>
+        <w:t xml:space="preserve">A flag is an option passed to the compiler on the command line; e.g.,</w:t>
       </w:r>
       <w:r>
         <w:t xml:space="preserve"> </w:t>
@@ -1928,7 +2299,7 @@
         <w:t xml:space="preserve"> </w:t>
       </w:r>
       <w:r>
-        <w:t xml:space="preserve">(optimisation),</w:t>
+        <w:t xml:space="preserve">tells it to optimise the code,</w:t>
       </w:r>
       <w:r>
         <w:t xml:space="preserve"> </w:t>
@@ -1943,7 +2314,7 @@
         <w:t xml:space="preserve"> </w:t>
       </w:r>
       <w:r>
-        <w:t xml:space="preserve">(warnings),</w:t>
+        <w:t xml:space="preserve">turns on all warnings, and</w:t>
       </w:r>
       <w:r>
         <w:t xml:space="preserve"> </w:t>
@@ -1955,114 +2326,60 @@
         <w:t xml:space="preserve">-fsanitize=address</w:t>
       </w:r>
       <w:r>
-        <w:t xml:space="preserve">.</w:t>
-      </w:r>
-    </w:p>
-    <w:p>
-      <w:pPr>
-        <w:pStyle w:val="Compact"/>
-        <w:numPr>
-          <w:ilvl w:val="0"/>
-          <w:numId w:val="1007"/>
-        </w:numPr>
-      </w:pPr>
-      <w:r>
-        <w:t xml:space="preserve">The right flags catch many bugs</w:t>
-      </w:r>
-      <w:r>
-        <w:t xml:space="preserve"> </w:t>
-      </w:r>
-      <w:r>
-        <w:rPr>
-          <w:b/>
-          <w:bCs/>
-        </w:rPr>
-        <w:t xml:space="preserve">at compile time</w:t>
-      </w:r>
-      <w:r>
-        <w:t xml:space="preserve">.</w:t>
-      </w:r>
-    </w:p>
-    <w:bookmarkEnd w:id="29"/>
-    <w:bookmarkStart w:id="30" w:name="warning-vs-error"/>
-    <w:p>
-      <w:pPr>
-        <w:pStyle w:val="Heading3"/>
-      </w:pPr>
-      <w:r>
-        <w:t xml:space="preserve">Warning vs error</w:t>
-      </w:r>
-    </w:p>
-    <w:p>
-      <w:pPr>
-        <w:pStyle w:val="Compact"/>
-        <w:numPr>
-          <w:ilvl w:val="0"/>
-          <w:numId w:val="1008"/>
-        </w:numPr>
-      </w:pPr>
-      <w:r>
-        <w:rPr>
-          <w:b/>
-          <w:bCs/>
-        </w:rPr>
-        <w:t xml:space="preserve">Error:</w:t>
-      </w:r>
-      <w:r>
-        <w:t xml:space="preserve"> </w:t>
-      </w:r>
-      <w:r>
-        <w:t xml:space="preserve">compilation stops.</w:t>
-      </w:r>
-    </w:p>
-    <w:p>
-      <w:pPr>
-        <w:pStyle w:val="Compact"/>
-        <w:numPr>
-          <w:ilvl w:val="0"/>
-          <w:numId w:val="1008"/>
-        </w:numPr>
-      </w:pPr>
-      <w:r>
-        <w:rPr>
-          <w:b/>
-          <w:bCs/>
-        </w:rPr>
-        <w:t xml:space="preserve">Warning:</w:t>
-      </w:r>
-      <w:r>
-        <w:t xml:space="preserve"> </w:t>
-      </w:r>
-      <w:r>
-        <w:t xml:space="preserve">compilation continues but a problem is reported.</w:t>
-      </w:r>
-    </w:p>
-    <w:p>
-      <w:pPr>
-        <w:pStyle w:val="Compact"/>
-        <w:numPr>
-          <w:ilvl w:val="0"/>
-          <w:numId w:val="1008"/>
-        </w:numPr>
-      </w:pPr>
-      <w:r>
-        <w:t xml:space="preserve">Rule:</w:t>
-      </w:r>
-      <w:r>
-        <w:t xml:space="preserve"> </w:t>
-      </w:r>
-      <w:r>
-        <w:rPr>
-          <w:b/>
-          <w:bCs/>
-        </w:rPr>
-        <w:t xml:space="preserve">turn warnings into errors</w:t>
-      </w:r>
-      <w:r>
-        <w:t xml:space="preserve"> </w:t>
-      </w:r>
-      <w:r>
-        <w:t xml:space="preserve">(</w:t>
+        <w:t xml:space="preserve"> </w:t>
+      </w:r>
+      <w:r>
+        <w:t xml:space="preserve">adds instrumentation. When</w:t>
+      </w:r>
+      <w:r>
+        <w:t xml:space="preserve"> </w:t>
+      </w:r>
+      <w:r>
+        <w:t xml:space="preserve">the compiler sees a suspicious construct in the code, it reports one of two kinds of message: an</w:t>
+      </w:r>
+      <w:r>
+        <w:t xml:space="preserve"> </w:t>
+      </w:r>
+      <w:r>
+        <w:rPr>
+          <w:b/>
+          <w:bCs/>
+        </w:rPr>
+        <w:t xml:space="preserve">error</w:t>
+      </w:r>
+      <w:r>
+        <w:t xml:space="preserve"> </w:t>
+      </w:r>
+      <w:r>
+        <w:t xml:space="preserve">stops</w:t>
+      </w:r>
+      <w:r>
+        <w:t xml:space="preserve"> </w:t>
+      </w:r>
+      <w:r>
+        <w:t xml:space="preserve">compilation; a</w:t>
+      </w:r>
+      <w:r>
+        <w:t xml:space="preserve"> </w:t>
+      </w:r>
+      <w:r>
+        <w:rPr>
+          <w:b/>
+          <w:bCs/>
+        </w:rPr>
+        <w:t xml:space="preserve">warning</w:t>
+      </w:r>
+      <w:r>
+        <w:t xml:space="preserve"> </w:t>
+      </w:r>
+      <w:r>
+        <w:t xml:space="preserve">does not stop compilation, it only reports a problem. This distinction matters for this</w:t>
+      </w:r>
+      <w:r>
+        <w:t xml:space="preserve"> </w:t>
+      </w:r>
+      <w:r>
+        <w:t xml:space="preserve">week’s rule: with the right flags (</w:t>
       </w:r>
       <w:r>
         <w:rPr>
@@ -2071,617 +2388,24 @@
         <w:t xml:space="preserve">-Werror</w:t>
       </w:r>
       <w:r>
-        <w:t xml:space="preserve">) — an ignored warning is a future vulnerability.</w:t>
-      </w:r>
-    </w:p>
-    <w:bookmarkEnd w:id="30"/>
-    <w:bookmarkStart w:id="31" w:name="what-is-a-cwe"/>
-    <w:p>
-      <w:pPr>
-        <w:pStyle w:val="Heading3"/>
-      </w:pPr>
-      <w:r>
-        <w:t xml:space="preserve">What is a CWE?</w:t>
-      </w:r>
-    </w:p>
-    <w:p>
-      <w:pPr>
-        <w:pStyle w:val="Compact"/>
-        <w:numPr>
-          <w:ilvl w:val="0"/>
-          <w:numId w:val="1009"/>
-        </w:numPr>
-      </w:pPr>
-      <w:r>
-        <w:rPr>
-          <w:b/>
-          <w:bCs/>
-        </w:rPr>
-        <w:t xml:space="preserve">CWE (Common Weakness Enumeration):</w:t>
-      </w:r>
-      <w:r>
-        <w:t xml:space="preserve"> </w:t>
-      </w:r>
-      <w:r>
-        <w:t xml:space="preserve">a numbered catalogue of software weaknesses.</w:t>
-      </w:r>
-    </w:p>
-    <w:p>
-      <w:pPr>
-        <w:pStyle w:val="Compact"/>
-        <w:numPr>
-          <w:ilvl w:val="0"/>
-          <w:numId w:val="1009"/>
-        </w:numPr>
-      </w:pPr>
-      <w:r>
-        <w:t xml:space="preserve">Example: CWE-416 =</w:t>
-      </w:r>
-      <w:r>
-        <w:t xml:space="preserve"> </w:t>
-      </w:r>
-      <w:r>
-        <w:t xml:space="preserve">“use-after-free.”</w:t>
-      </w:r>
-    </w:p>
-    <w:p>
-      <w:pPr>
-        <w:pStyle w:val="Compact"/>
-        <w:numPr>
-          <w:ilvl w:val="0"/>
-          <w:numId w:val="1009"/>
-        </w:numPr>
-      </w:pPr>
-      <w:r>
-        <w:t xml:space="preserve">Naming a finding with its CWE number makes it</w:t>
-      </w:r>
-      <w:r>
-        <w:t xml:space="preserve"> </w:t>
-      </w:r>
-      <w:r>
-        <w:rPr>
-          <w:b/>
-          <w:bCs/>
-        </w:rPr>
-        <w:t xml:space="preserve">searchable</w:t>
-      </w:r>
-      <w:r>
-        <w:t xml:space="preserve">.</w:t>
+        <w:t xml:space="preserve">), warnings must be turned into errors, because an ignored warning is</w:t>
+      </w:r>
+      <w:r>
+        <w:t xml:space="preserve"> </w:t>
+      </w:r>
+      <w:r>
+        <w:t xml:space="preserve">tomorrow’s vulnerability.</w:t>
       </w:r>
     </w:p>
     <w:bookmarkEnd w:id="31"/>
-    <w:bookmarkStart w:id="32" w:name="what-is-cert"/>
-    <w:p>
-      <w:pPr>
-        <w:pStyle w:val="Heading3"/>
-      </w:pPr>
-      <w:r>
-        <w:t xml:space="preserve">What is CERT?</w:t>
-      </w:r>
-    </w:p>
-    <w:p>
-      <w:pPr>
-        <w:pStyle w:val="Compact"/>
-        <w:numPr>
-          <w:ilvl w:val="0"/>
-          <w:numId w:val="1010"/>
-        </w:numPr>
-      </w:pPr>
-      <w:r>
-        <w:rPr>
-          <w:b/>
-          <w:bCs/>
-        </w:rPr>
-        <w:t xml:space="preserve">SEI CERT C/C++:</w:t>
-      </w:r>
-      <w:r>
-        <w:t xml:space="preserve"> </w:t>
-      </w:r>
-      <w:r>
-        <w:t xml:space="preserve">the</w:t>
-      </w:r>
-      <w:r>
-        <w:t xml:space="preserve"> </w:t>
-      </w:r>
-      <w:r>
-        <w:rPr>
-          <w:b/>
-          <w:bCs/>
-        </w:rPr>
-        <w:t xml:space="preserve">rulebook</w:t>
-      </w:r>
-      <w:r>
-        <w:t xml:space="preserve"> </w:t>
-      </w:r>
-      <w:r>
-        <w:t xml:space="preserve">of secure coding.</w:t>
-      </w:r>
-    </w:p>
-    <w:p>
-      <w:pPr>
-        <w:pStyle w:val="Compact"/>
-        <w:numPr>
-          <w:ilvl w:val="0"/>
-          <w:numId w:val="1010"/>
-        </w:numPr>
-      </w:pPr>
-      <w:r>
-        <w:t xml:space="preserve">Every rule: a noncompliant example + a compliant solution + risk + a CWE link.</w:t>
-      </w:r>
-    </w:p>
-    <w:p>
-      <w:pPr>
-        <w:pStyle w:val="Compact"/>
-        <w:numPr>
-          <w:ilvl w:val="0"/>
-          <w:numId w:val="1010"/>
-        </w:numPr>
-      </w:pPr>
-      <w:r>
-        <w:t xml:space="preserve">Example:</w:t>
-      </w:r>
-      <w:r>
-        <w:t xml:space="preserve"> </w:t>
-      </w:r>
-      <w:r>
-        <w:rPr>
-          <w:rStyle w:val="VerbatimChar"/>
-        </w:rPr>
-        <w:t xml:space="preserve">STR31-C</w:t>
-      </w:r>
-      <w:r>
-        <w:t xml:space="preserve"> </w:t>
-      </w:r>
-      <w:r>
-        <w:t xml:space="preserve">= allocate sufficient memory for the string.</w:t>
-      </w:r>
-    </w:p>
     <w:bookmarkEnd w:id="32"/>
-    <w:bookmarkStart w:id="33" w:name="static-vs-dynamic-analysis"/>
-    <w:p>
-      <w:pPr>
-        <w:pStyle w:val="Heading3"/>
-      </w:pPr>
-      <w:r>
-        <w:t xml:space="preserve">Static vs dynamic analysis</w:t>
-      </w:r>
-    </w:p>
-    <w:p>
-      <w:pPr>
-        <w:pStyle w:val="Compact"/>
-        <w:numPr>
-          <w:ilvl w:val="0"/>
-          <w:numId w:val="1011"/>
-        </w:numPr>
-      </w:pPr>
-      <w:r>
-        <w:rPr>
-          <w:b/>
-          <w:bCs/>
-        </w:rPr>
-        <w:t xml:space="preserve">Static analysis:</w:t>
-      </w:r>
-      <w:r>
-        <w:t xml:space="preserve"> </w:t>
-      </w:r>
-      <w:r>
-        <w:t xml:space="preserve">examining code</w:t>
-      </w:r>
-      <w:r>
-        <w:t xml:space="preserve"> </w:t>
-      </w:r>
-      <w:r>
-        <w:rPr>
-          <w:b/>
-          <w:bCs/>
-        </w:rPr>
-        <w:t xml:space="preserve">without running</w:t>
-      </w:r>
-      <w:r>
-        <w:t xml:space="preserve"> </w:t>
-      </w:r>
-      <w:r>
-        <w:t xml:space="preserve">it (compiler warnings, clang-tidy).</w:t>
-      </w:r>
-    </w:p>
-    <w:p>
-      <w:pPr>
-        <w:pStyle w:val="Compact"/>
-        <w:numPr>
-          <w:ilvl w:val="0"/>
-          <w:numId w:val="1011"/>
-        </w:numPr>
-      </w:pPr>
-      <w:r>
-        <w:rPr>
-          <w:b/>
-          <w:bCs/>
-        </w:rPr>
-        <w:t xml:space="preserve">Dynamic analysis:</w:t>
-      </w:r>
-      <w:r>
-        <w:t xml:space="preserve"> </w:t>
-      </w:r>
-      <w:r>
-        <w:t xml:space="preserve">observing code</w:t>
-      </w:r>
-      <w:r>
-        <w:t xml:space="preserve"> </w:t>
-      </w:r>
-      <w:r>
-        <w:rPr>
-          <w:b/>
-          <w:bCs/>
-        </w:rPr>
-        <w:t xml:space="preserve">while it runs</w:t>
-      </w:r>
-      <w:r>
-        <w:t xml:space="preserve"> </w:t>
-      </w:r>
-      <w:r>
-        <w:t xml:space="preserve">(sanitizers).</w:t>
-      </w:r>
-    </w:p>
-    <w:p>
-      <w:pPr>
-        <w:pStyle w:val="Compact"/>
-        <w:numPr>
-          <w:ilvl w:val="0"/>
-          <w:numId w:val="1011"/>
-        </w:numPr>
-      </w:pPr>
-      <w:r>
-        <w:t xml:space="preserve">The two complement each other.</w:t>
-      </w:r>
-    </w:p>
-    <w:bookmarkEnd w:id="33"/>
-    <w:bookmarkStart w:id="34" w:name="what-is-a-sanitizer"/>
-    <w:p>
-      <w:pPr>
-        <w:pStyle w:val="Heading3"/>
-      </w:pPr>
-      <w:r>
-        <w:t xml:space="preserve">What is a sanitizer?</w:t>
-      </w:r>
-    </w:p>
-    <w:p>
-      <w:pPr>
-        <w:pStyle w:val="Compact"/>
-        <w:numPr>
-          <w:ilvl w:val="0"/>
-          <w:numId w:val="1012"/>
-        </w:numPr>
-      </w:pPr>
-      <w:r>
-        <w:rPr>
-          <w:b/>
-          <w:bCs/>
-        </w:rPr>
-        <w:t xml:space="preserve">Sanitizer:</w:t>
-      </w:r>
-      <w:r>
-        <w:t xml:space="preserve"> </w:t>
-      </w:r>
-      <w:r>
-        <w:t xml:space="preserve">a compiler tool that catches memory/UB bugs while the program runs.</w:t>
-      </w:r>
-    </w:p>
-    <w:p>
-      <w:pPr>
-        <w:pStyle w:val="Compact"/>
-        <w:numPr>
-          <w:ilvl w:val="0"/>
-          <w:numId w:val="1012"/>
-        </w:numPr>
-      </w:pPr>
-      <w:r>
-        <w:t xml:space="preserve">Example:</w:t>
-      </w:r>
-      <w:r>
-        <w:t xml:space="preserve"> </w:t>
-      </w:r>
-      <w:r>
-        <w:rPr>
-          <w:b/>
-          <w:bCs/>
-        </w:rPr>
-        <w:t xml:space="preserve">ASan</w:t>
-      </w:r>
-      <w:r>
-        <w:t xml:space="preserve"> </w:t>
-      </w:r>
-      <w:r>
-        <w:t xml:space="preserve">(address),</w:t>
-      </w:r>
-      <w:r>
-        <w:t xml:space="preserve"> </w:t>
-      </w:r>
-      <w:r>
-        <w:rPr>
-          <w:b/>
-          <w:bCs/>
-        </w:rPr>
-        <w:t xml:space="preserve">UBSan</w:t>
-      </w:r>
-      <w:r>
-        <w:t xml:space="preserve"> </w:t>
-      </w:r>
-      <w:r>
-        <w:t xml:space="preserve">(undefined behaviour).</w:t>
-      </w:r>
-    </w:p>
-    <w:p>
-      <w:pPr>
-        <w:pStyle w:val="Compact"/>
-        <w:numPr>
-          <w:ilvl w:val="0"/>
-          <w:numId w:val="1012"/>
-        </w:numPr>
-      </w:pPr>
-      <w:r>
-        <w:t xml:space="preserve">It does not ship in the release build; it is used in</w:t>
-      </w:r>
-      <w:r>
-        <w:t xml:space="preserve"> </w:t>
-      </w:r>
-      <w:r>
-        <w:rPr>
-          <w:b/>
-          <w:bCs/>
-        </w:rPr>
-        <w:t xml:space="preserve">testing/CI</w:t>
-      </w:r>
-      <w:r>
-        <w:t xml:space="preserve">.</w:t>
-      </w:r>
-    </w:p>
-    <w:bookmarkEnd w:id="34"/>
-    <w:bookmarkStart w:id="35" w:name="what-is-fuzzing"/>
-    <w:p>
-      <w:pPr>
-        <w:pStyle w:val="Heading3"/>
-      </w:pPr>
-      <w:r>
-        <w:t xml:space="preserve">What is fuzzing?</w:t>
-      </w:r>
-    </w:p>
-    <w:p>
-      <w:pPr>
-        <w:pStyle w:val="Compact"/>
-        <w:numPr>
-          <w:ilvl w:val="0"/>
-          <w:numId w:val="1013"/>
-        </w:numPr>
-      </w:pPr>
-      <w:r>
-        <w:rPr>
-          <w:b/>
-          <w:bCs/>
-        </w:rPr>
-        <w:t xml:space="preserve">Fuzzing:</w:t>
-      </w:r>
-      <w:r>
-        <w:t xml:space="preserve"> </w:t>
-      </w:r>
-      <w:r>
-        <w:t xml:space="preserve">feeding a program</w:t>
-      </w:r>
-      <w:r>
-        <w:t xml:space="preserve"> </w:t>
-      </w:r>
-      <w:r>
-        <w:rPr>
-          <w:b/>
-          <w:bCs/>
-        </w:rPr>
-        <w:t xml:space="preserve">random/unexpected</w:t>
-      </w:r>
-      <w:r>
-        <w:t xml:space="preserve"> </w:t>
-      </w:r>
-      <w:r>
-        <w:t xml:space="preserve">inputs and looking for crashes.</w:t>
-      </w:r>
-    </w:p>
-    <w:p>
-      <w:pPr>
-        <w:pStyle w:val="Compact"/>
-        <w:numPr>
-          <w:ilvl w:val="0"/>
-          <w:numId w:val="1013"/>
-        </w:numPr>
-      </w:pPr>
-      <w:r>
-        <w:t xml:space="preserve">It finds inputs a human would never think of.</w:t>
-      </w:r>
-    </w:p>
-    <w:p>
-      <w:pPr>
-        <w:pStyle w:val="Compact"/>
-        <w:numPr>
-          <w:ilvl w:val="0"/>
-          <w:numId w:val="1013"/>
-        </w:numPr>
-      </w:pPr>
-      <w:r>
-        <w:t xml:space="preserve">Very powerful when combined with a sanitizer.</w:t>
-      </w:r>
-    </w:p>
-    <w:bookmarkEnd w:id="35"/>
-    <w:bookmarkStart w:id="36" w:name="aslr-nxdep-canary"/>
-    <w:p>
-      <w:pPr>
-        <w:pStyle w:val="Heading3"/>
-      </w:pPr>
-      <w:r>
-        <w:t xml:space="preserve">ASLR, NX/DEP, canary</w:t>
-      </w:r>
-    </w:p>
-    <w:p>
-      <w:pPr>
-        <w:pStyle w:val="Compact"/>
-        <w:numPr>
-          <w:ilvl w:val="0"/>
-          <w:numId w:val="1014"/>
-        </w:numPr>
-      </w:pPr>
-      <w:r>
-        <w:rPr>
-          <w:b/>
-          <w:bCs/>
-        </w:rPr>
-        <w:t xml:space="preserve">ASLR:</w:t>
-      </w:r>
-      <w:r>
-        <w:t xml:space="preserve"> </w:t>
-      </w:r>
-      <w:r>
-        <w:rPr>
-          <w:b/>
-          <w:bCs/>
-        </w:rPr>
-        <w:t xml:space="preserve">randomizes</w:t>
-      </w:r>
-      <w:r>
-        <w:t xml:space="preserve"> </w:t>
-      </w:r>
-      <w:r>
-        <w:t xml:space="preserve">memory addresses (so the attacker cannot guess an address).</w:t>
-      </w:r>
-    </w:p>
-    <w:p>
-      <w:pPr>
-        <w:pStyle w:val="Compact"/>
-        <w:numPr>
-          <w:ilvl w:val="0"/>
-          <w:numId w:val="1014"/>
-        </w:numPr>
-      </w:pPr>
-      <w:r>
-        <w:rPr>
-          <w:b/>
-          <w:bCs/>
-        </w:rPr>
-        <w:t xml:space="preserve">NX/DEP:</w:t>
-      </w:r>
-      <w:r>
-        <w:t xml:space="preserve"> </w:t>
-      </w:r>
-      <w:r>
-        <w:t xml:space="preserve">prevents bytes in a data region from being</w:t>
-      </w:r>
-      <w:r>
-        <w:t xml:space="preserve"> </w:t>
-      </w:r>
-      <w:r>
-        <w:rPr>
-          <w:b/>
-          <w:bCs/>
-        </w:rPr>
-        <w:t xml:space="preserve">executed as code</w:t>
-      </w:r>
-      <w:r>
-        <w:t xml:space="preserve">.</w:t>
-      </w:r>
-    </w:p>
-    <w:p>
-      <w:pPr>
-        <w:pStyle w:val="Compact"/>
-        <w:numPr>
-          <w:ilvl w:val="0"/>
-          <w:numId w:val="1014"/>
-        </w:numPr>
-      </w:pPr>
-      <w:r>
-        <w:rPr>
-          <w:b/>
-          <w:bCs/>
-        </w:rPr>
-        <w:t xml:space="preserve">Stack canary:</w:t>
-      </w:r>
-      <w:r>
-        <w:t xml:space="preserve"> </w:t>
-      </w:r>
-      <w:r>
-        <w:t xml:space="preserve">a</w:t>
-      </w:r>
-      <w:r>
-        <w:t xml:space="preserve"> </w:t>
-      </w:r>
-      <w:r>
-        <w:rPr>
-          <w:b/>
-          <w:bCs/>
-        </w:rPr>
-        <w:t xml:space="preserve">sentinel value</w:t>
-      </w:r>
-      <w:r>
-        <w:t xml:space="preserve"> </w:t>
-      </w:r>
-      <w:r>
-        <w:t xml:space="preserve">placed just before the return address; if an overflow corrupts it, the</w:t>
-      </w:r>
-      <w:r>
-        <w:t xml:space="preserve"> </w:t>
-      </w:r>
-      <w:r>
-        <w:t xml:space="preserve">program halts.</w:t>
-      </w:r>
-    </w:p>
-    <w:bookmarkEnd w:id="36"/>
-    <w:bookmarkStart w:id="37" w:name="white-box-attacker-reminder"/>
-    <w:p>
-      <w:pPr>
-        <w:pStyle w:val="Heading3"/>
-      </w:pPr>
-      <w:r>
-        <w:t xml:space="preserve">White-box attacker (reminder)</w:t>
-      </w:r>
-    </w:p>
-    <w:p>
-      <w:pPr>
-        <w:pStyle w:val="Compact"/>
-        <w:numPr>
-          <w:ilvl w:val="0"/>
-          <w:numId w:val="1015"/>
-        </w:numPr>
-      </w:pPr>
-      <w:r>
-        <w:t xml:space="preserve">An attacker who possesses the program (Week 1’s MATE).</w:t>
-      </w:r>
-    </w:p>
-    <w:p>
-      <w:pPr>
-        <w:pStyle w:val="Compact"/>
-        <w:numPr>
-          <w:ilvl w:val="0"/>
-          <w:numId w:val="1015"/>
-        </w:numPr>
-      </w:pPr>
-      <w:r>
-        <w:t xml:space="preserve">Reads strings, finds functions by name, bypasses checks.</w:t>
-      </w:r>
-    </w:p>
-    <w:p>
-      <w:pPr>
-        <w:pStyle w:val="Compact"/>
-        <w:numPr>
-          <w:ilvl w:val="0"/>
-          <w:numId w:val="1015"/>
-        </w:numPr>
-      </w:pPr>
-      <w:r>
-        <w:t xml:space="preserve">We will return to this in the obfuscation section (later today).</w:t>
-      </w:r>
-    </w:p>
-    <w:bookmarkEnd w:id="37"/>
-    <w:bookmarkStart w:id="38" w:name="stack-frame-return-address-and-offset"/>
-    <w:p>
-      <w:pPr>
-        <w:pStyle w:val="Heading3"/>
-      </w:pPr>
-      <w:r>
-        <w:t xml:space="preserve">Stack frame, return address, and offset</w:t>
+    <w:bookmarkStart w:id="37" w:name="what-is-code-hardening"/>
+    <w:p>
+      <w:pPr>
+        <w:pStyle w:val="Heading2"/>
+      </w:pPr>
+      <w:r>
+        <w:t xml:space="preserve">1. What is code hardening?</w:t>
       </w:r>
     </w:p>
     <w:p>
@@ -2689,387 +2413,24 @@
         <w:pStyle w:val="FirstParagraph"/>
       </w:pPr>
       <w:r>
-        <w:t xml:space="preserve">There are three more terms we will keep using in this week’s</w:t>
-      </w:r>
-      <w:r>
-        <w:t xml:space="preserve"> </w:t>
-      </w:r>
-      <w:r>
-        <w:t xml:space="preserve">“step by step at the memory level”</w:t>
-      </w:r>
-      <w:r>
-        <w:t xml:space="preserve"> </w:t>
-      </w:r>
-      <w:r>
-        <w:t xml:space="preserve">examples (format</w:t>
-      </w:r>
-      <w:r>
-        <w:t xml:space="preserve"> </w:t>
-      </w:r>
-      <w:r>
-        <w:t xml:space="preserve">string, use-after-free, canary); let’s define them now so we don’t have to stop and look them up when the examples</w:t>
-      </w:r>
-      <w:r>
-        <w:t xml:space="preserve"> </w:t>
-      </w:r>
-      <w:r>
-        <w:t xml:space="preserve">come along:</w:t>
-      </w:r>
-    </w:p>
-    <w:p>
-      <w:pPr>
-        <w:pStyle w:val="Compact"/>
-        <w:numPr>
-          <w:ilvl w:val="0"/>
-          <w:numId w:val="1016"/>
-        </w:numPr>
-      </w:pPr>
-      <w:r>
-        <w:rPr>
-          <w:b/>
-          <w:bCs/>
-        </w:rPr>
-        <w:t xml:space="preserve">Stack frame:</w:t>
-      </w:r>
-      <w:r>
-        <w:t xml:space="preserve"> </w:t>
-      </w:r>
-      <w:r>
-        <w:t xml:space="preserve">the portion of the stack allocated for a function when it is called. It holds the function’s</w:t>
-      </w:r>
-      <w:r>
-        <w:t xml:space="preserve"> </w:t>
-      </w:r>
-      <w:r>
-        <w:t xml:space="preserve">local variables, the saved frame pointer, and the return address. A new frame opens every time the function is</w:t>
-      </w:r>
-      <w:r>
-        <w:t xml:space="preserve"> </w:t>
-      </w:r>
-      <w:r>
-        <w:t xml:space="preserve">called; when the function ends the frame</w:t>
-      </w:r>
-      <w:r>
-        <w:t xml:space="preserve"> </w:t>
-      </w:r>
-      <w:r>
-        <w:rPr>
-          <w:b/>
-          <w:bCs/>
-        </w:rPr>
-        <w:t xml:space="preserve">collapses</w:t>
-      </w:r>
-      <w:r>
-        <w:t xml:space="preserve"> </w:t>
-      </w:r>
-      <w:r>
-        <w:t xml:space="preserve">(the stack pointer is rolled back), but the bytes inside</w:t>
-      </w:r>
-      <w:r>
-        <w:t xml:space="preserve"> </w:t>
-      </w:r>
-      <w:r>
-        <w:t xml:space="preserve">it are not erased — they are only marked</w:t>
-      </w:r>
-      <w:r>
-        <w:t xml:space="preserve"> </w:t>
-      </w:r>
-      <w:r>
-        <w:t xml:space="preserve">“no longer in use.”</w:t>
-      </w:r>
-      <w:r>
-        <w:t xml:space="preserve"> </w:t>
-      </w:r>
-      <w:r>
-        <w:t xml:space="preserve">The old values</w:t>
-      </w:r>
-      <w:r>
-        <w:t xml:space="preserve"> </w:t>
-      </w:r>
-      <w:r>
-        <w:rPr>
-          <w:b/>
-          <w:bCs/>
-        </w:rPr>
-        <w:t xml:space="preserve">keep sitting there</w:t>
-      </w:r>
-      <w:r>
-        <w:t xml:space="preserve"> </w:t>
-      </w:r>
-      <w:r>
-        <w:t xml:space="preserve">until the</w:t>
-      </w:r>
-      <w:r>
-        <w:t xml:space="preserve"> </w:t>
-      </w:r>
-      <w:r>
-        <w:t xml:space="preserve">next call overwrites the same bytes. (This is one reason why some of the memory bugs we will see later can</w:t>
-      </w:r>
-      <w:r>
-        <w:t xml:space="preserve"> </w:t>
-      </w:r>
-      <w:r>
-        <w:t xml:space="preserve">appear to</w:t>
-      </w:r>
-      <w:r>
-        <w:t xml:space="preserve"> </w:t>
-      </w:r>
-      <w:r>
-        <w:t xml:space="preserve">“work”</w:t>
-      </w:r>
-      <w:r>
-        <w:t xml:space="preserve"> </w:t>
-      </w:r>
-      <w:r>
-        <w:t xml:space="preserve">at first.)</w:t>
-      </w:r>
-    </w:p>
-    <w:p>
-      <w:pPr>
-        <w:pStyle w:val="Compact"/>
-        <w:numPr>
-          <w:ilvl w:val="0"/>
-          <w:numId w:val="1016"/>
-        </w:numPr>
-      </w:pPr>
-      <w:r>
-        <w:rPr>
-          <w:b/>
-          <w:bCs/>
-        </w:rPr>
-        <w:t xml:space="preserve">Return address:</w:t>
-      </w:r>
-      <w:r>
-        <w:t xml:space="preserve"> </w:t>
-      </w:r>
-      <w:r>
-        <w:t xml:space="preserve">when a function is called, the processor automatically writes</w:t>
-      </w:r>
-      <w:r>
-        <w:t xml:space="preserve"> </w:t>
-      </w:r>
-      <w:r>
-        <w:t xml:space="preserve">“which instruction to return</w:t>
-      </w:r>
-      <w:r>
-        <w:t xml:space="preserve"> </w:t>
-      </w:r>
-      <w:r>
-        <w:t xml:space="preserve">to once this function ends”</w:t>
-      </w:r>
-      <w:r>
-        <w:t xml:space="preserve"> </w:t>
-      </w:r>
-      <w:r>
-        <w:t xml:space="preserve">onto the stack. At the end of the function this address is read and the program</w:t>
-      </w:r>
-      <w:r>
-        <w:t xml:space="preserve"> </w:t>
-      </w:r>
-      <w:r>
-        <w:t xml:space="preserve">jumps there. An attacker who can modify the return address can choose</w:t>
-      </w:r>
-      <w:r>
-        <w:t xml:space="preserve"> </w:t>
-      </w:r>
-      <w:r>
-        <w:rPr>
-          <w:b/>
-          <w:bCs/>
-        </w:rPr>
-        <w:t xml:space="preserve">where the program continues executing</w:t>
-      </w:r>
-      <w:r>
-        <w:t xml:space="preserve"> </w:t>
-      </w:r>
-      <w:r>
-        <w:t xml:space="preserve">— this is why the return address is one of the most valuable targets on the stack.</w:t>
-      </w:r>
-    </w:p>
-    <w:p>
-      <w:pPr>
-        <w:pStyle w:val="Compact"/>
-        <w:numPr>
-          <w:ilvl w:val="0"/>
-          <w:numId w:val="1016"/>
-        </w:numPr>
-      </w:pPr>
-      <w:r>
-        <w:rPr>
-          <w:b/>
-          <w:bCs/>
-        </w:rPr>
-        <w:t xml:space="preserve">Offset:</w:t>
-      </w:r>
-      <w:r>
-        <w:t xml:space="preserve"> </w:t>
-      </w:r>
-      <w:r>
-        <w:t xml:space="preserve">the distance from a starting point, in bytes. Phrases like</w:t>
-      </w:r>
-      <w:r>
-        <w:t xml:space="preserve"> </w:t>
-      </w:r>
-      <w:r>
-        <w:t xml:space="preserve">“8 bytes after the buffer”</w:t>
-      </w:r>
-      <w:r>
-        <w:t xml:space="preserve"> </w:t>
-      </w:r>
-      <w:r>
-        <w:t xml:space="preserve">or</w:t>
-      </w:r>
-      <w:r>
-        <w:t xml:space="preserve"> </w:t>
-      </w:r>
-      <w:r>
-        <w:t xml:space="preserve">“starting</w:t>
-      </w:r>
-      <w:r>
-        <w:t xml:space="preserve"> </w:t>
-      </w:r>
-      <w:r>
-        <w:t xml:space="preserve">from the file’s 16th byte”</w:t>
-      </w:r>
-      <w:r>
-        <w:t xml:space="preserve"> </w:t>
-      </w:r>
-      <w:r>
-        <w:t xml:space="preserve">describe an offset. The answer to the question</w:t>
-      </w:r>
-      <w:r>
-        <w:t xml:space="preserve"> </w:t>
-      </w:r>
-      <w:r>
-        <w:t xml:space="preserve">“how many extra bytes does an overflow</w:t>
-      </w:r>
-      <w:r>
-        <w:t xml:space="preserve"> </w:t>
-      </w:r>
-      <w:r>
-        <w:t xml:space="preserve">have to write before it reaches the return address?”</w:t>
-      </w:r>
-      <w:r>
-        <w:t xml:space="preserve"> </w:t>
-      </w:r>
-      <w:r>
-        <w:t xml:space="preserve">is an offset.</w:t>
-      </w:r>
-    </w:p>
-    <w:bookmarkEnd w:id="38"/>
-    <w:bookmarkStart w:id="39" w:name="ci-continuous-integration"/>
-    <w:p>
-      <w:pPr>
-        <w:pStyle w:val="Heading3"/>
-      </w:pPr>
-      <w:r>
-        <w:t xml:space="preserve">CI (continuous integration)</w:t>
-      </w:r>
-    </w:p>
-    <w:p>
-      <w:pPr>
-        <w:pStyle w:val="Compact"/>
-        <w:numPr>
-          <w:ilvl w:val="0"/>
-          <w:numId w:val="1017"/>
-        </w:numPr>
-      </w:pPr>
-      <w:r>
-        <w:rPr>
-          <w:b/>
-          <w:bCs/>
-        </w:rPr>
-        <w:t xml:space="preserve">CI (Continuous Integration):</w:t>
-      </w:r>
-      <w:r>
-        <w:t xml:space="preserve"> </w:t>
-      </w:r>
-      <w:r>
-        <w:t xml:space="preserve">a system that runs an automatic build + tests on every code change.</w:t>
-      </w:r>
-    </w:p>
-    <w:p>
-      <w:pPr>
-        <w:pStyle w:val="Compact"/>
-        <w:numPr>
-          <w:ilvl w:val="0"/>
-          <w:numId w:val="1017"/>
-        </w:numPr>
-      </w:pPr>
-      <w:r>
-        <w:t xml:space="preserve">It runs security tools (warnings, static analysis, sanitizers, fuzzing)</w:t>
-      </w:r>
-      <w:r>
-        <w:t xml:space="preserve"> </w:t>
-      </w:r>
-      <w:r>
-        <w:rPr>
-          <w:b/>
-          <w:bCs/>
-        </w:rPr>
-        <w:t xml:space="preserve">on every merge</w:t>
-      </w:r>
-      <w:r>
-        <w:t xml:space="preserve">.</w:t>
-      </w:r>
-    </w:p>
-    <w:bookmarkEnd w:id="39"/>
-    <w:bookmarkStart w:id="40" w:name="now-were-ready"/>
-    <w:p>
-      <w:pPr>
-        <w:pStyle w:val="Heading3"/>
-      </w:pPr>
-      <w:r>
-        <w:t xml:space="preserve">Now we’re ready</w:t>
-      </w:r>
-    </w:p>
-    <w:p>
-      <w:pPr>
-        <w:pStyle w:val="FirstParagraph"/>
-      </w:pPr>
-      <w:r>
-        <w:t xml:space="preserve">Terms:</w:t>
-      </w:r>
-    </w:p>
-    <w:p>
-      <w:pPr>
-        <w:pStyle w:val="BodyText"/>
-      </w:pPr>
-      <w:r>
-        <w:t xml:space="preserve">stack/heap · pointer · buffer/overflow · UB · flag · warning/error · CWE · CERT · static/dynamic · sanitizer ·</w:t>
-      </w:r>
-      <w:r>
-        <w:t xml:space="preserve"> </w:t>
-      </w:r>
-      <w:r>
-        <w:t xml:space="preserve">fuzzing · ASLR/NX/canary · CI</w:t>
-      </w:r>
-    </w:p>
-    <w:p>
-      <w:pPr>
-        <w:pStyle w:val="BodyText"/>
-      </w:pPr>
-      <w:r>
-        <w:t xml:space="preserve">Now: the layers of code hardening.</w:t>
-      </w:r>
-    </w:p>
-    <w:bookmarkEnd w:id="40"/>
-    <w:bookmarkEnd w:id="41"/>
-    <w:bookmarkStart w:id="46" w:name="what-is-code-hardening"/>
-    <w:p>
-      <w:pPr>
-        <w:pStyle w:val="Heading2"/>
-      </w:pPr>
-      <w:r>
-        <w:t xml:space="preserve">1. What is code hardening?</w:t>
-      </w:r>
-    </w:p>
-    <w:p>
-      <w:pPr>
-        <w:pStyle w:val="FirstParagraph"/>
-      </w:pPr>
-      <w:r>
-        <w:t xml:space="preserve">In Week 1 we saw the seven layers of application protection. This week we open up three of them, specifically for</w:t>
+        <w:t xml:space="preserve">In</w:t>
+      </w:r>
+      <w:r>
+        <w:t xml:space="preserve"> </w:t>
+      </w:r>
+      <w:hyperlink r:id="rId20">
+        <w:r>
+          <w:rPr>
+            <w:rStyle w:val="Hyperlink"/>
+          </w:rPr>
+          <w:t xml:space="preserve">Week 1</w:t>
+        </w:r>
+      </w:hyperlink>
+      <w:r>
+        <w:t xml:space="preserve"> </w:t>
+      </w:r>
+      <w:r>
+        <w:t xml:space="preserve">we saw the seven layers of application protection. This week we open up three of them, specifically for</w:t>
       </w:r>
       <w:r>
         <w:t xml:space="preserve"> </w:t>
@@ -3085,20 +2446,20 @@
       <w:r>
         <w:drawing>
           <wp:inline>
-            <wp:extent cx="5759999" cy="2382201"/>
+            <wp:extent cx="5759999" cy="3282532"/>
             <wp:effectExtent b="0" l="0" r="0" t="0"/>
-            <wp:docPr descr="The three layers of code hardening" title="" id="43" name="Picture"/>
+            <wp:docPr descr="The three layers of code hardening" title="" id="34" name="Picture"/>
             <a:graphic>
               <a:graphicData uri="http://schemas.openxmlformats.org/drawingml/2006/picture">
                 <pic:pic>
                   <pic:nvPicPr>
-                    <pic:cNvPr descr="h04-05-uc-katman.png" id="44" name="Picture"/>
+                    <pic:cNvPr descr="h04-05-uc-katman.png" id="35" name="Picture"/>
                     <pic:cNvPicPr>
                       <a:picLocks noChangeArrowheads="1" noChangeAspect="1"/>
                     </pic:cNvPicPr>
                   </pic:nvPicPr>
                   <pic:blipFill>
-                    <a:blip r:embed="rId42"/>
+                    <a:blip r:embed="rId33"/>
                     <a:stretch>
                       <a:fillRect/>
                     </a:stretch>
@@ -3106,7 +2467,7 @@
                   <pic:spPr bwMode="auto">
                     <a:xfrm>
                       <a:off x="0" y="0"/>
-                      <a:ext cx="5759999" cy="2382201"/>
+                      <a:ext cx="5759999" cy="3282532"/>
                     </a:xfrm>
                     <a:prstGeom prst="rect">
                       <a:avLst/>
@@ -3142,7 +2503,7 @@
         <w:pStyle w:val="Compact"/>
         <w:numPr>
           <w:ilvl w:val="0"/>
-          <w:numId w:val="1018"/>
+          <w:numId w:val="1003"/>
         </w:numPr>
       </w:pPr>
       <w:r>
@@ -3186,7 +2547,7 @@
         <w:pStyle w:val="Compact"/>
         <w:numPr>
           <w:ilvl w:val="0"/>
-          <w:numId w:val="1018"/>
+          <w:numId w:val="1003"/>
         </w:numPr>
       </w:pPr>
       <w:r>
@@ -3224,7 +2585,7 @@
         <w:pStyle w:val="Compact"/>
         <w:numPr>
           <w:ilvl w:val="0"/>
-          <w:numId w:val="1018"/>
+          <w:numId w:val="1003"/>
         </w:numPr>
       </w:pPr>
       <w:r>
@@ -3294,7 +2655,7 @@
         <w:pStyle w:val="Compact"/>
         <w:numPr>
           <w:ilvl w:val="0"/>
-          <w:numId w:val="1018"/>
+          <w:numId w:val="1003"/>
         </w:numPr>
       </w:pPr>
       <w:r>
@@ -3689,7 +3050,7 @@
         <w:t xml:space="preserve">you will recognise most of these measures.</w:t>
       </w:r>
     </w:p>
-    <w:bookmarkStart w:id="45" w:name="X2546737cb747f72b6dc7ebc207ab1cbfd502875"/>
+    <w:bookmarkStart w:id="36" w:name="X2546737cb747f72b6dc7ebc207ab1cbfd502875"/>
     <w:p>
       <w:pPr>
         <w:pStyle w:val="Heading3"/>
@@ -3711,7 +3072,7 @@
         <w:pStyle w:val="Compact"/>
         <w:numPr>
           <w:ilvl w:val="0"/>
-          <w:numId w:val="1019"/>
+          <w:numId w:val="1004"/>
         </w:numPr>
       </w:pPr>
       <w:r>
@@ -3786,7 +3147,7 @@
         <w:pStyle w:val="Compact"/>
         <w:numPr>
           <w:ilvl w:val="0"/>
-          <w:numId w:val="1019"/>
+          <w:numId w:val="1004"/>
         </w:numPr>
       </w:pPr>
       <w:r>
@@ -3867,7 +3228,7 @@
         <w:pStyle w:val="Compact"/>
         <w:numPr>
           <w:ilvl w:val="0"/>
-          <w:numId w:val="1019"/>
+          <w:numId w:val="1004"/>
         </w:numPr>
       </w:pPr>
       <w:r>
@@ -3956,9 +3317,9 @@
         </w:pict>
       </w:r>
     </w:p>
-    <w:bookmarkEnd w:id="45"/>
-    <w:bookmarkEnd w:id="46"/>
-    <w:bookmarkStart w:id="54" w:name="X6dea240a75a9f580238305bd097b7a75a51d77e"/>
+    <w:bookmarkEnd w:id="36"/>
+    <w:bookmarkEnd w:id="37"/>
+    <w:bookmarkStart w:id="45" w:name="X6dea240a75a9f580238305bd097b7a75a51d77e"/>
     <w:p>
       <w:pPr>
         <w:pStyle w:val="Heading2"/>
@@ -4018,20 +3379,20 @@
       <w:r>
         <w:drawing>
           <wp:inline>
-            <wp:extent cx="5759999" cy="2283460"/>
+            <wp:extent cx="5759999" cy="1795555"/>
             <wp:effectExtent b="0" l="0" r="0" t="0"/>
-            <wp:docPr descr="The four parts of an SEI CERT rule" title="" id="48" name="Picture"/>
+            <wp:docPr descr="The four parts of an SEI CERT rule" title="" id="39" name="Picture"/>
             <a:graphic>
               <a:graphicData uri="http://schemas.openxmlformats.org/drawingml/2006/picture">
                 <pic:pic>
                   <pic:nvPicPr>
-                    <pic:cNvPr descr="h04-15-cert-kural-anatomisi.png" id="49" name="Picture"/>
+                    <pic:cNvPr descr="h04-15-cert-kural-anatomisi.png" id="40" name="Picture"/>
                     <pic:cNvPicPr>
                       <a:picLocks noChangeArrowheads="1" noChangeAspect="1"/>
                     </pic:cNvPicPr>
                   </pic:nvPicPr>
                   <pic:blipFill>
-                    <a:blip r:embed="rId47"/>
+                    <a:blip r:embed="rId38"/>
                     <a:stretch>
                       <a:fillRect/>
                     </a:stretch>
@@ -4039,7 +3400,7 @@
                   <pic:spPr bwMode="auto">
                     <a:xfrm>
                       <a:off x="0" y="0"/>
-                      <a:ext cx="5759999" cy="2283460"/>
+                      <a:ext cx="5759999" cy="1795555"/>
                     </a:xfrm>
                     <a:prstGeom prst="rect">
                       <a:avLst/>
@@ -4058,7 +3419,7 @@
         </w:drawing>
       </w:r>
     </w:p>
-    <w:bookmarkStart w:id="50" w:name="anatomy-of-a-rule"/>
+    <w:bookmarkStart w:id="41" w:name="anatomy-of-a-rule"/>
     <w:p>
       <w:pPr>
         <w:pStyle w:val="Heading3"/>
@@ -4368,8 +3729,8 @@
         <w:t xml:space="preserve">ones that are serious, common, and cheap to fix all at once; a code review starts here.</w:t>
       </w:r>
     </w:p>
-    <w:bookmarkEnd w:id="50"/>
-    <w:bookmarkStart w:id="51" w:name="categories"/>
+    <w:bookmarkEnd w:id="41"/>
+    <w:bookmarkStart w:id="42" w:name="categories"/>
     <w:p>
       <w:pPr>
         <w:pStyle w:val="Heading3"/>
@@ -5089,8 +4450,8 @@
         <w:t xml:space="preserve">(do not abruptly terminate the program).</w:t>
       </w:r>
     </w:p>
-    <w:bookmarkEnd w:id="51"/>
-    <w:bookmarkStart w:id="52" w:name="ten-rules-linking-week-1-to-this-week"/>
+    <w:bookmarkEnd w:id="42"/>
+    <w:bookmarkStart w:id="43" w:name="ten-rules-linking-week-1-to-this-week"/>
     <w:p>
       <w:pPr>
         <w:pStyle w:val="Heading3"/>
@@ -5178,8 +4539,19 @@
             <w:pPr>
               <w:pStyle w:val="Compact"/>
             </w:pPr>
-            <w:r>
-              <w:t xml:space="preserve">Week 1 Demo 3</w:t>
+            <w:hyperlink r:id="rId20">
+              <w:r>
+                <w:rPr>
+                  <w:rStyle w:val="Hyperlink"/>
+                </w:rPr>
+                <w:t xml:space="preserve">Week 1</w:t>
+              </w:r>
+            </w:hyperlink>
+            <w:r>
+              <w:t xml:space="preserve"> </w:t>
+            </w:r>
+            <w:r>
+              <w:t xml:space="preserve">Demo 3</w:t>
             </w:r>
           </w:p>
         </w:tc>
@@ -5509,8 +4881,8 @@
         </w:tc>
       </w:tr>
     </w:tbl>
-    <w:bookmarkEnd w:id="52"/>
-    <w:bookmarkStart w:id="53" w:name="X7bf4057100d14629103a442f11806d68accaff3"/>
+    <w:bookmarkEnd w:id="43"/>
+    <w:bookmarkStart w:id="44" w:name="X7bf4057100d14629103a442f11806d68accaff3"/>
     <w:p>
       <w:pPr>
         <w:pStyle w:val="Heading3"/>
@@ -6434,9 +5806,9 @@
         </w:pict>
       </w:r>
     </w:p>
-    <w:bookmarkEnd w:id="53"/>
-    <w:bookmarkEnd w:id="54"/>
-    <w:bookmarkStart w:id="63" w:name="input-validation-principles-recipe-3.1"/>
+    <w:bookmarkEnd w:id="44"/>
+    <w:bookmarkEnd w:id="45"/>
+    <w:bookmarkStart w:id="54" w:name="input-validation-principles-recipe-3.1"/>
     <w:p>
       <w:pPr>
         <w:pStyle w:val="Heading2"/>
@@ -6488,20 +5860,20 @@
       <w:r>
         <w:drawing>
           <wp:inline>
-            <wp:extent cx="5759999" cy="2283460"/>
+            <wp:extent cx="5759999" cy="1628301"/>
             <wp:effectExtent b="0" l="0" r="0" t="0"/>
-            <wp:docPr descr="Input validation steps at the trust boundary" title="" id="56" name="Picture"/>
+            <wp:docPr descr="Input validation steps at the trust boundary" title="" id="47" name="Picture"/>
             <a:graphic>
               <a:graphicData uri="http://schemas.openxmlformats.org/drawingml/2006/picture">
                 <pic:pic>
                   <pic:nvPicPr>
-                    <pic:cNvPr descr="h04-06-girdi-dogrulama.png" id="57" name="Picture"/>
+                    <pic:cNvPr descr="h04-06-girdi-dogrulama.png" id="48" name="Picture"/>
                     <pic:cNvPicPr>
                       <a:picLocks noChangeArrowheads="1" noChangeAspect="1"/>
                     </pic:cNvPicPr>
                   </pic:nvPicPr>
                   <pic:blipFill>
-                    <a:blip r:embed="rId55"/>
+                    <a:blip r:embed="rId46"/>
                     <a:stretch>
                       <a:fillRect/>
                     </a:stretch>
@@ -6509,7 +5881,7 @@
                   <pic:spPr bwMode="auto">
                     <a:xfrm>
                       <a:off x="0" y="0"/>
-                      <a:ext cx="5759999" cy="2283460"/>
+                      <a:ext cx="5759999" cy="1628301"/>
                     </a:xfrm>
                     <a:prstGeom prst="rect">
                       <a:avLst/>
@@ -6528,7 +5900,7 @@
         </w:drawing>
       </w:r>
     </w:p>
-    <w:bookmarkStart w:id="58" w:name="where-does-input-come-from"/>
+    <w:bookmarkStart w:id="49" w:name="where-does-input-come-from"/>
     <w:p>
       <w:pPr>
         <w:pStyle w:val="Heading3"/>
@@ -6726,8 +6098,16 @@
             <w:pPr>
               <w:pStyle w:val="Compact"/>
             </w:pPr>
-            <w:r>
-              <w:t xml:space="preserve">Week 1’s secure startup</w:t>
+            <w:hyperlink r:id="rId20">
+              <w:r>
+                <w:rPr>
+                  <w:rStyle w:val="Hyperlink"/>
+                </w:rPr>
+                <w:t xml:space="preserve">Week 1</w:t>
+              </w:r>
+            </w:hyperlink>
+            <w:r>
+              <w:t xml:space="preserve">’s secure startup</w:t>
             </w:r>
           </w:p>
         </w:tc>
@@ -6926,8 +6306,8 @@
         </w:tc>
       </w:tr>
     </w:tbl>
-    <w:bookmarkEnd w:id="58"/>
-    <w:bookmarkStart w:id="59" w:name="five-principles"/>
+    <w:bookmarkEnd w:id="49"/>
+    <w:bookmarkStart w:id="50" w:name="five-principles"/>
     <w:p>
       <w:pPr>
         <w:pStyle w:val="Heading3"/>
@@ -6941,7 +6321,7 @@
         <w:pStyle w:val="Compact"/>
         <w:numPr>
           <w:ilvl w:val="0"/>
-          <w:numId w:val="1020"/>
+          <w:numId w:val="1005"/>
         </w:numPr>
       </w:pPr>
       <w:r>
@@ -6975,7 +6355,7 @@
         <w:pStyle w:val="Compact"/>
         <w:numPr>
           <w:ilvl w:val="0"/>
-          <w:numId w:val="1020"/>
+          <w:numId w:val="1005"/>
         </w:numPr>
       </w:pPr>
       <w:r>
@@ -7030,7 +6410,7 @@
         <w:pStyle w:val="Compact"/>
         <w:numPr>
           <w:ilvl w:val="0"/>
-          <w:numId w:val="1020"/>
+          <w:numId w:val="1005"/>
         </w:numPr>
       </w:pPr>
       <w:r>
@@ -7058,7 +6438,7 @@
         <w:pStyle w:val="Compact"/>
         <w:numPr>
           <w:ilvl w:val="0"/>
-          <w:numId w:val="1020"/>
+          <w:numId w:val="1005"/>
         </w:numPr>
       </w:pPr>
       <w:r>
@@ -7086,7 +6466,7 @@
         <w:pStyle w:val="Compact"/>
         <w:numPr>
           <w:ilvl w:val="0"/>
-          <w:numId w:val="1020"/>
+          <w:numId w:val="1005"/>
         </w:numPr>
       </w:pPr>
       <w:r>
@@ -7127,8 +6507,8 @@
         <w:t xml:space="preserve">user intended.</w:t>
       </w:r>
     </w:p>
-    <w:bookmarkEnd w:id="59"/>
-    <w:bookmarkStart w:id="60" w:name="Xf92058fadee07e97546c6a8764a1ff73372a76b"/>
+    <w:bookmarkEnd w:id="50"/>
+    <w:bookmarkStart w:id="51" w:name="Xf92058fadee07e97546c6a8764a1ff73372a76b"/>
     <w:p>
       <w:pPr>
         <w:pStyle w:val="Heading3"/>
@@ -8204,8 +7584,8 @@
         <w:t xml:space="preserve">).</w:t>
       </w:r>
     </w:p>
-    <w:bookmarkEnd w:id="60"/>
-    <w:bookmarkStart w:id="61" w:name="binary-data-length-prefixed-records"/>
+    <w:bookmarkEnd w:id="51"/>
+    <w:bookmarkStart w:id="52" w:name="binary-data-length-prefixed-records"/>
     <w:p>
       <w:pPr>
         <w:pStyle w:val="Heading3"/>
@@ -9217,8 +8597,8 @@
         <w:t xml:space="preserve">of the checks matters too.</w:t>
       </w:r>
     </w:p>
-    <w:bookmarkEnd w:id="61"/>
-    <w:bookmarkStart w:id="62" w:name="X4d79d7d52f79310746a42dccd56cb2c9b25ae02"/>
+    <w:bookmarkEnd w:id="52"/>
+    <w:bookmarkStart w:id="53" w:name="X4d79d7d52f79310746a42dccd56cb2c9b25ae02"/>
     <w:p>
       <w:pPr>
         <w:pStyle w:val="Heading3"/>
@@ -10453,9 +9833,9 @@
         </w:pict>
       </w:r>
     </w:p>
-    <w:bookmarkEnd w:id="62"/>
-    <w:bookmarkEnd w:id="63"/>
-    <w:bookmarkStart w:id="72" w:name="example-pairs-from-cert-rules"/>
+    <w:bookmarkEnd w:id="53"/>
+    <w:bookmarkEnd w:id="54"/>
+    <w:bookmarkStart w:id="63" w:name="example-pairs-from-cert-rules"/>
     <w:p>
       <w:pPr>
         <w:pStyle w:val="Heading2"/>
@@ -10507,20 +9887,20 @@
       <w:r>
         <w:drawing>
           <wp:inline>
-            <wp:extent cx="5759999" cy="2748610"/>
+            <wp:extent cx="5759999" cy="5449815"/>
             <wp:effectExtent b="0" l="0" r="0" t="0"/>
-            <wp:docPr descr="This week’s CERT rule pairs and demos" title="" id="65" name="Picture"/>
+            <wp:docPr descr="This week’s CERT rule pairs and demos" title="" id="56" name="Picture"/>
             <a:graphic>
               <a:graphicData uri="http://schemas.openxmlformats.org/drawingml/2006/picture">
                 <pic:pic>
                   <pic:nvPicPr>
-                    <pic:cNvPr descr="h04-16-cert-kural-ciftleri.png" id="66" name="Picture"/>
+                    <pic:cNvPr descr="h04-16-cert-kural-ciftleri.png" id="57" name="Picture"/>
                     <pic:cNvPicPr>
                       <a:picLocks noChangeArrowheads="1" noChangeAspect="1"/>
                     </pic:cNvPicPr>
                   </pic:nvPicPr>
                   <pic:blipFill>
-                    <a:blip r:embed="rId64"/>
+                    <a:blip r:embed="rId55"/>
                     <a:stretch>
                       <a:fillRect/>
                     </a:stretch>
@@ -10528,7 +9908,7 @@
                   <pic:spPr bwMode="auto">
                     <a:xfrm>
                       <a:off x="0" y="0"/>
-                      <a:ext cx="5759999" cy="2748610"/>
+                      <a:ext cx="5759999" cy="5449815"/>
                     </a:xfrm>
                     <a:prstGeom prst="rect">
                       <a:avLst/>
@@ -10547,7 +9927,7 @@
         </w:drawing>
       </w:r>
     </w:p>
-    <w:bookmarkStart w:id="67" w:name="X8d8a409aae515a0ff176f1ec73d25d8047c6d56"/>
+    <w:bookmarkStart w:id="58" w:name="X8d8a409aae515a0ff176f1ec73d25d8047c6d56"/>
     <w:p>
       <w:pPr>
         <w:pStyle w:val="Heading3"/>
@@ -11309,8 +10689,8 @@
         <w:t xml:space="preserve">: the truncation must be noticed and either rejected or handled by allocating a larger buffer.</w:t>
       </w:r>
     </w:p>
-    <w:bookmarkEnd w:id="67"/>
-    <w:bookmarkStart w:id="68" w:name="X1d72cbc9b8b71141cda6aaa30f2f33a7cae5eb0"/>
+    <w:bookmarkEnd w:id="58"/>
+    <w:bookmarkStart w:id="59" w:name="X1d72cbc9b8b71141cda6aaa30f2f33a7cae5eb0"/>
     <w:p>
       <w:pPr>
         <w:pStyle w:val="Heading3"/>
@@ -11953,8 +11333,8 @@
         <w:t xml:space="preserve">than the buffer’s real size; the outcome is the same.</w:t>
       </w:r>
     </w:p>
-    <w:bookmarkEnd w:id="68"/>
-    <w:bookmarkStart w:id="69" w:name="mem30-c-do-not-access-freed-memory"/>
+    <w:bookmarkEnd w:id="59"/>
+    <w:bookmarkStart w:id="60" w:name="mem30-c-do-not-access-freed-memory"/>
     <w:p>
       <w:pPr>
         <w:pStyle w:val="Heading3"/>
@@ -12398,8 +11778,8 @@
         <w:t xml:space="preserve">expression reads the field of a node that has already been freed inside the loop body.</w:t>
       </w:r>
     </w:p>
-    <w:bookmarkEnd w:id="69"/>
-    <w:bookmarkStart w:id="70" w:name="exp33-c-do-not-read-uninitialized-memory"/>
+    <w:bookmarkEnd w:id="60"/>
+    <w:bookmarkStart w:id="61" w:name="exp33-c-do-not-read-uninitialized-memory"/>
     <w:p>
       <w:pPr>
         <w:pStyle w:val="Heading3"/>
@@ -12721,11 +12101,22 @@
         <w:t xml:space="preserve"> </w:t>
       </w:r>
       <w:r>
-        <w:t xml:space="preserve">(Week 1’s secure-default principle).</w:t>
-      </w:r>
-    </w:p>
-    <w:bookmarkEnd w:id="70"/>
-    <w:bookmarkStart w:id="71" w:name="err33-c-detect-library-errors"/>
+        <w:t xml:space="preserve">(</w:t>
+      </w:r>
+      <w:hyperlink r:id="rId20">
+        <w:r>
+          <w:rPr>
+            <w:rStyle w:val="Hyperlink"/>
+          </w:rPr>
+          <w:t xml:space="preserve">Week 1</w:t>
+        </w:r>
+      </w:hyperlink>
+      <w:r>
+        <w:t xml:space="preserve">’s secure-default principle).</w:t>
+      </w:r>
+    </w:p>
+    <w:bookmarkEnd w:id="61"/>
+    <w:bookmarkStart w:id="62" w:name="err33-c-detect-library-errors"/>
     <w:p>
       <w:pPr>
         <w:pStyle w:val="Heading3"/>
@@ -13463,9 +12854,9 @@
         </w:pict>
       </w:r>
     </w:p>
-    <w:bookmarkEnd w:id="71"/>
-    <w:bookmarkEnd w:id="72"/>
-    <w:bookmarkStart w:id="80" w:name="format-string-vulnerability-recipe-3.2"/>
+    <w:bookmarkEnd w:id="62"/>
+    <w:bookmarkEnd w:id="63"/>
+    <w:bookmarkStart w:id="73" w:name="format-string-vulnerability-recipe-3.2"/>
     <w:p>
       <w:pPr>
         <w:pStyle w:val="Heading2"/>
@@ -13610,20 +13001,20 @@
       <w:r>
         <w:drawing>
           <wp:inline>
-            <wp:extent cx="5759999" cy="2470728"/>
+            <wp:extent cx="5759999" cy="2399690"/>
             <wp:effectExtent b="0" l="0" r="0" t="0"/>
-            <wp:docPr descr="Format string vulnerability: incorrect and correct usage" title="" id="74" name="Picture"/>
+            <wp:docPr descr="Format string vulnerability: incorrect and correct usage" title="" id="65" name="Picture"/>
             <a:graphic>
               <a:graphicData uri="http://schemas.openxmlformats.org/drawingml/2006/picture">
                 <pic:pic>
                   <pic:nvPicPr>
-                    <pic:cNvPr descr="h04-07-bicim-dizisi.png" id="75" name="Picture"/>
+                    <pic:cNvPr descr="h04-07-bicim-dizisi.png" id="66" name="Picture"/>
                     <pic:cNvPicPr>
                       <a:picLocks noChangeArrowheads="1" noChangeAspect="1"/>
                     </pic:cNvPicPr>
                   </pic:nvPicPr>
                   <pic:blipFill>
-                    <a:blip r:embed="rId73"/>
+                    <a:blip r:embed="rId64"/>
                     <a:stretch>
                       <a:fillRect/>
                     </a:stretch>
@@ -13631,7 +13022,7 @@
                   <pic:spPr bwMode="auto">
                     <a:xfrm>
                       <a:off x="0" y="0"/>
-                      <a:ext cx="5759999" cy="2470728"/>
+                      <a:ext cx="5759999" cy="2399690"/>
                     </a:xfrm>
                     <a:prstGeom prst="rect">
                       <a:avLst/>
@@ -13766,7 +13157,7 @@
         <w:t xml:space="preserve">/* CORRECT: the input is only data */</w:t>
       </w:r>
     </w:p>
-    <w:bookmarkStart w:id="76" w:name="why-is-it-dangerous"/>
+    <w:bookmarkStart w:id="68" w:name="why-is-it-dangerous"/>
     <w:p>
       <w:pPr>
         <w:pStyle w:val="Heading3"/>
@@ -14075,7 +13466,24 @@
         <w:t xml:space="preserve"> </w:t>
       </w:r>
       <w:r>
-        <w:t xml:space="preserve">format string; in Week 2 we saw this exact</w:t>
+        <w:t xml:space="preserve">format string; in</w:t>
+      </w:r>
+      <w:r>
+        <w:t xml:space="preserve"> </w:t>
+      </w:r>
+      <w:hyperlink r:id="rId67">
+        <w:r>
+          <w:rPr>
+            <w:rStyle w:val="Hyperlink"/>
+          </w:rPr>
+          <w:t xml:space="preserve">Week 2</w:t>
+        </w:r>
+      </w:hyperlink>
+      <w:r>
+        <w:t xml:space="preserve"> </w:t>
+      </w:r>
+      <w:r>
+        <w:t xml:space="preserve">we saw this exact</w:t>
       </w:r>
       <w:r>
         <w:t xml:space="preserve"> </w:t>
@@ -14093,8 +13501,8 @@
         <w:t xml:space="preserve">bug in an audit log.</w:t>
       </w:r>
     </w:p>
-    <w:bookmarkEnd w:id="76"/>
-    <w:bookmarkStart w:id="77" w:name="X38eabcf45d5207814da1e91a4c310f2b13b7bce"/>
+    <w:bookmarkEnd w:id="68"/>
+    <w:bookmarkStart w:id="70" w:name="X38eabcf45d5207814da1e91a4c310f2b13b7bce"/>
     <w:p>
       <w:pPr>
         <w:pStyle w:val="Heading3"/>
@@ -15975,8 +15383,16 @@
       <w:r>
         <w:t xml:space="preserve"> </w:t>
       </w:r>
-      <w:r>
-        <w:t xml:space="preserve">Week 1:</w:t>
+      <w:hyperlink r:id="rId20">
+        <w:r>
+          <w:rPr>
+            <w:rStyle w:val="Hyperlink"/>
+          </w:rPr>
+          <w:t xml:space="preserve">Week 1</w:t>
+        </w:r>
+      </w:hyperlink>
+      <w:r>
+        <w:t xml:space="preserve">:</w:t>
       </w:r>
       <w:r>
         <w:t xml:space="preserve"> </w:t>
@@ -16047,7 +15463,21 @@
         <w:t xml:space="preserve"> </w:t>
       </w:r>
       <w:r>
-        <w:t xml:space="preserve">same root as the injection attacks we will see in Week 5:</w:t>
+        <w:t xml:space="preserve">same root as the injection attacks we will see in</w:t>
+      </w:r>
+      <w:r>
+        <w:t xml:space="preserve"> </w:t>
+      </w:r>
+      <w:hyperlink r:id="rId69">
+        <w:r>
+          <w:rPr>
+            <w:rStyle w:val="Hyperlink"/>
+          </w:rPr>
+          <w:t xml:space="preserve">Week 5</w:t>
+        </w:r>
+      </w:hyperlink>
+      <w:r>
+        <w:t xml:space="preserve">:</w:t>
       </w:r>
       <w:r>
         <w:t xml:space="preserve"> </w:t>
@@ -16072,8 +15502,8 @@
         <w:t xml:space="preserve">injection the data becomes part of a query, here the data is interpreted as a formatting command.</w:t>
       </w:r>
     </w:p>
-    <w:bookmarkEnd w:id="77"/>
-    <w:bookmarkStart w:id="78" w:name="demo-1-format-string-vulnerability"/>
+    <w:bookmarkEnd w:id="70"/>
+    <w:bookmarkStart w:id="71" w:name="demo-1-format-string-vulnerability"/>
     <w:p>
       <w:pPr>
         <w:pStyle w:val="Heading3"/>
@@ -16767,8 +16197,8 @@
         </w:tc>
       </w:tr>
     </w:tbl>
-    <w:bookmarkEnd w:id="78"/>
-    <w:bookmarkStart w:id="79" w:name="the-fix-and-its-layers-of-defence"/>
+    <w:bookmarkEnd w:id="71"/>
+    <w:bookmarkStart w:id="72" w:name="the-fix-and-its-layers-of-defence"/>
     <w:p>
       <w:pPr>
         <w:pStyle w:val="Heading3"/>
@@ -16782,7 +16212,7 @@
         <w:pStyle w:val="Compact"/>
         <w:numPr>
           <w:ilvl w:val="0"/>
-          <w:numId w:val="1021"/>
+          <w:numId w:val="1006"/>
         </w:numPr>
       </w:pPr>
       <w:r>
@@ -16816,7 +16246,7 @@
         <w:pStyle w:val="Compact"/>
         <w:numPr>
           <w:ilvl w:val="0"/>
-          <w:numId w:val="1021"/>
+          <w:numId w:val="1006"/>
         </w:numPr>
       </w:pPr>
       <w:r>
@@ -16907,7 +16337,7 @@
         <w:pStyle w:val="Compact"/>
         <w:numPr>
           <w:ilvl w:val="0"/>
-          <w:numId w:val="1021"/>
+          <w:numId w:val="1006"/>
         </w:numPr>
       </w:pPr>
       <w:r>
@@ -16980,7 +16410,7 @@
         <w:pStyle w:val="Compact"/>
         <w:numPr>
           <w:ilvl w:val="0"/>
-          <w:numId w:val="1021"/>
+          <w:numId w:val="1006"/>
         </w:numPr>
       </w:pPr>
       <w:r>
@@ -17545,9 +16975,9 @@
         </w:pict>
       </w:r>
     </w:p>
-    <w:bookmarkEnd w:id="79"/>
-    <w:bookmarkEnd w:id="80"/>
-    <w:bookmarkStart w:id="89" w:name="use-after-free-and-double-free"/>
+    <w:bookmarkEnd w:id="72"/>
+    <w:bookmarkEnd w:id="73"/>
+    <w:bookmarkStart w:id="83" w:name="use-after-free-and-double-free"/>
     <w:p>
       <w:pPr>
         <w:pStyle w:val="Heading2"/>
@@ -17560,14 +16990,31 @@
       <w:pPr>
         <w:pStyle w:val="FirstParagraph"/>
       </w:pPr>
-      <w:r>
-        <w:t xml:space="preserve">In Week 1 we saw the theory of memory management bugs and the ownership rule. In this section we trace the same</w:t>
-      </w:r>
-      <w:r>
-        <w:t xml:space="preserve"> </w:t>
-      </w:r>
-      <w:r>
-        <w:t xml:space="preserve">bug in a running program and see how C++ eliminates most of these bugs</w:t>
+      <w:hyperlink r:id="rId74">
+        <w:r>
+          <w:rPr>
+            <w:rStyle w:val="Hyperlink"/>
+          </w:rPr>
+          <w:t xml:space="preserve">Week 1, §17</w:t>
+        </w:r>
+      </w:hyperlink>
+      <w:r>
+        <w:t xml:space="preserve"> </w:t>
+      </w:r>
+      <w:r>
+        <w:t xml:space="preserve">gave us, at a basic level, the theory</w:t>
+      </w:r>
+      <w:r>
+        <w:t xml:space="preserve"> </w:t>
+      </w:r>
+      <w:r>
+        <w:t xml:space="preserve">of memory management bugs, the ownership rule, and why use-after-free is dangerous. In this section we trace the</w:t>
+      </w:r>
+      <w:r>
+        <w:t xml:space="preserve"> </w:t>
+      </w:r>
+      <w:r>
+        <w:t xml:space="preserve">same bug byte by byte in a running program and see how C++ eliminates most of these bugs</w:t>
       </w:r>
       <w:r>
         <w:t xml:space="preserve"> </w:t>
@@ -17590,20 +17037,20 @@
       <w:r>
         <w:drawing>
           <wp:inline>
-            <wp:extent cx="5759999" cy="2283460"/>
+            <wp:extent cx="5759999" cy="1528290"/>
             <wp:effectExtent b="0" l="0" r="0" t="0"/>
-            <wp:docPr descr="The use-after-free chain" title="" id="82" name="Picture"/>
+            <wp:docPr descr="The use-after-free chain" title="" id="76" name="Picture"/>
             <a:graphic>
               <a:graphicData uri="http://schemas.openxmlformats.org/drawingml/2006/picture">
                 <pic:pic>
                   <pic:nvPicPr>
-                    <pic:cNvPr descr="h04-08-uaf.png" id="83" name="Picture"/>
+                    <pic:cNvPr descr="h04-08-uaf.png" id="77" name="Picture"/>
                     <pic:cNvPicPr>
                       <a:picLocks noChangeArrowheads="1" noChangeAspect="1"/>
                     </pic:cNvPicPr>
                   </pic:nvPicPr>
                   <pic:blipFill>
-                    <a:blip r:embed="rId81"/>
+                    <a:blip r:embed="rId75"/>
                     <a:stretch>
                       <a:fillRect/>
                     </a:stretch>
@@ -17611,7 +17058,7 @@
                   <pic:spPr bwMode="auto">
                     <a:xfrm>
                       <a:off x="0" y="0"/>
-                      <a:ext cx="5759999" cy="2283460"/>
+                      <a:ext cx="5759999" cy="1528290"/>
                     </a:xfrm>
                     <a:prstGeom prst="rect">
                       <a:avLst/>
@@ -17630,7 +17077,7 @@
         </w:drawing>
       </w:r>
     </w:p>
-    <w:bookmarkStart w:id="84" w:name="the-three-steps-of-the-bug"/>
+    <w:bookmarkStart w:id="78" w:name="the-three-steps-of-the-bug"/>
     <w:p>
       <w:pPr>
         <w:pStyle w:val="Heading3"/>
@@ -17644,7 +17091,7 @@
         <w:pStyle w:val="Compact"/>
         <w:numPr>
           <w:ilvl w:val="0"/>
-          <w:numId w:val="1022"/>
+          <w:numId w:val="1007"/>
         </w:numPr>
       </w:pPr>
       <w:r>
@@ -17656,7 +17103,7 @@
         <w:pStyle w:val="Compact"/>
         <w:numPr>
           <w:ilvl w:val="0"/>
-          <w:numId w:val="1022"/>
+          <w:numId w:val="1007"/>
         </w:numPr>
       </w:pPr>
       <w:r>
@@ -17707,7 +17154,7 @@
         <w:pStyle w:val="Compact"/>
         <w:numPr>
           <w:ilvl w:val="0"/>
-          <w:numId w:val="1022"/>
+          <w:numId w:val="1007"/>
         </w:numPr>
       </w:pPr>
       <w:r>
@@ -17805,8 +17252,8 @@
         <w:t xml:space="preserve">operating system updates fall into this class.</w:t>
       </w:r>
     </w:p>
-    <w:bookmarkEnd w:id="84"/>
-    <w:bookmarkStart w:id="85" w:name="X4f1716dfc931f814bd9096e0f4e01bc7958958a"/>
+    <w:bookmarkEnd w:id="78"/>
+    <w:bookmarkStart w:id="79" w:name="X4f1716dfc931f814bd9096e0f4e01bc7958958a"/>
     <w:p>
       <w:pPr>
         <w:pStyle w:val="Heading3"/>
@@ -18829,8 +18276,8 @@
         <w:t xml:space="preserve">the wrong data — the bug surfaces early and loudly, making it easy to spot.</w:t>
       </w:r>
     </w:p>
-    <w:bookmarkEnd w:id="85"/>
-    <w:bookmarkStart w:id="86" w:name="demo-2-use-after-free-and-double-free"/>
+    <w:bookmarkEnd w:id="79"/>
+    <w:bookmarkStart w:id="80" w:name="demo-2-use-after-free-and-double-free"/>
     <w:p>
       <w:pPr>
         <w:pStyle w:val="Heading3"/>
@@ -19454,8 +18901,8 @@
         </w:tc>
       </w:tr>
     </w:tbl>
-    <w:bookmarkEnd w:id="86"/>
-    <w:bookmarkStart w:id="87" w:name="X4def25f25b321c76d7e9ed014b7032d6e7a7147"/>
+    <w:bookmarkEnd w:id="80"/>
+    <w:bookmarkStart w:id="81" w:name="X4def25f25b321c76d7e9ed014b7032d6e7a7147"/>
     <w:p>
       <w:pPr>
         <w:pStyle w:val="Heading3"/>
@@ -19604,8 +19051,8 @@
         <w:t xml:space="preserve">has the same structure.)</w:t>
       </w:r>
     </w:p>
-    <w:bookmarkEnd w:id="87"/>
-    <w:bookmarkStart w:id="88" w:name="c-encoding-ownership-in-the-type"/>
+    <w:bookmarkEnd w:id="81"/>
+    <w:bookmarkStart w:id="82" w:name="c-encoding-ownership-in-the-type"/>
     <w:p>
       <w:pPr>
         <w:pStyle w:val="Heading3"/>
@@ -20466,9 +19913,9 @@
         </w:pict>
       </w:r>
     </w:p>
-    <w:bookmarkEnd w:id="88"/>
-    <w:bookmarkEnd w:id="89"/>
-    <w:bookmarkStart w:id="99" w:name="X7b68ae0aca6b4c7e3d6c2e0ebec88e3ff990a62"/>
+    <w:bookmarkEnd w:id="82"/>
+    <w:bookmarkEnd w:id="83"/>
+    <w:bookmarkStart w:id="94" w:name="X7b68ae0aca6b4c7e3d6c2e0ebec88e3ff990a62"/>
     <w:p>
       <w:pPr>
         <w:pStyle w:val="Heading2"/>
@@ -20482,7 +19929,24 @@
         <w:pStyle w:val="FirstParagraph"/>
       </w:pPr>
       <w:r>
-        <w:t xml:space="preserve">In Week 1 we saw a signed length turn into a huge number when converted to</w:t>
+        <w:t xml:space="preserve">In</w:t>
+      </w:r>
+      <w:r>
+        <w:t xml:space="preserve"> </w:t>
+      </w:r>
+      <w:hyperlink r:id="rId84">
+        <w:r>
+          <w:rPr>
+            <w:rStyle w:val="Hyperlink"/>
+          </w:rPr>
+          <w:t xml:space="preserve">Week 1</w:t>
+        </w:r>
+      </w:hyperlink>
+      <w:r>
+        <w:t xml:space="preserve"> </w:t>
+      </w:r>
+      <w:r>
+        <w:t xml:space="preserve">we saw a signed length turn into a huge number when converted to</w:t>
       </w:r>
       <w:r>
         <w:t xml:space="preserve"> </w:t>
@@ -20523,20 +19987,20 @@
       <w:r>
         <w:drawing>
           <wp:inline>
-            <wp:extent cx="5759999" cy="2283460"/>
+            <wp:extent cx="5759999" cy="1530980"/>
             <wp:effectExtent b="0" l="0" r="0" t="0"/>
-            <wp:docPr descr="The signed value -1 turning into SIZE_MAX" title="" id="91" name="Picture"/>
+            <wp:docPr descr="The signed value -1 turning into SIZE_MAX" title="" id="86" name="Picture"/>
             <a:graphic>
               <a:graphicData uri="http://schemas.openxmlformats.org/drawingml/2006/picture">
                 <pic:pic>
                   <pic:nvPicPr>
-                    <pic:cNvPr descr="h04-09-tamsayi.png" id="92" name="Picture"/>
+                    <pic:cNvPr descr="h04-09-tamsayi.png" id="87" name="Picture"/>
                     <pic:cNvPicPr>
                       <a:picLocks noChangeArrowheads="1" noChangeAspect="1"/>
                     </pic:cNvPicPr>
                   </pic:nvPicPr>
                   <pic:blipFill>
-                    <a:blip r:embed="rId90"/>
+                    <a:blip r:embed="rId85"/>
                     <a:stretch>
                       <a:fillRect/>
                     </a:stretch>
@@ -20544,7 +20008,7 @@
                   <pic:spPr bwMode="auto">
                     <a:xfrm>
                       <a:off x="0" y="0"/>
-                      <a:ext cx="5759999" cy="2283460"/>
+                      <a:ext cx="5759999" cy="1530980"/>
                     </a:xfrm>
                     <a:prstGeom prst="rect">
                       <a:avLst/>
@@ -20563,7 +20027,7 @@
         </w:drawing>
       </w:r>
     </w:p>
-    <w:bookmarkStart w:id="93" w:name="four-integer-bugs"/>
+    <w:bookmarkStart w:id="88" w:name="four-integer-bugs"/>
     <w:p>
       <w:pPr>
         <w:pStyle w:val="Heading3"/>
@@ -21573,8 +21037,8 @@
         <w:t xml:space="preserve">(the allocator’s own bookkeeping data, other objects).</w:t>
       </w:r>
     </w:p>
-    <w:bookmarkEnd w:id="93"/>
-    <w:bookmarkStart w:id="94" w:name="X8b4f8b9dbd9e3503fe5c65a50230d97ba616ef6"/>
+    <w:bookmarkEnd w:id="88"/>
+    <w:bookmarkStart w:id="89" w:name="X8b4f8b9dbd9e3503fe5c65a50230d97ba616ef6"/>
     <w:p>
       <w:pPr>
         <w:pStyle w:val="Heading3"/>
@@ -22631,8 +22095,8 @@
         <w:t xml:space="preserve">non-negative.</w:t>
       </w:r>
     </w:p>
-    <w:bookmarkEnd w:id="94"/>
-    <w:bookmarkStart w:id="95" w:name="boundary-values-at-a-glance"/>
+    <w:bookmarkEnd w:id="89"/>
+    <w:bookmarkStart w:id="90" w:name="boundary-values-at-a-glance"/>
     <w:p>
       <w:pPr>
         <w:pStyle w:val="Heading3"/>
@@ -23263,8 +22727,8 @@
         <w:t xml:space="preserve">(shown in the box below).</w:t>
       </w:r>
     </w:p>
-    <w:bookmarkEnd w:id="95"/>
-    <w:bookmarkStart w:id="96" w:name="what-is-undefined-behaviour"/>
+    <w:bookmarkEnd w:id="90"/>
+    <w:bookmarkStart w:id="91" w:name="what-is-undefined-behaviour"/>
     <w:p>
       <w:pPr>
         <w:pStyle w:val="Heading3"/>
@@ -23975,8 +23439,8 @@
         <w:t xml:space="preserve">and delete a check that relies on it.</w:t>
       </w:r>
     </w:p>
-    <w:bookmarkEnd w:id="96"/>
-    <w:bookmarkStart w:id="97" w:name="Xc347f67e83e1388dc0d3580136bc42fe6d6466c"/>
+    <w:bookmarkEnd w:id="91"/>
+    <w:bookmarkStart w:id="92" w:name="Xc347f67e83e1388dc0d3580136bc42fe6d6466c"/>
     <w:p>
       <w:pPr>
         <w:pStyle w:val="Heading3"/>
@@ -24827,8 +24291,8 @@
         <w:t xml:space="preserve">check the multiplication for overflow on your behalf (Week 1).</w:t>
       </w:r>
     </w:p>
-    <w:bookmarkEnd w:id="97"/>
-    <w:bookmarkStart w:id="98" w:name="demo-3-undefined-behaviour-and-ubsan"/>
+    <w:bookmarkEnd w:id="92"/>
+    <w:bookmarkStart w:id="93" w:name="demo-3-undefined-behaviour-and-ubsan"/>
     <w:p>
       <w:pPr>
         <w:pStyle w:val="Heading3"/>
@@ -25186,7 +24650,7 @@
         <w:pStyle w:val="Compact"/>
         <w:numPr>
           <w:ilvl w:val="0"/>
-          <w:numId w:val="1023"/>
+          <w:numId w:val="1008"/>
         </w:numPr>
       </w:pPr>
       <w:r>
@@ -25243,7 +24707,7 @@
         <w:pStyle w:val="Compact"/>
         <w:numPr>
           <w:ilvl w:val="0"/>
-          <w:numId w:val="1023"/>
+          <w:numId w:val="1008"/>
         </w:numPr>
       </w:pPr>
       <w:r>
@@ -25261,7 +24725,7 @@
         <w:pStyle w:val="Compact"/>
         <w:numPr>
           <w:ilvl w:val="0"/>
-          <w:numId w:val="1023"/>
+          <w:numId w:val="1008"/>
         </w:numPr>
       </w:pPr>
       <w:r>
@@ -25301,7 +24765,7 @@
         <w:pStyle w:val="Compact"/>
         <w:numPr>
           <w:ilvl w:val="0"/>
-          <w:numId w:val="1023"/>
+          <w:numId w:val="1008"/>
         </w:numPr>
       </w:pPr>
       <w:r>
@@ -25324,9 +24788,9 @@
         </w:pict>
       </w:r>
     </w:p>
-    <w:bookmarkEnd w:id="98"/>
-    <w:bookmarkEnd w:id="99"/>
-    <w:bookmarkStart w:id="106" w:name="Xd9f3043251793a2fbb6838e47129289af0b616e"/>
+    <w:bookmarkEnd w:id="93"/>
+    <w:bookmarkEnd w:id="94"/>
+    <w:bookmarkStart w:id="102" w:name="Xd9f3043251793a2fbb6838e47129289af0b616e"/>
     <w:p>
       <w:pPr>
         <w:pStyle w:val="Heading2"/>
@@ -25356,20 +24820,20 @@
       <w:r>
         <w:drawing>
           <wp:inline>
-            <wp:extent cx="5759999" cy="2470728"/>
+            <wp:extent cx="5759999" cy="2633739"/>
             <wp:effectExtent b="0" l="0" r="0" t="0"/>
-            <wp:docPr descr="Safe and unsafe use inside a signal handler" title="" id="101" name="Picture"/>
+            <wp:docPr descr="Safe and unsafe use inside a signal handler" title="" id="96" name="Picture"/>
             <a:graphic>
               <a:graphicData uri="http://schemas.openxmlformats.org/drawingml/2006/picture">
                 <pic:pic>
                   <pic:nvPicPr>
-                    <pic:cNvPr descr="h04-12-sinyal.png" id="102" name="Picture"/>
+                    <pic:cNvPr descr="h04-12-sinyal.png" id="97" name="Picture"/>
                     <pic:cNvPicPr>
                       <a:picLocks noChangeArrowheads="1" noChangeAspect="1"/>
                     </pic:cNvPicPr>
                   </pic:nvPicPr>
                   <pic:blipFill>
-                    <a:blip r:embed="rId100"/>
+                    <a:blip r:embed="rId95"/>
                     <a:stretch>
                       <a:fillRect/>
                     </a:stretch>
@@ -25377,7 +24841,7 @@
                   <pic:spPr bwMode="auto">
                     <a:xfrm>
                       <a:off x="0" y="0"/>
-                      <a:ext cx="5759999" cy="2470728"/>
+                      <a:ext cx="5759999" cy="2633739"/>
                     </a:xfrm>
                     <a:prstGeom prst="rect">
                       <a:avLst/>
@@ -25396,7 +24860,7 @@
         </w:drawing>
       </w:r>
     </w:p>
-    <w:bookmarkStart w:id="103" w:name="X639c36bb8ddb6da8948df4e0857429743c090bc"/>
+    <w:bookmarkStart w:id="99" w:name="X639c36bb8ddb6da8948df4e0857429743c090bc"/>
     <w:p>
       <w:pPr>
         <w:pStyle w:val="Heading3"/>
@@ -25587,7 +25051,18 @@
               <w:pStyle w:val="Compact"/>
             </w:pPr>
             <w:r>
-              <w:t xml:space="preserve">The program stays privileged but believes it has dropped privileges (Week 1)</w:t>
+              <w:t xml:space="preserve">The program stays privileged but believes it has dropped privileges (</w:t>
+            </w:r>
+            <w:hyperlink r:id="rId20">
+              <w:r>
+                <w:rPr>
+                  <w:rStyle w:val="Hyperlink"/>
+                </w:rPr>
+                <w:t xml:space="preserve">Week 1</w:t>
+              </w:r>
+            </w:hyperlink>
+            <w:r>
+              <w:t xml:space="preserve">)</w:t>
             </w:r>
           </w:p>
         </w:tc>
@@ -25726,7 +25201,18 @@
               <w:t xml:space="preserve"> </w:t>
             </w:r>
             <w:r>
-              <w:t xml:space="preserve">key is made of zeros (Week 3)</w:t>
+              <w:t xml:space="preserve">key is made of zeros (</w:t>
+            </w:r>
+            <w:hyperlink r:id="rId98">
+              <w:r>
+                <w:rPr>
+                  <w:rStyle w:val="Hyperlink"/>
+                </w:rPr>
+                <w:t xml:space="preserve">Week 3</w:t>
+              </w:r>
+            </w:hyperlink>
+            <w:r>
+              <w:t xml:space="preserve">)</w:t>
             </w:r>
           </w:p>
         </w:tc>
@@ -25836,7 +25322,7 @@
         <w:pStyle w:val="Compact"/>
         <w:numPr>
           <w:ilvl w:val="0"/>
-          <w:numId w:val="1024"/>
+          <w:numId w:val="1009"/>
         </w:numPr>
       </w:pPr>
       <w:r>
@@ -25909,7 +25395,7 @@
         <w:pStyle w:val="Compact"/>
         <w:numPr>
           <w:ilvl w:val="0"/>
-          <w:numId w:val="1024"/>
+          <w:numId w:val="1009"/>
         </w:numPr>
       </w:pPr>
       <w:r>
@@ -25946,7 +25432,7 @@
         <w:pStyle w:val="Compact"/>
         <w:numPr>
           <w:ilvl w:val="0"/>
-          <w:numId w:val="1024"/>
+          <w:numId w:val="1009"/>
         </w:numPr>
       </w:pPr>
       <w:r>
@@ -26098,8 +25584,8 @@
         <w:t xml:space="preserve">run through a separate, secure channel instead.</w:t>
       </w:r>
     </w:p>
-    <w:bookmarkEnd w:id="103"/>
-    <w:bookmarkStart w:id="104" w:name="variadic-functions-recipe-13.4"/>
+    <w:bookmarkEnd w:id="99"/>
+    <w:bookmarkStart w:id="100" w:name="variadic-functions-recipe-13.4"/>
     <w:p>
       <w:pPr>
         <w:pStyle w:val="Heading3"/>
@@ -26412,8 +25898,8 @@
         <w:t xml:space="preserve">template parameters) are preferred over variadic functions.</w:t>
       </w:r>
     </w:p>
-    <w:bookmarkEnd w:id="104"/>
-    <w:bookmarkStart w:id="105" w:name="signal-handlers-recipe-13.5"/>
+    <w:bookmarkEnd w:id="100"/>
+    <w:bookmarkStart w:id="101" w:name="signal-handlers-recipe-13.5"/>
     <w:p>
       <w:pPr>
         <w:pStyle w:val="Heading3"/>
@@ -27318,9 +26804,9 @@
         </w:pict>
       </w:r>
     </w:p>
-    <w:bookmarkEnd w:id="105"/>
-    <w:bookmarkEnd w:id="106"/>
-    <w:bookmarkStart w:id="116" w:name="Xf1a6391f856ed32ae6332197b865452a2923a2b"/>
+    <w:bookmarkEnd w:id="101"/>
+    <w:bookmarkEnd w:id="102"/>
+    <w:bookmarkStart w:id="112" w:name="Xf1a6391f856ed32ae6332197b865452a2923a2b"/>
     <w:p>
       <w:pPr>
         <w:pStyle w:val="Heading2"/>
@@ -27388,20 +26874,20 @@
       <w:r>
         <w:drawing>
           <wp:inline>
-            <wp:extent cx="5759999" cy="2470728"/>
+            <wp:extent cx="5759999" cy="2329220"/>
             <wp:effectExtent b="0" l="0" r="0" t="0"/>
-            <wp:docPr descr="Comparing static and dynamic analysis" title="" id="108" name="Picture"/>
+            <wp:docPr descr="Comparing static and dynamic analysis" title="" id="104" name="Picture"/>
             <a:graphic>
               <a:graphicData uri="http://schemas.openxmlformats.org/drawingml/2006/picture">
                 <pic:pic>
                   <pic:nvPicPr>
-                    <pic:cNvPr descr="h04-10-statik-dinamik.png" id="109" name="Picture"/>
+                    <pic:cNvPr descr="h04-10-statik-dinamik.png" id="105" name="Picture"/>
                     <pic:cNvPicPr>
                       <a:picLocks noChangeArrowheads="1" noChangeAspect="1"/>
                     </pic:cNvPicPr>
                   </pic:nvPicPr>
                   <pic:blipFill>
-                    <a:blip r:embed="rId107"/>
+                    <a:blip r:embed="rId103"/>
                     <a:stretch>
                       <a:fillRect/>
                     </a:stretch>
@@ -27409,7 +26895,7 @@
                   <pic:spPr bwMode="auto">
                     <a:xfrm>
                       <a:off x="0" y="0"/>
-                      <a:ext cx="5759999" cy="2470728"/>
+                      <a:ext cx="5759999" cy="2329220"/>
                     </a:xfrm>
                     <a:prstGeom prst="rect">
                       <a:avLst/>
@@ -27428,7 +26914,7 @@
         </w:drawing>
       </w:r>
     </w:p>
-    <w:bookmarkStart w:id="110" w:name="tools-layer-by-layer"/>
+    <w:bookmarkStart w:id="106" w:name="tools-layer-by-layer"/>
     <w:p>
       <w:pPr>
         <w:pStyle w:val="Heading3"/>
@@ -28026,8 +27512,8 @@
         <w:t xml:space="preserve">cert ayristir.c</w:t>
       </w:r>
     </w:p>
-    <w:bookmarkEnd w:id="110"/>
-    <w:bookmarkStart w:id="114" w:name="data-flow-analysis-source-sink"/>
+    <w:bookmarkEnd w:id="106"/>
+    <w:bookmarkStart w:id="110" w:name="data-flow-analysis-source-sink"/>
     <w:p>
       <w:pPr>
         <w:pStyle w:val="Heading3"/>
@@ -28117,20 +27603,20 @@
       <w:r>
         <w:drawing>
           <wp:inline>
-            <wp:extent cx="5759999" cy="2377094"/>
+            <wp:extent cx="5759999" cy="2128442"/>
             <wp:effectExtent b="0" l="0" r="0" t="0"/>
-            <wp:docPr descr="Tracking tainted data: from source to sink, with no validation" title="" id="112" name="Picture"/>
+            <wp:docPr descr="Tracking tainted data: from source to sink, with no validation" title="" id="108" name="Picture"/>
             <a:graphic>
               <a:graphicData uri="http://schemas.openxmlformats.org/drawingml/2006/picture">
                 <pic:pic>
                   <pic:nvPicPr>
-                    <pic:cNvPr descr="h04-14-kirli-veri.png" id="113" name="Picture"/>
+                    <pic:cNvPr descr="h04-14-kirli-veri.png" id="109" name="Picture"/>
                     <pic:cNvPicPr>
                       <a:picLocks noChangeArrowheads="1" noChangeAspect="1"/>
                     </pic:cNvPicPr>
                   </pic:nvPicPr>
                   <pic:blipFill>
-                    <a:blip r:embed="rId111"/>
+                    <a:blip r:embed="rId107"/>
                     <a:stretch>
                       <a:fillRect/>
                     </a:stretch>
@@ -28138,7 +27624,7 @@
                   <pic:spPr bwMode="auto">
                     <a:xfrm>
                       <a:off x="0" y="0"/>
-                      <a:ext cx="5759999" cy="2377094"/>
+                      <a:ext cx="5759999" cy="2128442"/>
                     </a:xfrm>
                     <a:prstGeom prst="rect">
                       <a:avLst/>
@@ -28157,8 +27643,8 @@
         </w:drawing>
       </w:r>
     </w:p>
-    <w:bookmarkEnd w:id="114"/>
-    <w:bookmarkStart w:id="115" w:name="living-with-false-alarms"/>
+    <w:bookmarkEnd w:id="110"/>
+    <w:bookmarkStart w:id="111" w:name="living-with-false-alarms"/>
     <w:p>
       <w:pPr>
         <w:pStyle w:val="Heading3"/>
@@ -28180,7 +27666,7 @@
         <w:pStyle w:val="Compact"/>
         <w:numPr>
           <w:ilvl w:val="0"/>
-          <w:numId w:val="1025"/>
+          <w:numId w:val="1010"/>
         </w:numPr>
       </w:pPr>
       <w:r>
@@ -28202,7 +27688,7 @@
         <w:pStyle w:val="Compact"/>
         <w:numPr>
           <w:ilvl w:val="0"/>
-          <w:numId w:val="1025"/>
+          <w:numId w:val="1010"/>
         </w:numPr>
       </w:pPr>
       <w:r>
@@ -28233,7 +27719,7 @@
         <w:pStyle w:val="Compact"/>
         <w:numPr>
           <w:ilvl w:val="0"/>
-          <w:numId w:val="1025"/>
+          <w:numId w:val="1010"/>
         </w:numPr>
       </w:pPr>
       <w:r>
@@ -28313,9 +27799,9 @@
         </w:pict>
       </w:r>
     </w:p>
-    <w:bookmarkEnd w:id="115"/>
-    <w:bookmarkEnd w:id="116"/>
-    <w:bookmarkStart w:id="123" w:name="sanitizers-catching-bugs-at-runtime"/>
+    <w:bookmarkEnd w:id="111"/>
+    <w:bookmarkEnd w:id="112"/>
+    <w:bookmarkStart w:id="119" w:name="sanitizers-catching-bugs-at-runtime"/>
     <w:p>
       <w:pPr>
         <w:pStyle w:val="Heading2"/>
@@ -28327,6 +27813,43 @@
     <w:p>
       <w:pPr>
         <w:pStyle w:val="FirstParagraph"/>
+      </w:pPr>
+      <w:r>
+        <w:t xml:space="preserve">In Week 1 we briefly saw AddressSanitizer for the first time, catching an overflow</w:t>
+      </w:r>
+      <w:r>
+        <w:t xml:space="preserve"> </w:t>
+      </w:r>
+      <w:r>
+        <w:t xml:space="preserve">(</w:t>
+      </w:r>
+      <w:hyperlink r:id="rId26">
+        <w:r>
+          <w:rPr>
+            <w:rStyle w:val="Hyperlink"/>
+          </w:rPr>
+          <w:t xml:space="preserve">Week 1, §14</w:t>
+        </w:r>
+      </w:hyperlink>
+      <w:r>
+        <w:t xml:space="preserve">). This week we</w:t>
+      </w:r>
+      <w:r>
+        <w:t xml:space="preserve"> </w:t>
+      </w:r>
+      <w:r>
+        <w:t xml:space="preserve">go deep into the whole sanitizer family, ASan’s internal mechanism (shadow memory), and how to read a report line</w:t>
+      </w:r>
+      <w:r>
+        <w:t xml:space="preserve"> </w:t>
+      </w:r>
+      <w:r>
+        <w:t xml:space="preserve">by line.</w:t>
+      </w:r>
+    </w:p>
+    <w:p>
+      <w:pPr>
+        <w:pStyle w:val="BodyText"/>
       </w:pPr>
       <w:r>
         <w:t xml:space="preserve">A</w:t>
@@ -28386,20 +27909,20 @@
       <w:r>
         <w:drawing>
           <wp:inline>
-            <wp:extent cx="5759999" cy="2281967"/>
+            <wp:extent cx="5759999" cy="4178086"/>
             <wp:effectExtent b="0" l="0" r="0" t="0"/>
-            <wp:docPr descr="How AddressSanitizer’s redzone logic works" title="" id="118" name="Picture"/>
+            <wp:docPr descr="How AddressSanitizer’s redzone logic works" title="" id="114" name="Picture"/>
             <a:graphic>
               <a:graphicData uri="http://schemas.openxmlformats.org/drawingml/2006/picture">
                 <pic:pic>
                   <pic:nvPicPr>
-                    <pic:cNvPr descr="h04-11-asan.png" id="119" name="Picture"/>
+                    <pic:cNvPr descr="h04-11-asan.png" id="115" name="Picture"/>
                     <pic:cNvPicPr>
                       <a:picLocks noChangeArrowheads="1" noChangeAspect="1"/>
                     </pic:cNvPicPr>
                   </pic:nvPicPr>
                   <pic:blipFill>
-                    <a:blip r:embed="rId117"/>
+                    <a:blip r:embed="rId113"/>
                     <a:stretch>
                       <a:fillRect/>
                     </a:stretch>
@@ -28407,7 +27930,7 @@
                   <pic:spPr bwMode="auto">
                     <a:xfrm>
                       <a:off x="0" y="0"/>
-                      <a:ext cx="5759999" cy="2281967"/>
+                      <a:ext cx="5759999" cy="4178086"/>
                     </a:xfrm>
                     <a:prstGeom prst="rect">
                       <a:avLst/>
@@ -28827,7 +28350,7 @@
         </w:tc>
       </w:tr>
     </w:tbl>
-    <w:bookmarkStart w:id="120" w:name="how-does-asan-work-shadow-memory"/>
+    <w:bookmarkStart w:id="116" w:name="how-does-asan-work-shadow-memory"/>
     <w:p>
       <w:pPr>
         <w:pStyle w:val="Heading3"/>
@@ -28960,8 +28483,8 @@
         <w:t xml:space="preserve">between them.</w:t>
       </w:r>
     </w:p>
-    <w:bookmarkEnd w:id="120"/>
-    <w:bookmarkStart w:id="121" w:name="practical-use"/>
+    <w:bookmarkEnd w:id="116"/>
+    <w:bookmarkStart w:id="117" w:name="practical-use"/>
     <w:p>
       <w:pPr>
         <w:pStyle w:val="Heading3"/>
@@ -29128,8 +28651,8 @@
         <w:t xml:space="preserve">./program_test</w:t>
       </w:r>
     </w:p>
-    <w:bookmarkEnd w:id="121"/>
-    <w:bookmarkStart w:id="122" w:name="reading-a-ubsan-report-line-by-line"/>
+    <w:bookmarkEnd w:id="117"/>
+    <w:bookmarkStart w:id="118" w:name="reading-a-ubsan-report-line-by-line"/>
     <w:p>
       <w:pPr>
         <w:pStyle w:val="Heading3"/>
@@ -29213,7 +28736,7 @@
         <w:pStyle w:val="Compact"/>
         <w:numPr>
           <w:ilvl w:val="0"/>
-          <w:numId w:val="1026"/>
+          <w:numId w:val="1011"/>
         </w:numPr>
       </w:pPr>
       <w:r>
@@ -29280,7 +28803,7 @@
         <w:pStyle w:val="Compact"/>
         <w:numPr>
           <w:ilvl w:val="0"/>
-          <w:numId w:val="1026"/>
+          <w:numId w:val="1011"/>
         </w:numPr>
       </w:pPr>
       <w:r>
@@ -29330,7 +28853,7 @@
         <w:pStyle w:val="Compact"/>
         <w:numPr>
           <w:ilvl w:val="0"/>
-          <w:numId w:val="1026"/>
+          <w:numId w:val="1011"/>
         </w:numPr>
       </w:pPr>
       <w:r>
@@ -29367,7 +28890,7 @@
         <w:pStyle w:val="Compact"/>
         <w:numPr>
           <w:ilvl w:val="0"/>
-          <w:numId w:val="1026"/>
+          <w:numId w:val="1011"/>
         </w:numPr>
       </w:pPr>
       <w:r>
@@ -29612,7 +29135,7 @@
         <w:pStyle w:val="Compact"/>
         <w:numPr>
           <w:ilvl w:val="0"/>
-          <w:numId w:val="1027"/>
+          <w:numId w:val="1012"/>
         </w:numPr>
       </w:pPr>
       <w:r>
@@ -29639,7 +29162,7 @@
         <w:pStyle w:val="Compact"/>
         <w:numPr>
           <w:ilvl w:val="0"/>
-          <w:numId w:val="1027"/>
+          <w:numId w:val="1012"/>
         </w:numPr>
       </w:pPr>
       <w:r>
@@ -29734,7 +29257,7 @@
         <w:pStyle w:val="Compact"/>
         <w:numPr>
           <w:ilvl w:val="0"/>
-          <w:numId w:val="1027"/>
+          <w:numId w:val="1012"/>
         </w:numPr>
       </w:pPr>
       <w:r>
@@ -29811,7 +29334,7 @@
         <w:pStyle w:val="Compact"/>
         <w:numPr>
           <w:ilvl w:val="0"/>
-          <w:numId w:val="1027"/>
+          <w:numId w:val="1012"/>
         </w:numPr>
       </w:pPr>
       <w:r>
@@ -30211,9 +29734,9 @@
         </w:pict>
       </w:r>
     </w:p>
-    <w:bookmarkEnd w:id="122"/>
-    <w:bookmarkEnd w:id="123"/>
-    <w:bookmarkStart w:id="130" w:name="introduction-to-fuzzing"/>
+    <w:bookmarkEnd w:id="118"/>
+    <w:bookmarkEnd w:id="119"/>
+    <w:bookmarkStart w:id="126" w:name="introduction-to-fuzzing"/>
     <w:p>
       <w:pPr>
         <w:pStyle w:val="Heading2"/>
@@ -30264,7 +29787,7 @@
         <w:t xml:space="preserve">over the years.</w:t>
       </w:r>
     </w:p>
-    <w:bookmarkStart w:id="127" w:name="how-does-coverage-guided-fuzzing-work"/>
+    <w:bookmarkStart w:id="123" w:name="how-does-coverage-guided-fuzzing-work"/>
     <w:p>
       <w:pPr>
         <w:pStyle w:val="Heading3"/>
@@ -30304,20 +29827,20 @@
       <w:r>
         <w:drawing>
           <wp:inline>
-            <wp:extent cx="5759999" cy="2561342"/>
+            <wp:extent cx="5759999" cy="1648864"/>
             <wp:effectExtent b="0" l="0" r="0" t="0"/>
-            <wp:docPr descr="The coverage-guided fuzzing loop" title="" id="125" name="Picture"/>
+            <wp:docPr descr="The coverage-guided fuzzing loop" title="" id="121" name="Picture"/>
             <a:graphic>
               <a:graphicData uri="http://schemas.openxmlformats.org/drawingml/2006/picture">
                 <pic:pic>
                   <pic:nvPicPr>
-                    <pic:cNvPr descr="h04-01-fuzzing-dongusu.png" id="126" name="Picture"/>
+                    <pic:cNvPr descr="h04-01-fuzzing-dongusu.png" id="122" name="Picture"/>
                     <pic:cNvPicPr>
                       <a:picLocks noChangeArrowheads="1" noChangeAspect="1"/>
                     </pic:cNvPicPr>
                   </pic:nvPicPr>
                   <pic:blipFill>
-                    <a:blip r:embed="rId124"/>
+                    <a:blip r:embed="rId120"/>
                     <a:stretch>
                       <a:fillRect/>
                     </a:stretch>
@@ -30325,7 +29848,7 @@
                   <pic:spPr bwMode="auto">
                     <a:xfrm>
                       <a:off x="0" y="0"/>
-                      <a:ext cx="5759999" cy="2561342"/>
+                      <a:ext cx="5759999" cy="1648864"/>
                     </a:xfrm>
                     <a:prstGeom prst="rect">
                       <a:avLst/>
@@ -30376,8 +29899,8 @@
         <w:t xml:space="preserve">crash but does corrupt memory.</w:t>
       </w:r>
     </w:p>
-    <w:bookmarkEnd w:id="127"/>
-    <w:bookmarkStart w:id="128" w:name="writing-a-fuzz-target-harness"/>
+    <w:bookmarkEnd w:id="123"/>
+    <w:bookmarkStart w:id="124" w:name="writing-a-fuzz-target-harness"/>
     <w:p>
       <w:pPr>
         <w:pStyle w:val="Heading3"/>
@@ -30926,8 +30449,8 @@
         <w:t xml:space="preserve">(a separate target for every parser).</w:t>
       </w:r>
     </w:p>
-    <w:bookmarkEnd w:id="128"/>
-    <w:bookmarkStart w:id="129" w:name="demo-4-finding-bugs-with-fuzzing"/>
+    <w:bookmarkEnd w:id="124"/>
+    <w:bookmarkStart w:id="125" w:name="demo-4-finding-bugs-with-fuzzing"/>
     <w:p>
       <w:pPr>
         <w:pStyle w:val="Heading3"/>
@@ -31589,9 +31112,9 @@
         </w:pict>
       </w:r>
     </w:p>
-    <w:bookmarkEnd w:id="129"/>
-    <w:bookmarkEnd w:id="130"/>
-    <w:bookmarkStart w:id="139" w:name="X0a09570b6725150e8ff28fa0de0cca5f98ec441"/>
+    <w:bookmarkEnd w:id="125"/>
+    <w:bookmarkEnd w:id="126"/>
+    <w:bookmarkStart w:id="135" w:name="X0a09570b6725150e8ff28fa0de0cca5f98ec441"/>
     <w:p>
       <w:pPr>
         <w:pStyle w:val="Heading2"/>
@@ -31605,7 +31128,42 @@
         <w:pStyle w:val="FirstParagraph"/>
       </w:pPr>
       <w:r>
-        <w:t xml:space="preserve">Secure coding</w:t>
+        <w:t xml:space="preserve">Week 1’s</w:t>
+      </w:r>
+      <w:r>
+        <w:t xml:space="preserve"> </w:t>
+      </w:r>
+      <w:r>
+        <w:t xml:space="preserve">“Who catches the overflow?”</w:t>
+      </w:r>
+      <w:r>
+        <w:t xml:space="preserve"> </w:t>
+      </w:r>
+      <w:r>
+        <w:t xml:space="preserve">section already gave us a brief list of these protections</w:t>
+      </w:r>
+      <w:r>
+        <w:t xml:space="preserve"> </w:t>
+      </w:r>
+      <w:r>
+        <w:t xml:space="preserve">(</w:t>
+      </w:r>
+      <w:hyperlink r:id="rId26">
+        <w:r>
+          <w:rPr>
+            <w:rStyle w:val="Hyperlink"/>
+          </w:rPr>
+          <w:t xml:space="preserve">Week 1, §14</w:t>
+        </w:r>
+      </w:hyperlink>
+      <w:r>
+        <w:t xml:space="preserve">); this week we</w:t>
+      </w:r>
+      <w:r>
+        <w:t xml:space="preserve"> </w:t>
+      </w:r>
+      <w:r>
+        <w:t xml:space="preserve">go through each one’s internal mechanism and what it stops and doesn’t stop, one at a time. Secure coding</w:t>
       </w:r>
       <w:r>
         <w:t xml:space="preserve"> </w:t>
@@ -31637,13 +31195,13 @@
         <w:t xml:space="preserve"> </w:t>
       </w:r>
       <w:r>
-        <w:t xml:space="preserve">once</w:t>
-      </w:r>
-      <w:r>
-        <w:t xml:space="preserve"> </w:t>
-      </w:r>
-      <w:r>
-        <w:t xml:space="preserve">one slips through. The textbook mentions only the stack protector among these (StackGuard, ProPolice, MSVC</w:t>
+        <w:t xml:space="preserve">once one slips</w:t>
+      </w:r>
+      <w:r>
+        <w:t xml:space="preserve"> </w:t>
+      </w:r>
+      <w:r>
+        <w:t xml:space="preserve">through. The textbook mentions only the stack protector among these (StackGuard, ProPolice, MSVC</w:t>
       </w:r>
       <w:r>
         <w:t xml:space="preserve"> </w:t>
@@ -31671,20 +31229,20 @@
       <w:r>
         <w:drawing>
           <wp:inline>
-            <wp:extent cx="5759999" cy="2786354"/>
+            <wp:extent cx="5759999" cy="4243274"/>
             <wp:effectExtent b="0" l="0" r="0" t="0"/>
-            <wp:docPr descr="Compiler and operating system protection layers" title="" id="132" name="Picture"/>
+            <wp:docPr descr="Compiler and operating system protection layers" title="" id="128" name="Picture"/>
             <a:graphic>
               <a:graphicData uri="http://schemas.openxmlformats.org/drawingml/2006/picture">
                 <pic:pic>
                   <pic:nvPicPr>
-                    <pic:cNvPr descr="h04-02-derleyici-os-korumalari.png" id="133" name="Picture"/>
+                    <pic:cNvPr descr="h04-02-derleyici-os-korumalari.png" id="129" name="Picture"/>
                     <pic:cNvPicPr>
                       <a:picLocks noChangeArrowheads="1" noChangeAspect="1"/>
                     </pic:cNvPicPr>
                   </pic:nvPicPr>
                   <pic:blipFill>
-                    <a:blip r:embed="rId131"/>
+                    <a:blip r:embed="rId127"/>
                     <a:stretch>
                       <a:fillRect/>
                     </a:stretch>
@@ -31692,7 +31250,7 @@
                   <pic:spPr bwMode="auto">
                     <a:xfrm>
                       <a:off x="0" y="0"/>
-                      <a:ext cx="5759999" cy="2786354"/>
+                      <a:ext cx="5759999" cy="4243274"/>
                     </a:xfrm>
                     <a:prstGeom prst="rect">
                       <a:avLst/>
@@ -31738,7 +31296,7 @@
         <w:t xml:space="preserve">secure coding covered in Sections 3–8.</w:t>
       </w:r>
     </w:p>
-    <w:bookmarkStart w:id="134" w:name="protections-and-flags"/>
+    <w:bookmarkStart w:id="130" w:name="protections-and-flags"/>
     <w:p>
       <w:pPr>
         <w:pStyle w:val="Heading3"/>
@@ -32323,8 +31881,8 @@
         </w:tc>
       </w:tr>
     </w:tbl>
-    <w:bookmarkEnd w:id="134"/>
-    <w:bookmarkStart w:id="135" w:name="X5093d578612ed5efd4c8018b200af0cab6066e7"/>
+    <w:bookmarkEnd w:id="130"/>
+    <w:bookmarkStart w:id="131" w:name="X5093d578612ed5efd4c8018b200af0cab6066e7"/>
     <w:p>
       <w:pPr>
         <w:pStyle w:val="Heading3"/>
@@ -32645,8 +32203,8 @@
         <w:t xml:space="preserve">protection stops a logic bug (such as the corruption of a privilege flag in Week 1 Demo 3).</w:t>
       </w:r>
     </w:p>
-    <w:bookmarkEnd w:id="135"/>
-    <w:bookmarkStart w:id="136" w:name="going-through-each-protection-one-by-one"/>
+    <w:bookmarkEnd w:id="131"/>
+    <w:bookmarkStart w:id="132" w:name="going-through-each-protection-one-by-one"/>
     <w:p>
       <w:pPr>
         <w:pStyle w:val="Heading3"/>
@@ -33104,7 +32662,7 @@
         <w:pStyle w:val="Compact"/>
         <w:numPr>
           <w:ilvl w:val="0"/>
-          <w:numId w:val="1028"/>
+          <w:numId w:val="1013"/>
         </w:numPr>
       </w:pPr>
       <w:r>
@@ -33210,7 +32768,7 @@
         <w:pStyle w:val="Compact"/>
         <w:numPr>
           <w:ilvl w:val="0"/>
-          <w:numId w:val="1028"/>
+          <w:numId w:val="1013"/>
         </w:numPr>
       </w:pPr>
       <w:r>
@@ -33275,7 +32833,7 @@
         <w:pStyle w:val="Compact"/>
         <w:numPr>
           <w:ilvl w:val="0"/>
-          <w:numId w:val="1028"/>
+          <w:numId w:val="1013"/>
         </w:numPr>
       </w:pPr>
       <w:r>
@@ -34514,8 +34072,8 @@
         <w:t xml:space="preserve">class of bug.”</w:t>
       </w:r>
     </w:p>
-    <w:bookmarkEnd w:id="136"/>
-    <w:bookmarkStart w:id="137" w:name="demo-5-turning-protections-on-and-off"/>
+    <w:bookmarkEnd w:id="132"/>
+    <w:bookmarkStart w:id="133" w:name="demo-5-turning-protections-on-and-off"/>
     <w:p>
       <w:pPr>
         <w:pStyle w:val="Heading3"/>
@@ -34849,8 +34407,8 @@
         <w:t xml:space="preserve">program has crashed; but control flow was never hijacked.</w:t>
       </w:r>
     </w:p>
-    <w:bookmarkEnd w:id="137"/>
-    <w:bookmarkStart w:id="138" w:name="auditing-a-binarys-protections"/>
+    <w:bookmarkEnd w:id="133"/>
+    <w:bookmarkStart w:id="134" w:name="auditing-a-binarys-protections"/>
     <w:p>
       <w:pPr>
         <w:pStyle w:val="Heading3"/>
@@ -35609,9 +35167,9 @@
         </w:pict>
       </w:r>
     </w:p>
-    <w:bookmarkEnd w:id="138"/>
-    <w:bookmarkEnd w:id="139"/>
-    <w:bookmarkStart w:id="146" w:name="X75b312d34684d4d99ff0ea4da577960f7fdb2e1"/>
+    <w:bookmarkEnd w:id="134"/>
+    <w:bookmarkEnd w:id="135"/>
+    <w:bookmarkStart w:id="142" w:name="X75b312d34684d4d99ff0ea4da577960f7fdb2e1"/>
     <w:p>
       <w:pPr>
         <w:pStyle w:val="Heading2"/>
@@ -35661,7 +35219,7 @@
         <w:t xml:space="preserve">integration (CI) pipeline is how this kind of regression gets caught.</w:t>
       </w:r>
     </w:p>
-    <w:bookmarkStart w:id="143" w:name="a-sample-pipeline"/>
+    <w:bookmarkStart w:id="139" w:name="a-sample-pipeline"/>
     <w:p>
       <w:pPr>
         <w:pStyle w:val="Heading3"/>
@@ -35677,20 +35235,20 @@
       <w:r>
         <w:drawing>
           <wp:inline>
-            <wp:extent cx="5759999" cy="2748610"/>
+            <wp:extent cx="5759999" cy="1882970"/>
             <wp:effectExtent b="0" l="0" r="0" t="0"/>
-            <wp:docPr descr="The seven steps of a secure build pipeline" title="" id="141" name="Picture"/>
+            <wp:docPr descr="The seven steps of a secure build pipeline" title="" id="137" name="Picture"/>
             <a:graphic>
               <a:graphicData uri="http://schemas.openxmlformats.org/drawingml/2006/picture">
                 <pic:pic>
                   <pic:nvPicPr>
-                    <pic:cNvPr descr="h04-03-ci-hatti.png" id="142" name="Picture"/>
+                    <pic:cNvPr descr="h04-03-ci-hatti.png" id="138" name="Picture"/>
                     <pic:cNvPicPr>
                       <a:picLocks noChangeArrowheads="1" noChangeAspect="1"/>
                     </pic:cNvPicPr>
                   </pic:nvPicPr>
                   <pic:blipFill>
-                    <a:blip r:embed="rId140"/>
+                    <a:blip r:embed="rId136"/>
                     <a:stretch>
                       <a:fillRect/>
                     </a:stretch>
@@ -35698,7 +35256,7 @@
                   <pic:spPr bwMode="auto">
                     <a:xfrm>
                       <a:off x="0" y="0"/>
-                      <a:ext cx="5759999" cy="2748610"/>
+                      <a:ext cx="5759999" cy="1882970"/>
                     </a:xfrm>
                     <a:prstGeom prst="rect">
                       <a:avLst/>
@@ -35984,8 +35542,8 @@
         <w:t xml:space="preserve">and run on every build. This way the same bug can never enter the codebase again.</w:t>
       </w:r>
     </w:p>
-    <w:bookmarkEnd w:id="143"/>
-    <w:bookmarkStart w:id="144" w:name="modes-in-the-courses-cmake-setup"/>
+    <w:bookmarkEnd w:id="139"/>
+    <w:bookmarkStart w:id="140" w:name="modes-in-the-courses-cmake-setup"/>
     <w:p>
       <w:pPr>
         <w:pStyle w:val="Heading3"/>
@@ -36178,7 +35736,21 @@
               <w:pStyle w:val="Compact"/>
             </w:pPr>
             <w:r>
-              <w:t xml:space="preserve">Show the effect of compiler optimisation (Week 1 Demo 2)</w:t>
+              <w:t xml:space="preserve">Show the effect of compiler optimisation (</w:t>
+            </w:r>
+            <w:hyperlink r:id="rId20">
+              <w:r>
+                <w:rPr>
+                  <w:rStyle w:val="Hyperlink"/>
+                </w:rPr>
+                <w:t xml:space="preserve">Week 1</w:t>
+              </w:r>
+            </w:hyperlink>
+            <w:r>
+              <w:t xml:space="preserve"> </w:t>
+            </w:r>
+            <w:r>
+              <w:t xml:space="preserve">Demo 2)</w:t>
             </w:r>
           </w:p>
         </w:tc>
@@ -36404,8 +35976,8 @@
         <w:t xml:space="preserve">CI, protections on and logging off for the release build.</w:t>
       </w:r>
     </w:p>
-    <w:bookmarkEnd w:id="144"/>
-    <w:bookmarkStart w:id="145" w:name="X65a4b4fff63628ae6380cbf33b271b3adf47452"/>
+    <w:bookmarkEnd w:id="140"/>
+    <w:bookmarkStart w:id="141" w:name="X65a4b4fff63628ae6380cbf33b271b3adf47452"/>
     <w:p>
       <w:pPr>
         <w:pStyle w:val="Heading3"/>
@@ -36419,7 +35991,21 @@
         <w:pStyle w:val="FirstParagraph"/>
       </w:pPr>
       <w:r>
-        <w:t xml:space="preserve">As we saw in Week 2, an attacker sometimes targets not the code but the</w:t>
+        <w:t xml:space="preserve">As we saw in</w:t>
+      </w:r>
+      <w:r>
+        <w:t xml:space="preserve"> </w:t>
+      </w:r>
+      <w:hyperlink r:id="rId67">
+        <w:r>
+          <w:rPr>
+            <w:rStyle w:val="Hyperlink"/>
+          </w:rPr>
+          <w:t xml:space="preserve">Week 2</w:t>
+        </w:r>
+      </w:hyperlink>
+      <w:r>
+        <w:t xml:space="preserve">, an attacker sometimes targets not the code but the</w:t>
       </w:r>
       <w:r>
         <w:t xml:space="preserve"> </w:t>
@@ -36446,7 +36032,7 @@
         <w:pStyle w:val="Compact"/>
         <w:numPr>
           <w:ilvl w:val="0"/>
-          <w:numId w:val="1029"/>
+          <w:numId w:val="1014"/>
         </w:numPr>
       </w:pPr>
       <w:r>
@@ -36458,11 +36044,22 @@
         <w:pStyle w:val="Compact"/>
         <w:numPr>
           <w:ilvl w:val="0"/>
-          <w:numId w:val="1029"/>
+          <w:numId w:val="1014"/>
         </w:numPr>
       </w:pPr>
       <w:r>
-        <w:t xml:space="preserve">Dependencies must be pinned by version and hash digest (Week 5’s SBOM).</w:t>
+        <w:t xml:space="preserve">Dependencies must be pinned by version and hash digest (</w:t>
+      </w:r>
+      <w:hyperlink r:id="rId69">
+        <w:r>
+          <w:rPr>
+            <w:rStyle w:val="Hyperlink"/>
+          </w:rPr>
+          <w:t xml:space="preserve">Week 5</w:t>
+        </w:r>
+      </w:hyperlink>
+      <w:r>
+        <w:t xml:space="preserve">’s SBOM).</w:t>
       </w:r>
     </w:p>
     <w:p>
@@ -36470,7 +36067,7 @@
         <w:pStyle w:val="Compact"/>
         <w:numPr>
           <w:ilvl w:val="0"/>
-          <w:numId w:val="1029"/>
+          <w:numId w:val="1014"/>
         </w:numPr>
       </w:pPr>
       <w:r>
@@ -36482,7 +36079,7 @@
         <w:pStyle w:val="Compact"/>
         <w:numPr>
           <w:ilvl w:val="0"/>
-          <w:numId w:val="1029"/>
+          <w:numId w:val="1014"/>
         </w:numPr>
       </w:pPr>
       <w:r>
@@ -36509,9 +36106,9 @@
         </w:pict>
       </w:r>
     </w:p>
-    <w:bookmarkEnd w:id="145"/>
-    <w:bookmarkEnd w:id="146"/>
-    <w:bookmarkStart w:id="152" w:name="Xe504935b3665934c82b7b52b7fae606d1f92368"/>
+    <w:bookmarkEnd w:id="141"/>
+    <w:bookmarkEnd w:id="142"/>
+    <w:bookmarkStart w:id="150" w:name="Xe504935b3665934c82b7b52b7fae606d1f92368"/>
     <w:p>
       <w:pPr>
         <w:pStyle w:val="Heading2"/>
@@ -36555,7 +36152,24 @@
         <w:t xml:space="preserve"> </w:t>
       </w:r>
       <w:r>
-        <w:t xml:space="preserve">we saw in Week 1 possesses the program itself: they can open the binary in a disassembler, read its</w:t>
+        <w:t xml:space="preserve">we saw in</w:t>
+      </w:r>
+      <w:r>
+        <w:t xml:space="preserve"> </w:t>
+      </w:r>
+      <w:hyperlink r:id="rId20">
+        <w:r>
+          <w:rPr>
+            <w:rStyle w:val="Hyperlink"/>
+          </w:rPr>
+          <w:t xml:space="preserve">Week 1</w:t>
+        </w:r>
+      </w:hyperlink>
+      <w:r>
+        <w:t xml:space="preserve"> </w:t>
+      </w:r>
+      <w:r>
+        <w:t xml:space="preserve">possesses the program itself: they can open the binary in a disassembler, read its</w:t>
       </w:r>
       <w:r>
         <w:t xml:space="preserve"> </w:t>
@@ -36603,6 +36217,70 @@
       </w:r>
       <w:r>
         <w:t xml:space="preserve">, without changing that behaviour.</w:t>
+      </w:r>
+    </w:p>
+    <w:p>
+      <w:pPr>
+        <w:pStyle w:val="BodyText"/>
+      </w:pPr>
+      <w:r>
+        <w:t xml:space="preserve">This week we only</w:t>
+      </w:r>
+      <w:r>
+        <w:t xml:space="preserve"> </w:t>
+      </w:r>
+      <w:r>
+        <w:rPr>
+          <w:b/>
+          <w:bCs/>
+        </w:rPr>
+        <w:t xml:space="preserve">introduce</w:t>
+      </w:r>
+      <w:r>
+        <w:t xml:space="preserve"> </w:t>
+      </w:r>
+      <w:r>
+        <w:t xml:space="preserve">obfuscation: what it gives, what it does not, and three simple measures. The full</w:t>
+      </w:r>
+      <w:r>
+        <w:t xml:space="preserve"> </w:t>
+      </w:r>
+      <w:r>
+        <w:t xml:space="preserve">catalogue of obfuscation rules and how to measure them come in</w:t>
+      </w:r>
+      <w:r>
+        <w:t xml:space="preserve"> </w:t>
+      </w:r>
+      <w:hyperlink r:id="rId143">
+        <w:r>
+          <w:rPr>
+            <w:rStyle w:val="Hyperlink"/>
+          </w:rPr>
+          <w:t xml:space="preserve">Week 9</w:t>
+        </w:r>
+      </w:hyperlink>
+      <w:r>
+        <w:t xml:space="preserve">;</w:t>
+      </w:r>
+      <w:r>
+        <w:t xml:space="preserve"> </w:t>
+      </w:r>
+      <w:r>
+        <w:t xml:space="preserve">applying the same rules automatically with a tool comes in</w:t>
+      </w:r>
+      <w:r>
+        <w:t xml:space="preserve"> </w:t>
+      </w:r>
+      <w:hyperlink r:id="rId144">
+        <w:r>
+          <w:rPr>
+            <w:rStyle w:val="Hyperlink"/>
+          </w:rPr>
+          <w:t xml:space="preserve">Week 14</w:t>
+        </w:r>
+      </w:hyperlink>
+      <w:r>
+        <w:t xml:space="preserve">.</w:t>
       </w:r>
     </w:p>
     <w:p>
@@ -36612,20 +36290,20 @@
       <w:r>
         <w:drawing>
           <wp:inline>
-            <wp:extent cx="5759999" cy="2574688"/>
+            <wp:extent cx="5759999" cy="2583758"/>
             <wp:effectExtent b="0" l="0" r="0" t="0"/>
-            <wp:docPr descr="The difference between a remote attacker and the owner of the device" title="" id="148" name="Picture"/>
+            <wp:docPr descr="The difference between a remote attacker and the owner of the device" title="" id="146" name="Picture"/>
             <a:graphic>
               <a:graphicData uri="http://schemas.openxmlformats.org/drawingml/2006/picture">
                 <pic:pic>
                   <pic:nvPicPr>
-                    <pic:cNvPr descr="h04-17-iki-saldirgan-modeli.png" id="149" name="Picture"/>
+                    <pic:cNvPr descr="h04-17-iki-saldirgan-modeli.png" id="147" name="Picture"/>
                     <pic:cNvPicPr>
                       <a:picLocks noChangeArrowheads="1" noChangeAspect="1"/>
                     </pic:cNvPicPr>
                   </pic:nvPicPr>
                   <pic:blipFill>
-                    <a:blip r:embed="rId147"/>
+                    <a:blip r:embed="rId145"/>
                     <a:stretch>
                       <a:fillRect/>
                     </a:stretch>
@@ -36633,7 +36311,7 @@
                   <pic:spPr bwMode="auto">
                     <a:xfrm>
                       <a:off x="0" y="0"/>
-                      <a:ext cx="5759999" cy="2574688"/>
+                      <a:ext cx="5759999" cy="2583758"/>
                     </a:xfrm>
                     <a:prstGeom prst="rect">
                       <a:avLst/>
@@ -36652,7 +36330,7 @@
         </w:drawing>
       </w:r>
     </w:p>
-    <w:bookmarkStart w:id="150" w:name="Xdbfd1b143d0d39a377ad8af481775346a53e956"/>
+    <w:bookmarkStart w:id="148" w:name="Xdbfd1b143d0d39a377ad8af481775346a53e956"/>
     <w:p>
       <w:pPr>
         <w:pStyle w:val="Heading3"/>
@@ -36707,7 +36385,7 @@
         <w:pStyle w:val="Compact"/>
         <w:numPr>
           <w:ilvl w:val="0"/>
-          <w:numId w:val="1030"/>
+          <w:numId w:val="1015"/>
         </w:numPr>
       </w:pPr>
       <w:r>
@@ -36719,7 +36397,7 @@
         <w:pStyle w:val="Compact"/>
         <w:numPr>
           <w:ilvl w:val="0"/>
-          <w:numId w:val="1030"/>
+          <w:numId w:val="1015"/>
         </w:numPr>
       </w:pPr>
       <w:r>
@@ -36750,7 +36428,7 @@
         <w:pStyle w:val="Compact"/>
         <w:numPr>
           <w:ilvl w:val="0"/>
-          <w:numId w:val="1030"/>
+          <w:numId w:val="1015"/>
         </w:numPr>
       </w:pPr>
       <w:r>
@@ -36806,8 +36484,8 @@
         <w:t xml:space="preserve">obfuscation raises maintenance cost; that’s why it is applied only to sensitive parts.</w:t>
       </w:r>
     </w:p>
-    <w:bookmarkEnd w:id="150"/>
-    <w:bookmarkStart w:id="151" w:name="obfuscation-techniques-a-map"/>
+    <w:bookmarkEnd w:id="148"/>
+    <w:bookmarkStart w:id="149" w:name="obfuscation-techniques-a-map"/>
     <w:p>
       <w:pPr>
         <w:pStyle w:val="Heading3"/>
@@ -37226,8 +36904,8 @@
         </w:pict>
       </w:r>
     </w:p>
-    <w:bookmarkEnd w:id="151"/>
-    <w:bookmarkEnd w:id="152"/>
+    <w:bookmarkEnd w:id="149"/>
+    <w:bookmarkEnd w:id="150"/>
     <w:bookmarkStart w:id="158" w:name="symbol-string-and-log-hiding"/>
     <w:p>
       <w:pPr>
@@ -37340,20 +37018,20 @@
       <w:r>
         <w:drawing>
           <wp:inline>
-            <wp:extent cx="5759999" cy="2283460"/>
+            <wp:extent cx="5759999" cy="1843470"/>
             <wp:effectExtent b="0" l="0" r="0" t="0"/>
-            <wp:docPr descr="Symbol, string, and log hiding" title="" id="154" name="Picture"/>
+            <wp:docPr descr="Symbol, string, and log hiding" title="" id="152" name="Picture"/>
             <a:graphic>
               <a:graphicData uri="http://schemas.openxmlformats.org/drawingml/2006/picture">
                 <pic:pic>
                   <pic:nvPicPr>
-                    <pic:cNvPr descr="h04-18-sembol-dize-gizleme.png" id="155" name="Picture"/>
+                    <pic:cNvPr descr="h04-18-sembol-dize-gizleme.png" id="153" name="Picture"/>
                     <pic:cNvPicPr>
                       <a:picLocks noChangeArrowheads="1" noChangeAspect="1"/>
                     </pic:cNvPicPr>
                   </pic:nvPicPr>
                   <pic:blipFill>
-                    <a:blip r:embed="rId153"/>
+                    <a:blip r:embed="rId151"/>
                     <a:stretch>
                       <a:fillRect/>
                     </a:stretch>
@@ -37361,7 +37039,7 @@
                   <pic:spPr bwMode="auto">
                     <a:xfrm>
                       <a:off x="0" y="0"/>
-                      <a:ext cx="5759999" cy="2283460"/>
+                      <a:ext cx="5759999" cy="1843470"/>
                     </a:xfrm>
                     <a:prstGeom prst="rect">
                       <a:avLst/>
@@ -37996,13 +37674,35 @@
         <w:t xml:space="preserve">strings</w:t>
       </w:r>
       <w:r>
-        <w:t xml:space="preserve">; against an attacker examining the program while it runs you need RASP (Week 6), and for real</w:t>
-      </w:r>
-      <w:r>
-        <w:t xml:space="preserve"> </w:t>
-      </w:r>
-      <w:r>
-        <w:t xml:space="preserve">keys you need whitebox cryptography (Week 11). This is why, in the field, the string-hiding key is itself also</w:t>
+        <w:t xml:space="preserve">; against an attacker examining the program while it runs you need RASP (</w:t>
+      </w:r>
+      <w:hyperlink r:id="rId154">
+        <w:r>
+          <w:rPr>
+            <w:rStyle w:val="Hyperlink"/>
+          </w:rPr>
+          <w:t xml:space="preserve">Week 6</w:t>
+        </w:r>
+      </w:hyperlink>
+      <w:r>
+        <w:t xml:space="preserve">), and for real</w:t>
+      </w:r>
+      <w:r>
+        <w:t xml:space="preserve"> </w:t>
+      </w:r>
+      <w:r>
+        <w:t xml:space="preserve">keys you need whitebox cryptography (</w:t>
+      </w:r>
+      <w:hyperlink r:id="rId155">
+        <w:r>
+          <w:rPr>
+            <w:rStyle w:val="Hyperlink"/>
+          </w:rPr>
+          <w:t xml:space="preserve">Week 11</w:t>
+        </w:r>
+      </w:hyperlink>
+      <w:r>
+        <w:t xml:space="preserve">). This is why, in the field, the string-hiding key is itself also</w:t>
       </w:r>
       <w:r>
         <w:t xml:space="preserve"> </w:t>
@@ -38416,7 +38116,7 @@
     </w:p>
     <w:bookmarkEnd w:id="157"/>
     <w:bookmarkEnd w:id="158"/>
-    <w:bookmarkStart w:id="164" w:name="X187a17b728df9409c21d6353c1d84b2883cf75d"/>
+    <w:bookmarkStart w:id="167" w:name="X187a17b728df9409c21d6353c1d84b2883cf75d"/>
     <w:p>
       <w:pPr>
         <w:pStyle w:val="Heading2"/>
@@ -38485,6 +38185,26 @@
         </w:rPr>
         <w:t xml:space="preserve">state variable</w:t>
       </w:r>
+      <w:r>
+        <w:t xml:space="preserve">. Here we see the idea and a small demo; the in-depth version</w:t>
+      </w:r>
+      <w:r>
+        <w:t xml:space="preserve"> </w:t>
+      </w:r>
+      <w:r>
+        <w:t xml:space="preserve">comes in</w:t>
+      </w:r>
+      <w:r>
+        <w:t xml:space="preserve"> </w:t>
+      </w:r>
+      <w:hyperlink r:id="rId159">
+        <w:r>
+          <w:rPr>
+            <w:rStyle w:val="Hyperlink"/>
+          </w:rPr>
+          <w:t xml:space="preserve">Week 9 as rule K-04</w:t>
+        </w:r>
+      </w:hyperlink>
       <w:r>
         <w:t xml:space="preserve">.</w:t>
       </w:r>
@@ -38496,20 +38216,20 @@
       <w:r>
         <w:drawing>
           <wp:inline>
-            <wp:extent cx="5759999" cy="2574688"/>
+            <wp:extent cx="5759999" cy="2606032"/>
             <wp:effectExtent b="0" l="0" r="0" t="0"/>
-            <wp:docPr descr="Control flow before and after flattening" title="" id="160" name="Picture"/>
+            <wp:docPr descr="Control flow before and after flattening" title="" id="161" name="Picture"/>
             <a:graphic>
               <a:graphicData uri="http://schemas.openxmlformats.org/drawingml/2006/picture">
                 <pic:pic>
                   <pic:nvPicPr>
-                    <pic:cNvPr descr="h04-19-duzlestirme-giris.png" id="161" name="Picture"/>
+                    <pic:cNvPr descr="h04-19-duzlestirme-giris.png" id="162" name="Picture"/>
                     <pic:cNvPicPr>
                       <a:picLocks noChangeArrowheads="1" noChangeAspect="1"/>
                     </pic:cNvPicPr>
                   </pic:nvPicPr>
                   <pic:blipFill>
-                    <a:blip r:embed="rId159"/>
+                    <a:blip r:embed="rId160"/>
                     <a:stretch>
                       <a:fillRect/>
                     </a:stretch>
@@ -38517,7 +38237,7 @@
                   <pic:spPr bwMode="auto">
                     <a:xfrm>
                       <a:off x="0" y="0"/>
-                      <a:ext cx="5759999" cy="2574688"/>
+                      <a:ext cx="5759999" cy="2606032"/>
                     </a:xfrm>
                     <a:prstGeom prst="rect">
                       <a:avLst/>
@@ -39169,7 +38889,7 @@
         <w:pStyle w:val="Compact"/>
         <w:numPr>
           <w:ilvl w:val="0"/>
-          <w:numId w:val="1031"/>
+          <w:numId w:val="1016"/>
         </w:numPr>
       </w:pPr>
       <w:r>
@@ -39221,7 +38941,7 @@
         <w:pStyle w:val="Compact"/>
         <w:numPr>
           <w:ilvl w:val="0"/>
-          <w:numId w:val="1031"/>
+          <w:numId w:val="1016"/>
         </w:numPr>
       </w:pPr>
       <w:r>
@@ -39249,7 +38969,7 @@
         <w:pStyle w:val="Compact"/>
         <w:numPr>
           <w:ilvl w:val="0"/>
-          <w:numId w:val="1031"/>
+          <w:numId w:val="1016"/>
         </w:numPr>
       </w:pPr>
       <w:r>
@@ -39314,7 +39034,7 @@
         <w:pStyle w:val="Compact"/>
         <w:numPr>
           <w:ilvl w:val="0"/>
-          <w:numId w:val="1031"/>
+          <w:numId w:val="1016"/>
         </w:numPr>
       </w:pPr>
       <w:r>
@@ -39388,7 +39108,7 @@
         <w:t xml:space="preserve">return values used by libraries in the field.</w:t>
       </w:r>
     </w:p>
-    <w:bookmarkStart w:id="162" w:name="demo-7-control-flow-flattening"/>
+    <w:bookmarkStart w:id="164" w:name="demo-7-control-flow-flattening"/>
     <w:p>
       <w:pPr>
         <w:pStyle w:val="Heading3"/>
@@ -39799,7 +39519,24 @@
         <w:t xml:space="preserve"> </w:t>
       </w:r>
       <w:r>
-        <w:t xml:space="preserve">in Week 14 with Tigress’s</w:t>
+        <w:t xml:space="preserve">in</w:t>
+      </w:r>
+      <w:r>
+        <w:t xml:space="preserve"> </w:t>
+      </w:r>
+      <w:hyperlink r:id="rId163">
+        <w:r>
+          <w:rPr>
+            <w:rStyle w:val="Hyperlink"/>
+          </w:rPr>
+          <w:t xml:space="preserve">Week 14</w:t>
+        </w:r>
+      </w:hyperlink>
+      <w:r>
+        <w:t xml:space="preserve"> </w:t>
+      </w:r>
+      <w:r>
+        <w:t xml:space="preserve">with Tigress’s</w:t>
       </w:r>
       <w:r>
         <w:t xml:space="preserve"> </w:t>
@@ -39823,8 +39560,8 @@
         <w:t xml:space="preserve">resilience, cost) in Week 9.</w:t>
       </w:r>
     </w:p>
-    <w:bookmarkEnd w:id="162"/>
-    <w:bookmarkStart w:id="163" w:name="X841cdba0a13c8869106c5f18866264f5038b21b"/>
+    <w:bookmarkEnd w:id="164"/>
+    <w:bookmarkStart w:id="166" w:name="X841cdba0a13c8869106c5f18866264f5038b21b"/>
     <w:p>
       <w:pPr>
         <w:pStyle w:val="Heading3"/>
@@ -39852,7 +39589,7 @@
         <w:pStyle w:val="Compact"/>
         <w:numPr>
           <w:ilvl w:val="0"/>
-          <w:numId w:val="1032"/>
+          <w:numId w:val="1017"/>
         </w:numPr>
       </w:pPr>
       <w:r>
@@ -39886,7 +39623,7 @@
         <w:pStyle w:val="Compact"/>
         <w:numPr>
           <w:ilvl w:val="0"/>
-          <w:numId w:val="1032"/>
+          <w:numId w:val="1017"/>
         </w:numPr>
       </w:pPr>
       <w:r>
@@ -39929,7 +39666,7 @@
         <w:pStyle w:val="Compact"/>
         <w:numPr>
           <w:ilvl w:val="0"/>
-          <w:numId w:val="1032"/>
+          <w:numId w:val="1017"/>
         </w:numPr>
       </w:pPr>
       <w:r>
@@ -40039,7 +39776,18 @@
         <w:t xml:space="preserve"> </w:t>
       </w:r>
       <w:r>
-        <w:t xml:space="preserve">the attack; in attack-potential scoring (Week 13), the</w:t>
+        <w:t xml:space="preserve">the attack; in attack-potential scoring (</w:t>
+      </w:r>
+      <w:hyperlink r:id="rId165">
+        <w:r>
+          <w:rPr>
+            <w:rStyle w:val="Hyperlink"/>
+          </w:rPr>
+          <w:t xml:space="preserve">Week 13</w:t>
+        </w:r>
+      </w:hyperlink>
+      <w:r>
+        <w:t xml:space="preserve">), the</w:t>
       </w:r>
       <w:r>
         <w:t xml:space="preserve"> </w:t>
@@ -40079,9 +39827,9 @@
         </w:pict>
       </w:r>
     </w:p>
-    <w:bookmarkEnd w:id="163"/>
-    <w:bookmarkEnd w:id="164"/>
-    <w:bookmarkStart w:id="165" w:name="term-project-this-week"/>
+    <w:bookmarkEnd w:id="166"/>
+    <w:bookmarkEnd w:id="167"/>
+    <w:bookmarkStart w:id="168" w:name="term-project-this-week"/>
     <w:p>
       <w:pPr>
         <w:pStyle w:val="Heading2"/>
@@ -40133,7 +39881,7 @@
         <w:pStyle w:val="Compact"/>
         <w:numPr>
           <w:ilvl w:val="0"/>
-          <w:numId w:val="1033"/>
+          <w:numId w:val="1018"/>
         </w:numPr>
       </w:pPr>
       <w:r>
@@ -40187,7 +39935,7 @@
         <w:pStyle w:val="Compact"/>
         <w:numPr>
           <w:ilvl w:val="0"/>
-          <w:numId w:val="1034"/>
+          <w:numId w:val="1019"/>
         </w:numPr>
       </w:pPr>
       <w:r>
@@ -40232,7 +39980,7 @@
         <w:pStyle w:val="Compact"/>
         <w:numPr>
           <w:ilvl w:val="0"/>
-          <w:numId w:val="1035"/>
+          <w:numId w:val="1020"/>
         </w:numPr>
       </w:pPr>
       <w:r>
@@ -40244,7 +39992,7 @@
         <w:pStyle w:val="Compact"/>
         <w:numPr>
           <w:ilvl w:val="0"/>
-          <w:numId w:val="1036"/>
+          <w:numId w:val="1021"/>
         </w:numPr>
       </w:pPr>
       <w:r>
@@ -40262,7 +40010,7 @@
         <w:pStyle w:val="Compact"/>
         <w:numPr>
           <w:ilvl w:val="0"/>
-          <w:numId w:val="1037"/>
+          <w:numId w:val="1022"/>
         </w:numPr>
       </w:pPr>
       <w:r>
@@ -40350,8 +40098,8 @@
         </w:pict>
       </w:r>
     </w:p>
-    <w:bookmarkEnd w:id="165"/>
-    <w:bookmarkStart w:id="166" w:name="work-on-your-own"/>
+    <w:bookmarkEnd w:id="168"/>
+    <w:bookmarkStart w:id="169" w:name="work-on-your-own"/>
     <w:p>
       <w:pPr>
         <w:pStyle w:val="Heading2"/>
@@ -40869,8 +40617,8 @@
         </w:pict>
       </w:r>
     </w:p>
-    <w:bookmarkEnd w:id="166"/>
-    <w:bookmarkStart w:id="167" w:name="self-check"/>
+    <w:bookmarkEnd w:id="169"/>
+    <w:bookmarkStart w:id="170" w:name="self-check"/>
     <w:p>
       <w:pPr>
         <w:pStyle w:val="Heading2"/>
@@ -42854,8 +42602,8 @@
         </w:pict>
       </w:r>
     </w:p>
-    <w:bookmarkEnd w:id="167"/>
-    <w:bookmarkStart w:id="168" w:name="resources-and-further-reading"/>
+    <w:bookmarkEnd w:id="170"/>
+    <w:bookmarkStart w:id="172" w:name="resources-and-further-reading"/>
     <w:p>
       <w:pPr>
         <w:pStyle w:val="Heading2"/>
@@ -42900,7 +42648,7 @@
         <w:pStyle w:val="Compact"/>
         <w:numPr>
           <w:ilvl w:val="0"/>
-          <w:numId w:val="1038"/>
+          <w:numId w:val="1023"/>
         </w:numPr>
       </w:pPr>
       <w:r>
@@ -42918,7 +42666,7 @@
         <w:pStyle w:val="Compact"/>
         <w:numPr>
           <w:ilvl w:val="0"/>
-          <w:numId w:val="1038"/>
+          <w:numId w:val="1023"/>
         </w:numPr>
       </w:pPr>
       <w:r>
@@ -42930,7 +42678,7 @@
         <w:pStyle w:val="Compact"/>
         <w:numPr>
           <w:ilvl w:val="0"/>
-          <w:numId w:val="1038"/>
+          <w:numId w:val="1023"/>
         </w:numPr>
       </w:pPr>
       <w:r>
@@ -42960,7 +42708,7 @@
         <w:pStyle w:val="Compact"/>
         <w:numPr>
           <w:ilvl w:val="0"/>
-          <w:numId w:val="1039"/>
+          <w:numId w:val="1024"/>
         </w:numPr>
       </w:pPr>
       <w:r>
@@ -42972,7 +42720,7 @@
         <w:pStyle w:val="Compact"/>
         <w:numPr>
           <w:ilvl w:val="0"/>
-          <w:numId w:val="1039"/>
+          <w:numId w:val="1024"/>
         </w:numPr>
       </w:pPr>
       <w:r>
@@ -42997,7 +42745,7 @@
         <w:pStyle w:val="Compact"/>
         <w:numPr>
           <w:ilvl w:val="0"/>
-          <w:numId w:val="1039"/>
+          <w:numId w:val="1024"/>
         </w:numPr>
       </w:pPr>
       <w:r>
@@ -43045,7 +42793,7 @@
         <w:pStyle w:val="Compact"/>
         <w:numPr>
           <w:ilvl w:val="0"/>
-          <w:numId w:val="1039"/>
+          <w:numId w:val="1024"/>
         </w:numPr>
       </w:pPr>
       <w:r>
@@ -43057,7 +42805,7 @@
         <w:pStyle w:val="Compact"/>
         <w:numPr>
           <w:ilvl w:val="0"/>
-          <w:numId w:val="1039"/>
+          <w:numId w:val="1024"/>
         </w:numPr>
       </w:pPr>
       <w:r>
@@ -43081,7 +42829,7 @@
         <w:pStyle w:val="Compact"/>
         <w:numPr>
           <w:ilvl w:val="0"/>
-          <w:numId w:val="1039"/>
+          <w:numId w:val="1024"/>
         </w:numPr>
       </w:pPr>
       <w:r>
@@ -43104,7 +42852,21 @@
         <w:t xml:space="preserve"> </w:t>
       </w:r>
       <w:r>
-        <w:t xml:space="preserve">detail in Week 9).</w:t>
+        <w:t xml:space="preserve">detail in</w:t>
+      </w:r>
+      <w:r>
+        <w:t xml:space="preserve"> </w:t>
+      </w:r>
+      <w:hyperlink r:id="rId171">
+        <w:r>
+          <w:rPr>
+            <w:rStyle w:val="Hyperlink"/>
+          </w:rPr>
+          <w:t xml:space="preserve">Week 9</w:t>
+        </w:r>
+      </w:hyperlink>
+      <w:r>
+        <w:t xml:space="preserve">).</w:t>
       </w:r>
     </w:p>
     <w:p>
@@ -43725,8 +43487,73 @@
         </w:tc>
       </w:tr>
     </w:tbl>
-    <w:bookmarkEnd w:id="168"/>
-    <w:bookmarkEnd w:id="169"/>
+    <w:p>
+      <w:pPr>
+        <w:pStyle w:val="BlockText"/>
+      </w:pPr>
+      <w:r>
+        <w:rPr>
+          <w:b/>
+          <w:bCs/>
+        </w:rPr>
+        <w:t xml:space="preserve">Next week</w:t>
+      </w:r>
+    </w:p>
+    <w:p>
+      <w:pPr>
+        <w:pStyle w:val="BlockText"/>
+      </w:pPr>
+      <w:hyperlink r:id="rId69">
+        <w:r>
+          <w:rPr>
+            <w:rStyle w:val="Hyperlink"/>
+            <w:b/>
+            <w:bCs/>
+          </w:rPr>
+          <w:t xml:space="preserve">Week 5</w:t>
+        </w:r>
+      </w:hyperlink>
+      <w:r>
+        <w:rPr>
+          <w:b/>
+          <w:bCs/>
+        </w:rPr>
+        <w:t xml:space="preserve"> </w:t>
+      </w:r>
+      <w:r>
+        <w:rPr>
+          <w:b/>
+          <w:bCs/>
+        </w:rPr>
+        <w:t xml:space="preserve">— Java and interpreted languages.</w:t>
+      </w:r>
+      <w:r>
+        <w:t xml:space="preserve"> </w:t>
+      </w:r>
+      <w:r>
+        <w:t xml:space="preserve">This week we dealt with manually managed memory and</w:t>
+      </w:r>
+      <w:r>
+        <w:t xml:space="preserve"> </w:t>
+      </w:r>
+      <w:r>
+        <w:t xml:space="preserve">compiler/OS protections in C/C++; Week 5 shows how Java’s runtime (the JVM) eliminates most of the memory</w:t>
+      </w:r>
+      <w:r>
+        <w:t xml:space="preserve"> </w:t>
+      </w:r>
+      <w:r>
+        <w:t xml:space="preserve">bugs we saw this week (overflow, use-after-free, undefined behaviour), but opens up a new bug class —</w:t>
+      </w:r>
+      <w:r>
+        <w:t xml:space="preserve"> </w:t>
+      </w:r>
+      <w:r>
+        <w:t xml:space="preserve">injection. The SEI CERT Java rules will be compared with the SEI CERT C/C++ rules we covered today.</w:t>
+      </w:r>
+    </w:p>
+    <w:bookmarkEnd w:id="172"/>
+    <w:bookmarkEnd w:id="173"/>
     <w:sectPr>
       <w:headerReference r:id="rId9" w:type="default"/>
       <w:footerReference r:id="rId10" w:type="default"/>
@@ -44251,51 +44078,6 @@
     <w:abstractNumId w:val="991"/>
   </w:num>
   <w:num w:numId="1005">
-    <w:abstractNumId w:val="991"/>
-  </w:num>
-  <w:num w:numId="1006">
-    <w:abstractNumId w:val="991"/>
-  </w:num>
-  <w:num w:numId="1007">
-    <w:abstractNumId w:val="991"/>
-  </w:num>
-  <w:num w:numId="1008">
-    <w:abstractNumId w:val="991"/>
-  </w:num>
-  <w:num w:numId="1009">
-    <w:abstractNumId w:val="991"/>
-  </w:num>
-  <w:num w:numId="1010">
-    <w:abstractNumId w:val="991"/>
-  </w:num>
-  <w:num w:numId="1011">
-    <w:abstractNumId w:val="991"/>
-  </w:num>
-  <w:num w:numId="1012">
-    <w:abstractNumId w:val="991"/>
-  </w:num>
-  <w:num w:numId="1013">
-    <w:abstractNumId w:val="991"/>
-  </w:num>
-  <w:num w:numId="1014">
-    <w:abstractNumId w:val="991"/>
-  </w:num>
-  <w:num w:numId="1015">
-    <w:abstractNumId w:val="991"/>
-  </w:num>
-  <w:num w:numId="1016">
-    <w:abstractNumId w:val="991"/>
-  </w:num>
-  <w:num w:numId="1017">
-    <w:abstractNumId w:val="991"/>
-  </w:num>
-  <w:num w:numId="1018">
-    <w:abstractNumId w:val="991"/>
-  </w:num>
-  <w:num w:numId="1019">
-    <w:abstractNumId w:val="991"/>
-  </w:num>
-  <w:num w:numId="1020">
     <w:abstractNumId w:val="99411"/>
     <w:lvlOverride w:ilvl="0">
       <w:startOverride w:val="1"/>
@@ -44325,7 +44107,7 @@
       <w:startOverride w:val="1"/>
     </w:lvlOverride>
   </w:num>
-  <w:num w:numId="1021">
+  <w:num w:numId="1006">
     <w:abstractNumId w:val="99411"/>
     <w:lvlOverride w:ilvl="0">
       <w:startOverride w:val="1"/>
@@ -44355,7 +44137,7 @@
       <w:startOverride w:val="1"/>
     </w:lvlOverride>
   </w:num>
-  <w:num w:numId="1022">
+  <w:num w:numId="1007">
     <w:abstractNumId w:val="99411"/>
     <w:lvlOverride w:ilvl="0">
       <w:startOverride w:val="1"/>
@@ -44385,10 +44167,10 @@
       <w:startOverride w:val="1"/>
     </w:lvlOverride>
   </w:num>
-  <w:num w:numId="1023">
+  <w:num w:numId="1008">
     <w:abstractNumId w:val="991"/>
   </w:num>
-  <w:num w:numId="1024">
+  <w:num w:numId="1009">
     <w:abstractNumId w:val="99411"/>
     <w:lvlOverride w:ilvl="0">
       <w:startOverride w:val="1"/>
@@ -44418,7 +44200,7 @@
       <w:startOverride w:val="1"/>
     </w:lvlOverride>
   </w:num>
-  <w:num w:numId="1025">
+  <w:num w:numId="1010">
     <w:abstractNumId w:val="99411"/>
     <w:lvlOverride w:ilvl="0">
       <w:startOverride w:val="1"/>
@@ -44448,13 +44230,13 @@
       <w:startOverride w:val="1"/>
     </w:lvlOverride>
   </w:num>
-  <w:num w:numId="1026">
+  <w:num w:numId="1011">
     <w:abstractNumId w:val="991"/>
   </w:num>
-  <w:num w:numId="1027">
+  <w:num w:numId="1012">
     <w:abstractNumId w:val="991"/>
   </w:num>
-  <w:num w:numId="1028">
+  <w:num w:numId="1013">
     <w:abstractNumId w:val="99411"/>
     <w:lvlOverride w:ilvl="0">
       <w:startOverride w:val="1"/>
@@ -44484,37 +44266,37 @@
       <w:startOverride w:val="1"/>
     </w:lvlOverride>
   </w:num>
-  <w:num w:numId="1029">
+  <w:num w:numId="1014">
     <w:abstractNumId w:val="991"/>
   </w:num>
-  <w:num w:numId="1030">
+  <w:num w:numId="1015">
     <w:abstractNumId w:val="991"/>
   </w:num>
-  <w:num w:numId="1031">
+  <w:num w:numId="1016">
     <w:abstractNumId w:val="991"/>
   </w:num>
-  <w:num w:numId="1032">
+  <w:num w:numId="1017">
     <w:abstractNumId w:val="991"/>
   </w:num>
-  <w:num w:numId="1033">
+  <w:num w:numId="1018">
     <w:abstractNumId w:val="992"/>
   </w:num>
-  <w:num w:numId="1034">
+  <w:num w:numId="1019">
     <w:abstractNumId w:val="992"/>
   </w:num>
-  <w:num w:numId="1035">
+  <w:num w:numId="1020">
     <w:abstractNumId w:val="992"/>
   </w:num>
-  <w:num w:numId="1036">
+  <w:num w:numId="1021">
     <w:abstractNumId w:val="992"/>
   </w:num>
-  <w:num w:numId="1037">
+  <w:num w:numId="1022">
     <w:abstractNumId w:val="992"/>
   </w:num>
-  <w:num w:numId="1038">
+  <w:num w:numId="1023">
     <w:abstractNumId w:val="991"/>
   </w:num>
-  <w:num w:numId="1039">
+  <w:num w:numId="1024">
     <w:abstractNumId w:val="991"/>
   </w:num>
 </w:numbering>
